--- a/附件一_法定獨立分割可行性研究報告書.docx
+++ b/附件一_法定獨立分割可行性研究報告書.docx
@@ -4,45 +4,31 @@
   <w:body>
     <w:p>
       <w:pPr>
-        <w:spacing w:before="720" w:after="240"/>
+        <w:spacing w:before="80" w:after="40"/>
+        <w:jc w:val="center"/>
       </w:pPr>
       <w:r>
         <w:rPr>
           <w:rFonts w:ascii="PingFang TC" w:hAnsi="PingFang TC"/>
           <w:b/>
-          <w:color w:val="DE5814"/>
-          <w:sz w:val="19"/>
-        </w:rPr>
-        <w:t>專案代號：FY-SPLIT-2026-A2  ｜  法定機密報告</w:t>
-      </w:r>
-    </w:p>
-    <w:p>
-      <w:pPr>
-        <w:spacing w:before="200" w:after="280" w:line="300" w:lineRule="auto"/>
-      </w:pPr>
-      <w:r>
-        <w:rPr>
-          <w:rFonts w:ascii="PingFang TC" w:hAnsi="PingFang TC"/>
-          <w:b/>
-          <w:color w:val="A83212"/>
-          <w:sz w:val="44"/>
+          <w:color w:val="B8860B"/>
+          <w:sz w:val="28"/>
         </w:rPr>
         <w:t>【附件一】法定獨立分割可行性研究報告書</w:t>
       </w:r>
     </w:p>
     <w:p>
       <w:pPr>
-        <w:spacing w:before="120" w:after="480" w:line="324" w:lineRule="auto"/>
+        <w:spacing w:after="160"/>
+        <w:jc w:val="center"/>
       </w:pPr>
       <w:r>
         <w:rPr>
           <w:rFonts w:ascii="PingFang TC" w:hAnsi="PingFang TC"/>
-          <w:color w:val="2D3748"/>
-          <w:sz w:val="21"/>
+          <w:color w:val="8C8273"/>
+          <w:sz w:val="17"/>
         </w:rPr>
-        <w:t>基於《公寓大廈管理條例》第 26 條、第 31 條及 115 年度例行會議公文事實</w:t>
-        <w:br/>
-        <w:t>論證產權地理獨立性、垃圾自行清運非依賴性、28 萬元公款資產割離與五大推動程序全景藍圖</w:t>
+        <w:t>依據《公寓大廈管理條例》第 26 條第 1 項規定編制 ｜ 專案編號：FY-SPLIT-2026-A2</w:t>
       </w:r>
     </w:p>
     <w:tbl>
@@ -52,26 +38,52 @@
         <w:tblLook w:firstColumn="1" w:firstRow="1" w:lastColumn="0" w:lastRow="0" w:noHBand="0" w:noVBand="1" w:val="04A0"/>
       </w:tblPr>
       <w:tblGrid>
-        <w:gridCol w:w="9638"/>
+        <w:gridCol w:w="9866"/>
       </w:tblGrid>
       <w:tr>
         <w:tc>
           <w:tcPr>
-            <w:tcW w:type="dxa" w:w="9638"/>
-            <w:shd w:fill="DE5814"/>
+            <w:tcW w:type="dxa" w:w="9865"/>
+            <w:shd w:fill="FFFDF5"/>
             <w:tcMar>
-              <w:top w:w="35" w:type="dxa"/>
-              <w:bottom w:w="35" w:type="dxa"/>
-              <w:left w:w="0" w:type="dxa"/>
-              <w:right w:w="0" w:type="dxa"/>
+              <w:top w:w="60" w:type="dxa"/>
+              <w:bottom w:w="60" w:type="dxa"/>
+              <w:left w:w="100" w:type="dxa"/>
+              <w:right w:w="80" w:type="dxa"/>
             </w:tcMar>
-            <w:shd w:fill="1A1D20"/>
+            <w:tcBorders>
+              <w:left w:val="single" w:sz="24" w:space="0" w:color="D4AF37"/>
+              <w:top w:val="none"/>
+              <w:right w:val="none"/>
+              <w:bottom w:val="none"/>
+            </w:tcBorders>
           </w:tcPr>
-          <w:p/>
+          <w:p>
+            <w:pPr>
+              <w:spacing w:line="276" w:lineRule="auto" w:after="0"/>
+            </w:pPr>
+            <w:r>
+              <w:rPr>
+                <w:rFonts w:ascii="PingFang TC" w:hAnsi="PingFang TC"/>
+                <w:b/>
+                <w:color w:val="B8860B"/>
+                <w:sz w:val="18"/>
+              </w:rPr>
+              <w:t>【專案核心宗旨】</w:t>
+              <w:br/>
+            </w:r>
+            <w:r>
+              <w:rPr>
+                <w:rFonts w:ascii="PingFang TC" w:hAnsi="PingFang TC"/>
+                <w:color w:val="1A1D20"/>
+                <w:sz w:val="17"/>
+              </w:rPr>
+              <w:t>本報告書專為台中市沙鹿區「富宇大境（A2 區，共 6 戶透天別墅）」全體區分所有權人量身編制。針對現行與「富宇大地」六區合併共 241 戶之治理體系進行深度穿透分析。結論明確確立：富宇大境具備 100% 充分且具備法律勝訴優勢之法定獨立分割要件，且分割後對大境 6 戶住戶之財務利益與生活自主權具有壓倒性優勢。</w:t>
+            </w:r>
+          </w:p>
         </w:tc>
       </w:tr>
     </w:tbl>
-    <w:p/>
     <w:tbl>
       <w:tblPr>
         <w:tblW w:type="auto" w:w="0"/>
@@ -79,29 +91,31 @@
         <w:tblLook w:firstColumn="1" w:firstRow="1" w:lastColumn="0" w:lastRow="0" w:noHBand="0" w:noVBand="1" w:val="04A0"/>
       </w:tblPr>
       <w:tblGrid>
-        <w:gridCol w:w="4819"/>
-        <w:gridCol w:w="4819"/>
+        <w:gridCol w:w="4933"/>
+        <w:gridCol w:w="4933"/>
       </w:tblGrid>
       <w:tr>
         <w:tc>
           <w:tcPr>
-            <w:tcW w:type="dxa" w:w="2268"/>
-            <w:shd w:fill="FFFBEB"/>
+            <w:tcW w:type="dxa" w:w="1814"/>
+            <w:shd w:fill="FFFDF5"/>
             <w:tcMar>
-              <w:top w:w="90" w:type="dxa"/>
-              <w:bottom w:w="90" w:type="dxa"/>
-              <w:left w:w="130" w:type="dxa"/>
-              <w:right w:w="130" w:type="dxa"/>
+              <w:top w:w="60" w:type="dxa"/>
+              <w:bottom w:w="60" w:type="dxa"/>
+              <w:left w:w="90" w:type="dxa"/>
+              <w:right w:w="90" w:type="dxa"/>
             </w:tcMar>
-            <w:shd w:fill="1A1D20"/>
           </w:tcPr>
           <w:p>
+            <w:pPr>
+              <w:spacing w:after="0"/>
+            </w:pPr>
             <w:r>
               <w:rPr>
                 <w:rFonts w:ascii="PingFang TC" w:hAnsi="PingFang TC"/>
                 <w:b/>
-                <w:color w:val="D4AF37"/>
-                <w:sz w:val="18"/>
+                <w:color w:val="B8860B"/>
+                <w:sz w:val="17"/>
               </w:rPr>
               <w:t>專案標的</w:t>
             </w:r>
@@ -109,23 +123,25 @@
         </w:tc>
         <w:tc>
           <w:tcPr>
-            <w:tcW w:type="dxa" w:w="7370"/>
+            <w:tcW w:type="dxa" w:w="8050"/>
             <w:shd w:fill="FFFFFF"/>
             <w:tcMar>
-              <w:top w:w="90" w:type="dxa"/>
-              <w:bottom w:w="90" w:type="dxa"/>
-              <w:left w:w="130" w:type="dxa"/>
-              <w:right w:w="130" w:type="dxa"/>
+              <w:top w:w="60" w:type="dxa"/>
+              <w:bottom w:w="60" w:type="dxa"/>
+              <w:left w:w="90" w:type="dxa"/>
+              <w:right w:w="90" w:type="dxa"/>
             </w:tcMar>
-            <w:shd w:fill="1A1D20"/>
           </w:tcPr>
           <w:p>
+            <w:pPr>
+              <w:spacing w:after="0"/>
+            </w:pPr>
             <w:r>
               <w:rPr>
                 <w:rFonts w:ascii="PingFang TC" w:hAnsi="PingFang TC"/>
                 <w:b/>
-                <w:color w:val="D4AF37"/>
-                <w:sz w:val="18"/>
+                <w:color w:val="1A1D20"/>
+                <w:sz w:val="17"/>
               </w:rPr>
               <w:t>富宇大境（A2 區）透天別墅（龍社路 593、595、597、599、601、603 號，共 6 戶）</w:t>
             </w:r>
@@ -135,23 +151,25 @@
       <w:tr>
         <w:tc>
           <w:tcPr>
-            <w:tcW w:type="dxa" w:w="2268"/>
-            <w:shd w:fill="FFFBEB"/>
+            <w:tcW w:type="dxa" w:w="1814"/>
+            <w:shd w:fill="FFFDF5"/>
             <w:tcMar>
-              <w:top w:w="90" w:type="dxa"/>
-              <w:bottom w:w="90" w:type="dxa"/>
-              <w:left w:w="130" w:type="dxa"/>
-              <w:right w:w="130" w:type="dxa"/>
+              <w:top w:w="60" w:type="dxa"/>
+              <w:bottom w:w="60" w:type="dxa"/>
+              <w:left w:w="90" w:type="dxa"/>
+              <w:right w:w="90" w:type="dxa"/>
             </w:tcMar>
-            <w:shd w:fill="FFFDF5"/>
           </w:tcPr>
           <w:p>
+            <w:pPr>
+              <w:spacing w:after="0"/>
+            </w:pPr>
             <w:r>
               <w:rPr>
                 <w:rFonts w:ascii="PingFang TC" w:hAnsi="PingFang TC"/>
                 <w:b/>
-                <w:color w:val="A83212"/>
-                <w:sz w:val="18"/>
+                <w:color w:val="B8860B"/>
+                <w:sz w:val="17"/>
               </w:rPr>
               <w:t>現行管轄體系</w:t>
             </w:r>
@@ -159,22 +177,24 @@
         </w:tc>
         <w:tc>
           <w:tcPr>
-            <w:tcW w:type="dxa" w:w="7370"/>
-            <w:shd w:fill="F8FAFC"/>
+            <w:tcW w:type="dxa" w:w="8050"/>
+            <w:shd w:fill="FAF8F2"/>
             <w:tcMar>
-              <w:top w:w="90" w:type="dxa"/>
-              <w:bottom w:w="90" w:type="dxa"/>
-              <w:left w:w="130" w:type="dxa"/>
-              <w:right w:w="130" w:type="dxa"/>
+              <w:top w:w="60" w:type="dxa"/>
+              <w:bottom w:w="60" w:type="dxa"/>
+              <w:left w:w="90" w:type="dxa"/>
+              <w:right w:w="90" w:type="dxa"/>
             </w:tcMar>
-            <w:shd w:fill="FFFDF5"/>
           </w:tcPr>
           <w:p>
+            <w:pPr>
+              <w:spacing w:after="0"/>
+            </w:pPr>
             <w:r>
               <w:rPr>
                 <w:rFonts w:ascii="PingFang TC" w:hAnsi="PingFang TC"/>
-                <w:color w:val="2D3748"/>
-                <w:sz w:val="18"/>
+                <w:color w:val="1A1D20"/>
+                <w:sz w:val="17"/>
               </w:rPr>
               <w:t>富宇大地社區管理委員會（六區合併：A1, A2, B1, B2, C1, C2 共 241 戶）</w:t>
             </w:r>
@@ -184,23 +204,25 @@
       <w:tr>
         <w:tc>
           <w:tcPr>
-            <w:tcW w:type="dxa" w:w="2268"/>
-            <w:shd w:fill="FFFBEB"/>
+            <w:tcW w:type="dxa" w:w="1814"/>
+            <w:shd w:fill="FFFDF5"/>
             <w:tcMar>
-              <w:top w:w="90" w:type="dxa"/>
-              <w:bottom w:w="90" w:type="dxa"/>
-              <w:left w:w="130" w:type="dxa"/>
-              <w:right w:w="130" w:type="dxa"/>
+              <w:top w:w="60" w:type="dxa"/>
+              <w:bottom w:w="60" w:type="dxa"/>
+              <w:left w:w="90" w:type="dxa"/>
+              <w:right w:w="90" w:type="dxa"/>
             </w:tcMar>
-            <w:shd w:fill="FAF8F2"/>
           </w:tcPr>
           <w:p>
+            <w:pPr>
+              <w:spacing w:after="0"/>
+            </w:pPr>
             <w:r>
               <w:rPr>
                 <w:rFonts w:ascii="PingFang TC" w:hAnsi="PingFang TC"/>
                 <w:b/>
-                <w:color w:val="A83212"/>
-                <w:sz w:val="18"/>
+                <w:color w:val="B8860B"/>
+                <w:sz w:val="17"/>
               </w:rPr>
               <w:t>核心推動法規</w:t>
             </w:r>
@@ -208,22 +230,24 @@
         </w:tc>
         <w:tc>
           <w:tcPr>
-            <w:tcW w:type="dxa" w:w="7370"/>
+            <w:tcW w:type="dxa" w:w="8050"/>
             <w:shd w:fill="FFFFFF"/>
             <w:tcMar>
-              <w:top w:w="90" w:type="dxa"/>
-              <w:bottom w:w="90" w:type="dxa"/>
-              <w:left w:w="130" w:type="dxa"/>
-              <w:right w:w="130" w:type="dxa"/>
+              <w:top w:w="60" w:type="dxa"/>
+              <w:bottom w:w="60" w:type="dxa"/>
+              <w:left w:w="90" w:type="dxa"/>
+              <w:right w:w="90" w:type="dxa"/>
             </w:tcMar>
-            <w:shd w:fill="FAF8F2"/>
           </w:tcPr>
           <w:p>
+            <w:pPr>
+              <w:spacing w:after="0"/>
+            </w:pPr>
             <w:r>
               <w:rPr>
                 <w:rFonts w:ascii="PingFang TC" w:hAnsi="PingFang TC"/>
-                <w:color w:val="2D3748"/>
-                <w:sz w:val="18"/>
+                <w:color w:val="1A1D20"/>
+                <w:sz w:val="17"/>
               </w:rPr>
               <w:t>《公寓大廈管理條例》第 26 條第 1 項（得獨立使用分別成立管委會）</w:t>
             </w:r>
@@ -233,23 +257,25 @@
       <w:tr>
         <w:tc>
           <w:tcPr>
-            <w:tcW w:type="dxa" w:w="2268"/>
-            <w:shd w:fill="FFFBEB"/>
+            <w:tcW w:type="dxa" w:w="1814"/>
+            <w:shd w:fill="FFFDF5"/>
             <w:tcMar>
-              <w:top w:w="90" w:type="dxa"/>
-              <w:bottom w:w="90" w:type="dxa"/>
-              <w:left w:w="130" w:type="dxa"/>
-              <w:right w:w="130" w:type="dxa"/>
+              <w:top w:w="60" w:type="dxa"/>
+              <w:bottom w:w="60" w:type="dxa"/>
+              <w:left w:w="90" w:type="dxa"/>
+              <w:right w:w="90" w:type="dxa"/>
             </w:tcMar>
-            <w:shd w:fill="FFFDF5"/>
           </w:tcPr>
           <w:p>
+            <w:pPr>
+              <w:spacing w:after="0"/>
+            </w:pPr>
             <w:r>
               <w:rPr>
                 <w:rFonts w:ascii="PingFang TC" w:hAnsi="PingFang TC"/>
                 <w:b/>
-                <w:color w:val="A83212"/>
-                <w:sz w:val="18"/>
+                <w:color w:val="B8860B"/>
+                <w:sz w:val="17"/>
               </w:rPr>
               <w:t>關鍵突破事實</w:t>
             </w:r>
@@ -257,24 +283,26 @@
         </w:tc>
         <w:tc>
           <w:tcPr>
-            <w:tcW w:type="dxa" w:w="7370"/>
-            <w:shd w:fill="F8FAFC"/>
+            <w:tcW w:type="dxa" w:w="8050"/>
+            <w:shd w:fill="FAF8F2"/>
             <w:tcMar>
-              <w:top w:w="90" w:type="dxa"/>
-              <w:bottom w:w="90" w:type="dxa"/>
-              <w:left w:w="130" w:type="dxa"/>
-              <w:right w:w="130" w:type="dxa"/>
+              <w:top w:w="60" w:type="dxa"/>
+              <w:bottom w:w="60" w:type="dxa"/>
+              <w:left w:w="90" w:type="dxa"/>
+              <w:right w:w="90" w:type="dxa"/>
             </w:tcMar>
-            <w:shd w:fill="FFFDF5"/>
           </w:tcPr>
           <w:p>
+            <w:pPr>
+              <w:spacing w:after="0"/>
+            </w:pPr>
             <w:r>
               <w:rPr>
                 <w:rFonts w:ascii="PingFang TC" w:hAnsi="PingFang TC"/>
-                <w:color w:val="2D3748"/>
-                <w:sz w:val="18"/>
+                <w:color w:val="1A1D20"/>
+                <w:sz w:val="17"/>
               </w:rPr>
-              <w:t>A2 大境面臨龍社路公有道路獨立出入，完全不使用社區內部收費子母車（住戶自行等垃圾車）</w:t>
+              <w:t>A2 大境面臨龍社路公有道路獨立出入，完全不使用社區內部收費子母車（住戶自行等市府垃圾車）</w:t>
             </w:r>
           </w:p>
         </w:tc>
@@ -282,23 +310,25 @@
       <w:tr>
         <w:tc>
           <w:tcPr>
-            <w:tcW w:type="dxa" w:w="2268"/>
-            <w:shd w:fill="FFFBEB"/>
+            <w:tcW w:type="dxa" w:w="1814"/>
+            <w:shd w:fill="FFFDF5"/>
             <w:tcMar>
-              <w:top w:w="90" w:type="dxa"/>
-              <w:bottom w:w="90" w:type="dxa"/>
-              <w:left w:w="130" w:type="dxa"/>
-              <w:right w:w="130" w:type="dxa"/>
+              <w:top w:w="60" w:type="dxa"/>
+              <w:bottom w:w="60" w:type="dxa"/>
+              <w:left w:w="90" w:type="dxa"/>
+              <w:right w:w="90" w:type="dxa"/>
             </w:tcMar>
-            <w:shd w:fill="FAF8F2"/>
           </w:tcPr>
           <w:p>
+            <w:pPr>
+              <w:spacing w:after="0"/>
+            </w:pPr>
             <w:r>
               <w:rPr>
                 <w:rFonts w:ascii="PingFang TC" w:hAnsi="PingFang TC"/>
                 <w:b/>
-                <w:color w:val="A83212"/>
-                <w:sz w:val="18"/>
+                <w:color w:val="B8860B"/>
+                <w:sz w:val="17"/>
               </w:rPr>
               <w:t>可分割公款資產</w:t>
             </w:r>
@@ -306,22 +336,25 @@
         </w:tc>
         <w:tc>
           <w:tcPr>
-            <w:tcW w:type="dxa" w:w="7370"/>
+            <w:tcW w:type="dxa" w:w="8050"/>
             <w:shd w:fill="FFFFFF"/>
             <w:tcMar>
-              <w:top w:w="90" w:type="dxa"/>
-              <w:bottom w:w="90" w:type="dxa"/>
-              <w:left w:w="130" w:type="dxa"/>
-              <w:right w:w="130" w:type="dxa"/>
+              <w:top w:w="60" w:type="dxa"/>
+              <w:bottom w:w="60" w:type="dxa"/>
+              <w:left w:w="90" w:type="dxa"/>
+              <w:right w:w="90" w:type="dxa"/>
             </w:tcMar>
-            <w:shd w:fill="FAF8F2"/>
           </w:tcPr>
           <w:p>
+            <w:pPr>
+              <w:spacing w:after="0"/>
+            </w:pPr>
             <w:r>
               <w:rPr>
                 <w:rFonts w:ascii="PingFang TC" w:hAnsi="PingFang TC"/>
-                <w:color w:val="2D3748"/>
-                <w:sz w:val="18"/>
+                <w:b/>
+                <w:color w:val="1A1D20"/>
+                <w:sz w:val="17"/>
               </w:rPr>
               <w:t>新光銀行 A2 大境定存專單 NT$ 220,231 元 ＋ 富宇交屋管理基金 NT$ 60,000 元（合計逾 28 萬元）</w:t>
             </w:r>
@@ -331,23 +364,25 @@
       <w:tr>
         <w:tc>
           <w:tcPr>
-            <w:tcW w:type="dxa" w:w="2268"/>
-            <w:shd w:fill="FFFBEB"/>
+            <w:tcW w:type="dxa" w:w="1814"/>
+            <w:shd w:fill="FFFDF5"/>
             <w:tcMar>
-              <w:top w:w="90" w:type="dxa"/>
-              <w:bottom w:w="90" w:type="dxa"/>
-              <w:left w:w="130" w:type="dxa"/>
-              <w:right w:w="130" w:type="dxa"/>
+              <w:top w:w="60" w:type="dxa"/>
+              <w:bottom w:w="60" w:type="dxa"/>
+              <w:left w:w="90" w:type="dxa"/>
+              <w:right w:w="90" w:type="dxa"/>
             </w:tcMar>
-            <w:shd w:fill="FFFDF5"/>
           </w:tcPr>
           <w:p>
+            <w:pPr>
+              <w:spacing w:after="0"/>
+            </w:pPr>
             <w:r>
               <w:rPr>
                 <w:rFonts w:ascii="PingFang TC" w:hAnsi="PingFang TC"/>
                 <w:b/>
-                <w:color w:val="A83212"/>
-                <w:sz w:val="18"/>
+                <w:color w:val="B8860B"/>
+                <w:sz w:val="17"/>
               </w:rPr>
               <w:t>專案報告人</w:t>
             </w:r>
@@ -355,22 +390,24 @@
         </w:tc>
         <w:tc>
           <w:tcPr>
-            <w:tcW w:type="dxa" w:w="7370"/>
-            <w:shd w:fill="F8FAFC"/>
+            <w:tcW w:type="dxa" w:w="8050"/>
+            <w:shd w:fill="FAF8F2"/>
             <w:tcMar>
-              <w:top w:w="90" w:type="dxa"/>
-              <w:bottom w:w="90" w:type="dxa"/>
-              <w:left w:w="130" w:type="dxa"/>
-              <w:right w:w="130" w:type="dxa"/>
+              <w:top w:w="60" w:type="dxa"/>
+              <w:bottom w:w="60" w:type="dxa"/>
+              <w:left w:w="90" w:type="dxa"/>
+              <w:right w:w="90" w:type="dxa"/>
             </w:tcMar>
-            <w:shd w:fill="FFFDF5"/>
           </w:tcPr>
           <w:p>
+            <w:pPr>
+              <w:spacing w:after="0"/>
+            </w:pPr>
             <w:r>
               <w:rPr>
                 <w:rFonts w:ascii="PingFang TC" w:hAnsi="PingFang TC"/>
-                <w:color w:val="2D3748"/>
-                <w:sz w:val="18"/>
+                <w:color w:val="1A1D20"/>
+                <w:sz w:val="17"/>
               </w:rPr>
               <w:t>廖倫豪（社區治理諮詢）</w:t>
             </w:r>
@@ -379,18 +416,1310 @@
       </w:tr>
     </w:tbl>
     <w:p>
+      <w:r>
+        <w:br w:type="page"/>
+      </w:r>
+    </w:p>
+    <w:p>
       <w:pPr>
-        <w:spacing w:before="600"/>
-        <w:jc w:val="right"/>
+        <w:spacing w:before="120" w:after="40"/>
       </w:pPr>
       <w:r>
         <w:rPr>
           <w:rFonts w:ascii="PingFang TC" w:hAnsi="PingFang TC"/>
           <w:b/>
-          <w:color w:val="718096"/>
+          <w:color w:val="B8860B"/>
+          <w:sz w:val="21"/>
+        </w:rPr>
+        <w:t>【執行摘要：富宇大境法定獨立分割核心結論】</w:t>
+      </w:r>
+    </w:p>
+    <w:tbl>
+      <w:tblPr>
+        <w:tblW w:type="auto" w:w="0"/>
+        <w:jc w:val="center"/>
+        <w:tblLook w:firstColumn="1" w:firstRow="1" w:lastColumn="0" w:lastRow="0" w:noHBand="0" w:noVBand="1" w:val="04A0"/>
+      </w:tblPr>
+      <w:tblGrid>
+        <w:gridCol w:w="9866"/>
+      </w:tblGrid>
+      <w:tr>
+        <w:tc>
+          <w:tcPr>
+            <w:tcW w:type="dxa" w:w="9865"/>
+            <w:shd w:fill="FFFDF5"/>
+            <w:tcMar>
+              <w:top w:w="60" w:type="dxa"/>
+              <w:bottom w:w="60" w:type="dxa"/>
+              <w:left w:w="100" w:type="dxa"/>
+              <w:right w:w="80" w:type="dxa"/>
+            </w:tcMar>
+            <w:tcBorders>
+              <w:left w:val="single" w:sz="24" w:space="0" w:color="D4AF37"/>
+              <w:top w:val="none"/>
+              <w:right w:val="none"/>
+              <w:bottom w:val="none"/>
+            </w:tcBorders>
+          </w:tcPr>
+          <w:p>
+            <w:pPr>
+              <w:spacing w:line="276" w:lineRule="auto" w:after="0"/>
+            </w:pPr>
+            <w:r>
+              <w:rPr>
+                <w:rFonts w:ascii="PingFang TC" w:hAnsi="PingFang TC"/>
+                <w:b/>
+                <w:color w:val="B8860B"/>
+                <w:sz w:val="18"/>
+              </w:rPr>
+              <w:t>【四大核心結論摘要】</w:t>
+              <w:br/>
+            </w:r>
+            <w:r>
+              <w:rPr>
+                <w:rFonts w:ascii="PingFang TC" w:hAnsi="PingFang TC"/>
+                <w:color w:val="1A1D20"/>
+                <w:sz w:val="17"/>
+              </w:rPr>
+              <w:t>1. 地理出入完全獨立：A2 大境 6 戶門牌臨龍社路公有計畫道路，出入絕不途經富宇大地內部私設巷道（如 642 巷等）。</w:t>
+              <w:br/>
+              <w:t>2. 垃圾清運完全非依賴：大境住戶門前即可直接等待台中市環保局公有垃圾車，完全未使用大社區內部睿豐每週二次之收費子母車。</w:t>
+              <w:br/>
+              <w:t>3. 產權專款明確具備憑據：新光銀行專戶已將「A2 大境定存」獨立開單為 NT$ 220,231 元，產權歸屬毫無爭議。</w:t>
+              <w:br/>
+              <w:t>4. 管理費負擔實質減半：獨立後大境 6 戶無需分攤大社區 7 萬物業經理與 5 萬清運費，每戶每月管理費可自 $1,000 降至 $400，帳上更坐擁 28 萬餘元充裕公款儲備！</w:t>
+            </w:r>
+          </w:p>
+        </w:tc>
+      </w:tr>
+    </w:tbl>
+    <w:p>
+      <w:pPr>
+        <w:spacing w:before="120" w:after="40"/>
+      </w:pPr>
+      <w:r>
+        <w:rPr>
+          <w:rFonts w:ascii="PingFang TC" w:hAnsi="PingFang TC"/>
+          <w:b/>
+          <w:color w:val="B8860B"/>
+          <w:sz w:val="21"/>
+        </w:rPr>
+        <w:t>第壹章：專案緣起與六區合併現況體檢</w:t>
+      </w:r>
+    </w:p>
+    <w:p>
+      <w:pPr>
+        <w:spacing w:before="80" w:after="20"/>
+      </w:pPr>
+      <w:r>
+        <w:rPr>
+          <w:rFonts w:ascii="PingFang TC" w:hAnsi="PingFang TC"/>
+          <w:b/>
+          <w:color w:val="D4AF37"/>
           <w:sz w:val="18"/>
         </w:rPr>
-        <w:t>中華民國 115 年 9 月  ｜  米蘭風格審計專刊</w:t>
+        <w:t>1.1 社區歷史演進與六區合併背景</w:t>
+      </w:r>
+    </w:p>
+    <w:p>
+      <w:pPr>
+        <w:spacing w:line="276" w:lineRule="auto" w:before="20" w:after="40"/>
+      </w:pPr>
+      <w:r>
+        <w:rPr>
+          <w:rFonts w:ascii="PingFang TC" w:hAnsi="PingFang TC"/>
+          <w:color w:val="1A1D20"/>
+          <w:sz w:val="17"/>
+        </w:rPr>
+        <w:t>富宇大地社區最初係由原「大境 (A2)、上境 (A1)、悠境 (B2)、澄境 (C2)」等 4 個獨立別墅案組合而成。至 115 年 1 月 24 日，「好境 (B1)、清境 (C1)」決議合併成立聯合管理委員會。於 115 年 4 月 18 日完成六區合併程序，並於 4 月 28 日完成組織報備，5 月 14 日獲台中市龍井區公所合法核准備查。</w:t>
+      </w:r>
+    </w:p>
+    <w:p>
+      <w:pPr>
+        <w:spacing w:before="80" w:after="20"/>
+      </w:pPr>
+      <w:r>
+        <w:rPr>
+          <w:rFonts w:ascii="PingFang TC" w:hAnsi="PingFang TC"/>
+          <w:b/>
+          <w:color w:val="D4AF37"/>
+          <w:sz w:val="18"/>
+        </w:rPr>
+        <w:t>1.2 六區地緣與戶數配置失衡現況</w:t>
+      </w:r>
+    </w:p>
+    <w:p>
+      <w:pPr>
+        <w:spacing w:line="276" w:lineRule="auto" w:before="20" w:after="40"/>
+      </w:pPr>
+      <w:r>
+        <w:rPr>
+          <w:rFonts w:ascii="PingFang TC" w:hAnsi="PingFang TC"/>
+          <w:color w:val="1A1D20"/>
+          <w:sz w:val="17"/>
+        </w:rPr>
+        <w:t>依據 115 年度官方地籍配置圖，全社區 241 戶分布極不均勻，大境僅佔極小比例：</w:t>
+      </w:r>
+    </w:p>
+    <w:tbl>
+      <w:tblPr>
+        <w:tblW w:type="auto" w:w="0"/>
+        <w:jc w:val="center"/>
+        <w:tblLook w:firstColumn="1" w:firstRow="1" w:lastColumn="0" w:lastRow="0" w:noHBand="0" w:noVBand="1" w:val="04A0"/>
+      </w:tblPr>
+      <w:tblGrid>
+        <w:gridCol w:w="1973"/>
+        <w:gridCol w:w="1973"/>
+        <w:gridCol w:w="1973"/>
+        <w:gridCol w:w="1973"/>
+        <w:gridCol w:w="1973"/>
+      </w:tblGrid>
+      <w:tr>
+        <w:tc>
+          <w:tcPr>
+            <w:tcW w:type="dxa" w:w="1973"/>
+            <w:shd w:fill="1A1D20"/>
+            <w:tcMar>
+              <w:top w:w="45" w:type="dxa"/>
+              <w:bottom w:w="45" w:type="dxa"/>
+              <w:left w:w="60" w:type="dxa"/>
+              <w:right w:w="60" w:type="dxa"/>
+            </w:tcMar>
+          </w:tcPr>
+          <w:p>
+            <w:pPr>
+              <w:spacing w:after="0"/>
+            </w:pPr>
+            <w:r>
+              <w:rPr>
+                <w:rFonts w:ascii="PingFang TC" w:hAnsi="PingFang TC"/>
+                <w:b/>
+                <w:color w:val="D4AF37"/>
+                <w:sz w:val="16"/>
+              </w:rPr>
+              <w:t>分區代號</w:t>
+            </w:r>
+          </w:p>
+        </w:tc>
+        <w:tc>
+          <w:tcPr>
+            <w:tcW w:type="dxa" w:w="1973"/>
+            <w:shd w:fill="1A1D20"/>
+            <w:tcMar>
+              <w:top w:w="45" w:type="dxa"/>
+              <w:bottom w:w="45" w:type="dxa"/>
+              <w:left w:w="60" w:type="dxa"/>
+              <w:right w:w="60" w:type="dxa"/>
+            </w:tcMar>
+          </w:tcPr>
+          <w:p>
+            <w:pPr>
+              <w:spacing w:after="0"/>
+            </w:pPr>
+            <w:r>
+              <w:rPr>
+                <w:rFonts w:ascii="PingFang TC" w:hAnsi="PingFang TC"/>
+                <w:b/>
+                <w:color w:val="D4AF37"/>
+                <w:sz w:val="16"/>
+              </w:rPr>
+              <w:t>分區名稱</w:t>
+            </w:r>
+          </w:p>
+        </w:tc>
+        <w:tc>
+          <w:tcPr>
+            <w:tcW w:type="dxa" w:w="1973"/>
+            <w:shd w:fill="1A1D20"/>
+            <w:tcMar>
+              <w:top w:w="45" w:type="dxa"/>
+              <w:bottom w:w="45" w:type="dxa"/>
+              <w:left w:w="60" w:type="dxa"/>
+              <w:right w:w="60" w:type="dxa"/>
+            </w:tcMar>
+          </w:tcPr>
+          <w:p>
+            <w:pPr>
+              <w:spacing w:after="0"/>
+            </w:pPr>
+            <w:r>
+              <w:rPr>
+                <w:rFonts w:ascii="PingFang TC" w:hAnsi="PingFang TC"/>
+                <w:b/>
+                <w:color w:val="D4AF37"/>
+                <w:sz w:val="16"/>
+              </w:rPr>
+              <w:t>總戶數</w:t>
+            </w:r>
+          </w:p>
+        </w:tc>
+        <w:tc>
+          <w:tcPr>
+            <w:tcW w:type="dxa" w:w="1973"/>
+            <w:shd w:fill="1A1D20"/>
+            <w:tcMar>
+              <w:top w:w="45" w:type="dxa"/>
+              <w:bottom w:w="45" w:type="dxa"/>
+              <w:left w:w="60" w:type="dxa"/>
+              <w:right w:w="60" w:type="dxa"/>
+            </w:tcMar>
+          </w:tcPr>
+          <w:p>
+            <w:pPr>
+              <w:spacing w:after="0"/>
+            </w:pPr>
+            <w:r>
+              <w:rPr>
+                <w:rFonts w:ascii="PingFang TC" w:hAnsi="PingFang TC"/>
+                <w:b/>
+                <w:color w:val="D4AF37"/>
+                <w:sz w:val="16"/>
+              </w:rPr>
+              <w:t>戶數佔比</w:t>
+            </w:r>
+          </w:p>
+        </w:tc>
+        <w:tc>
+          <w:tcPr>
+            <w:tcW w:type="dxa" w:w="1973"/>
+            <w:shd w:fill="1A1D20"/>
+            <w:tcMar>
+              <w:top w:w="45" w:type="dxa"/>
+              <w:bottom w:w="45" w:type="dxa"/>
+              <w:left w:w="60" w:type="dxa"/>
+              <w:right w:w="60" w:type="dxa"/>
+            </w:tcMar>
+          </w:tcPr>
+          <w:p>
+            <w:pPr>
+              <w:spacing w:after="0"/>
+            </w:pPr>
+            <w:r>
+              <w:rPr>
+                <w:rFonts w:ascii="PingFang TC" w:hAnsi="PingFang TC"/>
+                <w:b/>
+                <w:color w:val="D4AF37"/>
+                <w:sz w:val="16"/>
+              </w:rPr>
+              <w:t>地理出入與共用特徵</w:t>
+            </w:r>
+          </w:p>
+        </w:tc>
+      </w:tr>
+      <w:tr>
+        <w:tc>
+          <w:tcPr>
+            <w:tcW w:type="dxa" w:w="1973"/>
+            <w:shd w:fill="FFFDF5"/>
+            <w:tcMar>
+              <w:top w:w="45" w:type="dxa"/>
+              <w:bottom w:w="45" w:type="dxa"/>
+              <w:left w:w="60" w:type="dxa"/>
+              <w:right w:w="60" w:type="dxa"/>
+            </w:tcMar>
+          </w:tcPr>
+          <w:p>
+            <w:pPr>
+              <w:spacing w:after="0"/>
+            </w:pPr>
+            <w:r>
+              <w:rPr>
+                <w:rFonts w:ascii="PingFang TC" w:hAnsi="PingFang TC"/>
+                <w:b/>
+                <w:color w:val="B8860B"/>
+                <w:sz w:val="16"/>
+              </w:rPr>
+              <w:t>A2 區</w:t>
+            </w:r>
+          </w:p>
+        </w:tc>
+        <w:tc>
+          <w:tcPr>
+            <w:tcW w:type="dxa" w:w="1973"/>
+            <w:shd w:fill="FFFDF5"/>
+            <w:tcMar>
+              <w:top w:w="45" w:type="dxa"/>
+              <w:bottom w:w="45" w:type="dxa"/>
+              <w:left w:w="60" w:type="dxa"/>
+              <w:right w:w="60" w:type="dxa"/>
+            </w:tcMar>
+          </w:tcPr>
+          <w:p>
+            <w:pPr>
+              <w:spacing w:after="0"/>
+            </w:pPr>
+            <w:r>
+              <w:rPr>
+                <w:rFonts w:ascii="PingFang TC" w:hAnsi="PingFang TC"/>
+                <w:b/>
+                <w:color w:val="B8860B"/>
+                <w:sz w:val="16"/>
+              </w:rPr>
+              <w:t>富宇大境 (本專案)</w:t>
+            </w:r>
+          </w:p>
+        </w:tc>
+        <w:tc>
+          <w:tcPr>
+            <w:tcW w:type="dxa" w:w="1973"/>
+            <w:shd w:fill="FFFDF5"/>
+            <w:tcMar>
+              <w:top w:w="45" w:type="dxa"/>
+              <w:bottom w:w="45" w:type="dxa"/>
+              <w:left w:w="60" w:type="dxa"/>
+              <w:right w:w="60" w:type="dxa"/>
+            </w:tcMar>
+          </w:tcPr>
+          <w:p>
+            <w:pPr>
+              <w:spacing w:after="0"/>
+            </w:pPr>
+            <w:r>
+              <w:rPr>
+                <w:rFonts w:ascii="PingFang TC" w:hAnsi="PingFang TC"/>
+                <w:b/>
+                <w:color w:val="B8860B"/>
+                <w:sz w:val="16"/>
+              </w:rPr>
+              <w:t>6 戶</w:t>
+            </w:r>
+          </w:p>
+        </w:tc>
+        <w:tc>
+          <w:tcPr>
+            <w:tcW w:type="dxa" w:w="1973"/>
+            <w:shd w:fill="FFFDF5"/>
+            <w:tcMar>
+              <w:top w:w="45" w:type="dxa"/>
+              <w:bottom w:w="45" w:type="dxa"/>
+              <w:left w:w="60" w:type="dxa"/>
+              <w:right w:w="60" w:type="dxa"/>
+            </w:tcMar>
+          </w:tcPr>
+          <w:p>
+            <w:pPr>
+              <w:spacing w:after="0"/>
+            </w:pPr>
+            <w:r>
+              <w:rPr>
+                <w:rFonts w:ascii="PingFang TC" w:hAnsi="PingFang TC"/>
+                <w:b/>
+                <w:color w:val="B8860B"/>
+                <w:sz w:val="16"/>
+              </w:rPr>
+              <w:t>2.49%</w:t>
+            </w:r>
+          </w:p>
+        </w:tc>
+        <w:tc>
+          <w:tcPr>
+            <w:tcW w:type="dxa" w:w="1973"/>
+            <w:shd w:fill="FFFDF5"/>
+            <w:tcMar>
+              <w:top w:w="45" w:type="dxa"/>
+              <w:bottom w:w="45" w:type="dxa"/>
+              <w:left w:w="60" w:type="dxa"/>
+              <w:right w:w="60" w:type="dxa"/>
+            </w:tcMar>
+          </w:tcPr>
+          <w:p>
+            <w:pPr>
+              <w:spacing w:after="0"/>
+            </w:pPr>
+            <w:r>
+              <w:rPr>
+                <w:rFonts w:ascii="PingFang TC" w:hAnsi="PingFang TC"/>
+                <w:b/>
+                <w:color w:val="B8860B"/>
+                <w:sz w:val="16"/>
+              </w:rPr>
+              <w:t>面臨龍社路公有道路，獨立出入，完全不經過社區巷道</w:t>
+            </w:r>
+          </w:p>
+        </w:tc>
+      </w:tr>
+      <w:tr>
+        <w:tc>
+          <w:tcPr>
+            <w:tcW w:type="dxa" w:w="1973"/>
+            <w:shd w:fill="FAF8F2"/>
+            <w:tcMar>
+              <w:top w:w="45" w:type="dxa"/>
+              <w:bottom w:w="45" w:type="dxa"/>
+              <w:left w:w="60" w:type="dxa"/>
+              <w:right w:w="60" w:type="dxa"/>
+            </w:tcMar>
+          </w:tcPr>
+          <w:p>
+            <w:pPr>
+              <w:spacing w:after="0"/>
+            </w:pPr>
+            <w:r>
+              <w:rPr>
+                <w:rFonts w:ascii="PingFang TC" w:hAnsi="PingFang TC"/>
+                <w:color w:val="1A1D20"/>
+                <w:sz w:val="16"/>
+              </w:rPr>
+              <w:t>A1 區</w:t>
+            </w:r>
+          </w:p>
+        </w:tc>
+        <w:tc>
+          <w:tcPr>
+            <w:tcW w:type="dxa" w:w="1973"/>
+            <w:shd w:fill="FAF8F2"/>
+            <w:tcMar>
+              <w:top w:w="45" w:type="dxa"/>
+              <w:bottom w:w="45" w:type="dxa"/>
+              <w:left w:w="60" w:type="dxa"/>
+              <w:right w:w="60" w:type="dxa"/>
+            </w:tcMar>
+          </w:tcPr>
+          <w:p>
+            <w:pPr>
+              <w:spacing w:after="0"/>
+            </w:pPr>
+            <w:r>
+              <w:rPr>
+                <w:rFonts w:ascii="PingFang TC" w:hAnsi="PingFang TC"/>
+                <w:color w:val="1A1D20"/>
+                <w:sz w:val="16"/>
+              </w:rPr>
+              <w:t>富宇上境</w:t>
+            </w:r>
+          </w:p>
+        </w:tc>
+        <w:tc>
+          <w:tcPr>
+            <w:tcW w:type="dxa" w:w="1973"/>
+            <w:shd w:fill="FAF8F2"/>
+            <w:tcMar>
+              <w:top w:w="45" w:type="dxa"/>
+              <w:bottom w:w="45" w:type="dxa"/>
+              <w:left w:w="60" w:type="dxa"/>
+              <w:right w:w="60" w:type="dxa"/>
+            </w:tcMar>
+          </w:tcPr>
+          <w:p>
+            <w:pPr>
+              <w:spacing w:after="0"/>
+            </w:pPr>
+            <w:r>
+              <w:rPr>
+                <w:rFonts w:ascii="PingFang TC" w:hAnsi="PingFang TC"/>
+                <w:color w:val="1A1D20"/>
+                <w:sz w:val="16"/>
+              </w:rPr>
+              <w:t>13 戶</w:t>
+            </w:r>
+          </w:p>
+        </w:tc>
+        <w:tc>
+          <w:tcPr>
+            <w:tcW w:type="dxa" w:w="1973"/>
+            <w:shd w:fill="FAF8F2"/>
+            <w:tcMar>
+              <w:top w:w="45" w:type="dxa"/>
+              <w:bottom w:w="45" w:type="dxa"/>
+              <w:left w:w="60" w:type="dxa"/>
+              <w:right w:w="60" w:type="dxa"/>
+            </w:tcMar>
+          </w:tcPr>
+          <w:p>
+            <w:pPr>
+              <w:spacing w:after="0"/>
+            </w:pPr>
+            <w:r>
+              <w:rPr>
+                <w:rFonts w:ascii="PingFang TC" w:hAnsi="PingFang TC"/>
+                <w:color w:val="1A1D20"/>
+                <w:sz w:val="16"/>
+              </w:rPr>
+              <w:t>5.39%</w:t>
+            </w:r>
+          </w:p>
+        </w:tc>
+        <w:tc>
+          <w:tcPr>
+            <w:tcW w:type="dxa" w:w="1973"/>
+            <w:shd w:fill="FAF8F2"/>
+            <w:tcMar>
+              <w:top w:w="45" w:type="dxa"/>
+              <w:bottom w:w="45" w:type="dxa"/>
+              <w:left w:w="60" w:type="dxa"/>
+              <w:right w:w="60" w:type="dxa"/>
+            </w:tcMar>
+          </w:tcPr>
+          <w:p>
+            <w:pPr>
+              <w:spacing w:after="0"/>
+            </w:pPr>
+            <w:r>
+              <w:rPr>
+                <w:rFonts w:ascii="PingFang TC" w:hAnsi="PingFang TC"/>
+                <w:color w:val="1A1D20"/>
+                <w:sz w:val="16"/>
+              </w:rPr>
+              <w:t>面臨龍社路公有道路，獨立出入</w:t>
+            </w:r>
+          </w:p>
+        </w:tc>
+      </w:tr>
+      <w:tr>
+        <w:tc>
+          <w:tcPr>
+            <w:tcW w:type="dxa" w:w="1973"/>
+            <w:shd w:fill="FFFFFF"/>
+            <w:tcMar>
+              <w:top w:w="45" w:type="dxa"/>
+              <w:bottom w:w="45" w:type="dxa"/>
+              <w:left w:w="60" w:type="dxa"/>
+              <w:right w:w="60" w:type="dxa"/>
+            </w:tcMar>
+          </w:tcPr>
+          <w:p>
+            <w:pPr>
+              <w:spacing w:after="0"/>
+            </w:pPr>
+            <w:r>
+              <w:rPr>
+                <w:rFonts w:ascii="PingFang TC" w:hAnsi="PingFang TC"/>
+                <w:color w:val="1A1D20"/>
+                <w:sz w:val="16"/>
+              </w:rPr>
+              <w:t>B1 區</w:t>
+            </w:r>
+          </w:p>
+        </w:tc>
+        <w:tc>
+          <w:tcPr>
+            <w:tcW w:type="dxa" w:w="1973"/>
+            <w:shd w:fill="FFFFFF"/>
+            <w:tcMar>
+              <w:top w:w="45" w:type="dxa"/>
+              <w:bottom w:w="45" w:type="dxa"/>
+              <w:left w:w="60" w:type="dxa"/>
+              <w:right w:w="60" w:type="dxa"/>
+            </w:tcMar>
+          </w:tcPr>
+          <w:p>
+            <w:pPr>
+              <w:spacing w:after="0"/>
+            </w:pPr>
+            <w:r>
+              <w:rPr>
+                <w:rFonts w:ascii="PingFang TC" w:hAnsi="PingFang TC"/>
+                <w:color w:val="1A1D20"/>
+                <w:sz w:val="16"/>
+              </w:rPr>
+              <w:t>富宇好境</w:t>
+            </w:r>
+          </w:p>
+        </w:tc>
+        <w:tc>
+          <w:tcPr>
+            <w:tcW w:type="dxa" w:w="1973"/>
+            <w:shd w:fill="FFFFFF"/>
+            <w:tcMar>
+              <w:top w:w="45" w:type="dxa"/>
+              <w:bottom w:w="45" w:type="dxa"/>
+              <w:left w:w="60" w:type="dxa"/>
+              <w:right w:w="60" w:type="dxa"/>
+            </w:tcMar>
+          </w:tcPr>
+          <w:p>
+            <w:pPr>
+              <w:spacing w:after="0"/>
+            </w:pPr>
+            <w:r>
+              <w:rPr>
+                <w:rFonts w:ascii="PingFang TC" w:hAnsi="PingFang TC"/>
+                <w:color w:val="1A1D20"/>
+                <w:sz w:val="16"/>
+              </w:rPr>
+              <w:t>42 戶</w:t>
+            </w:r>
+          </w:p>
+        </w:tc>
+        <w:tc>
+          <w:tcPr>
+            <w:tcW w:type="dxa" w:w="1973"/>
+            <w:shd w:fill="FFFFFF"/>
+            <w:tcMar>
+              <w:top w:w="45" w:type="dxa"/>
+              <w:bottom w:w="45" w:type="dxa"/>
+              <w:left w:w="60" w:type="dxa"/>
+              <w:right w:w="60" w:type="dxa"/>
+            </w:tcMar>
+          </w:tcPr>
+          <w:p>
+            <w:pPr>
+              <w:spacing w:after="0"/>
+            </w:pPr>
+            <w:r>
+              <w:rPr>
+                <w:rFonts w:ascii="PingFang TC" w:hAnsi="PingFang TC"/>
+                <w:color w:val="1A1D20"/>
+                <w:sz w:val="16"/>
+              </w:rPr>
+              <w:t>17.43%</w:t>
+            </w:r>
+          </w:p>
+        </w:tc>
+        <w:tc>
+          <w:tcPr>
+            <w:tcW w:type="dxa" w:w="1973"/>
+            <w:shd w:fill="FFFFFF"/>
+            <w:tcMar>
+              <w:top w:w="45" w:type="dxa"/>
+              <w:bottom w:w="45" w:type="dxa"/>
+              <w:left w:w="60" w:type="dxa"/>
+              <w:right w:w="60" w:type="dxa"/>
+            </w:tcMar>
+          </w:tcPr>
+          <w:p>
+            <w:pPr>
+              <w:spacing w:after="0"/>
+            </w:pPr>
+            <w:r>
+              <w:rPr>
+                <w:rFonts w:ascii="PingFang TC" w:hAnsi="PingFang TC"/>
+                <w:color w:val="1A1D20"/>
+                <w:sz w:val="16"/>
+              </w:rPr>
+              <w:t>經由龍社路內部私設巷道進出，高度共用巷道與環保室</w:t>
+            </w:r>
+          </w:p>
+        </w:tc>
+      </w:tr>
+      <w:tr>
+        <w:tc>
+          <w:tcPr>
+            <w:tcW w:type="dxa" w:w="1973"/>
+            <w:shd w:fill="FAF8F2"/>
+            <w:tcMar>
+              <w:top w:w="45" w:type="dxa"/>
+              <w:bottom w:w="45" w:type="dxa"/>
+              <w:left w:w="60" w:type="dxa"/>
+              <w:right w:w="60" w:type="dxa"/>
+            </w:tcMar>
+          </w:tcPr>
+          <w:p>
+            <w:pPr>
+              <w:spacing w:after="0"/>
+            </w:pPr>
+            <w:r>
+              <w:rPr>
+                <w:rFonts w:ascii="PingFang TC" w:hAnsi="PingFang TC"/>
+                <w:color w:val="1A1D20"/>
+                <w:sz w:val="16"/>
+              </w:rPr>
+              <w:t>B2 區</w:t>
+            </w:r>
+          </w:p>
+        </w:tc>
+        <w:tc>
+          <w:tcPr>
+            <w:tcW w:type="dxa" w:w="1973"/>
+            <w:shd w:fill="FAF8F2"/>
+            <w:tcMar>
+              <w:top w:w="45" w:type="dxa"/>
+              <w:bottom w:w="45" w:type="dxa"/>
+              <w:left w:w="60" w:type="dxa"/>
+              <w:right w:w="60" w:type="dxa"/>
+            </w:tcMar>
+          </w:tcPr>
+          <w:p>
+            <w:pPr>
+              <w:spacing w:after="0"/>
+            </w:pPr>
+            <w:r>
+              <w:rPr>
+                <w:rFonts w:ascii="PingFang TC" w:hAnsi="PingFang TC"/>
+                <w:color w:val="1A1D20"/>
+                <w:sz w:val="16"/>
+              </w:rPr>
+              <w:t>富宇悠境</w:t>
+            </w:r>
+          </w:p>
+        </w:tc>
+        <w:tc>
+          <w:tcPr>
+            <w:tcW w:type="dxa" w:w="1973"/>
+            <w:shd w:fill="FAF8F2"/>
+            <w:tcMar>
+              <w:top w:w="45" w:type="dxa"/>
+              <w:bottom w:w="45" w:type="dxa"/>
+              <w:left w:w="60" w:type="dxa"/>
+              <w:right w:w="60" w:type="dxa"/>
+            </w:tcMar>
+          </w:tcPr>
+          <w:p>
+            <w:pPr>
+              <w:spacing w:after="0"/>
+            </w:pPr>
+            <w:r>
+              <w:rPr>
+                <w:rFonts w:ascii="PingFang TC" w:hAnsi="PingFang TC"/>
+                <w:color w:val="1A1D20"/>
+                <w:sz w:val="16"/>
+              </w:rPr>
+              <w:t>55 戶</w:t>
+            </w:r>
+          </w:p>
+        </w:tc>
+        <w:tc>
+          <w:tcPr>
+            <w:tcW w:type="dxa" w:w="1973"/>
+            <w:shd w:fill="FAF8F2"/>
+            <w:tcMar>
+              <w:top w:w="45" w:type="dxa"/>
+              <w:bottom w:w="45" w:type="dxa"/>
+              <w:left w:w="60" w:type="dxa"/>
+              <w:right w:w="60" w:type="dxa"/>
+            </w:tcMar>
+          </w:tcPr>
+          <w:p>
+            <w:pPr>
+              <w:spacing w:after="0"/>
+            </w:pPr>
+            <w:r>
+              <w:rPr>
+                <w:rFonts w:ascii="PingFang TC" w:hAnsi="PingFang TC"/>
+                <w:color w:val="1A1D20"/>
+                <w:sz w:val="16"/>
+              </w:rPr>
+              <w:t>22.82%</w:t>
+            </w:r>
+          </w:p>
+        </w:tc>
+        <w:tc>
+          <w:tcPr>
+            <w:tcW w:type="dxa" w:w="1973"/>
+            <w:shd w:fill="FAF8F2"/>
+            <w:tcMar>
+              <w:top w:w="45" w:type="dxa"/>
+              <w:bottom w:w="45" w:type="dxa"/>
+              <w:left w:w="60" w:type="dxa"/>
+              <w:right w:w="60" w:type="dxa"/>
+            </w:tcMar>
+          </w:tcPr>
+          <w:p>
+            <w:pPr>
+              <w:spacing w:after="0"/>
+            </w:pPr>
+            <w:r>
+              <w:rPr>
+                <w:rFonts w:ascii="PingFang TC" w:hAnsi="PingFang TC"/>
+                <w:color w:val="1A1D20"/>
+                <w:sz w:val="16"/>
+              </w:rPr>
+              <w:t>經由龍社路內部私設巷道進出，深處社區</w:t>
+            </w:r>
+          </w:p>
+        </w:tc>
+      </w:tr>
+      <w:tr>
+        <w:tc>
+          <w:tcPr>
+            <w:tcW w:type="dxa" w:w="1973"/>
+            <w:shd w:fill="FFFFFF"/>
+            <w:tcMar>
+              <w:top w:w="45" w:type="dxa"/>
+              <w:bottom w:w="45" w:type="dxa"/>
+              <w:left w:w="60" w:type="dxa"/>
+              <w:right w:w="60" w:type="dxa"/>
+            </w:tcMar>
+          </w:tcPr>
+          <w:p>
+            <w:pPr>
+              <w:spacing w:after="0"/>
+            </w:pPr>
+            <w:r>
+              <w:rPr>
+                <w:rFonts w:ascii="PingFang TC" w:hAnsi="PingFang TC"/>
+                <w:color w:val="1A1D20"/>
+                <w:sz w:val="16"/>
+              </w:rPr>
+              <w:t>C1 區</w:t>
+            </w:r>
+          </w:p>
+        </w:tc>
+        <w:tc>
+          <w:tcPr>
+            <w:tcW w:type="dxa" w:w="1973"/>
+            <w:shd w:fill="FFFFFF"/>
+            <w:tcMar>
+              <w:top w:w="45" w:type="dxa"/>
+              <w:bottom w:w="45" w:type="dxa"/>
+              <w:left w:w="60" w:type="dxa"/>
+              <w:right w:w="60" w:type="dxa"/>
+            </w:tcMar>
+          </w:tcPr>
+          <w:p>
+            <w:pPr>
+              <w:spacing w:after="0"/>
+            </w:pPr>
+            <w:r>
+              <w:rPr>
+                <w:rFonts w:ascii="PingFang TC" w:hAnsi="PingFang TC"/>
+                <w:color w:val="1A1D20"/>
+                <w:sz w:val="16"/>
+              </w:rPr>
+              <w:t>富宇清境</w:t>
+            </w:r>
+          </w:p>
+        </w:tc>
+        <w:tc>
+          <w:tcPr>
+            <w:tcW w:type="dxa" w:w="1973"/>
+            <w:shd w:fill="FFFFFF"/>
+            <w:tcMar>
+              <w:top w:w="45" w:type="dxa"/>
+              <w:bottom w:w="45" w:type="dxa"/>
+              <w:left w:w="60" w:type="dxa"/>
+              <w:right w:w="60" w:type="dxa"/>
+            </w:tcMar>
+          </w:tcPr>
+          <w:p>
+            <w:pPr>
+              <w:spacing w:after="0"/>
+            </w:pPr>
+            <w:r>
+              <w:rPr>
+                <w:rFonts w:ascii="PingFang TC" w:hAnsi="PingFang TC"/>
+                <w:color w:val="1A1D20"/>
+                <w:sz w:val="16"/>
+              </w:rPr>
+              <w:t>66 戶</w:t>
+            </w:r>
+          </w:p>
+        </w:tc>
+        <w:tc>
+          <w:tcPr>
+            <w:tcW w:type="dxa" w:w="1973"/>
+            <w:shd w:fill="FFFFFF"/>
+            <w:tcMar>
+              <w:top w:w="45" w:type="dxa"/>
+              <w:bottom w:w="45" w:type="dxa"/>
+              <w:left w:w="60" w:type="dxa"/>
+              <w:right w:w="60" w:type="dxa"/>
+            </w:tcMar>
+          </w:tcPr>
+          <w:p>
+            <w:pPr>
+              <w:spacing w:after="0"/>
+            </w:pPr>
+            <w:r>
+              <w:rPr>
+                <w:rFonts w:ascii="PingFang TC" w:hAnsi="PingFang TC"/>
+                <w:color w:val="1A1D20"/>
+                <w:sz w:val="16"/>
+              </w:rPr>
+              <w:t>27.39%</w:t>
+            </w:r>
+          </w:p>
+        </w:tc>
+        <w:tc>
+          <w:tcPr>
+            <w:tcW w:type="dxa" w:w="1973"/>
+            <w:shd w:fill="FFFFFF"/>
+            <w:tcMar>
+              <w:top w:w="45" w:type="dxa"/>
+              <w:bottom w:w="45" w:type="dxa"/>
+              <w:left w:w="60" w:type="dxa"/>
+              <w:right w:w="60" w:type="dxa"/>
+            </w:tcMar>
+          </w:tcPr>
+          <w:p>
+            <w:pPr>
+              <w:spacing w:after="0"/>
+            </w:pPr>
+            <w:r>
+              <w:rPr>
+                <w:rFonts w:ascii="PingFang TC" w:hAnsi="PingFang TC"/>
+                <w:color w:val="1A1D20"/>
+                <w:sz w:val="16"/>
+              </w:rPr>
+              <w:t>經由龍社路 642 巷內部巷道進出，最大戶數聚落</w:t>
+            </w:r>
+          </w:p>
+        </w:tc>
+      </w:tr>
+      <w:tr>
+        <w:tc>
+          <w:tcPr>
+            <w:tcW w:type="dxa" w:w="1973"/>
+            <w:shd w:fill="FAF8F2"/>
+            <w:tcMar>
+              <w:top w:w="45" w:type="dxa"/>
+              <w:bottom w:w="45" w:type="dxa"/>
+              <w:left w:w="60" w:type="dxa"/>
+              <w:right w:w="60" w:type="dxa"/>
+            </w:tcMar>
+          </w:tcPr>
+          <w:p>
+            <w:pPr>
+              <w:spacing w:after="0"/>
+            </w:pPr>
+            <w:r>
+              <w:rPr>
+                <w:rFonts w:ascii="PingFang TC" w:hAnsi="PingFang TC"/>
+                <w:color w:val="1A1D20"/>
+                <w:sz w:val="16"/>
+              </w:rPr>
+              <w:t>C2 區</w:t>
+            </w:r>
+          </w:p>
+        </w:tc>
+        <w:tc>
+          <w:tcPr>
+            <w:tcW w:type="dxa" w:w="1973"/>
+            <w:shd w:fill="FAF8F2"/>
+            <w:tcMar>
+              <w:top w:w="45" w:type="dxa"/>
+              <w:bottom w:w="45" w:type="dxa"/>
+              <w:left w:w="60" w:type="dxa"/>
+              <w:right w:w="60" w:type="dxa"/>
+            </w:tcMar>
+          </w:tcPr>
+          <w:p>
+            <w:pPr>
+              <w:spacing w:after="0"/>
+            </w:pPr>
+            <w:r>
+              <w:rPr>
+                <w:rFonts w:ascii="PingFang TC" w:hAnsi="PingFang TC"/>
+                <w:color w:val="1A1D20"/>
+                <w:sz w:val="16"/>
+              </w:rPr>
+              <w:t>富宇澄境</w:t>
+            </w:r>
+          </w:p>
+        </w:tc>
+        <w:tc>
+          <w:tcPr>
+            <w:tcW w:type="dxa" w:w="1973"/>
+            <w:shd w:fill="FAF8F2"/>
+            <w:tcMar>
+              <w:top w:w="45" w:type="dxa"/>
+              <w:bottom w:w="45" w:type="dxa"/>
+              <w:left w:w="60" w:type="dxa"/>
+              <w:right w:w="60" w:type="dxa"/>
+            </w:tcMar>
+          </w:tcPr>
+          <w:p>
+            <w:pPr>
+              <w:spacing w:after="0"/>
+            </w:pPr>
+            <w:r>
+              <w:rPr>
+                <w:rFonts w:ascii="PingFang TC" w:hAnsi="PingFang TC"/>
+                <w:color w:val="1A1D20"/>
+                <w:sz w:val="16"/>
+              </w:rPr>
+              <w:t>59 戶</w:t>
+            </w:r>
+          </w:p>
+        </w:tc>
+        <w:tc>
+          <w:tcPr>
+            <w:tcW w:type="dxa" w:w="1973"/>
+            <w:shd w:fill="FAF8F2"/>
+            <w:tcMar>
+              <w:top w:w="45" w:type="dxa"/>
+              <w:bottom w:w="45" w:type="dxa"/>
+              <w:left w:w="60" w:type="dxa"/>
+              <w:right w:w="60" w:type="dxa"/>
+            </w:tcMar>
+          </w:tcPr>
+          <w:p>
+            <w:pPr>
+              <w:spacing w:after="0"/>
+            </w:pPr>
+            <w:r>
+              <w:rPr>
+                <w:rFonts w:ascii="PingFang TC" w:hAnsi="PingFang TC"/>
+                <w:color w:val="1A1D20"/>
+                <w:sz w:val="16"/>
+              </w:rPr>
+              <w:t>24.48%</w:t>
+            </w:r>
+          </w:p>
+        </w:tc>
+        <w:tc>
+          <w:tcPr>
+            <w:tcW w:type="dxa" w:w="1973"/>
+            <w:shd w:fill="FAF8F2"/>
+            <w:tcMar>
+              <w:top w:w="45" w:type="dxa"/>
+              <w:bottom w:w="45" w:type="dxa"/>
+              <w:left w:w="60" w:type="dxa"/>
+              <w:right w:w="60" w:type="dxa"/>
+            </w:tcMar>
+          </w:tcPr>
+          <w:p>
+            <w:pPr>
+              <w:spacing w:after="0"/>
+            </w:pPr>
+            <w:r>
+              <w:rPr>
+                <w:rFonts w:ascii="PingFang TC" w:hAnsi="PingFang TC"/>
+                <w:color w:val="1A1D20"/>
+                <w:sz w:val="16"/>
+              </w:rPr>
+              <w:t>經由龍社路 642、646 巷進出，內部大型聚落</w:t>
+            </w:r>
+          </w:p>
+        </w:tc>
+      </w:tr>
+    </w:tbl>
+    <w:p>
+      <w:r>
+        <w:br w:type="page"/>
+      </w:r>
+    </w:p>
+    <w:p>
+      <w:pPr>
+        <w:spacing w:before="80" w:after="20"/>
+      </w:pPr>
+      <w:r>
+        <w:rPr>
+          <w:rFonts w:ascii="PingFang TC" w:hAnsi="PingFang TC"/>
+          <w:b/>
+          <w:color w:val="D4AF37"/>
+          <w:sz w:val="18"/>
+        </w:rPr>
+        <w:t>1.3 A2 大境現行「利益嚴重不對等」財務困境</w:t>
+      </w:r>
+    </w:p>
+    <w:p>
+      <w:pPr>
+        <w:spacing w:line="276" w:lineRule="auto" w:before="20" w:after="40"/>
+      </w:pPr>
+      <w:r>
+        <w:rPr>
+          <w:rFonts w:ascii="PingFang TC" w:hAnsi="PingFang TC"/>
+          <w:color w:val="1A1D20"/>
+          <w:sz w:val="17"/>
+        </w:rPr>
+        <w:t>A2 大境僅 6 戶，在 241 戶的管委會體系中話語權僅佔 2.49%，處於絕對弱勢邊緣。更嚴重的是財務上的『巨額逆向補貼』：</w:t>
+      </w:r>
+    </w:p>
+    <w:p>
+      <w:pPr>
+        <w:spacing w:line="276" w:lineRule="auto" w:before="20" w:after="40"/>
+      </w:pPr>
+      <w:r>
+        <w:rPr>
+          <w:rFonts w:ascii="PingFang TC" w:hAnsi="PingFang TC"/>
+          <w:color w:val="1A1D20"/>
+          <w:sz w:val="17"/>
+        </w:rPr>
+        <w:t>1. 每年繳交 7.2 萬元管理費（6戶 × $1,000 × 12個月）：全數流入大社區經常門水庫。</w:t>
+      </w:r>
+    </w:p>
+    <w:p>
+      <w:pPr>
+        <w:spacing w:line="276" w:lineRule="auto" w:before="20" w:after="40"/>
+      </w:pPr>
+      <w:r>
+        <w:rPr>
+          <w:rFonts w:ascii="PingFang TC" w:hAnsi="PingFang TC"/>
+          <w:color w:val="1A1D20"/>
+          <w:sz w:val="17"/>
+        </w:rPr>
+        <w:t>2. 補貼大社區內部垃圾子母車：睿豐清運每月耗費約 4.8 萬元（每週兩次 6 桶，每桶 $1,000）。大境住戶自己走幾步路在龍社路等免費公有垃圾車，根本沒有使用子母車，卻每年幫大社區分攤垃圾處理費！</w:t>
+      </w:r>
+    </w:p>
+    <w:p>
+      <w:pPr>
+        <w:spacing w:line="276" w:lineRule="auto" w:before="20" w:after="40"/>
+      </w:pPr>
+      <w:r>
+        <w:rPr>
+          <w:rFonts w:ascii="PingFang TC" w:hAnsi="PingFang TC"/>
+          <w:color w:val="1A1D20"/>
+          <w:sz w:val="17"/>
+        </w:rPr>
+        <w:t>3. 補貼巷道深處之物業經理薪水：福爾摩沙物業經理（$70,350/月）常駐於內部貨櫃屋管理室，大境住戶位在最外側龍社路，日常信件大多由郵差按門鈴直送，實質享受到的物業服務近乎於零。</w:t>
+      </w:r>
+    </w:p>
+    <w:p>
+      <w:pPr>
+        <w:spacing w:before="120" w:after="40"/>
+      </w:pPr>
+      <w:r>
+        <w:rPr>
+          <w:rFonts w:ascii="PingFang TC" w:hAnsi="PingFang TC"/>
+          <w:b/>
+          <w:color w:val="B8860B"/>
+          <w:sz w:val="21"/>
+        </w:rPr>
+        <w:t>第貳章：法定分割之法理依據與三大核心王牌</w:t>
+      </w:r>
+    </w:p>
+    <w:p>
+      <w:pPr>
+        <w:spacing w:before="80" w:after="20"/>
+      </w:pPr>
+      <w:r>
+        <w:rPr>
+          <w:rFonts w:ascii="PingFang TC" w:hAnsi="PingFang TC"/>
+          <w:b/>
+          <w:color w:val="D4AF37"/>
+          <w:sz w:val="18"/>
+        </w:rPr>
+        <w:t>2.1 《公寓大廈管理條例》第 26 條第 1 項之法定構成要件</w:t>
+      </w:r>
+    </w:p>
+    <w:p>
+      <w:pPr>
+        <w:spacing w:line="276" w:lineRule="auto" w:before="20" w:after="40"/>
+      </w:pPr>
+      <w:r>
+        <w:rPr>
+          <w:rFonts w:ascii="PingFang TC" w:hAnsi="PingFang TC"/>
+          <w:color w:val="1A1D20"/>
+          <w:sz w:val="17"/>
+        </w:rPr>
+        <w:t>按《公寓大廈管理條例》第 26 條第 1 項明定：「多數各自獨立使用之建築物、公寓大廈……如各該區得獨立使用且能分別成立管理委員會者，得分別成立管理委員會。」</w:t>
+      </w:r>
+    </w:p>
+    <w:tbl>
+      <w:tblPr>
+        <w:tblW w:type="auto" w:w="0"/>
+        <w:jc w:val="center"/>
+        <w:tblLook w:firstColumn="1" w:firstRow="1" w:lastColumn="0" w:lastRow="0" w:noHBand="0" w:noVBand="1" w:val="04A0"/>
+      </w:tblPr>
+      <w:tblGrid>
+        <w:gridCol w:w="9866"/>
+      </w:tblGrid>
+      <w:tr>
+        <w:tc>
+          <w:tcPr>
+            <w:tcW w:type="dxa" w:w="9865"/>
+            <w:shd w:fill="FFFDF5"/>
+            <w:tcMar>
+              <w:top w:w="60" w:type="dxa"/>
+              <w:bottom w:w="60" w:type="dxa"/>
+              <w:left w:w="100" w:type="dxa"/>
+              <w:right w:w="80" w:type="dxa"/>
+            </w:tcMar>
+            <w:tcBorders>
+              <w:left w:val="single" w:sz="24" w:space="0" w:color="D4AF37"/>
+              <w:top w:val="none"/>
+              <w:right w:val="none"/>
+              <w:bottom w:val="none"/>
+            </w:tcBorders>
+          </w:tcPr>
+          <w:p>
+            <w:pPr>
+              <w:spacing w:line="276" w:lineRule="auto" w:after="0"/>
+            </w:pPr>
+            <w:r>
+              <w:rPr>
+                <w:rFonts w:ascii="PingFang TC" w:hAnsi="PingFang TC"/>
+                <w:b/>
+                <w:color w:val="B8860B"/>
+                <w:sz w:val="18"/>
+              </w:rPr>
+              <w:t>【法定構成要件分析】</w:t>
+              <w:br/>
+            </w:r>
+            <w:r>
+              <w:rPr>
+                <w:rFonts w:ascii="PingFang TC" w:hAnsi="PingFang TC"/>
+                <w:color w:val="1A1D20"/>
+                <w:sz w:val="17"/>
+              </w:rPr>
+              <w:t>【要件一】得各自獨立使用：建物出入、生活機能、給排水水電設施具備完全獨立性。</w:t>
+              <w:br/>
+              <w:t>【要件二】全體區權人依法具名連署：依條例規定由本區全體 6 戶區權人一致具名簽署立案。</w:t>
+            </w:r>
+          </w:p>
+        </w:tc>
+      </w:tr>
+    </w:tbl>
+    <w:p>
+      <w:pPr>
+        <w:spacing w:before="80" w:after="20"/>
+      </w:pPr>
+      <w:r>
+        <w:rPr>
+          <w:rFonts w:ascii="PingFang TC" w:hAnsi="PingFang TC"/>
+          <w:b/>
+          <w:color w:val="D4AF37"/>
+          <w:sz w:val="18"/>
+        </w:rPr>
+        <w:t>2.2 核心王牌一：免用子母車，環保自理之完全非依賴性</w:t>
+      </w:r>
+    </w:p>
+    <w:p>
+      <w:pPr>
+        <w:spacing w:line="276" w:lineRule="auto" w:before="20" w:after="40"/>
+      </w:pPr>
+      <w:r>
+        <w:rPr>
+          <w:rFonts w:ascii="PingFang TC" w:hAnsi="PingFang TC"/>
+          <w:color w:val="1A1D20"/>
+          <w:sz w:val="17"/>
+        </w:rPr>
+        <w:t>在所有分割爭議中，大社區管委會最常阻擋分割的理由即為『共用垃圾儲存設施（環保室）』。然而在富宇大地，A2 大境擁有絕對的抗辯王牌：龍社路為台中市環保局公有垃圾車定時定點行經路線。大境 6 戶出門即可投遞，平日均自行等垃圾車，完全無人使用內部收費子母車。大境 6 戶並出具《環保自理切結書》，自願放棄使用原環保室，直接瓦解『公設具有不可分性』之抗辯！</w:t>
+      </w:r>
+    </w:p>
+    <w:p>
+      <w:pPr>
+        <w:spacing w:before="80" w:after="20"/>
+      </w:pPr>
+      <w:r>
+        <w:rPr>
+          <w:rFonts w:ascii="PingFang TC" w:hAnsi="PingFang TC"/>
+          <w:b/>
+          <w:color w:val="D4AF37"/>
+          <w:sz w:val="18"/>
+        </w:rPr>
+        <w:t>2.3 核心王牌二：臨龍社路公有道路，通行權完全獨立</w:t>
+      </w:r>
+    </w:p>
+    <w:p>
+      <w:pPr>
+        <w:spacing w:line="276" w:lineRule="auto" w:before="20" w:after="40"/>
+      </w:pPr>
+      <w:r>
+        <w:rPr>
+          <w:rFonts w:ascii="PingFang TC" w:hAnsi="PingFang TC"/>
+          <w:color w:val="1A1D20"/>
+          <w:sz w:val="17"/>
+        </w:rPr>
+        <w:t>A2 大境 6 戶基地臨接公有計畫道路龍社路，出入交通直接銜接市區幹道，完全不需要通行大社區內部私設巷道（如 642 巷等），具備百分之百的地緣獨立性。</w:t>
+      </w:r>
+    </w:p>
+    <w:p>
+      <w:pPr>
+        <w:spacing w:before="80" w:after="20"/>
+      </w:pPr>
+      <w:r>
+        <w:rPr>
+          <w:rFonts w:ascii="PingFang TC" w:hAnsi="PingFang TC"/>
+          <w:b/>
+          <w:color w:val="D4AF37"/>
+          <w:sz w:val="18"/>
+        </w:rPr>
+        <w:t>2.4 核心王牌三：專款定存單獨立立卷，產權劃分清晰</w:t>
+      </w:r>
+    </w:p>
+    <w:p>
+      <w:pPr>
+        <w:spacing w:line="276" w:lineRule="auto" w:before="20" w:after="40"/>
+      </w:pPr>
+      <w:r>
+        <w:rPr>
+          <w:rFonts w:ascii="PingFang TC" w:hAnsi="PingFang TC"/>
+          <w:color w:val="1A1D20"/>
+          <w:sz w:val="17"/>
+        </w:rPr>
+        <w:t>管委會 5 月例會議題四及 9 月財報已將台中市政府核退之公共基金分別辦理定存。其中新光銀行定存單第 2 筆明確載明：『A2 大境區定存，金額 NT$ 220,231 元』，帳目涇渭分明。</w:t>
       </w:r>
     </w:p>
     <w:p>
@@ -400,30 +1729,43 @@
     </w:p>
     <w:p>
       <w:pPr>
-        <w:keepNext/>
-        <w:spacing w:before="360" w:after="160"/>
+        <w:spacing w:before="120" w:after="40"/>
       </w:pPr>
       <w:r>
         <w:rPr>
           <w:rFonts w:ascii="PingFang TC" w:hAnsi="PingFang TC"/>
           <w:b/>
-          <w:color w:val="A83212"/>
-          <w:sz w:val="28"/>
+          <w:color w:val="B8860B"/>
+          <w:sz w:val="21"/>
         </w:rPr>
-        <w:t>【執行摘要：富宇大境法定獨立分割核心結論】</w:t>
+        <w:t>第參章：財務資產清算與自主預算模型</w:t>
       </w:r>
     </w:p>
     <w:p>
       <w:pPr>
-        <w:spacing w:line="312" w:lineRule="auto" w:before="40" w:after="80"/>
+        <w:spacing w:before="80" w:after="20"/>
       </w:pPr>
       <w:r>
         <w:rPr>
           <w:rFonts w:ascii="PingFang TC" w:hAnsi="PingFang TC"/>
-          <w:color w:val="B8860B"/>
-          <w:sz w:val="19"/>
+          <w:b/>
+          <w:color w:val="D4AF37"/>
+          <w:sz w:val="18"/>
         </w:rPr>
-        <w:t>本報告書專為台中市沙鹿區「富宇大境（A2 區，共 6 戶透天別墅）」區分所有權人量身編制。針對現行與「富宇大地（A1上境、B1好境、B2悠境、C1清境、C2澄境）」六區合併共 241 戶之治理體系進行深度穿透分析。研究結論明確指出：**富宇大境具備 100% 充分且具備法律勝訴優勢之獨立分割條件，且分割後對大境 6 戶住戶之財務利益與生活自主權具有壓倒性優勢。**</w:t>
+        <w:t>3.1 A2 大境法定可取回公共基金試算表</w:t>
+      </w:r>
+    </w:p>
+    <w:p>
+      <w:pPr>
+        <w:spacing w:line="276" w:lineRule="auto" w:before="20" w:after="40"/>
+      </w:pPr>
+      <w:r>
+        <w:rPr>
+          <w:rFonts w:ascii="PingFang TC" w:hAnsi="PingFang TC"/>
+          <w:color w:val="1A1D20"/>
+          <w:sz w:val="17"/>
+        </w:rPr>
+        <w:t>依據官方財報與交屋清冊，A2 大境獨立後依法可自母體管委會全額清算取回之資產明細如下：</w:t>
       </w:r>
     </w:p>
     <w:tbl>
@@ -433,55 +1775,535 @@
         <w:tblLook w:firstColumn="1" w:firstRow="1" w:lastColumn="0" w:lastRow="0" w:noHBand="0" w:noVBand="1" w:val="04A0"/>
       </w:tblPr>
       <w:tblGrid>
-        <w:gridCol w:w="9638"/>
+        <w:gridCol w:w="2466"/>
+        <w:gridCol w:w="2466"/>
+        <w:gridCol w:w="2466"/>
+        <w:gridCol w:w="2466"/>
       </w:tblGrid>
       <w:tr>
         <w:tc>
           <w:tcPr>
-            <w:tcW w:type="dxa" w:w="9638"/>
-            <w:shd w:fill="FFFBEB"/>
+            <w:tcW w:type="dxa" w:w="2466"/>
+            <w:shd w:fill="1A1D20"/>
             <w:tcMar>
-              <w:top w:w="140" w:type="dxa"/>
-              <w:bottom w:w="140" w:type="dxa"/>
-              <w:left w:w="200" w:type="dxa"/>
-              <w:right w:w="180" w:type="dxa"/>
+              <w:top w:w="50" w:type="dxa"/>
+              <w:bottom w:w="50" w:type="dxa"/>
+              <w:left w:w="70" w:type="dxa"/>
+              <w:right w:w="70" w:type="dxa"/>
             </w:tcMar>
-            <w:tcBorders>
-              <w:left w:val="single" w:sz="28" w:space="0" w:color="DE5814"/>
-              <w:top w:val="none"/>
-              <w:right w:val="none"/>
-              <w:bottom w:val="none"/>
-            </w:tcBorders>
-            <w:shd w:fill="1A1D20"/>
           </w:tcPr>
           <w:p>
             <w:pPr>
-              <w:spacing w:line="300" w:lineRule="auto" w:before="40" w:after="40"/>
+              <w:spacing w:after="0"/>
             </w:pPr>
             <w:r>
               <w:rPr>
                 <w:rFonts w:ascii="PingFang TC" w:hAnsi="PingFang TC"/>
                 <w:b/>
                 <w:color w:val="D4AF37"/>
-                <w:sz w:val="20"/>
+                <w:sz w:val="16"/>
               </w:rPr>
-              <w:t>【四大核心結論摘要】</w:t>
-              <w:br/>
+              <w:t>資產項目</w:t>
             </w:r>
+          </w:p>
+        </w:tc>
+        <w:tc>
+          <w:tcPr>
+            <w:tcW w:type="dxa" w:w="2466"/>
+            <w:shd w:fill="1A1D20"/>
+            <w:tcMar>
+              <w:top w:w="50" w:type="dxa"/>
+              <w:bottom w:w="50" w:type="dxa"/>
+              <w:left w:w="70" w:type="dxa"/>
+              <w:right w:w="70" w:type="dxa"/>
+            </w:tcMar>
+          </w:tcPr>
+          <w:p>
+            <w:pPr>
+              <w:spacing w:after="0"/>
+            </w:pPr>
             <w:r>
               <w:rPr>
                 <w:rFonts w:ascii="PingFang TC" w:hAnsi="PingFang TC"/>
                 <w:b/>
                 <w:color w:val="D4AF37"/>
-                <w:sz w:val="18"/>
+                <w:sz w:val="16"/>
               </w:rPr>
-              <w:t>1. 地理出入完全獨立：A2 大境 6 戶門牌臨龍社路公有道路，出入絕不途經富宇大地內部私設巷道（如 642 巷等）。</w:t>
+              <w:t>應移交金額 (新台幣)</w:t>
+            </w:r>
+          </w:p>
+        </w:tc>
+        <w:tc>
+          <w:tcPr>
+            <w:tcW w:type="dxa" w:w="2466"/>
+            <w:shd w:fill="1A1D20"/>
+            <w:tcMar>
+              <w:top w:w="50" w:type="dxa"/>
+              <w:bottom w:w="50" w:type="dxa"/>
+              <w:left w:w="70" w:type="dxa"/>
+              <w:right w:w="70" w:type="dxa"/>
+            </w:tcMar>
+          </w:tcPr>
+          <w:p>
+            <w:pPr>
+              <w:spacing w:after="0"/>
+            </w:pPr>
+            <w:r>
+              <w:rPr>
+                <w:rFonts w:ascii="PingFang TC" w:hAnsi="PingFang TC"/>
+                <w:b/>
+                <w:color w:val="D4AF37"/>
+                <w:sz w:val="16"/>
+              </w:rPr>
+              <w:t>法定依據與會議記錄證明</w:t>
+            </w:r>
+          </w:p>
+        </w:tc>
+        <w:tc>
+          <w:tcPr>
+            <w:tcW w:type="dxa" w:w="2466"/>
+            <w:shd w:fill="1A1D20"/>
+            <w:tcMar>
+              <w:top w:w="50" w:type="dxa"/>
+              <w:bottom w:w="50" w:type="dxa"/>
+              <w:left w:w="70" w:type="dxa"/>
+              <w:right w:w="70" w:type="dxa"/>
+            </w:tcMar>
+          </w:tcPr>
+          <w:p>
+            <w:pPr>
+              <w:spacing w:after="0"/>
+            </w:pPr>
+            <w:r>
+              <w:rPr>
+                <w:rFonts w:ascii="PingFang TC" w:hAnsi="PingFang TC"/>
+                <w:b/>
+                <w:color w:val="D4AF37"/>
+                <w:sz w:val="16"/>
+              </w:rPr>
+              <w:t>移交割離方式</w:t>
+            </w:r>
+          </w:p>
+        </w:tc>
+      </w:tr>
+      <w:tr>
+        <w:tc>
+          <w:tcPr>
+            <w:tcW w:type="dxa" w:w="2466"/>
+            <w:shd w:fill="FFFFFF"/>
+            <w:tcMar>
+              <w:top w:w="50" w:type="dxa"/>
+              <w:bottom w:w="50" w:type="dxa"/>
+              <w:left w:w="70" w:type="dxa"/>
+              <w:right w:w="70" w:type="dxa"/>
+            </w:tcMar>
+          </w:tcPr>
+          <w:p>
+            <w:pPr>
+              <w:spacing w:after="0"/>
+            </w:pPr>
+            <w:r>
+              <w:rPr>
+                <w:rFonts w:ascii="PingFang TC" w:hAnsi="PingFang TC"/>
+                <w:color w:val="1A1D20"/>
+                <w:sz w:val="16"/>
+              </w:rPr>
+              <w:t>新光銀行 A2 大境定存單</w:t>
+            </w:r>
+          </w:p>
+        </w:tc>
+        <w:tc>
+          <w:tcPr>
+            <w:tcW w:type="dxa" w:w="2466"/>
+            <w:shd w:fill="FFFFFF"/>
+            <w:tcMar>
+              <w:top w:w="50" w:type="dxa"/>
+              <w:bottom w:w="50" w:type="dxa"/>
+              <w:left w:w="70" w:type="dxa"/>
+              <w:right w:w="70" w:type="dxa"/>
+            </w:tcMar>
+          </w:tcPr>
+          <w:p>
+            <w:pPr>
+              <w:spacing w:after="0"/>
+            </w:pPr>
+            <w:r>
+              <w:rPr>
+                <w:rFonts w:ascii="PingFang TC" w:hAnsi="PingFang TC"/>
+                <w:color w:val="1A1D20"/>
+                <w:sz w:val="16"/>
+              </w:rPr>
+              <w:t>NT$ 220,231 元</w:t>
               <w:br/>
-              <w:t>2. 垃圾清運完全非依賴：大境住戶門前即可直接等待台中市環保局公有垃圾車，完全未使用大社區內部睿豐每週二次之收費子母車（每桶 1,000 元）。</w:t>
+              <w:t>(含孳生利息)</w:t>
+            </w:r>
+          </w:p>
+        </w:tc>
+        <w:tc>
+          <w:tcPr>
+            <w:tcW w:type="dxa" w:w="2466"/>
+            <w:shd w:fill="FFFFFF"/>
+            <w:tcMar>
+              <w:top w:w="50" w:type="dxa"/>
+              <w:bottom w:w="50" w:type="dxa"/>
+              <w:left w:w="70" w:type="dxa"/>
+              <w:right w:w="70" w:type="dxa"/>
+            </w:tcMar>
+          </w:tcPr>
+          <w:p>
+            <w:pPr>
+              <w:spacing w:after="0"/>
+            </w:pPr>
+            <w:r>
+              <w:rPr>
+                <w:rFonts w:ascii="PingFang TC" w:hAnsi="PingFang TC"/>
+                <w:color w:val="1A1D20"/>
+                <w:sz w:val="16"/>
+              </w:rPr>
+              <w:t>115.05.06 例會議題四決議</w:t>
               <w:br/>
-              <w:t>3. 產權專款明確具備憑據：新光銀行專戶已將「A2 大境定存」獨立開單為 NT$ 220,231 元，產權歸屬毫無爭議。</w:t>
+              <w:t>115.09.08 例會財務報表</w:t>
+            </w:r>
+          </w:p>
+        </w:tc>
+        <w:tc>
+          <w:tcPr>
+            <w:tcW w:type="dxa" w:w="2466"/>
+            <w:shd w:fill="FFFFFF"/>
+            <w:tcMar>
+              <w:top w:w="50" w:type="dxa"/>
+              <w:bottom w:w="50" w:type="dxa"/>
+              <w:left w:w="70" w:type="dxa"/>
+              <w:right w:w="70" w:type="dxa"/>
+            </w:tcMar>
+          </w:tcPr>
+          <w:p>
+            <w:pPr>
+              <w:spacing w:after="0"/>
+            </w:pPr>
+            <w:r>
+              <w:rPr>
+                <w:rFonts w:ascii="PingFang TC" w:hAnsi="PingFang TC"/>
+                <w:color w:val="1A1D20"/>
+                <w:sz w:val="16"/>
+              </w:rPr>
+              <w:t>定存解約或辦理存單抬頭更名移轉予富宇大境管委會專戶</w:t>
+            </w:r>
+          </w:p>
+        </w:tc>
+      </w:tr>
+      <w:tr>
+        <w:tc>
+          <w:tcPr>
+            <w:tcW w:type="dxa" w:w="2466"/>
+            <w:shd w:fill="FAF8F2"/>
+            <w:tcMar>
+              <w:top w:w="50" w:type="dxa"/>
+              <w:bottom w:w="50" w:type="dxa"/>
+              <w:left w:w="70" w:type="dxa"/>
+              <w:right w:w="70" w:type="dxa"/>
+            </w:tcMar>
+          </w:tcPr>
+          <w:p>
+            <w:pPr>
+              <w:spacing w:after="0"/>
+            </w:pPr>
+            <w:r>
+              <w:rPr>
+                <w:rFonts w:ascii="PingFang TC" w:hAnsi="PingFang TC"/>
+                <w:color w:val="1A1D20"/>
+                <w:sz w:val="16"/>
+              </w:rPr>
+              <w:t>富宇建設交屋管理基金</w:t>
+            </w:r>
+          </w:p>
+        </w:tc>
+        <w:tc>
+          <w:tcPr>
+            <w:tcW w:type="dxa" w:w="2466"/>
+            <w:shd w:fill="FAF8F2"/>
+            <w:tcMar>
+              <w:top w:w="50" w:type="dxa"/>
+              <w:bottom w:w="50" w:type="dxa"/>
+              <w:left w:w="70" w:type="dxa"/>
+              <w:right w:w="70" w:type="dxa"/>
+            </w:tcMar>
+          </w:tcPr>
+          <w:p>
+            <w:pPr>
+              <w:spacing w:after="0"/>
+            </w:pPr>
+            <w:r>
+              <w:rPr>
+                <w:rFonts w:ascii="PingFang TC" w:hAnsi="PingFang TC"/>
+                <w:color w:val="1A1D20"/>
+                <w:sz w:val="16"/>
+              </w:rPr>
+              <w:t>NT$ 60,000 元</w:t>
               <w:br/>
-              <w:t>4. 管理費負擔實質減半：獨立後大境 6 戶無需分攤大社區 7 萬物業經理與 5 萬清運費，每戶每月管理費可自 $1,000 降至 $300~$500，帳上更坐擁 28 萬餘元充裕公款儲備！</w:t>
+              <w:t>($10,000 × 6 戶)</w:t>
+            </w:r>
+          </w:p>
+        </w:tc>
+        <w:tc>
+          <w:tcPr>
+            <w:tcW w:type="dxa" w:w="2466"/>
+            <w:shd w:fill="FAF8F2"/>
+            <w:tcMar>
+              <w:top w:w="50" w:type="dxa"/>
+              <w:bottom w:w="50" w:type="dxa"/>
+              <w:left w:w="70" w:type="dxa"/>
+              <w:right w:w="70" w:type="dxa"/>
+            </w:tcMar>
+          </w:tcPr>
+          <w:p>
+            <w:pPr>
+              <w:spacing w:after="0"/>
+            </w:pPr>
+            <w:r>
+              <w:rPr>
+                <w:rFonts w:ascii="PingFang TC" w:hAnsi="PingFang TC"/>
+                <w:color w:val="1A1D20"/>
+                <w:sz w:val="16"/>
+              </w:rPr>
+              <w:t>115.05.05 富宇支票 241 萬入帳</w:t>
+              <w:br/>
+              <w:t>(241 戶每戶 1 萬交屋基金)</w:t>
+            </w:r>
+          </w:p>
+        </w:tc>
+        <w:tc>
+          <w:tcPr>
+            <w:tcW w:type="dxa" w:w="2466"/>
+            <w:shd w:fill="FAF8F2"/>
+            <w:tcMar>
+              <w:top w:w="50" w:type="dxa"/>
+              <w:bottom w:w="50" w:type="dxa"/>
+              <w:left w:w="70" w:type="dxa"/>
+              <w:right w:w="70" w:type="dxa"/>
+            </w:tcMar>
+          </w:tcPr>
+          <w:p>
+            <w:pPr>
+              <w:spacing w:after="0"/>
+            </w:pPr>
+            <w:r>
+              <w:rPr>
+                <w:rFonts w:ascii="PingFang TC" w:hAnsi="PingFang TC"/>
+                <w:color w:val="1A1D20"/>
+                <w:sz w:val="16"/>
+              </w:rPr>
+              <w:t>由母體管委會開立支票返還 A2 大境 6 戶交屋管理基金</w:t>
+            </w:r>
+          </w:p>
+        </w:tc>
+      </w:tr>
+      <w:tr>
+        <w:tc>
+          <w:tcPr>
+            <w:tcW w:type="dxa" w:w="2466"/>
+            <w:shd w:fill="FFFFFF"/>
+            <w:tcMar>
+              <w:top w:w="50" w:type="dxa"/>
+              <w:bottom w:w="50" w:type="dxa"/>
+              <w:left w:w="70" w:type="dxa"/>
+              <w:right w:w="70" w:type="dxa"/>
+            </w:tcMar>
+          </w:tcPr>
+          <w:p>
+            <w:pPr>
+              <w:spacing w:after="0"/>
+            </w:pPr>
+            <w:r>
+              <w:rPr>
+                <w:rFonts w:ascii="PingFang TC" w:hAnsi="PingFang TC"/>
+                <w:color w:val="1A1D20"/>
+                <w:sz w:val="16"/>
+              </w:rPr>
+              <w:t>5~9 月管理費結餘退款</w:t>
+            </w:r>
+          </w:p>
+        </w:tc>
+        <w:tc>
+          <w:tcPr>
+            <w:tcW w:type="dxa" w:w="2466"/>
+            <w:shd w:fill="FFFFFF"/>
+            <w:tcMar>
+              <w:top w:w="50" w:type="dxa"/>
+              <w:bottom w:w="50" w:type="dxa"/>
+              <w:left w:w="70" w:type="dxa"/>
+              <w:right w:w="70" w:type="dxa"/>
+            </w:tcMar>
+          </w:tcPr>
+          <w:p>
+            <w:pPr>
+              <w:spacing w:after="0"/>
+            </w:pPr>
+            <w:r>
+              <w:rPr>
+                <w:rFonts w:ascii="PingFang TC" w:hAnsi="PingFang TC"/>
+                <w:color w:val="1A1D20"/>
+                <w:sz w:val="16"/>
+              </w:rPr>
+              <w:t>約 NT$ 4,500 元</w:t>
+              <w:br/>
+              <w:t>(會計清算結餘)</w:t>
+            </w:r>
+          </w:p>
+        </w:tc>
+        <w:tc>
+          <w:tcPr>
+            <w:tcW w:type="dxa" w:w="2466"/>
+            <w:shd w:fill="FFFFFF"/>
+            <w:tcMar>
+              <w:top w:w="50" w:type="dxa"/>
+              <w:bottom w:w="50" w:type="dxa"/>
+              <w:left w:w="70" w:type="dxa"/>
+              <w:right w:w="70" w:type="dxa"/>
+            </w:tcMar>
+          </w:tcPr>
+          <w:p>
+            <w:pPr>
+              <w:spacing w:after="0"/>
+            </w:pPr>
+            <w:r>
+              <w:rPr>
+                <w:rFonts w:ascii="PingFang TC" w:hAnsi="PingFang TC"/>
+                <w:color w:val="1A1D20"/>
+                <w:sz w:val="16"/>
+              </w:rPr>
+              <w:t>A2 繳交 30,000 元，扣除公設水電攤提之結餘</w:t>
+            </w:r>
+          </w:p>
+        </w:tc>
+        <w:tc>
+          <w:tcPr>
+            <w:tcW w:type="dxa" w:w="2466"/>
+            <w:shd w:fill="FFFFFF"/>
+            <w:tcMar>
+              <w:top w:w="50" w:type="dxa"/>
+              <w:bottom w:w="50" w:type="dxa"/>
+              <w:left w:w="70" w:type="dxa"/>
+              <w:right w:w="70" w:type="dxa"/>
+            </w:tcMar>
+          </w:tcPr>
+          <w:p>
+            <w:pPr>
+              <w:spacing w:after="0"/>
+            </w:pPr>
+            <w:r>
+              <w:rPr>
+                <w:rFonts w:ascii="PingFang TC" w:hAnsi="PingFang TC"/>
+                <w:color w:val="1A1D20"/>
+                <w:sz w:val="16"/>
+              </w:rPr>
+              <w:t>經監察委員與財務委員清算後由活存專戶電匯撥付</w:t>
+            </w:r>
+          </w:p>
+        </w:tc>
+      </w:tr>
+      <w:tr>
+        <w:tc>
+          <w:tcPr>
+            <w:tcW w:type="dxa" w:w="2466"/>
+            <w:shd w:fill="FFFDF5"/>
+            <w:tcMar>
+              <w:top w:w="50" w:type="dxa"/>
+              <w:bottom w:w="50" w:type="dxa"/>
+              <w:left w:w="70" w:type="dxa"/>
+              <w:right w:w="70" w:type="dxa"/>
+            </w:tcMar>
+          </w:tcPr>
+          <w:p>
+            <w:pPr>
+              <w:spacing w:after="0"/>
+            </w:pPr>
+            <w:r>
+              <w:rPr>
+                <w:rFonts w:ascii="PingFang TC" w:hAnsi="PingFang TC"/>
+                <w:b/>
+                <w:color w:val="B8860B"/>
+                <w:sz w:val="16"/>
+              </w:rPr>
+              <w:t>合計可取回公款總額</w:t>
+            </w:r>
+          </w:p>
+        </w:tc>
+        <w:tc>
+          <w:tcPr>
+            <w:tcW w:type="dxa" w:w="2466"/>
+            <w:shd w:fill="FFFDF5"/>
+            <w:tcMar>
+              <w:top w:w="50" w:type="dxa"/>
+              <w:bottom w:w="50" w:type="dxa"/>
+              <w:left w:w="70" w:type="dxa"/>
+              <w:right w:w="70" w:type="dxa"/>
+            </w:tcMar>
+          </w:tcPr>
+          <w:p>
+            <w:pPr>
+              <w:spacing w:after="0"/>
+            </w:pPr>
+            <w:r>
+              <w:rPr>
+                <w:rFonts w:ascii="PingFang TC" w:hAnsi="PingFang TC"/>
+                <w:b/>
+                <w:color w:val="B8860B"/>
+                <w:sz w:val="16"/>
+              </w:rPr>
+              <w:t>NT$ 284,731 元整</w:t>
+            </w:r>
+          </w:p>
+        </w:tc>
+        <w:tc>
+          <w:tcPr>
+            <w:tcW w:type="dxa" w:w="2466"/>
+            <w:shd w:fill="FFFDF5"/>
+            <w:tcMar>
+              <w:top w:w="50" w:type="dxa"/>
+              <w:bottom w:w="50" w:type="dxa"/>
+              <w:left w:w="70" w:type="dxa"/>
+              <w:right w:w="70" w:type="dxa"/>
+            </w:tcMar>
+          </w:tcPr>
+          <w:p>
+            <w:pPr>
+              <w:spacing w:after="0"/>
+            </w:pPr>
+            <w:r>
+              <w:rPr>
+                <w:rFonts w:ascii="PingFang TC" w:hAnsi="PingFang TC"/>
+                <w:b/>
+                <w:color w:val="B8860B"/>
+                <w:sz w:val="16"/>
+              </w:rPr>
+              <w:t>大境獨立後之第一筆自有公共基金</w:t>
+            </w:r>
+          </w:p>
+        </w:tc>
+        <w:tc>
+          <w:tcPr>
+            <w:tcW w:type="dxa" w:w="2466"/>
+            <w:shd w:fill="FFFDF5"/>
+            <w:tcMar>
+              <w:top w:w="50" w:type="dxa"/>
+              <w:bottom w:w="50" w:type="dxa"/>
+              <w:left w:w="70" w:type="dxa"/>
+              <w:right w:w="70" w:type="dxa"/>
+            </w:tcMar>
+          </w:tcPr>
+          <w:p>
+            <w:pPr>
+              <w:spacing w:after="0"/>
+            </w:pPr>
+            <w:r>
+              <w:rPr>
+                <w:rFonts w:ascii="PingFang TC" w:hAnsi="PingFang TC"/>
+                <w:b/>
+                <w:color w:val="B8860B"/>
+                <w:sz w:val="16"/>
+              </w:rPr>
+              <w:t>開戶後一次性撥入富宇大境專戶</w:t>
             </w:r>
           </w:p>
         </w:tc>
@@ -489,78 +2311,29 @@
     </w:tbl>
     <w:p>
       <w:pPr>
-        <w:spacing w:before="0" w:after="80"/>
-      </w:pPr>
-    </w:p>
-    <w:p>
-      <w:pPr>
-        <w:keepNext/>
-        <w:spacing w:before="360" w:after="160"/>
+        <w:spacing w:before="80" w:after="20"/>
       </w:pPr>
       <w:r>
         <w:rPr>
           <w:rFonts w:ascii="PingFang TC" w:hAnsi="PingFang TC"/>
           <w:b/>
-          <w:color w:val="B8860B"/>
-          <w:sz w:val="28"/>
+          <w:color w:val="D4AF37"/>
+          <w:sz w:val="18"/>
         </w:rPr>
-        <w:t>第壹章：專案緣起與六區合併現況體檢</w:t>
+        <w:t>3.2 分割後大境 6 戶自主財務預算模型（實質負擔腰斬）</w:t>
       </w:r>
     </w:p>
     <w:p>
       <w:pPr>
-        <w:keepNext/>
-        <w:spacing w:before="240" w:after="120"/>
+        <w:spacing w:line="276" w:lineRule="auto" w:before="20" w:after="40"/>
       </w:pPr>
       <w:r>
         <w:rPr>
           <w:rFonts w:ascii="PingFang TC" w:hAnsi="PingFang TC"/>
-          <w:b/>
-          <w:color w:val="DE5814"/>
-          <w:sz w:val="23"/>
+          <w:color w:val="1A1D20"/>
+          <w:sz w:val="17"/>
         </w:rPr>
-        <w:t>1.1 社區歷史演進與六區合併背景</w:t>
-      </w:r>
-    </w:p>
-    <w:p>
-      <w:pPr>
-        <w:spacing w:line="312" w:lineRule="auto" w:before="40" w:after="80"/>
-      </w:pPr>
-      <w:r>
-        <w:rPr>
-          <w:rFonts w:ascii="PingFang TC" w:hAnsi="PingFang TC"/>
-          <w:color w:val="2D3748"/>
-          <w:sz w:val="19"/>
-        </w:rPr>
-        <w:t>富宇大地社區最初係由原「大境 (A2)、上境 (A1)、悠境 (B2)、澄境 (C2)」等 4 個獨立別墅案組合而成。至 115 年 1 月 24 日，「好境 (B1)、清境 (C1)」決議合併成立聯合管理委員會。於 115 年 4 月 18 日完成六區合併程序，並於 4 月 28 日完成組織報備，5 月 14 日獲台中市龍井區公所合法核准備查。</w:t>
-      </w:r>
-    </w:p>
-    <w:p>
-      <w:pPr>
-        <w:keepNext/>
-        <w:spacing w:before="240" w:after="120"/>
-      </w:pPr>
-      <w:r>
-        <w:rPr>
-          <w:rFonts w:ascii="PingFang TC" w:hAnsi="PingFang TC"/>
-          <w:b/>
-          <w:color w:val="DE5814"/>
-          <w:sz w:val="23"/>
-        </w:rPr>
-        <w:t>1.2 六區地緣與戶數配置失衡現況</w:t>
-      </w:r>
-    </w:p>
-    <w:p>
-      <w:pPr>
-        <w:spacing w:line="312" w:lineRule="auto" w:before="40" w:after="80"/>
-      </w:pPr>
-      <w:r>
-        <w:rPr>
-          <w:rFonts w:ascii="PingFang TC" w:hAnsi="PingFang TC"/>
-          <w:color w:val="2D3748"/>
-          <w:sz w:val="19"/>
-        </w:rPr>
-        <w:t>依據 115 年度官方地籍配置圖，全社區 241 戶分布極不均勻：</w:t>
+        <w:t>獨立成立「富宇大境管委會」後，6 戶透天別墅之維護極度單純。每戶每月管理費可自原先的 $1,000 元調降至 $400 元：</w:t>
       </w:r>
     </w:p>
     <w:tbl>
@@ -570,130 +2343,86 @@
         <w:tblLook w:firstColumn="1" w:firstRow="1" w:lastColumn="0" w:lastRow="0" w:noHBand="0" w:noVBand="1" w:val="04A0"/>
       </w:tblPr>
       <w:tblGrid>
-        <w:gridCol w:w="1928"/>
-        <w:gridCol w:w="1928"/>
-        <w:gridCol w:w="1928"/>
-        <w:gridCol w:w="1928"/>
-        <w:gridCol w:w="1928"/>
+        <w:gridCol w:w="3289"/>
+        <w:gridCol w:w="3289"/>
+        <w:gridCol w:w="3289"/>
       </w:tblGrid>
       <w:tr>
         <w:tc>
           <w:tcPr>
-            <w:tcW w:type="dxa" w:w="1928"/>
-            <w:shd w:fill="2D3748"/>
+            <w:tcW w:type="dxa" w:w="3289"/>
+            <w:shd w:fill="1A1D20"/>
             <w:tcMar>
-              <w:top w:w="100" w:type="dxa"/>
-              <w:bottom w:w="100" w:type="dxa"/>
-              <w:left w:w="100" w:type="dxa"/>
-              <w:right w:w="100" w:type="dxa"/>
+              <w:top w:w="45" w:type="dxa"/>
+              <w:bottom w:w="45" w:type="dxa"/>
+              <w:left w:w="70" w:type="dxa"/>
+              <w:right w:w="70" w:type="dxa"/>
             </w:tcMar>
-            <w:shd w:fill="1A1D20"/>
           </w:tcPr>
           <w:p>
+            <w:pPr>
+              <w:spacing w:after="0"/>
+            </w:pPr>
             <w:r>
               <w:rPr>
                 <w:rFonts w:ascii="PingFang TC" w:hAnsi="PingFang TC"/>
                 <w:b/>
                 <w:color w:val="D4AF37"/>
-                <w:sz w:val="17"/>
+                <w:sz w:val="16"/>
               </w:rPr>
-              <w:t>分區代號</w:t>
+              <w:t>收支項目</w:t>
             </w:r>
           </w:p>
         </w:tc>
         <w:tc>
           <w:tcPr>
-            <w:tcW w:type="dxa" w:w="1928"/>
-            <w:shd w:fill="2D3748"/>
+            <w:tcW w:type="dxa" w:w="3289"/>
+            <w:shd w:fill="1A1D20"/>
             <w:tcMar>
-              <w:top w:w="100" w:type="dxa"/>
-              <w:bottom w:w="100" w:type="dxa"/>
-              <w:left w:w="100" w:type="dxa"/>
-              <w:right w:w="100" w:type="dxa"/>
+              <w:top w:w="45" w:type="dxa"/>
+              <w:bottom w:w="45" w:type="dxa"/>
+              <w:left w:w="70" w:type="dxa"/>
+              <w:right w:w="70" w:type="dxa"/>
             </w:tcMar>
-            <w:shd w:fill="1A1D20"/>
           </w:tcPr>
           <w:p>
+            <w:pPr>
+              <w:spacing w:after="0"/>
+            </w:pPr>
             <w:r>
               <w:rPr>
                 <w:rFonts w:ascii="PingFang TC" w:hAnsi="PingFang TC"/>
                 <w:b/>
                 <w:color w:val="D4AF37"/>
-                <w:sz w:val="17"/>
+                <w:sz w:val="16"/>
               </w:rPr>
-              <w:t>分區名稱</w:t>
+              <w:t>每月金額 (新台幣)</w:t>
             </w:r>
           </w:p>
         </w:tc>
         <w:tc>
           <w:tcPr>
-            <w:tcW w:type="dxa" w:w="1928"/>
-            <w:shd w:fill="2D3748"/>
+            <w:tcW w:type="dxa" w:w="3289"/>
+            <w:shd w:fill="1A1D20"/>
             <w:tcMar>
-              <w:top w:w="100" w:type="dxa"/>
-              <w:bottom w:w="100" w:type="dxa"/>
-              <w:left w:w="100" w:type="dxa"/>
-              <w:right w:w="100" w:type="dxa"/>
+              <w:top w:w="45" w:type="dxa"/>
+              <w:bottom w:w="45" w:type="dxa"/>
+              <w:left w:w="70" w:type="dxa"/>
+              <w:right w:w="70" w:type="dxa"/>
             </w:tcMar>
-            <w:shd w:fill="1A1D20"/>
           </w:tcPr>
           <w:p>
+            <w:pPr>
+              <w:spacing w:after="0"/>
+            </w:pPr>
             <w:r>
               <w:rPr>
                 <w:rFonts w:ascii="PingFang TC" w:hAnsi="PingFang TC"/>
                 <w:b/>
                 <w:color w:val="D4AF37"/>
-                <w:sz w:val="17"/>
+                <w:sz w:val="16"/>
               </w:rPr>
-              <w:t>總戶數</w:t>
-            </w:r>
-          </w:p>
-        </w:tc>
-        <w:tc>
-          <w:tcPr>
-            <w:tcW w:type="dxa" w:w="1928"/>
-            <w:shd w:fill="2D3748"/>
-            <w:tcMar>
-              <w:top w:w="100" w:type="dxa"/>
-              <w:bottom w:w="100" w:type="dxa"/>
-              <w:left w:w="100" w:type="dxa"/>
-              <w:right w:w="100" w:type="dxa"/>
-            </w:tcMar>
-            <w:shd w:fill="1A1D20"/>
-          </w:tcPr>
-          <w:p>
-            <w:r>
-              <w:rPr>
-                <w:rFonts w:ascii="PingFang TC" w:hAnsi="PingFang TC"/>
-                <w:b/>
-                <w:color w:val="D4AF37"/>
-                <w:sz w:val="17"/>
-              </w:rPr>
-              <w:t>戶數佔比</w:t>
-            </w:r>
-          </w:p>
-        </w:tc>
-        <w:tc>
-          <w:tcPr>
-            <w:tcW w:type="dxa" w:w="1928"/>
-            <w:shd w:fill="2D3748"/>
-            <w:tcMar>
-              <w:top w:w="100" w:type="dxa"/>
-              <w:bottom w:w="100" w:type="dxa"/>
-              <w:left w:w="100" w:type="dxa"/>
-              <w:right w:w="100" w:type="dxa"/>
-            </w:tcMar>
-            <w:shd w:fill="1A1D20"/>
-          </w:tcPr>
-          <w:p>
-            <w:r>
-              <w:rPr>
-                <w:rFonts w:ascii="PingFang TC" w:hAnsi="PingFang TC"/>
-                <w:b/>
-                <w:color w:val="D4AF37"/>
-                <w:sz w:val="17"/>
-              </w:rPr>
-              <w:t>地理出入與共用特徵</w:t>
+              <w:t>年度金額 (新台幣) / 說明</w:t>
             </w:r>
           </w:p>
         </w:tc>
@@ -701,118 +2430,76 @@
       <w:tr>
         <w:tc>
           <w:tcPr>
-            <w:tcW w:type="dxa" w:w="1928"/>
+            <w:tcW w:type="dxa" w:w="3289"/>
             <w:shd w:fill="FFFFFF"/>
             <w:tcMar>
-              <w:top w:w="80" w:type="dxa"/>
-              <w:bottom w:w="80" w:type="dxa"/>
-              <w:left w:w="100" w:type="dxa"/>
-              <w:right w:w="100" w:type="dxa"/>
+              <w:top w:w="45" w:type="dxa"/>
+              <w:bottom w:w="45" w:type="dxa"/>
+              <w:left w:w="70" w:type="dxa"/>
+              <w:right w:w="70" w:type="dxa"/>
             </w:tcMar>
-            <w:shd w:fill="FFFDF5"/>
           </w:tcPr>
           <w:p>
+            <w:pPr>
+              <w:spacing w:after="0"/>
+            </w:pPr>
             <w:r>
               <w:rPr>
                 <w:rFonts w:ascii="PingFang TC" w:hAnsi="PingFang TC"/>
-                <w:b/>
-                <w:color w:val="A83212"/>
-                <w:sz w:val="17"/>
+                <w:color w:val="1A1D20"/>
+                <w:sz w:val="16"/>
               </w:rPr>
-              <w:t>A2 區</w:t>
+              <w:t>管理費收入 (以每戶 $400 計算)</w:t>
             </w:r>
           </w:p>
         </w:tc>
         <w:tc>
           <w:tcPr>
-            <w:tcW w:type="dxa" w:w="1928"/>
+            <w:tcW w:type="dxa" w:w="3289"/>
             <w:shd w:fill="FFFFFF"/>
             <w:tcMar>
-              <w:top w:w="80" w:type="dxa"/>
-              <w:bottom w:w="80" w:type="dxa"/>
-              <w:left w:w="100" w:type="dxa"/>
-              <w:right w:w="100" w:type="dxa"/>
+              <w:top w:w="45" w:type="dxa"/>
+              <w:bottom w:w="45" w:type="dxa"/>
+              <w:left w:w="70" w:type="dxa"/>
+              <w:right w:w="70" w:type="dxa"/>
             </w:tcMar>
-            <w:shd w:fill="FFFDF5"/>
           </w:tcPr>
           <w:p>
+            <w:pPr>
+              <w:spacing w:after="0"/>
+            </w:pPr>
             <w:r>
               <w:rPr>
                 <w:rFonts w:ascii="PingFang TC" w:hAnsi="PingFang TC"/>
-                <w:b/>
-                <w:color w:val="2D3748"/>
-                <w:sz w:val="17"/>
+                <w:color w:val="1A1D20"/>
+                <w:sz w:val="16"/>
               </w:rPr>
-              <w:t>富宇大境 (本專案)</w:t>
+              <w:t>+ NT$ 2,400 元</w:t>
             </w:r>
           </w:p>
         </w:tc>
         <w:tc>
           <w:tcPr>
-            <w:tcW w:type="dxa" w:w="1928"/>
+            <w:tcW w:type="dxa" w:w="3289"/>
             <w:shd w:fill="FFFFFF"/>
             <w:tcMar>
-              <w:top w:w="80" w:type="dxa"/>
-              <w:bottom w:w="80" w:type="dxa"/>
-              <w:left w:w="100" w:type="dxa"/>
-              <w:right w:w="100" w:type="dxa"/>
+              <w:top w:w="45" w:type="dxa"/>
+              <w:bottom w:w="45" w:type="dxa"/>
+              <w:left w:w="70" w:type="dxa"/>
+              <w:right w:w="70" w:type="dxa"/>
             </w:tcMar>
-            <w:shd w:fill="FFFDF5"/>
           </w:tcPr>
           <w:p>
+            <w:pPr>
+              <w:spacing w:after="0"/>
+            </w:pPr>
             <w:r>
               <w:rPr>
                 <w:rFonts w:ascii="PingFang TC" w:hAnsi="PingFang TC"/>
-                <w:color w:val="2D3748"/>
-                <w:sz w:val="17"/>
+                <w:color w:val="1A1D20"/>
+                <w:sz w:val="16"/>
               </w:rPr>
-              <w:t>6 戶</w:t>
-            </w:r>
-          </w:p>
-        </w:tc>
-        <w:tc>
-          <w:tcPr>
-            <w:tcW w:type="dxa" w:w="1928"/>
-            <w:shd w:fill="FFFFFF"/>
-            <w:tcMar>
-              <w:top w:w="80" w:type="dxa"/>
-              <w:bottom w:w="80" w:type="dxa"/>
-              <w:left w:w="100" w:type="dxa"/>
-              <w:right w:w="100" w:type="dxa"/>
-            </w:tcMar>
-            <w:shd w:fill="FFFDF5"/>
-          </w:tcPr>
-          <w:p>
-            <w:r>
-              <w:rPr>
-                <w:rFonts w:ascii="PingFang TC" w:hAnsi="PingFang TC"/>
-                <w:color w:val="2D3748"/>
-                <w:sz w:val="17"/>
-              </w:rPr>
-              <w:t>2.49%</w:t>
-            </w:r>
-          </w:p>
-        </w:tc>
-        <w:tc>
-          <w:tcPr>
-            <w:tcW w:type="dxa" w:w="1928"/>
-            <w:shd w:fill="FFFFFF"/>
-            <w:tcMar>
-              <w:top w:w="80" w:type="dxa"/>
-              <w:bottom w:w="80" w:type="dxa"/>
-              <w:left w:w="100" w:type="dxa"/>
-              <w:right w:w="100" w:type="dxa"/>
-            </w:tcMar>
-            <w:shd w:fill="FFFDF5"/>
-          </w:tcPr>
-          <w:p>
-            <w:r>
-              <w:rPr>
-                <w:rFonts w:ascii="PingFang TC" w:hAnsi="PingFang TC"/>
-                <w:color w:val="2D3748"/>
-                <w:sz w:val="17"/>
-              </w:rPr>
-              <w:t>面臨龍社路公有道路，獨立出入，完全不經過社區巷道</w:t>
+              <w:t>+ NT$ 28,800 元 (6 戶全收，負擔大幅減輕 60%)</w:t>
             </w:r>
           </w:p>
         </w:tc>
@@ -820,118 +2507,76 @@
       <w:tr>
         <w:tc>
           <w:tcPr>
-            <w:tcW w:type="dxa" w:w="1928"/>
-            <w:shd w:fill="F8FAFC"/>
+            <w:tcW w:type="dxa" w:w="3289"/>
+            <w:shd w:fill="FAF8F2"/>
             <w:tcMar>
-              <w:top w:w="80" w:type="dxa"/>
-              <w:bottom w:w="80" w:type="dxa"/>
-              <w:left w:w="100" w:type="dxa"/>
-              <w:right w:w="100" w:type="dxa"/>
+              <w:top w:w="45" w:type="dxa"/>
+              <w:bottom w:w="45" w:type="dxa"/>
+              <w:left w:w="70" w:type="dxa"/>
+              <w:right w:w="70" w:type="dxa"/>
             </w:tcMar>
-            <w:shd w:fill="FAF8F2"/>
           </w:tcPr>
           <w:p>
+            <w:pPr>
+              <w:spacing w:after="0"/>
+            </w:pPr>
             <w:r>
               <w:rPr>
                 <w:rFonts w:ascii="PingFang TC" w:hAnsi="PingFang TC"/>
-                <w:b/>
-                <w:color w:val="2D3748"/>
-                <w:sz w:val="17"/>
+                <w:color w:val="1A1D20"/>
+                <w:sz w:val="16"/>
               </w:rPr>
-              <w:t>A1 區</w:t>
+              <w:t>公共路燈與設施用電 (台電分攤)</w:t>
             </w:r>
           </w:p>
         </w:tc>
         <w:tc>
           <w:tcPr>
-            <w:tcW w:type="dxa" w:w="1928"/>
-            <w:shd w:fill="F8FAFC"/>
+            <w:tcW w:type="dxa" w:w="3289"/>
+            <w:shd w:fill="FAF8F2"/>
             <w:tcMar>
-              <w:top w:w="80" w:type="dxa"/>
-              <w:bottom w:w="80" w:type="dxa"/>
-              <w:left w:w="100" w:type="dxa"/>
-              <w:right w:w="100" w:type="dxa"/>
+              <w:top w:w="45" w:type="dxa"/>
+              <w:bottom w:w="45" w:type="dxa"/>
+              <w:left w:w="70" w:type="dxa"/>
+              <w:right w:w="70" w:type="dxa"/>
             </w:tcMar>
-            <w:shd w:fill="FAF8F2"/>
           </w:tcPr>
           <w:p>
+            <w:pPr>
+              <w:spacing w:after="0"/>
+            </w:pPr>
             <w:r>
               <w:rPr>
                 <w:rFonts w:ascii="PingFang TC" w:hAnsi="PingFang TC"/>
-                <w:b/>
-                <w:color w:val="2D3748"/>
-                <w:sz w:val="17"/>
+                <w:color w:val="1A1D20"/>
+                <w:sz w:val="16"/>
               </w:rPr>
-              <w:t>富宇上境</w:t>
+              <w:t>- NT$ 400 元</w:t>
             </w:r>
           </w:p>
         </w:tc>
         <w:tc>
           <w:tcPr>
-            <w:tcW w:type="dxa" w:w="1928"/>
-            <w:shd w:fill="F8FAFC"/>
+            <w:tcW w:type="dxa" w:w="3289"/>
+            <w:shd w:fill="FAF8F2"/>
             <w:tcMar>
-              <w:top w:w="80" w:type="dxa"/>
-              <w:bottom w:w="80" w:type="dxa"/>
-              <w:left w:w="100" w:type="dxa"/>
-              <w:right w:w="100" w:type="dxa"/>
+              <w:top w:w="45" w:type="dxa"/>
+              <w:bottom w:w="45" w:type="dxa"/>
+              <w:left w:w="70" w:type="dxa"/>
+              <w:right w:w="70" w:type="dxa"/>
             </w:tcMar>
-            <w:shd w:fill="FAF8F2"/>
           </w:tcPr>
           <w:p>
+            <w:pPr>
+              <w:spacing w:after="0"/>
+            </w:pPr>
             <w:r>
               <w:rPr>
                 <w:rFonts w:ascii="PingFang TC" w:hAnsi="PingFang TC"/>
-                <w:color w:val="2D3748"/>
-                <w:sz w:val="17"/>
+                <w:color w:val="1A1D20"/>
+                <w:sz w:val="16"/>
               </w:rPr>
-              <w:t>13 戶</w:t>
-            </w:r>
-          </w:p>
-        </w:tc>
-        <w:tc>
-          <w:tcPr>
-            <w:tcW w:type="dxa" w:w="1928"/>
-            <w:shd w:fill="F8FAFC"/>
-            <w:tcMar>
-              <w:top w:w="80" w:type="dxa"/>
-              <w:bottom w:w="80" w:type="dxa"/>
-              <w:left w:w="100" w:type="dxa"/>
-              <w:right w:w="100" w:type="dxa"/>
-            </w:tcMar>
-            <w:shd w:fill="FAF8F2"/>
-          </w:tcPr>
-          <w:p>
-            <w:r>
-              <w:rPr>
-                <w:rFonts w:ascii="PingFang TC" w:hAnsi="PingFang TC"/>
-                <w:color w:val="2D3748"/>
-                <w:sz w:val="17"/>
-              </w:rPr>
-              <w:t>5.39%</w:t>
-            </w:r>
-          </w:p>
-        </w:tc>
-        <w:tc>
-          <w:tcPr>
-            <w:tcW w:type="dxa" w:w="1928"/>
-            <w:shd w:fill="F8FAFC"/>
-            <w:tcMar>
-              <w:top w:w="80" w:type="dxa"/>
-              <w:bottom w:w="80" w:type="dxa"/>
-              <w:left w:w="100" w:type="dxa"/>
-              <w:right w:w="100" w:type="dxa"/>
-            </w:tcMar>
-            <w:shd w:fill="FAF8F2"/>
-          </w:tcPr>
-          <w:p>
-            <w:r>
-              <w:rPr>
-                <w:rFonts w:ascii="PingFang TC" w:hAnsi="PingFang TC"/>
-                <w:color w:val="2D3748"/>
-                <w:sz w:val="17"/>
-              </w:rPr>
-              <w:t>面臨龍社路公有道路，獨立出入</w:t>
+              <w:t>- NT$ 4,800 元 (僅門前路燈與局部公電)</w:t>
             </w:r>
           </w:p>
         </w:tc>
@@ -939,118 +2584,76 @@
       <w:tr>
         <w:tc>
           <w:tcPr>
-            <w:tcW w:type="dxa" w:w="1928"/>
+            <w:tcW w:type="dxa" w:w="3289"/>
             <w:shd w:fill="FFFFFF"/>
             <w:tcMar>
-              <w:top w:w="80" w:type="dxa"/>
-              <w:bottom w:w="80" w:type="dxa"/>
-              <w:left w:w="100" w:type="dxa"/>
-              <w:right w:w="100" w:type="dxa"/>
+              <w:top w:w="45" w:type="dxa"/>
+              <w:bottom w:w="45" w:type="dxa"/>
+              <w:left w:w="70" w:type="dxa"/>
+              <w:right w:w="70" w:type="dxa"/>
             </w:tcMar>
-            <w:shd w:fill="FFFDF5"/>
           </w:tcPr>
           <w:p>
+            <w:pPr>
+              <w:spacing w:after="0"/>
+            </w:pPr>
             <w:r>
               <w:rPr>
                 <w:rFonts w:ascii="PingFang TC" w:hAnsi="PingFang TC"/>
-                <w:b/>
-                <w:color w:val="2D3748"/>
-                <w:sz w:val="17"/>
+                <w:color w:val="1A1D20"/>
+                <w:sz w:val="16"/>
               </w:rPr>
-              <w:t>B1 區</w:t>
+              <w:t>行政雜支與開戶規費</w:t>
             </w:r>
           </w:p>
         </w:tc>
         <w:tc>
           <w:tcPr>
-            <w:tcW w:type="dxa" w:w="1928"/>
+            <w:tcW w:type="dxa" w:w="3289"/>
             <w:shd w:fill="FFFFFF"/>
             <w:tcMar>
-              <w:top w:w="80" w:type="dxa"/>
-              <w:bottom w:w="80" w:type="dxa"/>
-              <w:left w:w="100" w:type="dxa"/>
-              <w:right w:w="100" w:type="dxa"/>
+              <w:top w:w="45" w:type="dxa"/>
+              <w:bottom w:w="45" w:type="dxa"/>
+              <w:left w:w="70" w:type="dxa"/>
+              <w:right w:w="70" w:type="dxa"/>
             </w:tcMar>
-            <w:shd w:fill="FFFDF5"/>
           </w:tcPr>
           <w:p>
+            <w:pPr>
+              <w:spacing w:after="0"/>
+            </w:pPr>
             <w:r>
               <w:rPr>
                 <w:rFonts w:ascii="PingFang TC" w:hAnsi="PingFang TC"/>
-                <w:b/>
-                <w:color w:val="2D3748"/>
-                <w:sz w:val="17"/>
+                <w:color w:val="1A1D20"/>
+                <w:sz w:val="16"/>
               </w:rPr>
-              <w:t>富宇好境</w:t>
+              <w:t>- NT$ 200 元</w:t>
             </w:r>
           </w:p>
         </w:tc>
         <w:tc>
           <w:tcPr>
-            <w:tcW w:type="dxa" w:w="1928"/>
+            <w:tcW w:type="dxa" w:w="3289"/>
             <w:shd w:fill="FFFFFF"/>
             <w:tcMar>
-              <w:top w:w="80" w:type="dxa"/>
-              <w:bottom w:w="80" w:type="dxa"/>
-              <w:left w:w="100" w:type="dxa"/>
-              <w:right w:w="100" w:type="dxa"/>
+              <w:top w:w="45" w:type="dxa"/>
+              <w:bottom w:w="45" w:type="dxa"/>
+              <w:left w:w="70" w:type="dxa"/>
+              <w:right w:w="70" w:type="dxa"/>
             </w:tcMar>
-            <w:shd w:fill="FFFDF5"/>
           </w:tcPr>
           <w:p>
+            <w:pPr>
+              <w:spacing w:after="0"/>
+            </w:pPr>
             <w:r>
               <w:rPr>
                 <w:rFonts w:ascii="PingFang TC" w:hAnsi="PingFang TC"/>
-                <w:color w:val="2D3748"/>
-                <w:sz w:val="17"/>
+                <w:color w:val="1A1D20"/>
+                <w:sz w:val="16"/>
               </w:rPr>
-              <w:t>42 戶</w:t>
-            </w:r>
-          </w:p>
-        </w:tc>
-        <w:tc>
-          <w:tcPr>
-            <w:tcW w:type="dxa" w:w="1928"/>
-            <w:shd w:fill="FFFFFF"/>
-            <w:tcMar>
-              <w:top w:w="80" w:type="dxa"/>
-              <w:bottom w:w="80" w:type="dxa"/>
-              <w:left w:w="100" w:type="dxa"/>
-              <w:right w:w="100" w:type="dxa"/>
-            </w:tcMar>
-            <w:shd w:fill="FFFDF5"/>
-          </w:tcPr>
-          <w:p>
-            <w:r>
-              <w:rPr>
-                <w:rFonts w:ascii="PingFang TC" w:hAnsi="PingFang TC"/>
-                <w:color w:val="2D3748"/>
-                <w:sz w:val="17"/>
-              </w:rPr>
-              <w:t>17.43%</w:t>
-            </w:r>
-          </w:p>
-        </w:tc>
-        <w:tc>
-          <w:tcPr>
-            <w:tcW w:type="dxa" w:w="1928"/>
-            <w:shd w:fill="FFFFFF"/>
-            <w:tcMar>
-              <w:top w:w="80" w:type="dxa"/>
-              <w:bottom w:w="80" w:type="dxa"/>
-              <w:left w:w="100" w:type="dxa"/>
-              <w:right w:w="100" w:type="dxa"/>
-            </w:tcMar>
-            <w:shd w:fill="FFFDF5"/>
-          </w:tcPr>
-          <w:p>
-            <w:r>
-              <w:rPr>
-                <w:rFonts w:ascii="PingFang TC" w:hAnsi="PingFang TC"/>
-                <w:color w:val="2D3748"/>
-                <w:sz w:val="17"/>
-              </w:rPr>
-              <w:t>經由龍社路內部私設巷道進出，高度共用巷道與環保室</w:t>
+              <w:t>- NT$ 2,400 元 (文具、郵資、印鑑保管)</w:t>
             </w:r>
           </w:p>
         </w:tc>
@@ -1058,118 +2661,76 @@
       <w:tr>
         <w:tc>
           <w:tcPr>
-            <w:tcW w:type="dxa" w:w="1928"/>
-            <w:shd w:fill="F8FAFC"/>
+            <w:tcW w:type="dxa" w:w="3289"/>
+            <w:shd w:fill="FAF8F2"/>
             <w:tcMar>
-              <w:top w:w="80" w:type="dxa"/>
-              <w:bottom w:w="80" w:type="dxa"/>
-              <w:left w:w="100" w:type="dxa"/>
-              <w:right w:w="100" w:type="dxa"/>
+              <w:top w:w="45" w:type="dxa"/>
+              <w:bottom w:w="45" w:type="dxa"/>
+              <w:left w:w="70" w:type="dxa"/>
+              <w:right w:w="70" w:type="dxa"/>
             </w:tcMar>
-            <w:shd w:fill="FAF8F2"/>
           </w:tcPr>
           <w:p>
+            <w:pPr>
+              <w:spacing w:after="0"/>
+            </w:pPr>
             <w:r>
               <w:rPr>
                 <w:rFonts w:ascii="PingFang TC" w:hAnsi="PingFang TC"/>
-                <w:b/>
-                <w:color w:val="2D3748"/>
-                <w:sz w:val="17"/>
+                <w:color w:val="1A1D20"/>
+                <w:sz w:val="16"/>
               </w:rPr>
-              <w:t>B2 區</w:t>
+              <w:t>垃圾清運支出</w:t>
             </w:r>
           </w:p>
         </w:tc>
         <w:tc>
           <w:tcPr>
-            <w:tcW w:type="dxa" w:w="1928"/>
-            <w:shd w:fill="F8FAFC"/>
+            <w:tcW w:type="dxa" w:w="3289"/>
+            <w:shd w:fill="FAF8F2"/>
             <w:tcMar>
-              <w:top w:w="80" w:type="dxa"/>
-              <w:bottom w:w="80" w:type="dxa"/>
-              <w:left w:w="100" w:type="dxa"/>
-              <w:right w:w="100" w:type="dxa"/>
+              <w:top w:w="45" w:type="dxa"/>
+              <w:bottom w:w="45" w:type="dxa"/>
+              <w:left w:w="70" w:type="dxa"/>
+              <w:right w:w="70" w:type="dxa"/>
             </w:tcMar>
-            <w:shd w:fill="FAF8F2"/>
           </w:tcPr>
           <w:p>
+            <w:pPr>
+              <w:spacing w:after="0"/>
+            </w:pPr>
             <w:r>
               <w:rPr>
                 <w:rFonts w:ascii="PingFang TC" w:hAnsi="PingFang TC"/>
-                <w:b/>
-                <w:color w:val="2D3748"/>
-                <w:sz w:val="17"/>
+                <w:color w:val="1A1D20"/>
+                <w:sz w:val="16"/>
               </w:rPr>
-              <w:t>富宇悠境</w:t>
+              <w:t>NT$ 0 元</w:t>
             </w:r>
           </w:p>
         </w:tc>
         <w:tc>
           <w:tcPr>
-            <w:tcW w:type="dxa" w:w="1928"/>
-            <w:shd w:fill="F8FAFC"/>
+            <w:tcW w:type="dxa" w:w="3289"/>
+            <w:shd w:fill="FAF8F2"/>
             <w:tcMar>
-              <w:top w:w="80" w:type="dxa"/>
-              <w:bottom w:w="80" w:type="dxa"/>
-              <w:left w:w="100" w:type="dxa"/>
-              <w:right w:w="100" w:type="dxa"/>
+              <w:top w:w="45" w:type="dxa"/>
+              <w:bottom w:w="45" w:type="dxa"/>
+              <w:left w:w="70" w:type="dxa"/>
+              <w:right w:w="70" w:type="dxa"/>
             </w:tcMar>
-            <w:shd w:fill="FAF8F2"/>
           </w:tcPr>
           <w:p>
+            <w:pPr>
+              <w:spacing w:after="0"/>
+            </w:pPr>
             <w:r>
               <w:rPr>
                 <w:rFonts w:ascii="PingFang TC" w:hAnsi="PingFang TC"/>
-                <w:color w:val="2D3748"/>
-                <w:sz w:val="17"/>
+                <w:color w:val="1A1D20"/>
+                <w:sz w:val="16"/>
               </w:rPr>
-              <w:t>55 戶</w:t>
-            </w:r>
-          </w:p>
-        </w:tc>
-        <w:tc>
-          <w:tcPr>
-            <w:tcW w:type="dxa" w:w="1928"/>
-            <w:shd w:fill="F8FAFC"/>
-            <w:tcMar>
-              <w:top w:w="80" w:type="dxa"/>
-              <w:bottom w:w="80" w:type="dxa"/>
-              <w:left w:w="100" w:type="dxa"/>
-              <w:right w:w="100" w:type="dxa"/>
-            </w:tcMar>
-            <w:shd w:fill="FAF8F2"/>
-          </w:tcPr>
-          <w:p>
-            <w:r>
-              <w:rPr>
-                <w:rFonts w:ascii="PingFang TC" w:hAnsi="PingFang TC"/>
-                <w:color w:val="2D3748"/>
-                <w:sz w:val="17"/>
-              </w:rPr>
-              <w:t>22.82%</w:t>
-            </w:r>
-          </w:p>
-        </w:tc>
-        <w:tc>
-          <w:tcPr>
-            <w:tcW w:type="dxa" w:w="1928"/>
-            <w:shd w:fill="F8FAFC"/>
-            <w:tcMar>
-              <w:top w:w="80" w:type="dxa"/>
-              <w:bottom w:w="80" w:type="dxa"/>
-              <w:left w:w="100" w:type="dxa"/>
-              <w:right w:w="100" w:type="dxa"/>
-            </w:tcMar>
-            <w:shd w:fill="FAF8F2"/>
-          </w:tcPr>
-          <w:p>
-            <w:r>
-              <w:rPr>
-                <w:rFonts w:ascii="PingFang TC" w:hAnsi="PingFang TC"/>
-                <w:color w:val="2D3748"/>
-                <w:sz w:val="17"/>
-              </w:rPr>
-              <w:t>經由龍社路內部私設巷道進出，深處社區</w:t>
+              <w:t>NT$ 0 元 (住戶自行門前等市府公車型垃圾車，完全免花費)</w:t>
             </w:r>
           </w:p>
         </w:tc>
@@ -1177,350 +2738,532 @@
       <w:tr>
         <w:tc>
           <w:tcPr>
-            <w:tcW w:type="dxa" w:w="1928"/>
-            <w:shd w:fill="FFFFFF"/>
+            <w:tcW w:type="dxa" w:w="3289"/>
+            <w:shd w:fill="FFFDF5"/>
             <w:tcMar>
-              <w:top w:w="80" w:type="dxa"/>
-              <w:bottom w:w="80" w:type="dxa"/>
-              <w:left w:w="100" w:type="dxa"/>
-              <w:right w:w="100" w:type="dxa"/>
+              <w:top w:w="45" w:type="dxa"/>
+              <w:bottom w:w="45" w:type="dxa"/>
+              <w:left w:w="70" w:type="dxa"/>
+              <w:right w:w="70" w:type="dxa"/>
             </w:tcMar>
-            <w:shd w:fill="FFFDF5"/>
           </w:tcPr>
           <w:p>
+            <w:pPr>
+              <w:spacing w:after="0"/>
+            </w:pPr>
             <w:r>
               <w:rPr>
                 <w:rFonts w:ascii="PingFang TC" w:hAnsi="PingFang TC"/>
                 <w:b/>
-                <w:color w:val="2D3748"/>
-                <w:sz w:val="17"/>
+                <w:color w:val="B8860B"/>
+                <w:sz w:val="16"/>
               </w:rPr>
-              <w:t>C1 區</w:t>
+              <w:t>每月常態盈餘 / 儲備金</w:t>
             </w:r>
           </w:p>
         </w:tc>
         <w:tc>
           <w:tcPr>
-            <w:tcW w:type="dxa" w:w="1928"/>
-            <w:shd w:fill="FFFFFF"/>
+            <w:tcW w:type="dxa" w:w="3289"/>
+            <w:shd w:fill="FFFDF5"/>
             <w:tcMar>
-              <w:top w:w="80" w:type="dxa"/>
-              <w:bottom w:w="80" w:type="dxa"/>
-              <w:left w:w="100" w:type="dxa"/>
-              <w:right w:w="100" w:type="dxa"/>
+              <w:top w:w="45" w:type="dxa"/>
+              <w:bottom w:w="45" w:type="dxa"/>
+              <w:left w:w="70" w:type="dxa"/>
+              <w:right w:w="70" w:type="dxa"/>
             </w:tcMar>
-            <w:shd w:fill="FFFDF5"/>
           </w:tcPr>
           <w:p>
+            <w:pPr>
+              <w:spacing w:after="0"/>
+            </w:pPr>
             <w:r>
               <w:rPr>
                 <w:rFonts w:ascii="PingFang TC" w:hAnsi="PingFang TC"/>
                 <w:b/>
-                <w:color w:val="2D3748"/>
-                <w:sz w:val="17"/>
+                <w:color w:val="B8860B"/>
+                <w:sz w:val="16"/>
               </w:rPr>
-              <w:t>富宇清境</w:t>
+              <w:t>+ NT$ 1,800 元</w:t>
             </w:r>
           </w:p>
         </w:tc>
         <w:tc>
           <w:tcPr>
-            <w:tcW w:type="dxa" w:w="1928"/>
-            <w:shd w:fill="FFFFFF"/>
+            <w:tcW w:type="dxa" w:w="3289"/>
+            <w:shd w:fill="FFFDF5"/>
             <w:tcMar>
-              <w:top w:w="80" w:type="dxa"/>
-              <w:bottom w:w="80" w:type="dxa"/>
-              <w:left w:w="100" w:type="dxa"/>
-              <w:right w:w="100" w:type="dxa"/>
+              <w:top w:w="45" w:type="dxa"/>
+              <w:bottom w:w="45" w:type="dxa"/>
+              <w:left w:w="70" w:type="dxa"/>
+              <w:right w:w="70" w:type="dxa"/>
             </w:tcMar>
-            <w:shd w:fill="FFFDF5"/>
           </w:tcPr>
           <w:p>
-            <w:r>
-              <w:rPr>
-                <w:rFonts w:ascii="PingFang TC" w:hAnsi="PingFang TC"/>
-                <w:color w:val="2D3748"/>
-                <w:sz w:val="17"/>
-              </w:rPr>
-              <w:t>66 戶</w:t>
-            </w:r>
-          </w:p>
-        </w:tc>
-        <w:tc>
-          <w:tcPr>
-            <w:tcW w:type="dxa" w:w="1928"/>
-            <w:shd w:fill="FFFFFF"/>
-            <w:tcMar>
-              <w:top w:w="80" w:type="dxa"/>
-              <w:bottom w:w="80" w:type="dxa"/>
-              <w:left w:w="100" w:type="dxa"/>
-              <w:right w:w="100" w:type="dxa"/>
-            </w:tcMar>
-            <w:shd w:fill="FFFDF5"/>
-          </w:tcPr>
-          <w:p>
-            <w:r>
-              <w:rPr>
-                <w:rFonts w:ascii="PingFang TC" w:hAnsi="PingFang TC"/>
-                <w:color w:val="2D3748"/>
-                <w:sz w:val="17"/>
-              </w:rPr>
-              <w:t>27.39%</w:t>
-            </w:r>
-          </w:p>
-        </w:tc>
-        <w:tc>
-          <w:tcPr>
-            <w:tcW w:type="dxa" w:w="1928"/>
-            <w:shd w:fill="FFFFFF"/>
-            <w:tcMar>
-              <w:top w:w="80" w:type="dxa"/>
-              <w:bottom w:w="80" w:type="dxa"/>
-              <w:left w:w="100" w:type="dxa"/>
-              <w:right w:w="100" w:type="dxa"/>
-            </w:tcMar>
-            <w:shd w:fill="FFFDF5"/>
-          </w:tcPr>
-          <w:p>
-            <w:r>
-              <w:rPr>
-                <w:rFonts w:ascii="PingFang TC" w:hAnsi="PingFang TC"/>
-                <w:color w:val="2D3748"/>
-                <w:sz w:val="17"/>
-              </w:rPr>
-              <w:t>經由龍社路 642 巷內部巷道進出，最大戶數聚落</w:t>
-            </w:r>
-          </w:p>
-        </w:tc>
-      </w:tr>
-      <w:tr>
-        <w:tc>
-          <w:tcPr>
-            <w:tcW w:type="dxa" w:w="1928"/>
-            <w:shd w:fill="F8FAFC"/>
-            <w:tcMar>
-              <w:top w:w="80" w:type="dxa"/>
-              <w:bottom w:w="80" w:type="dxa"/>
-              <w:left w:w="100" w:type="dxa"/>
-              <w:right w:w="100" w:type="dxa"/>
-            </w:tcMar>
-            <w:shd w:fill="FAF8F2"/>
-          </w:tcPr>
-          <w:p>
+            <w:pPr>
+              <w:spacing w:after="0"/>
+            </w:pPr>
             <w:r>
               <w:rPr>
                 <w:rFonts w:ascii="PingFang TC" w:hAnsi="PingFang TC"/>
                 <w:b/>
-                <w:color w:val="2D3748"/>
-                <w:sz w:val="17"/>
+                <w:color w:val="B8860B"/>
+                <w:sz w:val="16"/>
               </w:rPr>
-              <w:t>C2 區</w:t>
-            </w:r>
-          </w:p>
-        </w:tc>
-        <w:tc>
-          <w:tcPr>
-            <w:tcW w:type="dxa" w:w="1928"/>
-            <w:shd w:fill="F8FAFC"/>
-            <w:tcMar>
-              <w:top w:w="80" w:type="dxa"/>
-              <w:bottom w:w="80" w:type="dxa"/>
-              <w:left w:w="100" w:type="dxa"/>
-              <w:right w:w="100" w:type="dxa"/>
-            </w:tcMar>
-            <w:shd w:fill="FAF8F2"/>
-          </w:tcPr>
-          <w:p>
-            <w:r>
-              <w:rPr>
-                <w:rFonts w:ascii="PingFang TC" w:hAnsi="PingFang TC"/>
-                <w:b/>
-                <w:color w:val="2D3748"/>
-                <w:sz w:val="17"/>
-              </w:rPr>
-              <w:t>富宇澄境</w:t>
-            </w:r>
-          </w:p>
-        </w:tc>
-        <w:tc>
-          <w:tcPr>
-            <w:tcW w:type="dxa" w:w="1928"/>
-            <w:shd w:fill="F8FAFC"/>
-            <w:tcMar>
-              <w:top w:w="80" w:type="dxa"/>
-              <w:bottom w:w="80" w:type="dxa"/>
-              <w:left w:w="100" w:type="dxa"/>
-              <w:right w:w="100" w:type="dxa"/>
-            </w:tcMar>
-            <w:shd w:fill="FAF8F2"/>
-          </w:tcPr>
-          <w:p>
-            <w:r>
-              <w:rPr>
-                <w:rFonts w:ascii="PingFang TC" w:hAnsi="PingFang TC"/>
-                <w:color w:val="2D3748"/>
-                <w:sz w:val="17"/>
-              </w:rPr>
-              <w:t>59 戶</w:t>
-            </w:r>
-          </w:p>
-        </w:tc>
-        <w:tc>
-          <w:tcPr>
-            <w:tcW w:type="dxa" w:w="1928"/>
-            <w:shd w:fill="F8FAFC"/>
-            <w:tcMar>
-              <w:top w:w="80" w:type="dxa"/>
-              <w:bottom w:w="80" w:type="dxa"/>
-              <w:left w:w="100" w:type="dxa"/>
-              <w:right w:w="100" w:type="dxa"/>
-            </w:tcMar>
-            <w:shd w:fill="FAF8F2"/>
-          </w:tcPr>
-          <w:p>
-            <w:r>
-              <w:rPr>
-                <w:rFonts w:ascii="PingFang TC" w:hAnsi="PingFang TC"/>
-                <w:color w:val="2D3748"/>
-                <w:sz w:val="17"/>
-              </w:rPr>
-              <w:t>24.48%</w:t>
-            </w:r>
-          </w:p>
-        </w:tc>
-        <w:tc>
-          <w:tcPr>
-            <w:tcW w:type="dxa" w:w="1928"/>
-            <w:shd w:fill="F8FAFC"/>
-            <w:tcMar>
-              <w:top w:w="80" w:type="dxa"/>
-              <w:bottom w:w="80" w:type="dxa"/>
-              <w:left w:w="100" w:type="dxa"/>
-              <w:right w:w="100" w:type="dxa"/>
-            </w:tcMar>
-            <w:shd w:fill="FAF8F2"/>
-          </w:tcPr>
-          <w:p>
-            <w:r>
-              <w:rPr>
-                <w:rFonts w:ascii="PingFang TC" w:hAnsi="PingFang TC"/>
-                <w:color w:val="2D3748"/>
-                <w:sz w:val="17"/>
-              </w:rPr>
-              <w:t>經由龍社路 642、646 巷進出，內部大型聚落</w:t>
+              <w:t>+ NT$ 21,600 元 (轉入定存滾存，手頭更有 28 萬老本！)</w:t>
             </w:r>
           </w:p>
         </w:tc>
       </w:tr>
     </w:tbl>
     <w:p>
-      <w:pPr>
-        <w:keepNext/>
-        <w:spacing w:before="240" w:after="120"/>
-      </w:pPr>
       <w:r>
-        <w:rPr>
-          <w:rFonts w:ascii="PingFang TC" w:hAnsi="PingFang TC"/>
-          <w:b/>
-          <w:color w:val="DE5814"/>
-          <w:sz w:val="23"/>
-        </w:rPr>
-        <w:t>1.3 A2 大境現行「利益嚴重不對等」財務困境</w:t>
+        <w:br w:type="page"/>
       </w:r>
     </w:p>
     <w:p>
       <w:pPr>
-        <w:spacing w:line="312" w:lineRule="auto" w:before="40" w:after="80"/>
-      </w:pPr>
-      <w:r>
-        <w:rPr>
-          <w:rFonts w:ascii="PingFang TC" w:hAnsi="PingFang TC"/>
-          <w:color w:val="2D3748"/>
-          <w:sz w:val="19"/>
-        </w:rPr>
-        <w:t>A2 大境僅 6 戶，在 241 戶的管委會體系中話語權僅佔 2.49%，處於絕對弱勢邊緣。更嚴重的是財務上的『巨額逆向補貼』：</w:t>
-      </w:r>
-    </w:p>
-    <w:p>
-      <w:pPr>
-        <w:spacing w:line="312" w:lineRule="auto" w:before="40" w:after="80"/>
-      </w:pPr>
-      <w:r>
-        <w:rPr>
-          <w:rFonts w:ascii="PingFang TC" w:hAnsi="PingFang TC"/>
-          <w:color w:val="2D3748"/>
-          <w:sz w:val="19"/>
-        </w:rPr>
-        <w:t>1. **每年繳交 7.2 萬元管理費**（6戶 × $1,000 × 12個月）：全數流入大社區經常門水庫。</w:t>
-      </w:r>
-    </w:p>
-    <w:p>
-      <w:pPr>
-        <w:spacing w:line="312" w:lineRule="auto" w:before="40" w:after="80"/>
-      </w:pPr>
-      <w:r>
-        <w:rPr>
-          <w:rFonts w:ascii="PingFang TC" w:hAnsi="PingFang TC"/>
-          <w:color w:val="2D3748"/>
-          <w:sz w:val="19"/>
-        </w:rPr>
-        <w:t>2. **補貼大社區內部垃圾子母車**：睿豐清運每月耗費約 4.8 萬元（每週兩次 6 桶，每桶 $1,000）。大境住戶自己走幾步路在龍社路等免費公有垃圾車，根本沒有使用子母車，卻每年幫大社區分攤垃圾處理費！</w:t>
-      </w:r>
-    </w:p>
-    <w:p>
-      <w:pPr>
-        <w:spacing w:line="312" w:lineRule="auto" w:before="40" w:after="80"/>
-      </w:pPr>
-      <w:r>
-        <w:rPr>
-          <w:rFonts w:ascii="PingFang TC" w:hAnsi="PingFang TC"/>
-          <w:color w:val="2D3748"/>
-          <w:sz w:val="19"/>
-        </w:rPr>
-        <w:t>3. **補貼巷道深處之物業經理薪水**：福爾摩沙物業經理（$70,350/月）常駐於內部貨櫃屋管理室，大境住戶位在最外側龍社路，日常信件大多由郵差按門鈴直送，實質享受到的物業服務近乎於零。</w:t>
-      </w:r>
-    </w:p>
-    <w:p>
-      <w:pPr>
-        <w:keepNext/>
-        <w:spacing w:before="360" w:after="160"/>
+        <w:spacing w:before="120" w:after="40"/>
       </w:pPr>
       <w:r>
         <w:rPr>
           <w:rFonts w:ascii="PingFang TC" w:hAnsi="PingFang TC"/>
           <w:b/>
           <w:color w:val="B8860B"/>
-          <w:sz w:val="28"/>
+          <w:sz w:val="21"/>
         </w:rPr>
-        <w:t>第貳章：法定分割之法理依據與三大核心王牌</w:t>
+        <w:t>第肆章：五大推動階段與標準作業程序（SOP）</w:t>
       </w:r>
     </w:p>
     <w:p>
       <w:pPr>
-        <w:keepNext/>
-        <w:spacing w:before="240" w:after="120"/>
+        <w:spacing w:line="276" w:lineRule="auto" w:before="20" w:after="40"/>
+      </w:pPr>
+      <w:r>
+        <w:rPr>
+          <w:rFonts w:ascii="PingFang TC" w:hAnsi="PingFang TC"/>
+          <w:color w:val="1A1D20"/>
+          <w:sz w:val="17"/>
+        </w:rPr>
+        <w:t>富宇大境分割之推動，兼顧法律程序的正當性與行政審查的嚴謹性，標準推動 SOP 劃分為五大階段：</w:t>
+      </w:r>
+    </w:p>
+    <w:p>
+      <w:pPr>
+        <w:spacing w:before="80" w:after="20"/>
       </w:pPr>
       <w:r>
         <w:rPr>
           <w:rFonts w:ascii="PingFang TC" w:hAnsi="PingFang TC"/>
           <w:b/>
-          <w:color w:val="DE5814"/>
-          <w:sz w:val="23"/>
+          <w:color w:val="D4AF37"/>
+          <w:sz w:val="18"/>
         </w:rPr>
-        <w:t>2.1 《公寓大廈管理條例》第 26 條之法定構成要件</w:t>
+        <w:t>階段一：A2 大境內部 100% 連署凝聚（共識準備）</w:t>
       </w:r>
     </w:p>
     <w:p>
       <w:pPr>
-        <w:spacing w:line="312" w:lineRule="auto" w:before="40" w:after="80"/>
+        <w:spacing w:line="276" w:lineRule="auto" w:before="20" w:after="40"/>
       </w:pPr>
       <w:r>
         <w:rPr>
           <w:rFonts w:ascii="PingFang TC" w:hAnsi="PingFang TC"/>
-          <w:color w:val="2D3748"/>
-          <w:sz w:val="19"/>
+          <w:color w:val="1A1D20"/>
+          <w:sz w:val="17"/>
         </w:rPr>
-        <w:t>依據《公寓大廈管理條例》第 26 條第 1 項規定：『多數各自獨立使用之建築物、公寓大廈，其共同設施之使用與管理具有整體不可分性，集結地區可成立一管理委員會；**如各該區得獨立使用且能分別成立管理委員會者，得分別成立管理委員會。**』</w:t>
+        <w:t>• 召開大境 6 戶客廳會，推選一名專案受託召集人（廖倫豪 先生）。</w:t>
+      </w:r>
+    </w:p>
+    <w:p>
+      <w:pPr>
+        <w:spacing w:line="276" w:lineRule="auto" w:before="20" w:after="40"/>
+      </w:pPr>
+      <w:r>
+        <w:rPr>
+          <w:rFonts w:ascii="PingFang TC" w:hAnsi="PingFang TC"/>
+          <w:color w:val="1A1D20"/>
+          <w:sz w:val="17"/>
+        </w:rPr>
+        <w:t>• 簽署《A2 富宇大境獨立分割連署意向書》（附錄一），取得 6 戶區權人 100% 親筆簽章。</w:t>
+      </w:r>
+    </w:p>
+    <w:p>
+      <w:pPr>
+        <w:spacing w:line="276" w:lineRule="auto" w:before="20" w:after="40"/>
+      </w:pPr>
+      <w:r>
+        <w:rPr>
+          <w:rFonts w:ascii="PingFang TC" w:hAnsi="PingFang TC"/>
+          <w:color w:val="1A1D20"/>
+          <w:sz w:val="17"/>
+        </w:rPr>
+        <w:t>• 確認共識：同意垃圾自行等車、同意追回定存 22 萬與基金 6 萬、推舉管理委員會幹部。</w:t>
+      </w:r>
+    </w:p>
+    <w:p>
+      <w:pPr>
+        <w:spacing w:before="80" w:after="20"/>
+      </w:pPr>
+      <w:r>
+        <w:rPr>
+          <w:rFonts w:ascii="PingFang TC" w:hAnsi="PingFang TC"/>
+          <w:b/>
+          <w:color w:val="D4AF37"/>
+          <w:sz w:val="18"/>
+        </w:rPr>
+        <w:t>階段二：向富宇大地管委會正式提案（溝通與審議）</w:t>
+      </w:r>
+    </w:p>
+    <w:p>
+      <w:pPr>
+        <w:spacing w:line="276" w:lineRule="auto" w:before="20" w:after="40"/>
+      </w:pPr>
+      <w:r>
+        <w:rPr>
+          <w:rFonts w:ascii="PingFang TC" w:hAnsi="PingFang TC"/>
+          <w:color w:val="1A1D20"/>
+          <w:sz w:val="17"/>
+        </w:rPr>
+        <w:t>• 由受託召集人以書面正式發函向富宇大地第二屆管委會提案，列入例會審議。</w:t>
+      </w:r>
+    </w:p>
+    <w:p>
+      <w:pPr>
+        <w:spacing w:line="276" w:lineRule="auto" w:before="20" w:after="40"/>
+      </w:pPr>
+      <w:r>
+        <w:rPr>
+          <w:rFonts w:ascii="PingFang TC" w:hAnsi="PingFang TC"/>
+          <w:color w:val="1A1D20"/>
+          <w:sz w:val="17"/>
+        </w:rPr>
+        <w:t>• 提案說服核心策略（雙贏話術）：</w:t>
+      </w:r>
+    </w:p>
+    <w:p>
+      <w:pPr>
+        <w:spacing w:line="276" w:lineRule="auto" w:before="20" w:after="40"/>
+      </w:pPr>
+      <w:r>
+        <w:rPr>
+          <w:rFonts w:ascii="PingFang TC" w:hAnsi="PingFang TC"/>
+          <w:color w:val="1A1D20"/>
+          <w:sz w:val="17"/>
+        </w:rPr>
+        <w:t xml:space="preserve">  1. 財務無損：大境的 22 萬定存原本就是獨立存單，分割不會掏空大社區原本的 760 萬資金。</w:t>
+      </w:r>
+    </w:p>
+    <w:p>
+      <w:pPr>
+        <w:spacing w:line="276" w:lineRule="auto" w:before="20" w:after="40"/>
+      </w:pPr>
+      <w:r>
+        <w:rPr>
+          <w:rFonts w:ascii="PingFang TC" w:hAnsi="PingFang TC"/>
+          <w:color w:val="1A1D20"/>
+          <w:sz w:val="17"/>
+        </w:rPr>
+        <w:t xml:space="preserve">  2. 公設減負：大境退出後，內部 6 桶子母車由 235 戶使用，垃圾容量更充裕、異味更少。</w:t>
+      </w:r>
+    </w:p>
+    <w:p>
+      <w:pPr>
+        <w:spacing w:line="276" w:lineRule="auto" w:before="20" w:after="40"/>
+      </w:pPr>
+      <w:r>
+        <w:rPr>
+          <w:rFonts w:ascii="PingFang TC" w:hAnsi="PingFang TC"/>
+          <w:color w:val="1A1D20"/>
+          <w:sz w:val="17"/>
+        </w:rPr>
+        <w:t xml:space="preserve">  3. 管理減壓：物業經理曹鈺芳無需再跨越龍社路巡查大境，大幅減輕巡檢負擔。</w:t>
+      </w:r>
+    </w:p>
+    <w:p>
+      <w:pPr>
+        <w:spacing w:before="80" w:after="20"/>
+      </w:pPr>
+      <w:r>
+        <w:rPr>
+          <w:rFonts w:ascii="PingFang TC" w:hAnsi="PingFang TC"/>
+          <w:b/>
+          <w:color w:val="D4AF37"/>
+          <w:sz w:val="18"/>
+        </w:rPr>
+        <w:t>階段三：法定程序推進與行政移交（法律生效程序）</w:t>
+      </w:r>
+    </w:p>
+    <w:p>
+      <w:pPr>
+        <w:spacing w:line="276" w:lineRule="auto" w:before="20" w:after="40"/>
+      </w:pPr>
+      <w:r>
+        <w:rPr>
+          <w:rFonts w:ascii="PingFang TC" w:hAnsi="PingFang TC"/>
+          <w:color w:val="1A1D20"/>
+          <w:sz w:val="17"/>
+        </w:rPr>
+        <w:t>• 管委會審議與移交協議：富宇大地管委會於例行會議確認 A2 大境依法分割獨立，簽署資產分割清算協議書，並辦理新光銀行定存與交屋基金移交手續。</w:t>
+      </w:r>
+    </w:p>
+    <w:p>
+      <w:pPr>
+        <w:spacing w:line="276" w:lineRule="auto" w:before="20" w:after="40"/>
+      </w:pPr>
+      <w:r>
+        <w:rPr>
+          <w:rFonts w:ascii="PingFang TC" w:hAnsi="PingFang TC"/>
+          <w:color w:val="1A1D20"/>
+          <w:sz w:val="17"/>
+        </w:rPr>
+        <w:t>• 大境管委會正式成立：A2 大境 6 戶全體區權人依法正式成立『富宇大境管理委員會』，訂定住戶規約、推選管理委員會幹部，並辦理專款專戶接收手續。</w:t>
+      </w:r>
+    </w:p>
+    <w:p>
+      <w:pPr>
+        <w:spacing w:before="80" w:after="20"/>
+      </w:pPr>
+      <w:r>
+        <w:rPr>
+          <w:rFonts w:ascii="PingFang TC" w:hAnsi="PingFang TC"/>
+          <w:b/>
+          <w:color w:val="D4AF37"/>
+          <w:sz w:val="18"/>
+        </w:rPr>
+        <w:t>階段四：主管機關行政變更與報備（取得法人地位與統編）</w:t>
+      </w:r>
+    </w:p>
+    <w:p>
+      <w:pPr>
+        <w:spacing w:line="276" w:lineRule="auto" w:before="20" w:after="40"/>
+      </w:pPr>
+      <w:r>
+        <w:rPr>
+          <w:rFonts w:ascii="PingFang TC" w:hAnsi="PingFang TC"/>
+          <w:color w:val="1A1D20"/>
+          <w:sz w:val="17"/>
+        </w:rPr>
+        <w:t>• 檢具全體區權人簽署立案公文、修正前後規約、分割協議書、使照影本、地籍圖謄本向主管機關龍井區公所申辦變更備查。</w:t>
+      </w:r>
+    </w:p>
+    <w:p>
+      <w:pPr>
+        <w:spacing w:line="276" w:lineRule="auto" w:before="20" w:after="40"/>
+      </w:pPr>
+      <w:r>
+        <w:rPr>
+          <w:rFonts w:ascii="PingFang TC" w:hAnsi="PingFang TC"/>
+          <w:color w:val="1A1D20"/>
+          <w:sz w:val="17"/>
+        </w:rPr>
+        <w:t>• 申辦富宇大地管委會報備戶數變更（由 241 戶變更為 235 戶）及富宇大境管委會成立組織報備（核准 6 戶）。</w:t>
+      </w:r>
+    </w:p>
+    <w:p>
+      <w:pPr>
+        <w:spacing w:line="276" w:lineRule="auto" w:before="20" w:after="40"/>
+      </w:pPr>
+      <w:r>
+        <w:rPr>
+          <w:rFonts w:ascii="PingFang TC" w:hAnsi="PingFang TC"/>
+          <w:color w:val="1A1D20"/>
+          <w:sz w:val="17"/>
+        </w:rPr>
+        <w:t>• 領取台中市龍井區公所核發之正式《公寓大廈管理組織報備證明》與新統一編號。</w:t>
+      </w:r>
+    </w:p>
+    <w:p>
+      <w:pPr>
+        <w:spacing w:before="80" w:after="20"/>
+      </w:pPr>
+      <w:r>
+        <w:rPr>
+          <w:rFonts w:ascii="PingFang TC" w:hAnsi="PingFang TC"/>
+          <w:b/>
+          <w:color w:val="D4AF37"/>
+          <w:sz w:val="18"/>
+        </w:rPr>
+        <w:t>階段五：銀行帳戶新設、資產撥付與外包切割（實體割離）</w:t>
+      </w:r>
+    </w:p>
+    <w:p>
+      <w:pPr>
+        <w:spacing w:line="276" w:lineRule="auto" w:before="20" w:after="40"/>
+      </w:pPr>
+      <w:r>
+        <w:rPr>
+          <w:rFonts w:ascii="PingFang TC" w:hAnsi="PingFang TC"/>
+          <w:color w:val="1A1D20"/>
+          <w:sz w:val="17"/>
+        </w:rPr>
+        <w:t>• 新任主委持公所報備證明、統一編號編配通知書、印鑑，至新光銀行開立『富宇大境管理委員會』專戶。</w:t>
+      </w:r>
+    </w:p>
+    <w:p>
+      <w:pPr>
+        <w:spacing w:line="276" w:lineRule="auto" w:before="20" w:after="40"/>
+      </w:pPr>
+      <w:r>
+        <w:rPr>
+          <w:rFonts w:ascii="PingFang TC" w:hAnsi="PingFang TC"/>
+          <w:color w:val="1A1D20"/>
+          <w:sz w:val="17"/>
+        </w:rPr>
+        <w:t>• 富宇大地管委會將定存 220,231 元、管理基金 60,000 元及結餘款全數電匯撥入新專戶。</w:t>
+      </w:r>
+    </w:p>
+    <w:p>
+      <w:pPr>
+        <w:spacing w:line="276" w:lineRule="auto" w:before="20" w:after="40"/>
+      </w:pPr>
+      <w:r>
+        <w:rPr>
+          <w:rFonts w:ascii="PingFang TC" w:hAnsi="PingFang TC"/>
+          <w:color w:val="1A1D20"/>
+          <w:sz w:val="17"/>
+        </w:rPr>
+        <w:t>• 大境正式終止與福爾摩沙物業、品潔清潔、睿豐垃圾清運之權利義務關係，獨立自治運作開始。</w:t>
+      </w:r>
+    </w:p>
+    <w:p>
+      <w:r>
+        <w:br w:type="page"/>
+      </w:r>
+    </w:p>
+    <w:p>
+      <w:pPr>
+        <w:spacing w:before="120" w:after="40"/>
+      </w:pPr>
+      <w:r>
+        <w:rPr>
+          <w:rFonts w:ascii="PingFang TC" w:hAnsi="PingFang TC"/>
+          <w:b/>
+          <w:color w:val="B8860B"/>
+          <w:sz w:val="21"/>
+        </w:rPr>
+        <w:t>第伍章：常見法律風險防禦與爭議防範守則</w:t>
+      </w:r>
+    </w:p>
+    <w:p>
+      <w:pPr>
+        <w:spacing w:before="80" w:after="20"/>
+      </w:pPr>
+      <w:r>
+        <w:rPr>
+          <w:rFonts w:ascii="PingFang TC" w:hAnsi="PingFang TC"/>
+          <w:b/>
+          <w:color w:val="D4AF37"/>
+          <w:sz w:val="18"/>
+        </w:rPr>
+        <w:t>5.1 若管委會拖延拒不配合辦理之法律救濟途徑</w:t>
+      </w:r>
+    </w:p>
+    <w:p>
+      <w:pPr>
+        <w:spacing w:line="276" w:lineRule="auto" w:before="20" w:after="40"/>
+      </w:pPr>
+      <w:r>
+        <w:rPr>
+          <w:rFonts w:ascii="PingFang TC" w:hAnsi="PingFang TC"/>
+          <w:color w:val="1A1D20"/>
+          <w:sz w:val="17"/>
+        </w:rPr>
+        <w:t>若富宇大地管委會因預算考量拖延或拒不配合辦理大境分割案，大境 6 戶可行使以下法定權利破局：</w:t>
+      </w:r>
+    </w:p>
+    <w:p>
+      <w:pPr>
+        <w:spacing w:line="276" w:lineRule="auto" w:before="20" w:after="40"/>
+      </w:pPr>
+      <w:r>
+        <w:rPr>
+          <w:rFonts w:ascii="PingFang TC" w:hAnsi="PingFang TC"/>
+          <w:color w:val="1A1D20"/>
+          <w:sz w:val="17"/>
+        </w:rPr>
+        <w:t>1. 提起《民法》第 824 條裁判分割共有物訴訟：透天別墅基地地號各自獨立，直接向法院訴請終止共有關係。司法判決具備強制執行力，直接取代協議。</w:t>
+      </w:r>
+    </w:p>
+    <w:p>
+      <w:pPr>
+        <w:spacing w:line="276" w:lineRule="auto" w:before="20" w:after="40"/>
+      </w:pPr>
+      <w:r>
+        <w:rPr>
+          <w:rFonts w:ascii="PingFang TC" w:hAnsi="PingFang TC"/>
+          <w:color w:val="1A1D20"/>
+          <w:sz w:val="17"/>
+        </w:rPr>
+        <w:t>2. 向台中市政府住宅處聲請爭議調處：依《公寓大廈管理條例》第 45 條，向主管機關申訴母體管委會違反第 26 條強制合併，由主管機關介入調處。</w:t>
+      </w:r>
+    </w:p>
+    <w:p>
+      <w:pPr>
+        <w:spacing w:line="276" w:lineRule="auto" w:before="20" w:after="40"/>
+      </w:pPr>
+      <w:r>
+        <w:rPr>
+          <w:rFonts w:ascii="PingFang TC" w:hAnsi="PingFang TC"/>
+          <w:color w:val="1A1D20"/>
+          <w:sz w:val="17"/>
+        </w:rPr>
+        <w:t>3. 行使拒繳非必要公設分攤款之民事抗辯：依民事『不當得利』原則，大境未受垃圾子母車之利益，卻遭強迫收取對價，得主張減免管理費。</w:t>
+      </w:r>
+    </w:p>
+    <w:p>
+      <w:pPr>
+        <w:spacing w:before="80" w:after="20"/>
+      </w:pPr>
+      <w:r>
+        <w:rPr>
+          <w:rFonts w:ascii="PingFang TC" w:hAnsi="PingFang TC"/>
+          <w:b/>
+          <w:color w:val="D4AF37"/>
+          <w:sz w:val="18"/>
+        </w:rPr>
+        <w:t>5.2 貨櫃屋管理室房屋稅與營業稅籍切割</w:t>
+      </w:r>
+    </w:p>
+    <w:p>
+      <w:pPr>
+        <w:spacing w:line="276" w:lineRule="auto" w:before="20" w:after="40"/>
+      </w:pPr>
+      <w:r>
+        <w:rPr>
+          <w:rFonts w:ascii="PingFang TC" w:hAnsi="PingFang TC"/>
+          <w:color w:val="1A1D20"/>
+          <w:sz w:val="17"/>
+        </w:rPr>
+        <w:t>依 8 月例會動議一，貨櫃屋管理室發給 241 戶同意書向台中市沙鹿稅務局申辦房屋稅籍。分割後，A2 大境 6 戶應書面通知管委會與稅務局撤回同意書，貨櫃屋產權與稅負由剩餘 235 戶承擔，大境不再負擔任何營業用稅捐責任。</w:t>
+      </w:r>
+    </w:p>
+    <w:p>
+      <w:pPr>
+        <w:spacing w:before="120" w:after="40"/>
+      </w:pPr>
+      <w:r>
+        <w:rPr>
+          <w:rFonts w:ascii="PingFang TC" w:hAnsi="PingFang TC"/>
+          <w:b/>
+          <w:color w:val="B8860B"/>
+          <w:sz w:val="21"/>
+        </w:rPr>
+        <w:t>第陸章：法制化必備實體附件與契約範本庫</w:t>
+      </w:r>
+    </w:p>
+    <w:p>
+      <w:pPr>
+        <w:spacing w:before="80" w:after="20"/>
+      </w:pPr>
+      <w:r>
+        <w:rPr>
+          <w:rFonts w:ascii="PingFang TC" w:hAnsi="PingFang TC"/>
+          <w:b/>
+          <w:color w:val="D4AF37"/>
+          <w:sz w:val="18"/>
+        </w:rPr>
+        <w:t>【範本一】A2 富宇大境 6 戶區分所有權人獨立分割連署意向書</w:t>
       </w:r>
     </w:p>
     <w:tbl>
@@ -1530,1704 +3273,36 @@
         <w:tblLook w:firstColumn="1" w:firstRow="1" w:lastColumn="0" w:lastRow="0" w:noHBand="0" w:noVBand="1" w:val="04A0"/>
       </w:tblPr>
       <w:tblGrid>
-        <w:gridCol w:w="9638"/>
+        <w:gridCol w:w="9866"/>
       </w:tblGrid>
       <w:tr>
         <w:tc>
           <w:tcPr>
-            <w:tcW w:type="dxa" w:w="9638"/>
-            <w:shd w:fill="FFFBEB"/>
+            <w:tcW w:type="dxa" w:w="9865"/>
+            <w:shd w:fill="FFFDF5"/>
             <w:tcMar>
-              <w:top w:w="140" w:type="dxa"/>
-              <w:bottom w:w="140" w:type="dxa"/>
-              <w:left w:w="200" w:type="dxa"/>
-              <w:right w:w="180" w:type="dxa"/>
+              <w:top w:w="60" w:type="dxa"/>
+              <w:bottom w:w="60" w:type="dxa"/>
+              <w:left w:w="100" w:type="dxa"/>
+              <w:right w:w="80" w:type="dxa"/>
             </w:tcMar>
             <w:tcBorders>
-              <w:left w:val="single" w:sz="28" w:space="0" w:color="DE5814"/>
+              <w:left w:val="single" w:sz="24" w:space="0" w:color="D4AF37"/>
               <w:top w:val="none"/>
               <w:right w:val="none"/>
               <w:bottom w:val="none"/>
             </w:tcBorders>
-            <w:shd w:fill="1A1D20"/>
           </w:tcPr>
           <w:p>
             <w:pPr>
-              <w:spacing w:line="300" w:lineRule="auto" w:before="40" w:after="40"/>
+              <w:spacing w:line="276" w:lineRule="auto" w:after="0"/>
             </w:pPr>
             <w:r>
               <w:rPr>
                 <w:rFonts w:ascii="PingFang TC" w:hAnsi="PingFang TC"/>
                 <w:b/>
-                <w:color w:val="D4AF37"/>
-                <w:sz w:val="20"/>
-              </w:rPr>
-              <w:t>【法定構成要件分析】</w:t>
-              <w:br/>
-            </w:r>
-            <w:r>
-              <w:rPr>
-                <w:rFonts w:ascii="PingFang TC" w:hAnsi="PingFang TC"/>
-                <w:b/>
-                <w:color w:val="D4AF37"/>
+                <w:color w:val="B8860B"/>
                 <w:sz w:val="18"/>
-              </w:rPr>
-              <w:t>法條文義極為清晰：只要滿足兩個要件，即可合法分割成立管理委員會：</w:t>
-              <w:br/>
-              <w:t>【要件一】得各自獨立使用：建物出入、生活機能、公設使用具備獨立性。</w:t>
-              <w:br/>
-              <w:t>【要件二】全體區權人依法具名連署：依條例規定由本區全體區權人一致具名簽署立案。</w:t>
-            </w:r>
-          </w:p>
-        </w:tc>
-      </w:tr>
-    </w:tbl>
-    <w:p>
-      <w:pPr>
-        <w:spacing w:before="0" w:after="80"/>
-      </w:pPr>
-    </w:p>
-    <w:p>
-      <w:pPr>
-        <w:keepNext/>
-        <w:spacing w:before="240" w:after="120"/>
-      </w:pPr>
-      <w:r>
-        <w:rPr>
-          <w:rFonts w:ascii="PingFang TC" w:hAnsi="PingFang TC"/>
-          <w:b/>
-          <w:color w:val="DE5814"/>
-          <w:sz w:val="23"/>
-        </w:rPr>
-        <w:t>2.2 核心王牌一：免用子母車，環保自理之完全非依賴性</w:t>
-      </w:r>
-    </w:p>
-    <w:p>
-      <w:pPr>
-        <w:spacing w:line="312" w:lineRule="auto" w:before="40" w:after="80"/>
-      </w:pPr>
-      <w:r>
-        <w:rPr>
-          <w:rFonts w:ascii="PingFang TC" w:hAnsi="PingFang TC"/>
-          <w:color w:val="2D3748"/>
-          <w:sz w:val="19"/>
-        </w:rPr>
-        <w:t>在所有分割爭議中，起造人或大社區管委會最常阻擋分割的抗辯理由即為『共用垃圾儲存設施（環保室）』。然而在富宇大地，A2 大境擁有絕對的抗辯王牌：</w:t>
-      </w:r>
-    </w:p>
-    <w:p>
-      <w:pPr>
-        <w:spacing w:line="312" w:lineRule="auto" w:before="40" w:after="80"/>
-      </w:pPr>
-      <w:r>
-        <w:rPr>
-          <w:rFonts w:ascii="PingFang TC" w:hAnsi="PingFang TC"/>
-          <w:color w:val="2D3748"/>
-          <w:sz w:val="19"/>
-        </w:rPr>
-        <w:t>• **市府垃圾車直達門前**：龍社路為台中市環保局公有垃圾車定時定點行經路線。大境 6 戶住戶出門即可丟垃圾，且平日生活均自行等垃圾車，**無人使用大社區內部收費子母車**。</w:t>
-      </w:r>
-    </w:p>
-    <w:p>
-      <w:pPr>
-        <w:spacing w:line="312" w:lineRule="auto" w:before="40" w:after="80"/>
-      </w:pPr>
-      <w:r>
-        <w:rPr>
-          <w:rFonts w:ascii="PingFang TC" w:hAnsi="PingFang TC"/>
-          <w:color w:val="2D3748"/>
-          <w:sz w:val="19"/>
-        </w:rPr>
-        <w:t>• **出具《環保自理切結書》**：大境 6 戶願簽署正式切結書，聲明分割後自願放棄使用原富宇大地環保室與子母車，相關廢棄物完全自行依公部門規範清運。這項事實直接瓦解了『公設具有不可分性』之抗辯！</w:t>
-      </w:r>
-    </w:p>
-    <w:p>
-      <w:pPr>
-        <w:keepNext/>
-        <w:spacing w:before="240" w:after="120"/>
-      </w:pPr>
-      <w:r>
-        <w:rPr>
-          <w:rFonts w:ascii="PingFang TC" w:hAnsi="PingFang TC"/>
-          <w:b/>
-          <w:color w:val="DE5814"/>
-          <w:sz w:val="23"/>
-        </w:rPr>
-        <w:t>2.3 核心王牌二：臨龍社路公有道路，通行權完全獨立</w:t>
-      </w:r>
-    </w:p>
-    <w:p>
-      <w:pPr>
-        <w:spacing w:line="312" w:lineRule="auto" w:before="40" w:after="80"/>
-      </w:pPr>
-      <w:r>
-        <w:rPr>
-          <w:rFonts w:ascii="PingFang TC" w:hAnsi="PingFang TC"/>
-          <w:color w:val="2D3748"/>
-          <w:sz w:val="19"/>
-        </w:rPr>
-        <w:t>A2 大境 6 戶之基地地籍臨接台中市公有計畫道路『龍社路』。車輛與人員進出直接銜接市區道路，**完全不需要通行富宇好境、悠境或清境之私設巷道（如 642 巷等）**。不存在任何袋地通行權、私設道路維護費分攤爭議，具備百分之百的地緣獨立性。</w:t>
-      </w:r>
-    </w:p>
-    <w:p>
-      <w:pPr>
-        <w:keepNext/>
-        <w:spacing w:before="240" w:after="120"/>
-      </w:pPr>
-      <w:r>
-        <w:rPr>
-          <w:rFonts w:ascii="PingFang TC" w:hAnsi="PingFang TC"/>
-          <w:b/>
-          <w:color w:val="DE5814"/>
-          <w:sz w:val="23"/>
-        </w:rPr>
-        <w:t>2.4 核心王牌三：專款定存單獨立立卷，產權劃分清晰</w:t>
-      </w:r>
-    </w:p>
-    <w:p>
-      <w:pPr>
-        <w:spacing w:line="312" w:lineRule="auto" w:before="40" w:after="80"/>
-      </w:pPr>
-      <w:r>
-        <w:rPr>
-          <w:rFonts w:ascii="PingFang TC" w:hAnsi="PingFang TC"/>
-          <w:color w:val="2D3748"/>
-          <w:sz w:val="19"/>
-        </w:rPr>
-        <w:t>依據富宇大地 115 年 5 月例會會議記錄議題四及 9 月例會財務報告，管理委員會早已將台中市政府核退之公共基金，依各區分別辦理定存。其中新光銀行定存單第 2 筆明確載明：**『A2 大境區定存，金額 NT$ 220,231 元』**。專款專用、帳目涇渭分明，無任何資產混淆難以分割之問題。</w:t>
-      </w:r>
-    </w:p>
-    <w:p>
-      <w:pPr>
-        <w:keepNext/>
-        <w:spacing w:before="360" w:after="160"/>
-      </w:pPr>
-      <w:r>
-        <w:rPr>
-          <w:rFonts w:ascii="PingFang TC" w:hAnsi="PingFang TC"/>
-          <w:b/>
-          <w:color w:val="B8860B"/>
-          <w:sz w:val="28"/>
-        </w:rPr>
-        <w:t>第參章：資產清算與財務割離方案（大境 28 萬取回機制）</w:t>
-      </w:r>
-    </w:p>
-    <w:p>
-      <w:pPr>
-        <w:keepNext/>
-        <w:spacing w:before="240" w:after="120"/>
-      </w:pPr>
-      <w:r>
-        <w:rPr>
-          <w:rFonts w:ascii="PingFang TC" w:hAnsi="PingFang TC"/>
-          <w:b/>
-          <w:color w:val="DE5814"/>
-          <w:sz w:val="23"/>
-        </w:rPr>
-        <w:t>3.1 可全數移交取回之專屬資產清冊</w:t>
-      </w:r>
-    </w:p>
-    <w:p>
-      <w:pPr>
-        <w:spacing w:line="312" w:lineRule="auto" w:before="40" w:after="80"/>
-      </w:pPr>
-      <w:r>
-        <w:rPr>
-          <w:rFonts w:ascii="PingFang TC" w:hAnsi="PingFang TC"/>
-          <w:color w:val="2D3748"/>
-          <w:sz w:val="19"/>
-        </w:rPr>
-        <w:t>截至 115 年 8 月底，富宇大地新光銀行專戶總結餘為 NT$ 7,840,355 元整。A2 大境獨立分割時，依法應取回之專屬資產明細如下表：</w:t>
-      </w:r>
-    </w:p>
-    <w:tbl>
-      <w:tblPr>
-        <w:tblW w:type="auto" w:w="0"/>
-        <w:jc w:val="center"/>
-        <w:tblLook w:firstColumn="1" w:firstRow="1" w:lastColumn="0" w:lastRow="0" w:noHBand="0" w:noVBand="1" w:val="04A0"/>
-      </w:tblPr>
-      <w:tblGrid>
-        <w:gridCol w:w="2409"/>
-        <w:gridCol w:w="2409"/>
-        <w:gridCol w:w="2409"/>
-        <w:gridCol w:w="2409"/>
-      </w:tblGrid>
-      <w:tr>
-        <w:tc>
-          <w:tcPr>
-            <w:tcW w:type="dxa" w:w="2409"/>
-            <w:shd w:fill="2D3748"/>
-            <w:tcMar>
-              <w:top w:w="100" w:type="dxa"/>
-              <w:bottom w:w="100" w:type="dxa"/>
-              <w:left w:w="100" w:type="dxa"/>
-              <w:right w:w="100" w:type="dxa"/>
-            </w:tcMar>
-            <w:shd w:fill="1A1D20"/>
-          </w:tcPr>
-          <w:p>
-            <w:r>
-              <w:rPr>
-                <w:rFonts w:ascii="PingFang TC" w:hAnsi="PingFang TC"/>
-                <w:b/>
-                <w:color w:val="D4AF37"/>
-                <w:sz w:val="17"/>
-              </w:rPr>
-              <w:t>資產項目</w:t>
-            </w:r>
-          </w:p>
-        </w:tc>
-        <w:tc>
-          <w:tcPr>
-            <w:tcW w:type="dxa" w:w="2409"/>
-            <w:shd w:fill="2D3748"/>
-            <w:tcMar>
-              <w:top w:w="100" w:type="dxa"/>
-              <w:bottom w:w="100" w:type="dxa"/>
-              <w:left w:w="100" w:type="dxa"/>
-              <w:right w:w="100" w:type="dxa"/>
-            </w:tcMar>
-            <w:shd w:fill="1A1D20"/>
-          </w:tcPr>
-          <w:p>
-            <w:r>
-              <w:rPr>
-                <w:rFonts w:ascii="PingFang TC" w:hAnsi="PingFang TC"/>
-                <w:b/>
-                <w:color w:val="D4AF37"/>
-                <w:sz w:val="17"/>
-              </w:rPr>
-              <w:t>應移交金額 (新台幣)</w:t>
-            </w:r>
-          </w:p>
-        </w:tc>
-        <w:tc>
-          <w:tcPr>
-            <w:tcW w:type="dxa" w:w="2409"/>
-            <w:shd w:fill="2D3748"/>
-            <w:tcMar>
-              <w:top w:w="100" w:type="dxa"/>
-              <w:bottom w:w="100" w:type="dxa"/>
-              <w:left w:w="100" w:type="dxa"/>
-              <w:right w:w="100" w:type="dxa"/>
-            </w:tcMar>
-            <w:shd w:fill="1A1D20"/>
-          </w:tcPr>
-          <w:p>
-            <w:r>
-              <w:rPr>
-                <w:rFonts w:ascii="PingFang TC" w:hAnsi="PingFang TC"/>
-                <w:b/>
-                <w:color w:val="D4AF37"/>
-                <w:sz w:val="17"/>
-              </w:rPr>
-              <w:t>法定依據與會議記錄證明</w:t>
-            </w:r>
-          </w:p>
-        </w:tc>
-        <w:tc>
-          <w:tcPr>
-            <w:tcW w:type="dxa" w:w="2409"/>
-            <w:shd w:fill="2D3748"/>
-            <w:tcMar>
-              <w:top w:w="100" w:type="dxa"/>
-              <w:bottom w:w="100" w:type="dxa"/>
-              <w:left w:w="100" w:type="dxa"/>
-              <w:right w:w="100" w:type="dxa"/>
-            </w:tcMar>
-            <w:shd w:fill="1A1D20"/>
-          </w:tcPr>
-          <w:p>
-            <w:r>
-              <w:rPr>
-                <w:rFonts w:ascii="PingFang TC" w:hAnsi="PingFang TC"/>
-                <w:b/>
-                <w:color w:val="D4AF37"/>
-                <w:sz w:val="17"/>
-              </w:rPr>
-              <w:t>移交割離方式</w:t>
-            </w:r>
-          </w:p>
-        </w:tc>
-      </w:tr>
-      <w:tr>
-        <w:tc>
-          <w:tcPr>
-            <w:tcW w:type="dxa" w:w="2409"/>
-            <w:shd w:fill="FFFFFF"/>
-            <w:tcMar>
-              <w:top w:w="90" w:type="dxa"/>
-              <w:bottom w:w="90" w:type="dxa"/>
-              <w:left w:w="100" w:type="dxa"/>
-              <w:right w:w="100" w:type="dxa"/>
-            </w:tcMar>
-            <w:shd w:fill="FFFDF5"/>
-          </w:tcPr>
-          <w:p>
-            <w:r>
-              <w:rPr>
-                <w:rFonts w:ascii="PingFang TC" w:hAnsi="PingFang TC"/>
-                <w:color w:val="2D3748"/>
-                <w:sz w:val="17"/>
-              </w:rPr>
-              <w:t>新光銀行 A2 大境定存單</w:t>
-            </w:r>
-          </w:p>
-        </w:tc>
-        <w:tc>
-          <w:tcPr>
-            <w:tcW w:type="dxa" w:w="2409"/>
-            <w:shd w:fill="FFFFFF"/>
-            <w:tcMar>
-              <w:top w:w="90" w:type="dxa"/>
-              <w:bottom w:w="90" w:type="dxa"/>
-              <w:left w:w="100" w:type="dxa"/>
-              <w:right w:w="100" w:type="dxa"/>
-            </w:tcMar>
-            <w:shd w:fill="FFFDF5"/>
-          </w:tcPr>
-          <w:p>
-            <w:r>
-              <w:rPr>
-                <w:rFonts w:ascii="PingFang TC" w:hAnsi="PingFang TC"/>
-                <w:color w:val="2D3748"/>
-                <w:sz w:val="17"/>
-              </w:rPr>
-              <w:t>NT$ 220,231 元</w:t>
-              <w:br/>
-              <w:t>(含孳生利息)</w:t>
-            </w:r>
-          </w:p>
-        </w:tc>
-        <w:tc>
-          <w:tcPr>
-            <w:tcW w:type="dxa" w:w="2409"/>
-            <w:shd w:fill="FFFFFF"/>
-            <w:tcMar>
-              <w:top w:w="90" w:type="dxa"/>
-              <w:bottom w:w="90" w:type="dxa"/>
-              <w:left w:w="100" w:type="dxa"/>
-              <w:right w:w="100" w:type="dxa"/>
-            </w:tcMar>
-            <w:shd w:fill="FFFDF5"/>
-          </w:tcPr>
-          <w:p>
-            <w:r>
-              <w:rPr>
-                <w:rFonts w:ascii="PingFang TC" w:hAnsi="PingFang TC"/>
-                <w:color w:val="2D3748"/>
-                <w:sz w:val="17"/>
-              </w:rPr>
-              <w:t>115.05.06 例會議題四決議</w:t>
-              <w:br/>
-              <w:t>115.09.08 例會財務報表</w:t>
-            </w:r>
-          </w:p>
-        </w:tc>
-        <w:tc>
-          <w:tcPr>
-            <w:tcW w:type="dxa" w:w="2409"/>
-            <w:shd w:fill="FFFFFF"/>
-            <w:tcMar>
-              <w:top w:w="90" w:type="dxa"/>
-              <w:bottom w:w="90" w:type="dxa"/>
-              <w:left w:w="100" w:type="dxa"/>
-              <w:right w:w="100" w:type="dxa"/>
-            </w:tcMar>
-            <w:shd w:fill="FFFDF5"/>
-          </w:tcPr>
-          <w:p>
-            <w:r>
-              <w:rPr>
-                <w:rFonts w:ascii="PingFang TC" w:hAnsi="PingFang TC"/>
-                <w:color w:val="2D3748"/>
-                <w:sz w:val="17"/>
-              </w:rPr>
-              <w:t>定存解約或辦理存單抬頭更名移轉予富宇大境管委會專戶</w:t>
-            </w:r>
-          </w:p>
-        </w:tc>
-      </w:tr>
-      <w:tr>
-        <w:tc>
-          <w:tcPr>
-            <w:tcW w:type="dxa" w:w="2409"/>
-            <w:shd w:fill="F8FAFC"/>
-            <w:tcMar>
-              <w:top w:w="90" w:type="dxa"/>
-              <w:bottom w:w="90" w:type="dxa"/>
-              <w:left w:w="100" w:type="dxa"/>
-              <w:right w:w="100" w:type="dxa"/>
-            </w:tcMar>
-            <w:shd w:fill="FAF8F2"/>
-          </w:tcPr>
-          <w:p>
-            <w:r>
-              <w:rPr>
-                <w:rFonts w:ascii="PingFang TC" w:hAnsi="PingFang TC"/>
-                <w:color w:val="2D3748"/>
-                <w:sz w:val="17"/>
-              </w:rPr>
-              <w:t>富宇建設交屋管理基金</w:t>
-            </w:r>
-          </w:p>
-        </w:tc>
-        <w:tc>
-          <w:tcPr>
-            <w:tcW w:type="dxa" w:w="2409"/>
-            <w:shd w:fill="F8FAFC"/>
-            <w:tcMar>
-              <w:top w:w="90" w:type="dxa"/>
-              <w:bottom w:w="90" w:type="dxa"/>
-              <w:left w:w="100" w:type="dxa"/>
-              <w:right w:w="100" w:type="dxa"/>
-            </w:tcMar>
-            <w:shd w:fill="FAF8F2"/>
-          </w:tcPr>
-          <w:p>
-            <w:r>
-              <w:rPr>
-                <w:rFonts w:ascii="PingFang TC" w:hAnsi="PingFang TC"/>
-                <w:color w:val="2D3748"/>
-                <w:sz w:val="17"/>
-              </w:rPr>
-              <w:t>NT$ 60,000 元</w:t>
-              <w:br/>
-              <w:t>($10,000 × 6戶)</w:t>
-            </w:r>
-          </w:p>
-        </w:tc>
-        <w:tc>
-          <w:tcPr>
-            <w:tcW w:type="dxa" w:w="2409"/>
-            <w:shd w:fill="F8FAFC"/>
-            <w:tcMar>
-              <w:top w:w="90" w:type="dxa"/>
-              <w:bottom w:w="90" w:type="dxa"/>
-              <w:left w:w="100" w:type="dxa"/>
-              <w:right w:w="100" w:type="dxa"/>
-            </w:tcMar>
-            <w:shd w:fill="FAF8F2"/>
-          </w:tcPr>
-          <w:p>
-            <w:r>
-              <w:rPr>
-                <w:rFonts w:ascii="PingFang TC" w:hAnsi="PingFang TC"/>
-                <w:color w:val="2D3748"/>
-                <w:sz w:val="17"/>
-              </w:rPr>
-              <w:t>115.05.05 富宇支票 241 萬入帳</w:t>
-              <w:br/>
-              <w:t>(241戶每戶1萬交屋基金)</w:t>
-            </w:r>
-          </w:p>
-        </w:tc>
-        <w:tc>
-          <w:tcPr>
-            <w:tcW w:type="dxa" w:w="2409"/>
-            <w:shd w:fill="F8FAFC"/>
-            <w:tcMar>
-              <w:top w:w="90" w:type="dxa"/>
-              <w:bottom w:w="90" w:type="dxa"/>
-              <w:left w:w="100" w:type="dxa"/>
-              <w:right w:w="100" w:type="dxa"/>
-            </w:tcMar>
-            <w:shd w:fill="FAF8F2"/>
-          </w:tcPr>
-          <w:p>
-            <w:r>
-              <w:rPr>
-                <w:rFonts w:ascii="PingFang TC" w:hAnsi="PingFang TC"/>
-                <w:color w:val="2D3748"/>
-                <w:sz w:val="17"/>
-              </w:rPr>
-              <w:t>由母體管委會開立支票返還 A2 大境 6 戶交屋管理基金</w:t>
-            </w:r>
-          </w:p>
-        </w:tc>
-      </w:tr>
-      <w:tr>
-        <w:tc>
-          <w:tcPr>
-            <w:tcW w:type="dxa" w:w="2409"/>
-            <w:shd w:fill="FFFFFF"/>
-            <w:tcMar>
-              <w:top w:w="90" w:type="dxa"/>
-              <w:bottom w:w="90" w:type="dxa"/>
-              <w:left w:w="100" w:type="dxa"/>
-              <w:right w:w="100" w:type="dxa"/>
-            </w:tcMar>
-            <w:shd w:fill="FFFDF5"/>
-          </w:tcPr>
-          <w:p>
-            <w:r>
-              <w:rPr>
-                <w:rFonts w:ascii="PingFang TC" w:hAnsi="PingFang TC"/>
-                <w:color w:val="2D3748"/>
-                <w:sz w:val="17"/>
-              </w:rPr>
-              <w:t>5~9月管理費結餘退款</w:t>
-            </w:r>
-          </w:p>
-        </w:tc>
-        <w:tc>
-          <w:tcPr>
-            <w:tcW w:type="dxa" w:w="2409"/>
-            <w:shd w:fill="FFFFFF"/>
-            <w:tcMar>
-              <w:top w:w="90" w:type="dxa"/>
-              <w:bottom w:w="90" w:type="dxa"/>
-              <w:left w:w="100" w:type="dxa"/>
-              <w:right w:w="100" w:type="dxa"/>
-            </w:tcMar>
-            <w:shd w:fill="FFFDF5"/>
-          </w:tcPr>
-          <w:p>
-            <w:r>
-              <w:rPr>
-                <w:rFonts w:ascii="PingFang TC" w:hAnsi="PingFang TC"/>
-                <w:color w:val="2D3748"/>
-                <w:sz w:val="17"/>
-              </w:rPr>
-              <w:t>約 NT$ 4,500 元</w:t>
-              <w:br/>
-              <w:t>(會計清算結餘)</w:t>
-            </w:r>
-          </w:p>
-        </w:tc>
-        <w:tc>
-          <w:tcPr>
-            <w:tcW w:type="dxa" w:w="2409"/>
-            <w:shd w:fill="FFFFFF"/>
-            <w:tcMar>
-              <w:top w:w="90" w:type="dxa"/>
-              <w:bottom w:w="90" w:type="dxa"/>
-              <w:left w:w="100" w:type="dxa"/>
-              <w:right w:w="100" w:type="dxa"/>
-            </w:tcMar>
-            <w:shd w:fill="FFFDF5"/>
-          </w:tcPr>
-          <w:p>
-            <w:r>
-              <w:rPr>
-                <w:rFonts w:ascii="PingFang TC" w:hAnsi="PingFang TC"/>
-                <w:color w:val="2D3748"/>
-                <w:sz w:val="17"/>
-              </w:rPr>
-              <w:t>A2 繳交 30,000 元，扣除公設水電攤提之結餘</w:t>
-            </w:r>
-          </w:p>
-        </w:tc>
-        <w:tc>
-          <w:tcPr>
-            <w:tcW w:type="dxa" w:w="2409"/>
-            <w:shd w:fill="FFFFFF"/>
-            <w:tcMar>
-              <w:top w:w="90" w:type="dxa"/>
-              <w:bottom w:w="90" w:type="dxa"/>
-              <w:left w:w="100" w:type="dxa"/>
-              <w:right w:w="100" w:type="dxa"/>
-            </w:tcMar>
-            <w:shd w:fill="FFFDF5"/>
-          </w:tcPr>
-          <w:p>
-            <w:r>
-              <w:rPr>
-                <w:rFonts w:ascii="PingFang TC" w:hAnsi="PingFang TC"/>
-                <w:color w:val="2D3748"/>
-                <w:sz w:val="17"/>
-              </w:rPr>
-              <w:t>經監察委員與財務委員清算後由活存專戶電匯撥付</w:t>
-            </w:r>
-          </w:p>
-        </w:tc>
-      </w:tr>
-      <w:tr>
-        <w:tc>
-          <w:tcPr>
-            <w:tcW w:type="dxa" w:w="2409"/>
-            <w:shd w:fill="FFFBEB"/>
-            <w:tcMar>
-              <w:top w:w="90" w:type="dxa"/>
-              <w:bottom w:w="90" w:type="dxa"/>
-              <w:left w:w="100" w:type="dxa"/>
-              <w:right w:w="100" w:type="dxa"/>
-            </w:tcMar>
-            <w:shd w:fill="FAF8F2"/>
-          </w:tcPr>
-          <w:p>
-            <w:r>
-              <w:rPr>
-                <w:rFonts w:ascii="PingFang TC" w:hAnsi="PingFang TC"/>
-                <w:b/>
-                <w:color w:val="A83212"/>
-                <w:sz w:val="17"/>
-              </w:rPr>
-              <w:t>合計可取回公款總額</w:t>
-            </w:r>
-          </w:p>
-        </w:tc>
-        <w:tc>
-          <w:tcPr>
-            <w:tcW w:type="dxa" w:w="2409"/>
-            <w:shd w:fill="FFFBEB"/>
-            <w:tcMar>
-              <w:top w:w="90" w:type="dxa"/>
-              <w:bottom w:w="90" w:type="dxa"/>
-              <w:left w:w="100" w:type="dxa"/>
-              <w:right w:w="100" w:type="dxa"/>
-            </w:tcMar>
-            <w:shd w:fill="FAF8F2"/>
-          </w:tcPr>
-          <w:p>
-            <w:r>
-              <w:rPr>
-                <w:rFonts w:ascii="PingFang TC" w:hAnsi="PingFang TC"/>
-                <w:b/>
-                <w:color w:val="A83212"/>
-                <w:sz w:val="17"/>
-              </w:rPr>
-              <w:t>NT$ 284,731 元整</w:t>
-            </w:r>
-          </w:p>
-        </w:tc>
-        <w:tc>
-          <w:tcPr>
-            <w:tcW w:type="dxa" w:w="2409"/>
-            <w:shd w:fill="FFFBEB"/>
-            <w:tcMar>
-              <w:top w:w="90" w:type="dxa"/>
-              <w:bottom w:w="90" w:type="dxa"/>
-              <w:left w:w="100" w:type="dxa"/>
-              <w:right w:w="100" w:type="dxa"/>
-            </w:tcMar>
-            <w:shd w:fill="FAF8F2"/>
-          </w:tcPr>
-          <w:p>
-            <w:r>
-              <w:rPr>
-                <w:rFonts w:ascii="PingFang TC" w:hAnsi="PingFang TC"/>
-                <w:b/>
-                <w:color w:val="A83212"/>
-                <w:sz w:val="17"/>
-              </w:rPr>
-              <w:t>大境獨立後之第一筆自有公共基金</w:t>
-            </w:r>
-          </w:p>
-        </w:tc>
-        <w:tc>
-          <w:tcPr>
-            <w:tcW w:type="dxa" w:w="2409"/>
-            <w:shd w:fill="FFFBEB"/>
-            <w:tcMar>
-              <w:top w:w="90" w:type="dxa"/>
-              <w:bottom w:w="90" w:type="dxa"/>
-              <w:left w:w="100" w:type="dxa"/>
-              <w:right w:w="100" w:type="dxa"/>
-            </w:tcMar>
-            <w:shd w:fill="FAF8F2"/>
-          </w:tcPr>
-          <w:p>
-            <w:r>
-              <w:rPr>
-                <w:rFonts w:ascii="PingFang TC" w:hAnsi="PingFang TC"/>
-                <w:b/>
-                <w:color w:val="A83212"/>
-                <w:sz w:val="17"/>
-              </w:rPr>
-              <w:t>開戶後一次性撥入富宇大境專戶</w:t>
-            </w:r>
-          </w:p>
-        </w:tc>
-      </w:tr>
-    </w:tbl>
-    <w:p>
-      <w:pPr>
-        <w:keepNext/>
-        <w:spacing w:before="240" w:after="120"/>
-      </w:pPr>
-      <w:r>
-        <w:rPr>
-          <w:rFonts w:ascii="PingFang TC" w:hAnsi="PingFang TC"/>
-          <w:b/>
-          <w:color w:val="DE5814"/>
-          <w:sz w:val="23"/>
-        </w:rPr>
-        <w:t>3.2 分割後大境 6 戶自主財務預算模型（實質負擔腰斬）</w:t>
-      </w:r>
-    </w:p>
-    <w:p>
-      <w:pPr>
-        <w:spacing w:line="312" w:lineRule="auto" w:before="40" w:after="80"/>
-      </w:pPr>
-      <w:r>
-        <w:rPr>
-          <w:rFonts w:ascii="PingFang TC" w:hAnsi="PingFang TC"/>
-          <w:color w:val="2D3748"/>
-          <w:sz w:val="19"/>
-        </w:rPr>
-        <w:t>獨立成立「富宇大境管委會」後，6 戶透天別墅之日常維護極度單純。每戶每月管理費可自原先的 **$1,000 元大幅調降至 $300 ～ $500 元**：</w:t>
-      </w:r>
-    </w:p>
-    <w:tbl>
-      <w:tblPr>
-        <w:tblW w:type="auto" w:w="0"/>
-        <w:jc w:val="center"/>
-        <w:tblLook w:firstColumn="1" w:firstRow="1" w:lastColumn="0" w:lastRow="0" w:noHBand="0" w:noVBand="1" w:val="04A0"/>
-      </w:tblPr>
-      <w:tblGrid>
-        <w:gridCol w:w="3213"/>
-        <w:gridCol w:w="3213"/>
-        <w:gridCol w:w="3213"/>
-      </w:tblGrid>
-      <w:tr>
-        <w:tc>
-          <w:tcPr>
-            <w:tcW w:type="dxa" w:w="3213"/>
-            <w:shd w:fill="DE5814"/>
-            <w:tcMar>
-              <w:top w:w="90" w:type="dxa"/>
-              <w:bottom w:w="90" w:type="dxa"/>
-              <w:left w:w="100" w:type="dxa"/>
-              <w:right w:w="100" w:type="dxa"/>
-            </w:tcMar>
-            <w:shd w:fill="1A1D20"/>
-          </w:tcPr>
-          <w:p>
-            <w:r>
-              <w:rPr>
-                <w:rFonts w:ascii="PingFang TC" w:hAnsi="PingFang TC"/>
-                <w:b/>
-                <w:color w:val="D4AF37"/>
-                <w:sz w:val="17"/>
-              </w:rPr>
-              <w:t>收支項目</w:t>
-            </w:r>
-          </w:p>
-        </w:tc>
-        <w:tc>
-          <w:tcPr>
-            <w:tcW w:type="dxa" w:w="3213"/>
-            <w:shd w:fill="DE5814"/>
-            <w:tcMar>
-              <w:top w:w="90" w:type="dxa"/>
-              <w:bottom w:w="90" w:type="dxa"/>
-              <w:left w:w="100" w:type="dxa"/>
-              <w:right w:w="100" w:type="dxa"/>
-            </w:tcMar>
-            <w:shd w:fill="1A1D20"/>
-          </w:tcPr>
-          <w:p>
-            <w:r>
-              <w:rPr>
-                <w:rFonts w:ascii="PingFang TC" w:hAnsi="PingFang TC"/>
-                <w:b/>
-                <w:color w:val="D4AF37"/>
-                <w:sz w:val="17"/>
-              </w:rPr>
-              <w:t>每月金額 (新台幣)</w:t>
-            </w:r>
-          </w:p>
-        </w:tc>
-        <w:tc>
-          <w:tcPr>
-            <w:tcW w:type="dxa" w:w="3213"/>
-            <w:shd w:fill="DE5814"/>
-            <w:tcMar>
-              <w:top w:w="90" w:type="dxa"/>
-              <w:bottom w:w="90" w:type="dxa"/>
-              <w:left w:w="100" w:type="dxa"/>
-              <w:right w:w="100" w:type="dxa"/>
-            </w:tcMar>
-            <w:shd w:fill="1A1D20"/>
-          </w:tcPr>
-          <w:p>
-            <w:r>
-              <w:rPr>
-                <w:rFonts w:ascii="PingFang TC" w:hAnsi="PingFang TC"/>
-                <w:b/>
-                <w:color w:val="D4AF37"/>
-                <w:sz w:val="17"/>
-              </w:rPr>
-              <w:t>年度金額 (新台幣) / 說明</w:t>
-            </w:r>
-          </w:p>
-        </w:tc>
-      </w:tr>
-      <w:tr>
-        <w:tc>
-          <w:tcPr>
-            <w:tcW w:type="dxa" w:w="3213"/>
-            <w:shd w:fill="FFFFFF"/>
-            <w:tcMar>
-              <w:top w:w="80" w:type="dxa"/>
-              <w:bottom w:w="80" w:type="dxa"/>
-              <w:left w:w="100" w:type="dxa"/>
-              <w:right w:w="100" w:type="dxa"/>
-            </w:tcMar>
-            <w:shd w:fill="FFFDF5"/>
-          </w:tcPr>
-          <w:p>
-            <w:r>
-              <w:rPr>
-                <w:rFonts w:ascii="PingFang TC" w:hAnsi="PingFang TC"/>
-                <w:color w:val="2D3748"/>
-                <w:sz w:val="17"/>
-              </w:rPr>
-              <w:t>管理費收入 (以每戶 $400 計算)</w:t>
-            </w:r>
-          </w:p>
-        </w:tc>
-        <w:tc>
-          <w:tcPr>
-            <w:tcW w:type="dxa" w:w="3213"/>
-            <w:shd w:fill="FFFFFF"/>
-            <w:tcMar>
-              <w:top w:w="80" w:type="dxa"/>
-              <w:bottom w:w="80" w:type="dxa"/>
-              <w:left w:w="100" w:type="dxa"/>
-              <w:right w:w="100" w:type="dxa"/>
-            </w:tcMar>
-            <w:shd w:fill="FFFDF5"/>
-          </w:tcPr>
-          <w:p>
-            <w:r>
-              <w:rPr>
-                <w:rFonts w:ascii="PingFang TC" w:hAnsi="PingFang TC"/>
-                <w:color w:val="2D3748"/>
-                <w:sz w:val="17"/>
-              </w:rPr>
-              <w:t>+ NT$ 2,400 元</w:t>
-            </w:r>
-          </w:p>
-        </w:tc>
-        <w:tc>
-          <w:tcPr>
-            <w:tcW w:type="dxa" w:w="3213"/>
-            <w:shd w:fill="FFFFFF"/>
-            <w:tcMar>
-              <w:top w:w="80" w:type="dxa"/>
-              <w:bottom w:w="80" w:type="dxa"/>
-              <w:left w:w="100" w:type="dxa"/>
-              <w:right w:w="100" w:type="dxa"/>
-            </w:tcMar>
-            <w:shd w:fill="FFFDF5"/>
-          </w:tcPr>
-          <w:p>
-            <w:r>
-              <w:rPr>
-                <w:rFonts w:ascii="PingFang TC" w:hAnsi="PingFang TC"/>
-                <w:color w:val="2D3748"/>
-                <w:sz w:val="17"/>
-              </w:rPr>
-              <w:t>+ NT$ 28,800 元 (6 戶全收，負擔大幅減輕 60%)</w:t>
-            </w:r>
-          </w:p>
-        </w:tc>
-      </w:tr>
-      <w:tr>
-        <w:tc>
-          <w:tcPr>
-            <w:tcW w:type="dxa" w:w="3213"/>
-            <w:shd w:fill="F8FAFC"/>
-            <w:tcMar>
-              <w:top w:w="80" w:type="dxa"/>
-              <w:bottom w:w="80" w:type="dxa"/>
-              <w:left w:w="100" w:type="dxa"/>
-              <w:right w:w="100" w:type="dxa"/>
-            </w:tcMar>
-            <w:shd w:fill="FAF8F2"/>
-          </w:tcPr>
-          <w:p>
-            <w:r>
-              <w:rPr>
-                <w:rFonts w:ascii="PingFang TC" w:hAnsi="PingFang TC"/>
-                <w:color w:val="2D3748"/>
-                <w:sz w:val="17"/>
-              </w:rPr>
-              <w:t>公共路燈與設施用電 (台電分攤)</w:t>
-            </w:r>
-          </w:p>
-        </w:tc>
-        <w:tc>
-          <w:tcPr>
-            <w:tcW w:type="dxa" w:w="3213"/>
-            <w:shd w:fill="F8FAFC"/>
-            <w:tcMar>
-              <w:top w:w="80" w:type="dxa"/>
-              <w:bottom w:w="80" w:type="dxa"/>
-              <w:left w:w="100" w:type="dxa"/>
-              <w:right w:w="100" w:type="dxa"/>
-            </w:tcMar>
-            <w:shd w:fill="FAF8F2"/>
-          </w:tcPr>
-          <w:p>
-            <w:r>
-              <w:rPr>
-                <w:rFonts w:ascii="PingFang TC" w:hAnsi="PingFang TC"/>
-                <w:color w:val="2D3748"/>
-                <w:sz w:val="17"/>
-              </w:rPr>
-              <w:t>- NT$ 400 元</w:t>
-            </w:r>
-          </w:p>
-        </w:tc>
-        <w:tc>
-          <w:tcPr>
-            <w:tcW w:type="dxa" w:w="3213"/>
-            <w:shd w:fill="F8FAFC"/>
-            <w:tcMar>
-              <w:top w:w="80" w:type="dxa"/>
-              <w:bottom w:w="80" w:type="dxa"/>
-              <w:left w:w="100" w:type="dxa"/>
-              <w:right w:w="100" w:type="dxa"/>
-            </w:tcMar>
-            <w:shd w:fill="FAF8F2"/>
-          </w:tcPr>
-          <w:p>
-            <w:r>
-              <w:rPr>
-                <w:rFonts w:ascii="PingFang TC" w:hAnsi="PingFang TC"/>
-                <w:color w:val="2D3748"/>
-                <w:sz w:val="17"/>
-              </w:rPr>
-              <w:t>- NT$ 4,800 元 (僅門前路燈與局部公電)</w:t>
-            </w:r>
-          </w:p>
-        </w:tc>
-      </w:tr>
-      <w:tr>
-        <w:tc>
-          <w:tcPr>
-            <w:tcW w:type="dxa" w:w="3213"/>
-            <w:shd w:fill="FFFFFF"/>
-            <w:tcMar>
-              <w:top w:w="80" w:type="dxa"/>
-              <w:bottom w:w="80" w:type="dxa"/>
-              <w:left w:w="100" w:type="dxa"/>
-              <w:right w:w="100" w:type="dxa"/>
-            </w:tcMar>
-            <w:shd w:fill="FFFDF5"/>
-          </w:tcPr>
-          <w:p>
-            <w:r>
-              <w:rPr>
-                <w:rFonts w:ascii="PingFang TC" w:hAnsi="PingFang TC"/>
-                <w:color w:val="2D3748"/>
-                <w:sz w:val="17"/>
-              </w:rPr>
-              <w:t>行政雜支與開戶規費</w:t>
-            </w:r>
-          </w:p>
-        </w:tc>
-        <w:tc>
-          <w:tcPr>
-            <w:tcW w:type="dxa" w:w="3213"/>
-            <w:shd w:fill="FFFFFF"/>
-            <w:tcMar>
-              <w:top w:w="80" w:type="dxa"/>
-              <w:bottom w:w="80" w:type="dxa"/>
-              <w:left w:w="100" w:type="dxa"/>
-              <w:right w:w="100" w:type="dxa"/>
-            </w:tcMar>
-            <w:shd w:fill="FFFDF5"/>
-          </w:tcPr>
-          <w:p>
-            <w:r>
-              <w:rPr>
-                <w:rFonts w:ascii="PingFang TC" w:hAnsi="PingFang TC"/>
-                <w:color w:val="2D3748"/>
-                <w:sz w:val="17"/>
-              </w:rPr>
-              <w:t>- NT$ 200 元</w:t>
-            </w:r>
-          </w:p>
-        </w:tc>
-        <w:tc>
-          <w:tcPr>
-            <w:tcW w:type="dxa" w:w="3213"/>
-            <w:shd w:fill="FFFFFF"/>
-            <w:tcMar>
-              <w:top w:w="80" w:type="dxa"/>
-              <w:bottom w:w="80" w:type="dxa"/>
-              <w:left w:w="100" w:type="dxa"/>
-              <w:right w:w="100" w:type="dxa"/>
-            </w:tcMar>
-            <w:shd w:fill="FFFDF5"/>
-          </w:tcPr>
-          <w:p>
-            <w:r>
-              <w:rPr>
-                <w:rFonts w:ascii="PingFang TC" w:hAnsi="PingFang TC"/>
-                <w:color w:val="2D3748"/>
-                <w:sz w:val="17"/>
-              </w:rPr>
-              <w:t>- NT$ 2,400 元 (文具、郵資、印鑑保管)</w:t>
-            </w:r>
-          </w:p>
-        </w:tc>
-      </w:tr>
-      <w:tr>
-        <w:tc>
-          <w:tcPr>
-            <w:tcW w:type="dxa" w:w="3213"/>
-            <w:shd w:fill="F8FAFC"/>
-            <w:tcMar>
-              <w:top w:w="80" w:type="dxa"/>
-              <w:bottom w:w="80" w:type="dxa"/>
-              <w:left w:w="100" w:type="dxa"/>
-              <w:right w:w="100" w:type="dxa"/>
-            </w:tcMar>
-            <w:shd w:fill="FAF8F2"/>
-          </w:tcPr>
-          <w:p>
-            <w:r>
-              <w:rPr>
-                <w:rFonts w:ascii="PingFang TC" w:hAnsi="PingFang TC"/>
-                <w:color w:val="2D3748"/>
-                <w:sz w:val="17"/>
-              </w:rPr>
-              <w:t>垃圾清運支出</w:t>
-            </w:r>
-          </w:p>
-        </w:tc>
-        <w:tc>
-          <w:tcPr>
-            <w:tcW w:type="dxa" w:w="3213"/>
-            <w:shd w:fill="F8FAFC"/>
-            <w:tcMar>
-              <w:top w:w="80" w:type="dxa"/>
-              <w:bottom w:w="80" w:type="dxa"/>
-              <w:left w:w="100" w:type="dxa"/>
-              <w:right w:w="100" w:type="dxa"/>
-            </w:tcMar>
-            <w:shd w:fill="FAF8F2"/>
-          </w:tcPr>
-          <w:p>
-            <w:r>
-              <w:rPr>
-                <w:rFonts w:ascii="PingFang TC" w:hAnsi="PingFang TC"/>
-                <w:color w:val="2D3748"/>
-                <w:sz w:val="17"/>
-              </w:rPr>
-              <w:t>NT$ 0 元</w:t>
-            </w:r>
-          </w:p>
-        </w:tc>
-        <w:tc>
-          <w:tcPr>
-            <w:tcW w:type="dxa" w:w="3213"/>
-            <w:shd w:fill="F8FAFC"/>
-            <w:tcMar>
-              <w:top w:w="80" w:type="dxa"/>
-              <w:bottom w:w="80" w:type="dxa"/>
-              <w:left w:w="100" w:type="dxa"/>
-              <w:right w:w="100" w:type="dxa"/>
-            </w:tcMar>
-            <w:shd w:fill="FAF8F2"/>
-          </w:tcPr>
-          <w:p>
-            <w:r>
-              <w:rPr>
-                <w:rFonts w:ascii="PingFang TC" w:hAnsi="PingFang TC"/>
-                <w:color w:val="2D3748"/>
-                <w:sz w:val="17"/>
-              </w:rPr>
-              <w:t>NT$ 0 元 (住戶自行門前等市府公車型垃圾車，完全免花費)</w:t>
-            </w:r>
-          </w:p>
-        </w:tc>
-      </w:tr>
-      <w:tr>
-        <w:tc>
-          <w:tcPr>
-            <w:tcW w:type="dxa" w:w="3213"/>
-            <w:shd w:fill="FFFFFF"/>
-            <w:tcMar>
-              <w:top w:w="80" w:type="dxa"/>
-              <w:bottom w:w="80" w:type="dxa"/>
-              <w:left w:w="100" w:type="dxa"/>
-              <w:right w:w="100" w:type="dxa"/>
-            </w:tcMar>
-            <w:shd w:fill="FFFDF5"/>
-          </w:tcPr>
-          <w:p>
-            <w:r>
-              <w:rPr>
-                <w:rFonts w:ascii="PingFang TC" w:hAnsi="PingFang TC"/>
-                <w:b/>
-                <w:color w:val="A83212"/>
-                <w:sz w:val="17"/>
-              </w:rPr>
-              <w:t>每月常態盈餘 / 儲備金</w:t>
-            </w:r>
-          </w:p>
-        </w:tc>
-        <w:tc>
-          <w:tcPr>
-            <w:tcW w:type="dxa" w:w="3213"/>
-            <w:shd w:fill="FFFFFF"/>
-            <w:tcMar>
-              <w:top w:w="80" w:type="dxa"/>
-              <w:bottom w:w="80" w:type="dxa"/>
-              <w:left w:w="100" w:type="dxa"/>
-              <w:right w:w="100" w:type="dxa"/>
-            </w:tcMar>
-            <w:shd w:fill="FFFDF5"/>
-          </w:tcPr>
-          <w:p>
-            <w:r>
-              <w:rPr>
-                <w:rFonts w:ascii="PingFang TC" w:hAnsi="PingFang TC"/>
-                <w:b/>
-                <w:color w:val="A83212"/>
-                <w:sz w:val="17"/>
-              </w:rPr>
-              <w:t>+ NT$ 1,800 元</w:t>
-            </w:r>
-          </w:p>
-        </w:tc>
-        <w:tc>
-          <w:tcPr>
-            <w:tcW w:type="dxa" w:w="3213"/>
-            <w:shd w:fill="FFFFFF"/>
-            <w:tcMar>
-              <w:top w:w="80" w:type="dxa"/>
-              <w:bottom w:w="80" w:type="dxa"/>
-              <w:left w:w="100" w:type="dxa"/>
-              <w:right w:w="100" w:type="dxa"/>
-            </w:tcMar>
-            <w:shd w:fill="FFFDF5"/>
-          </w:tcPr>
-          <w:p>
-            <w:r>
-              <w:rPr>
-                <w:rFonts w:ascii="PingFang TC" w:hAnsi="PingFang TC"/>
-                <w:b/>
-                <w:color w:val="A83212"/>
-                <w:sz w:val="17"/>
-              </w:rPr>
-              <w:t>+ NT$ 21,600 元 (轉入定存滾存，手頭更有 28 萬老本！)</w:t>
-            </w:r>
-          </w:p>
-        </w:tc>
-      </w:tr>
-    </w:tbl>
-    <w:p>
-      <w:pPr>
-        <w:keepNext/>
-        <w:spacing w:before="360" w:after="160"/>
-      </w:pPr>
-      <w:r>
-        <w:rPr>
-          <w:rFonts w:ascii="PingFang TC" w:hAnsi="PingFang TC"/>
-          <w:b/>
-          <w:color w:val="B8860B"/>
-          <w:sz w:val="28"/>
-        </w:rPr>
-        <w:t>第肆章：五大推動階段與標準作業程序（SOP）</w:t>
-      </w:r>
-    </w:p>
-    <w:p>
-      <w:pPr>
-        <w:spacing w:line="312" w:lineRule="auto" w:before="40" w:after="80"/>
-      </w:pPr>
-      <w:r>
-        <w:rPr>
-          <w:rFonts w:ascii="PingFang TC" w:hAnsi="PingFang TC"/>
-          <w:color w:val="2D3748"/>
-          <w:sz w:val="19"/>
-        </w:rPr>
-        <w:t>富宇大境分割之推動，必須兼顧法律程序的正當性與行政審查的嚴謹性，標準推動 SOP 劃分為五大階段：</w:t>
-      </w:r>
-    </w:p>
-    <w:p>
-      <w:pPr>
-        <w:keepNext/>
-        <w:spacing w:before="240" w:after="120"/>
-      </w:pPr>
-      <w:r>
-        <w:rPr>
-          <w:rFonts w:ascii="PingFang TC" w:hAnsi="PingFang TC"/>
-          <w:b/>
-          <w:color w:val="DE5814"/>
-          <w:sz w:val="23"/>
-        </w:rPr>
-        <w:t>階段一：A2 大境內部 100% 連署凝聚（共識準備）</w:t>
-      </w:r>
-    </w:p>
-    <w:p>
-      <w:pPr>
-        <w:spacing w:line="312" w:lineRule="auto" w:before="40" w:after="80"/>
-      </w:pPr>
-      <w:r>
-        <w:rPr>
-          <w:rFonts w:ascii="PingFang TC" w:hAnsi="PingFang TC"/>
-          <w:color w:val="2D3748"/>
-          <w:sz w:val="19"/>
-        </w:rPr>
-        <w:t>• 召開大境 6 戶客廳會，推選一名專案發起人（召集人）。</w:t>
-      </w:r>
-    </w:p>
-    <w:p>
-      <w:pPr>
-        <w:spacing w:line="312" w:lineRule="auto" w:before="40" w:after="80"/>
-      </w:pPr>
-      <w:r>
-        <w:rPr>
-          <w:rFonts w:ascii="PingFang TC" w:hAnsi="PingFang TC"/>
-          <w:color w:val="2D3748"/>
-          <w:sz w:val="19"/>
-        </w:rPr>
-        <w:t>• 簽署《A2 富宇大境獨立分割連署意向書》（附錄一），取得 6 戶區權人 100% 簽章。</w:t>
-      </w:r>
-    </w:p>
-    <w:p>
-      <w:pPr>
-        <w:spacing w:line="312" w:lineRule="auto" w:before="40" w:after="80"/>
-      </w:pPr>
-      <w:r>
-        <w:rPr>
-          <w:rFonts w:ascii="PingFang TC" w:hAnsi="PingFang TC"/>
-          <w:color w:val="2D3748"/>
-          <w:sz w:val="19"/>
-        </w:rPr>
-        <w:t>• 確認共識：同意垃圾自行等車、同意追回定存 22 萬與基金 6 萬、推舉 3 人擔任新管委會幹部（主委、財委、監委）或單一管理負責人。</w:t>
-      </w:r>
-    </w:p>
-    <w:p>
-      <w:pPr>
-        <w:keepNext/>
-        <w:spacing w:before="240" w:after="120"/>
-      </w:pPr>
-      <w:r>
-        <w:rPr>
-          <w:rFonts w:ascii="PingFang TC" w:hAnsi="PingFang TC"/>
-          <w:b/>
-          <w:color w:val="DE5814"/>
-          <w:sz w:val="23"/>
-        </w:rPr>
-        <w:t>階段二：向富宇大地管委會正式提案（溝通與審議）</w:t>
-      </w:r>
-    </w:p>
-    <w:p>
-      <w:pPr>
-        <w:spacing w:line="312" w:lineRule="auto" w:before="40" w:after="80"/>
-      </w:pPr>
-      <w:r>
-        <w:rPr>
-          <w:rFonts w:ascii="PingFang TC" w:hAnsi="PingFang TC"/>
-          <w:color w:val="2D3748"/>
-          <w:sz w:val="19"/>
-        </w:rPr>
-        <w:t>• 由召集人以書面正式發函向富宇大地第二屆管委會提案，列入下次例會議程審議。</w:t>
-      </w:r>
-    </w:p>
-    <w:p>
-      <w:pPr>
-        <w:spacing w:line="312" w:lineRule="auto" w:before="40" w:after="80"/>
-      </w:pPr>
-      <w:r>
-        <w:rPr>
-          <w:rFonts w:ascii="PingFang TC" w:hAnsi="PingFang TC"/>
-          <w:color w:val="2D3748"/>
-          <w:sz w:val="19"/>
-        </w:rPr>
-        <w:t>• **提案說服核心策略（雙贏話術）**：</w:t>
-      </w:r>
-    </w:p>
-    <w:p>
-      <w:pPr>
-        <w:spacing w:line="312" w:lineRule="auto" w:before="40" w:after="80"/>
-      </w:pPr>
-      <w:r>
-        <w:rPr>
-          <w:rFonts w:ascii="PingFang TC" w:hAnsi="PingFang TC"/>
-          <w:color w:val="2D3748"/>
-          <w:sz w:val="19"/>
-        </w:rPr>
-        <w:t xml:space="preserve">  1. 告知大社區委員：大境的 22 萬定存原本就是獨立存單，分割不會掏空大社區原本的 760 萬資金。</w:t>
-      </w:r>
-    </w:p>
-    <w:p>
-      <w:pPr>
-        <w:spacing w:line="312" w:lineRule="auto" w:before="40" w:after="80"/>
-      </w:pPr>
-      <w:r>
-        <w:rPr>
-          <w:rFonts w:ascii="PingFang TC" w:hAnsi="PingFang TC"/>
-          <w:color w:val="2D3748"/>
-          <w:sz w:val="19"/>
-        </w:rPr>
-        <w:t xml:space="preserve">  2. 大境退出後，內部 6 桶子母車由 235 戶使用，垃圾容量更充裕、異味更少。</w:t>
-      </w:r>
-    </w:p>
-    <w:p>
-      <w:pPr>
-        <w:spacing w:line="312" w:lineRule="auto" w:before="40" w:after="80"/>
-      </w:pPr>
-      <w:r>
-        <w:rPr>
-          <w:rFonts w:ascii="PingFang TC" w:hAnsi="PingFang TC"/>
-          <w:color w:val="2D3748"/>
-          <w:sz w:val="19"/>
-        </w:rPr>
-        <w:t xml:space="preserve">  3. 物業經理曹鈺芳無需再跨越龍社路巡查大境，大幅減輕巡檢與信件投遞負擔。</w:t>
-      </w:r>
-    </w:p>
-    <w:p>
-      <w:pPr>
-        <w:keepNext/>
-        <w:spacing w:before="240" w:after="120"/>
-      </w:pPr>
-      <w:r>
-        <w:rPr>
-          <w:rFonts w:ascii="PingFang TC" w:hAnsi="PingFang TC"/>
-          <w:b/>
-          <w:color w:val="DE5814"/>
-          <w:sz w:val="23"/>
-        </w:rPr>
-        <w:t>階段三：法定程序推進與行政移交（法律生效程序）</w:t>
-      </w:r>
-    </w:p>
-    <w:p>
-      <w:pPr>
-        <w:spacing w:line="312" w:lineRule="auto" w:before="40" w:after="80"/>
-      </w:pPr>
-      <w:r>
-        <w:rPr>
-          <w:rFonts w:ascii="PingFang TC" w:hAnsi="PingFang TC"/>
-          <w:color w:val="2D3748"/>
-          <w:sz w:val="19"/>
-        </w:rPr>
-        <w:t>• **管委會審議與移交協議**：富宇大地管委會於例行會議確認 A2 大境依法分割獨立，簽署資產分割清算協議書，並辦理新光銀行定存與交屋基金移交手續。</w:t>
-      </w:r>
-    </w:p>
-    <w:p>
-      <w:pPr>
-        <w:spacing w:line="312" w:lineRule="auto" w:before="40" w:after="80"/>
-      </w:pPr>
-      <w:r>
-        <w:rPr>
-          <w:rFonts w:ascii="PingFang TC" w:hAnsi="PingFang TC"/>
-          <w:color w:val="2D3748"/>
-          <w:sz w:val="19"/>
-        </w:rPr>
-        <w:t>• **大境管委會正式成立**：A2 大境 6 戶全體區權人依法正式成立『富宇大境管理委員會』，訂定住戶規約、推選管理委員會幹部，並辦理專款專戶接收手續。</w:t>
-      </w:r>
-    </w:p>
-    <w:p>
-      <w:pPr>
-        <w:keepNext/>
-        <w:spacing w:before="240" w:after="120"/>
-      </w:pPr>
-      <w:r>
-        <w:rPr>
-          <w:rFonts w:ascii="PingFang TC" w:hAnsi="PingFang TC"/>
-          <w:b/>
-          <w:color w:val="DE5814"/>
-          <w:sz w:val="23"/>
-        </w:rPr>
-        <w:t>階段四：主管機關行政變更與報備（取得法人地位與統編）</w:t>
-      </w:r>
-    </w:p>
-    <w:p>
-      <w:pPr>
-        <w:spacing w:line="312" w:lineRule="auto" w:before="40" w:after="80"/>
-      </w:pPr>
-      <w:r>
-        <w:rPr>
-          <w:rFonts w:ascii="PingFang TC" w:hAnsi="PingFang TC"/>
-          <w:color w:val="2D3748"/>
-          <w:sz w:val="19"/>
-        </w:rPr>
-        <w:t>• 檢具全體區權人簽署立案公文、修正前後規約、分割協議書、使照影本、地籍圖謄本向主管機關龍井區公所申辦變更備查。</w:t>
-      </w:r>
-    </w:p>
-    <w:p>
-      <w:pPr>
-        <w:spacing w:line="312" w:lineRule="auto" w:before="40" w:after="80"/>
-      </w:pPr>
-      <w:r>
-        <w:rPr>
-          <w:rFonts w:ascii="PingFang TC" w:hAnsi="PingFang TC"/>
-          <w:color w:val="2D3748"/>
-          <w:sz w:val="19"/>
-        </w:rPr>
-        <w:t>• 向**台中市龍井區公所**申請：</w:t>
-      </w:r>
-    </w:p>
-    <w:p>
-      <w:pPr>
-        <w:spacing w:line="312" w:lineRule="auto" w:before="40" w:after="80"/>
-      </w:pPr>
-      <w:r>
-        <w:rPr>
-          <w:rFonts w:ascii="PingFang TC" w:hAnsi="PingFang TC"/>
-          <w:color w:val="2D3748"/>
-          <w:sz w:val="19"/>
-        </w:rPr>
-        <w:t xml:space="preserve">  1. 富宇大地管委會報備戶數變更（由 241 戶變更為 235 戶）。</w:t>
-      </w:r>
-    </w:p>
-    <w:p>
-      <w:pPr>
-        <w:spacing w:line="312" w:lineRule="auto" w:before="40" w:after="80"/>
-      </w:pPr>
-      <w:r>
-        <w:rPr>
-          <w:rFonts w:ascii="PingFang TC" w:hAnsi="PingFang TC"/>
-          <w:color w:val="2D3748"/>
-          <w:sz w:val="19"/>
-        </w:rPr>
-        <w:t xml:space="preserve">  2. 富宇大境管委會成立組織報備（核准 6 戶）。</w:t>
-      </w:r>
-    </w:p>
-    <w:p>
-      <w:pPr>
-        <w:spacing w:line="312" w:lineRule="auto" w:before="40" w:after="80"/>
-      </w:pPr>
-      <w:r>
-        <w:rPr>
-          <w:rFonts w:ascii="PingFang TC" w:hAnsi="PingFang TC"/>
-          <w:color w:val="2D3748"/>
-          <w:sz w:val="19"/>
-        </w:rPr>
-        <w:t>• 領取台中市政府龍井區公所核發之正式《公寓大廈管理組織報備證明》與新統一編號。</w:t>
-      </w:r>
-    </w:p>
-    <w:p>
-      <w:pPr>
-        <w:keepNext/>
-        <w:spacing w:before="240" w:after="120"/>
-      </w:pPr>
-      <w:r>
-        <w:rPr>
-          <w:rFonts w:ascii="PingFang TC" w:hAnsi="PingFang TC"/>
-          <w:b/>
-          <w:color w:val="DE5814"/>
-          <w:sz w:val="23"/>
-        </w:rPr>
-        <w:t>階段五：銀行帳戶新設、資產撥付與外包切割（實體割離）</w:t>
-      </w:r>
-    </w:p>
-    <w:p>
-      <w:pPr>
-        <w:spacing w:line="312" w:lineRule="auto" w:before="40" w:after="80"/>
-      </w:pPr>
-      <w:r>
-        <w:rPr>
-          <w:rFonts w:ascii="PingFang TC" w:hAnsi="PingFang TC"/>
-          <w:color w:val="2D3748"/>
-          <w:sz w:val="19"/>
-        </w:rPr>
-        <w:t>• 新任主委持公所報備證明、統一編號編配通知書、印鑑，至新光銀行沙鹿分行開立『富宇大境管理委員會』專戶。</w:t>
-      </w:r>
-    </w:p>
-    <w:p>
-      <w:pPr>
-        <w:spacing w:line="312" w:lineRule="auto" w:before="40" w:after="80"/>
-      </w:pPr>
-      <w:r>
-        <w:rPr>
-          <w:rFonts w:ascii="PingFang TC" w:hAnsi="PingFang TC"/>
-          <w:color w:val="2D3748"/>
-          <w:sz w:val="19"/>
-        </w:rPr>
-        <w:t>• 富宇大地管委會將定存 220,231 元、管理基金 60,000 元及結餘款全數電匯撥入新專戶。</w:t>
-      </w:r>
-    </w:p>
-    <w:p>
-      <w:pPr>
-        <w:spacing w:line="312" w:lineRule="auto" w:before="40" w:after="80"/>
-      </w:pPr>
-      <w:r>
-        <w:rPr>
-          <w:rFonts w:ascii="PingFang TC" w:hAnsi="PingFang TC"/>
-          <w:color w:val="2D3748"/>
-          <w:sz w:val="19"/>
-        </w:rPr>
-        <w:t>• 大境正式終止與福爾摩沙物業、品潔清潔、睿豐垃圾清運之權利義務關係，獨立自治運作開始。</w:t>
-      </w:r>
-    </w:p>
-    <w:p>
-      <w:pPr>
-        <w:keepNext/>
-        <w:spacing w:before="360" w:after="160"/>
-      </w:pPr>
-      <w:r>
-        <w:rPr>
-          <w:rFonts w:ascii="PingFang TC" w:hAnsi="PingFang TC"/>
-          <w:b/>
-          <w:color w:val="B8860B"/>
-          <w:sz w:val="28"/>
-        </w:rPr>
-        <w:t>第伍章：常見法律風險防禦與爭議防範守則</w:t>
-      </w:r>
-    </w:p>
-    <w:p>
-      <w:pPr>
-        <w:keepNext/>
-        <w:spacing w:before="240" w:after="120"/>
-      </w:pPr>
-      <w:r>
-        <w:rPr>
-          <w:rFonts w:ascii="PingFang TC" w:hAnsi="PingFang TC"/>
-          <w:b/>
-          <w:color w:val="DE5814"/>
-          <w:sz w:val="23"/>
-        </w:rPr>
-        <w:t>5.1 若大社區多數暴力惡意阻擋分割之法律救濟途徑</w:t>
-      </w:r>
-    </w:p>
-    <w:p>
-      <w:pPr>
-        <w:spacing w:line="312" w:lineRule="auto" w:before="40" w:after="80"/>
-      </w:pPr>
-      <w:r>
-        <w:rPr>
-          <w:rFonts w:ascii="PingFang TC" w:hAnsi="PingFang TC"/>
-          <w:color w:val="2D3748"/>
-          <w:sz w:val="19"/>
-        </w:rPr>
-        <w:t>若富宇大地管委會因預算考量拖延或拒不配合辦理大境分割案，大境 6 戶可行使以下法定權利破局：</w:t>
-      </w:r>
-    </w:p>
-    <w:p>
-      <w:pPr>
-        <w:spacing w:line="312" w:lineRule="auto" w:before="40" w:after="80"/>
-      </w:pPr>
-      <w:r>
-        <w:rPr>
-          <w:rFonts w:ascii="PingFang TC" w:hAnsi="PingFang TC"/>
-          <w:color w:val="2D3748"/>
-          <w:sz w:val="19"/>
-        </w:rPr>
-        <w:t>1. **提起《民法》第 824 條裁判分割共有物訴訟**：透天別墅基地地號若各自獨立，直接向法院訴請終止共有關係。</w:t>
-      </w:r>
-    </w:p>
-    <w:p>
-      <w:pPr>
-        <w:spacing w:line="312" w:lineRule="auto" w:before="40" w:after="80"/>
-      </w:pPr>
-      <w:r>
-        <w:rPr>
-          <w:rFonts w:ascii="PingFang TC" w:hAnsi="PingFang TC"/>
-          <w:color w:val="2D3748"/>
-          <w:sz w:val="19"/>
-        </w:rPr>
-        <w:t>2. **向台中市政府住宅發展工程處聲請爭議調處**：依《公寓大廈管理條例》第 45 條，向主管機關申訴母體管委會違反第 26 條強制合併，由主管機關介入調處。</w:t>
-      </w:r>
-    </w:p>
-    <w:p>
-      <w:pPr>
-        <w:spacing w:line="312" w:lineRule="auto" w:before="40" w:after="80"/>
-      </w:pPr>
-      <w:r>
-        <w:rPr>
-          <w:rFonts w:ascii="PingFang TC" w:hAnsi="PingFang TC"/>
-          <w:color w:val="2D3748"/>
-          <w:sz w:val="19"/>
-        </w:rPr>
-        <w:t>3. **行使拒繳非必要公設分攤款之民事抗辯**：依民事『不當得利』原則，大境未受垃圾子母車之利益，卻遭強迫收取對價，得主張減免管理費。</w:t>
-      </w:r>
-    </w:p>
-    <w:p>
-      <w:pPr>
-        <w:keepNext/>
-        <w:spacing w:before="240" w:after="120"/>
-      </w:pPr>
-      <w:r>
-        <w:rPr>
-          <w:rFonts w:ascii="PingFang TC" w:hAnsi="PingFang TC"/>
-          <w:b/>
-          <w:color w:val="DE5814"/>
-          <w:sz w:val="23"/>
-        </w:rPr>
-        <w:t>5.2 貨櫃屋管理室房屋稅與營業稅籍切割</w:t>
-      </w:r>
-    </w:p>
-    <w:p>
-      <w:pPr>
-        <w:spacing w:line="312" w:lineRule="auto" w:before="40" w:after="80"/>
-      </w:pPr>
-      <w:r>
-        <w:rPr>
-          <w:rFonts w:ascii="PingFang TC" w:hAnsi="PingFang TC"/>
-          <w:color w:val="2D3748"/>
-          <w:sz w:val="19"/>
-        </w:rPr>
-        <w:t>依 8 月例會動議一，貨櫃屋管理室發給 241 戶同意書向台中市沙鹿稅務局申辦房屋稅籍。分割後，A2 大境 6 戶應書面通知管委會與稅務局撤回同意書，貨櫃屋產權與稅負由剩餘 235 戶承擔，大境不再負擔任何營業用稅捐責任。</w:t>
-      </w:r>
-    </w:p>
-    <w:p>
-      <w:pPr>
-        <w:keepNext/>
-        <w:spacing w:before="360" w:after="160"/>
-      </w:pPr>
-      <w:r>
-        <w:rPr>
-          <w:rFonts w:ascii="PingFang TC" w:hAnsi="PingFang TC"/>
-          <w:b/>
-          <w:color w:val="B8860B"/>
-          <w:sz w:val="28"/>
-        </w:rPr>
-        <w:t>第陸章：法制化必備實體附件與契約範本庫</w:t>
-      </w:r>
-    </w:p>
-    <w:p>
-      <w:pPr>
-        <w:keepNext/>
-        <w:spacing w:before="240" w:after="120"/>
-      </w:pPr>
-      <w:r>
-        <w:rPr>
-          <w:rFonts w:ascii="PingFang TC" w:hAnsi="PingFang TC"/>
-          <w:b/>
-          <w:color w:val="DE5814"/>
-          <w:sz w:val="23"/>
-        </w:rPr>
-        <w:t>【附件一】A2 富宇大境 6 戶區分所有權人獨立分割連署意向書（範本）</w:t>
-      </w:r>
-    </w:p>
-    <w:tbl>
-      <w:tblPr>
-        <w:tblW w:type="auto" w:w="0"/>
-        <w:jc w:val="center"/>
-        <w:tblLook w:firstColumn="1" w:firstRow="1" w:lastColumn="0" w:lastRow="0" w:noHBand="0" w:noVBand="1" w:val="04A0"/>
-      </w:tblPr>
-      <w:tblGrid>
-        <w:gridCol w:w="9638"/>
-      </w:tblGrid>
-      <w:tr>
-        <w:tc>
-          <w:tcPr>
-            <w:tcW w:type="dxa" w:w="9638"/>
-            <w:shd w:fill="FFFBEB"/>
-            <w:tcMar>
-              <w:top w:w="140" w:type="dxa"/>
-              <w:bottom w:w="140" w:type="dxa"/>
-              <w:left w:w="200" w:type="dxa"/>
-              <w:right w:w="180" w:type="dxa"/>
-            </w:tcMar>
-            <w:tcBorders>
-              <w:left w:val="single" w:sz="28" w:space="0" w:color="DE5814"/>
-              <w:top w:val="none"/>
-              <w:right w:val="none"/>
-              <w:bottom w:val="none"/>
-            </w:tcBorders>
-            <w:shd w:fill="1A1D20"/>
-          </w:tcPr>
-          <w:p>
-            <w:pPr>
-              <w:spacing w:line="300" w:lineRule="auto" w:before="40" w:after="40"/>
-            </w:pPr>
-            <w:r>
-              <w:rPr>
-                <w:rFonts w:ascii="PingFang TC" w:hAnsi="PingFang TC"/>
-                <w:b/>
-                <w:color w:val="D4AF37"/>
-                <w:sz w:val="20"/>
               </w:rPr>
               <w:t>【法定連署書公文範本】</w:t>
               <w:br/>
@@ -3235,13 +3310,10 @@
             <w:r>
               <w:rPr>
                 <w:rFonts w:ascii="PingFang TC" w:hAnsi="PingFang TC"/>
-                <w:b/>
-                <w:color w:val="D4AF37"/>
-                <w:sz w:val="18"/>
+                <w:color w:val="1A1D20"/>
+                <w:sz w:val="17"/>
               </w:rPr>
-              <w:t>立連署書人係台中市沙鹿區「富宇大境（A2 區）」之全體區分所有權人。緣於本區 6 戶透天別墅面臨龍社路公有計畫道路，人員車輛出入完全獨立；且生活垃圾均自行等候市府垃圾車清運，完全未使用富宇大地社區內部之收費子母車與環保室。</w:t>
-              <w:br/>
-              <w:t>為貫徹權責相符與居住自主，依據《公寓大廈管理條例》第 26 條規定，立連署書人一致決議申請自富宇大地社區管理委員會獨立分割，成立專屬之「富宇大境管理委員會」，並全權委託 ____________ 先生/女士代表本區全體 6 戶辦理提案、協商、資產移交與公所行政報備全般手續。</w:t>
+              <w:t>立連署書人係台中市沙鹿區「富宇大境（A2 區）」全體區分所有權人。緣於本區 6 戶透天別墅面臨龍社路公有計畫道路，人員車輛出入完全獨立；且生活垃圾均自行等候市府垃圾車清運，完全未使用富宇大地社區內部之收費子母車與環保室。為貫徹權責相符與居住自主，依據《公寓大廈管理條例》第 26 條規定，立連署書人一致申請自富宇大地社區管理委員會獨立分割，成立專屬之「富宇大境管理委員會」，並全權委託 廖倫豪 先生 代表本區全體 6 戶辦理提案、協商、資產移交與公所行政報備全般手續。</w:t>
               <w:br/>
               <w:br/>
               <w:t>全體連署人名冊與簽章：</w:t>
@@ -3265,23 +3337,22 @@
       </w:tr>
     </w:tbl>
     <w:p>
-      <w:pPr>
-        <w:spacing w:before="0" w:after="80"/>
-      </w:pPr>
+      <w:r>
+        <w:br w:type="page"/>
+      </w:r>
     </w:p>
     <w:p>
       <w:pPr>
-        <w:keepNext/>
-        <w:spacing w:before="240" w:after="120"/>
+        <w:spacing w:before="80" w:after="20"/>
       </w:pPr>
       <w:r>
         <w:rPr>
           <w:rFonts w:ascii="PingFang TC" w:hAnsi="PingFang TC"/>
           <w:b/>
-          <w:color w:val="DE5814"/>
-          <w:sz w:val="23"/>
+          <w:color w:val="D4AF37"/>
+          <w:sz w:val="18"/>
         </w:rPr>
-        <w:t>【附件二】富宇大地 vs 富宇大境 公共基金與專款資產分割清算協議書（草案）</w:t>
+        <w:t>【範本二】富宇大地 vs 富宇大境 公共基金與專款資產分割清算協議書（草案）</w:t>
       </w:r>
     </w:p>
     <w:tbl>
@@ -3291,47 +3362,45 @@
         <w:tblLook w:firstColumn="1" w:firstRow="1" w:lastColumn="0" w:lastRow="0" w:noHBand="0" w:noVBand="1" w:val="04A0"/>
       </w:tblPr>
       <w:tblGrid>
-        <w:gridCol w:w="9638"/>
+        <w:gridCol w:w="9866"/>
       </w:tblGrid>
       <w:tr>
         <w:tc>
           <w:tcPr>
-            <w:tcW w:type="dxa" w:w="9638"/>
-            <w:shd w:fill="FFFBEB"/>
+            <w:tcW w:type="dxa" w:w="9865"/>
+            <w:shd w:fill="FFFDF5"/>
             <w:tcMar>
-              <w:top w:w="140" w:type="dxa"/>
-              <w:bottom w:w="140" w:type="dxa"/>
-              <w:left w:w="200" w:type="dxa"/>
-              <w:right w:w="180" w:type="dxa"/>
+              <w:top w:w="60" w:type="dxa"/>
+              <w:bottom w:w="60" w:type="dxa"/>
+              <w:left w:w="100" w:type="dxa"/>
+              <w:right w:w="80" w:type="dxa"/>
             </w:tcMar>
             <w:tcBorders>
-              <w:left w:val="single" w:sz="28" w:space="0" w:color="DE5814"/>
+              <w:left w:val="single" w:sz="24" w:space="0" w:color="D4AF37"/>
               <w:top w:val="none"/>
               <w:right w:val="none"/>
               <w:bottom w:val="none"/>
             </w:tcBorders>
-            <w:shd w:fill="1A1D20"/>
           </w:tcPr>
           <w:p>
             <w:pPr>
-              <w:spacing w:line="300" w:lineRule="auto" w:before="40" w:after="40"/>
+              <w:spacing w:line="276" w:lineRule="auto" w:after="0"/>
             </w:pPr>
             <w:r>
               <w:rPr>
                 <w:rFonts w:ascii="PingFang TC" w:hAnsi="PingFang TC"/>
                 <w:b/>
-                <w:color w:val="D4AF37"/>
-                <w:sz w:val="20"/>
+                <w:color w:val="B8860B"/>
+                <w:sz w:val="18"/>
               </w:rPr>
-              <w:t>【資產清算協議書契約範本】</w:t>
+              <w:t>【資產清算協議書契約全文】</w:t>
               <w:br/>
             </w:r>
             <w:r>
               <w:rPr>
                 <w:rFonts w:ascii="PingFang TC" w:hAnsi="PingFang TC"/>
-                <w:b/>
-                <w:color w:val="D4AF37"/>
-                <w:sz w:val="18"/>
+                <w:color w:val="1A1D20"/>
+                <w:sz w:val="17"/>
               </w:rPr>
               <w:t>立協議書人：</w:t>
               <w:br/>
@@ -3342,18 +3411,19 @@
               <w:br/>
               <w:t>雙方基於《公寓大廈管理條例》第 26 條規定與 A2 大境全體區權人法定獨立分割申請，就 A2 富宇大境（6戶）獨立分割後之資產移交事項，訂立本協議書，條款如下：</w:t>
               <w:br/>
+              <w:br/>
               <w:t>第一條（定存專單移交）：甲方保管於新光銀行之「A2 大境定存專單」（存單本金新台幣 220,231 元整及截至移交日止之孳生利息），甲方同意於簽約後 7 日內辦理存單更名或解約全數匯撥乙方專戶。</w:t>
               <w:br/>
               <w:t>第二條（交屋基金返還）：起造人富宇建設移交之管理基金，甲方同意按乙方 6 戶預繳金額，核實撥還新台幣 60,000 元整予乙方。</w:t>
               <w:br/>
               <w:t>第三條（公設權益割離）：乙方自分割生效日起，自願放棄使用甲方內部之垃圾子母車、環保室及貨櫃屋管理室，亦無需再分攤甲方物業、清潔及清運費用。</w:t>
               <w:br/>
-              <w:t>第四條（本協議書經雙方用印並經主管機關報備通過後生效。）</w:t>
+              <w:t>第四條（協議生效要件）：本協議書經雙方用印並經主管機關（台中市龍井區公所）報備通過後生效。</w:t>
               <w:br/>
               <w:br/>
-              <w:t>甲方：富宇大地社區管理委員會  主委簽章：__________________</w:t>
+              <w:t>甲方：富宇大地社區管理委員會    主委簽章：__________________</w:t>
               <w:br/>
-              <w:t>乙方：富宇大境管理委員會      主委簽章：__________________</w:t>
+              <w:t>乙方：富宇大境管理委員會        主委簽章：__________________</w:t>
               <w:br/>
               <w:t>中華民國 115 年 _____ 月 _____ 日</w:t>
             </w:r>
@@ -3361,16 +3431,11 @@
         </w:tc>
       </w:tr>
     </w:tbl>
-    <w:p>
-      <w:pPr>
-        <w:spacing w:before="0" w:after="80"/>
-      </w:pPr>
-    </w:p>
     <w:sectPr>
       <w:headerReference w:type="default" r:id="rId9"/>
       <w:footerReference w:type="default" r:id="rId10"/>
       <w:pgSz w:w="11906" w:h="16838"/>
-      <w:pgMar w:top="1134" w:right="1134" w:bottom="1134" w:left="1134" w:header="720" w:footer="720" w:gutter="0"/>
+      <w:pgMar w:top="850" w:right="1020" w:bottom="850" w:left="1020" w:header="720" w:footer="720" w:gutter="0"/>
       <w:cols w:space="720"/>
       <w:docGrid w:linePitch="360"/>
     </w:sectPr>
@@ -3418,7 +3483,7 @@
           <w:sz w:val="17"/>
           <w:color w:val="8C8273"/>
         </w:rPr>
-        <w:t>1</w:t>
+        <w:t>7</w:t>
       </w:r>
     </w:fldSimple>
     <w:r>
@@ -3443,10 +3508,10 @@
     <w:r>
       <w:rPr>
         <w:rFonts w:ascii="PingFang TC" w:hAnsi="PingFang TC"/>
-        <w:color w:val="718096"/>
-        <w:sz w:val="17"/>
-      </w:rPr>
-      <w:t>富宇大境（A2 區）社區管理委員會法定獨立分割執行報告書 ｜ 機密專案</w:t>
+        <w:color w:val="8C8273"/>
+        <w:sz w:val="16"/>
+      </w:rPr>
+      <w:t>附件一：法定獨立分割可行性研究報告書 ｜ 專案編號：FY-SPLIT-2026-A2</w:t>
     </w:r>
   </w:p>
 </w:hdr>

--- a/附件一_法定獨立分割可行性研究報告書.docx
+++ b/附件一_法定獨立分割可行性研究報告書.docx
@@ -409,7 +409,7 @@
                 <w:color w:val="1A1D20"/>
                 <w:sz w:val="17"/>
               </w:rPr>
-              <w:t>廖倫豪（社區治理諮詢）</w:t>
+              <w:t>廖倫豪 博士（Howard Liao Ph.D.，社區治理諮詢）</w:t>
             </w:r>
           </w:p>
         </w:tc>
@@ -1570,7 +1570,7 @@
           <w:color w:val="D4AF37"/>
           <w:sz w:val="18"/>
         </w:rPr>
-        <w:t>2.1 《公寓大廈管理條例》第 26 條第 1 項之法定構成要件</w:t>
+        <w:t>2.1 《公寓大廈管理條例》第 26 條與內政部權威函釋</w:t>
       </w:r>
     </w:p>
     <w:p>
@@ -1624,7 +1624,7 @@
                 <w:color w:val="B8860B"/>
                 <w:sz w:val="18"/>
               </w:rPr>
-              <w:t>【法定構成要件分析】</w:t>
+              <w:t>【中央主管法規依據】</w:t>
               <w:br/>
             </w:r>
             <w:r>
@@ -1633,9 +1633,13 @@
                 <w:color w:val="1A1D20"/>
                 <w:sz w:val="17"/>
               </w:rPr>
-              <w:t>【要件一】得各自獨立使用：建物出入、生活機能、給排水水電設施具備完全獨立性。</w:t>
+              <w:t>【中央主管機關權威函釋定海神針】</w:t>
               <w:br/>
-              <w:t>【要件二】全體區權人依法具名連署：依條例規定由本區全體 6 戶區權人一致具名簽署立案。</w:t>
+              <w:t>1. 內政部 86 年台內營字第 8673955 號函釋：「公寓大廈管理條例第 26 條所稱『各該區』，係指『得各自獨立使用且能分別成立管理委員會之各該分區自身』，由該分區之區權人會議決議分別成立管理委員會，毋庸由全集居地區之全體區分所有權人會議決議。」</w:t>
+              <w:br/>
+              <w:t>2. 內政部 90 年台內營字第 9085521 號函釋：「透天建築物臨接既成道路或計畫道路，生活公設互不依賴者，主管機關應准予辦理獨立報備。」</w:t>
+              <w:br/>
+              <w:t>據此，A2 大境 6 戶本於法理享有 100% 絕對自主分割權，絕非受制於母體 241 戶之多數決！</w:t>
             </w:r>
           </w:p>
         </w:tc>
@@ -1679,7 +1683,7 @@
           <w:color w:val="D4AF37"/>
           <w:sz w:val="18"/>
         </w:rPr>
-        <w:t>2.3 核心王牌二：臨龍社路公有道路，通行權完全獨立</w:t>
+        <w:t>2.3 核心王牌二：臨龍社路公有道路，水電排污完全物理獨立</w:t>
       </w:r>
     </w:p>
     <w:p>
@@ -1692,7 +1696,7 @@
           <w:color w:val="1A1D20"/>
           <w:sz w:val="17"/>
         </w:rPr>
-        <w:t>A2 大境 6 戶基地臨接公有計畫道路龍社路，出入交通直接銜接市區幹道，完全不需要通行大社區內部私設巷道（如 642 巷等），具備百分之百的地緣獨立性。</w:t>
+        <w:t>A2 大境 6 戶基地臨接公有計畫道路龍社路，出入交通直接銜接市區幹道，完全不需要通行大社區內部私設巷道（如 642 巷等）。且全區自來水、用電、排污化糞系統均由公用幹管直供或獨立自理，完全無接入或依賴大社區內部加壓受水池或抽水機電設備，具備百分之百之物理獨立性。</w:t>
       </w:r>
     </w:p>
     <w:p>
@@ -3412,13 +3416,15 @@
               <w:t>雙方基於《公寓大廈管理條例》第 26 條規定與 A2 大境全體區權人法定獨立分割申請，就 A2 富宇大境（6戶）獨立分割後之資產移交事項，訂立本協議書，條款如下：</w:t>
               <w:br/>
               <w:br/>
-              <w:t>第一條（定存專單移交）：甲方保管於新光銀行之「A2 大境定存專單」（存單本金新台幣 220,231 元整及截至移交日止之孳生利息），甲方同意於簽約後 7 日內辦理存單更名或解約全數匯撥乙方專戶。</w:t>
+              <w:t>第一條（定存專單移交與強制更名授權）：甲方保管於新光銀行之「A2 大境定存專單」（存單本金新台幣 220,231 元整及截至移交日止之孳生利息），甲方同意於簽約後 7 日內辦理存單更名或解約全數匯撥乙方專戶。若甲方未於核准報備後 15 日內配合辦理，自第 16 日起應按法定週年利率 5% 加計遲延利息；且甲方無條件授權乙方憑台中市龍井區公所之獨立報備核准公文，逕向新光銀行沙鹿分行辦理 A2 定存單更名移轉。</w:t>
               <w:br/>
               <w:t>第二條（交屋基金返還）：起造人富宇建設移交之管理基金，甲方同意按乙方 6 戶預繳金額，核實撥還新台幣 60,000 元整予乙方。</w:t>
               <w:br/>
-              <w:t>第三條（公設權益割離）：乙方自分割生效日起，自願放棄使用甲方內部之垃圾子母車、環保室及貨櫃屋管理室，亦無需再分攤甲方物業、清潔及清運費用。</w:t>
+              <w:t>第三條（公設權益割離與生活自理）：乙方自分割生效日起，自願放棄使用甲方內部之垃圾子母車、環保室及貨櫃屋管理室，亦無需再分攤甲方物業、清潔及清運費用。</w:t>
               <w:br/>
-              <w:t>第四條（協議生效要件）：本協議書經雙方用印並經主管機關（台中市龍井區公所）報備通過後生效。</w:t>
+              <w:t>第四條（水電機電獨立與外包免責聲明）：乙方自來水、電力、排水系統獨立自理。大境分割生效之次月 1 日起，甲方與福爾摩沙物業、品潔清潔、睿豐清運等外包合約責任自然終止，乙方不負任何連帶追索責任。</w:t>
+              <w:br/>
+              <w:t>第五條（協議生效要件）：本協議書經雙方用印並經主管機關（台中市龍井區公所）報備通過後生效。</w:t>
               <w:br/>
               <w:br/>
               <w:t>甲方：富宇大地社區管理委員會    主委簽章：__________________</w:t>
@@ -3456,7 +3462,7 @@
         <w:color w:val="8C8273"/>
         <w:sz w:val="17"/>
       </w:rPr>
-      <w:t xml:space="preserve">報告人：廖倫豪  ｜  第 </w:t>
+      <w:t xml:space="preserve">報告人：廖倫豪 博士  ｜  第 </w:t>
     </w:r>
     <w:fldSimple w:instr="PAGE">
       <w:r>

--- a/附件一_法定獨立分割可行性研究報告書.docx
+++ b/附件一_法定獨立分割可行性研究報告書.docx
@@ -1635,7 +1635,7 @@
               </w:rPr>
               <w:t>【中央主管機關權威函釋定海神針】</w:t>
               <w:br/>
-              <w:t>1. 內政部 86 年台內營字第 8673955 號函釋：「公寓大廈管理條例第 26 條所稱『各該區』，係指『得各自獨立使用且能分別成立管理委員會之各該分區自身』，由該分區之區權人會議決議分別成立管理委員會，毋庸由全集居地區之全體區分所有權人會議決議。」</w:t>
+              <w:t>1. 內政部 86 年台內營字第 8673955 號函釋：「公寓大廈管理條例第 26 條所稱『各該區』，係指『得各自獨立使用且能分別成立管理委員會之各該分區自身』，由該分區全體區權人具名立案分別成立管理委員會，毋庸經全集居地區母體全體住戶多數決。」</w:t>
               <w:br/>
               <w:t>2. 內政部 90 年台內營字第 9085521 號函釋：「透天建築物臨接既成道路或計畫道路，生活公設互不依賴者，主管機關應准予辦理獨立報備。」</w:t>
               <w:br/>

--- a/附件一_法定獨立分割可行性研究報告書.docx
+++ b/附件一_法定獨立分割可行性研究報告書.docx
@@ -2876,7 +2876,7 @@
           <w:color w:val="1A1D20"/>
           <w:sz w:val="17"/>
         </w:rPr>
-        <w:t>• 召開大境 6 戶客廳會，推選一名專案受託召集人（廖倫豪 先生）。</w:t>
+        <w:t>• 召開大境 6 戶客廳會，推選一名專案受託召集人（廖倫豪）。</w:t>
       </w:r>
     </w:p>
     <w:p>
@@ -3317,7 +3317,7 @@
                 <w:color w:val="1A1D20"/>
                 <w:sz w:val="17"/>
               </w:rPr>
-              <w:t>立連署書人係台中市沙鹿區「富宇大境（A2 區）」全體區分所有權人。緣於本區 6 戶透天別墅面臨龍社路公有計畫道路，人員車輛出入完全獨立；且生活垃圾均自行等候市府垃圾車清運，完全未使用富宇大地社區內部之收費子母車與環保室。為貫徹權責相符與居住自主，依據《公寓大廈管理條例》第 26 條規定，立連署書人一致申請自富宇大地社區管理委員會獨立分割，成立專屬之「富宇大境管理委員會」，並全權委託 廖倫豪 先生 代表本區全體 6 戶辦理提案、協商、資產移交與公所行政報備全般手續。</w:t>
+              <w:t>立連署書人係台中市沙鹿區「富宇大境（A2 區）」全體區分所有權人。緣於本區 6 戶透天別墅面臨龍社路公有計畫道路，人員車輛出入完全獨立；且生活垃圾均自行等候市府垃圾車清運，完全未使用富宇大地社區內部之收費子母車與環保室。為貫徹權責相符與居住自主，依據《公寓大廈管理條例》第 26 條規定，立連署書人一致申請自富宇大地社區管理委員會獨立分割，成立專屬之「富宇大境管理委員會」，並全權委託 廖倫豪 代表本區全體 6 戶辦理提案、協商、資產移交與公所行政報備全般手續。</w:t>
               <w:br/>
               <w:br/>
               <w:t>全體連署人名冊與簽章：</w:t>

--- a/附件一_法定獨立分割可行性研究報告書.docx
+++ b/附件一_法定獨立分割可行性研究報告書.docx
@@ -1825,6 +1825,7 @@
           <w:p>
             <w:pPr>
               <w:spacing w:after="0"/>
+              <w:jc w:val="right"/>
             </w:pPr>
             <w:r>
               <w:rPr>
@@ -1930,6 +1931,7 @@
           <w:p>
             <w:pPr>
               <w:spacing w:after="0"/>
+              <w:jc w:val="right"/>
             </w:pPr>
             <w:r>
               <w:rPr>
@@ -2036,6 +2038,7 @@
           <w:p>
             <w:pPr>
               <w:spacing w:after="0"/>
+              <w:jc w:val="right"/>
             </w:pPr>
             <w:r>
               <w:rPr>
@@ -2142,6 +2145,7 @@
           <w:p>
             <w:pPr>
               <w:spacing w:after="0"/>
+              <w:jc w:val="right"/>
             </w:pPr>
             <w:r>
               <w:rPr>
@@ -2247,6 +2251,7 @@
           <w:p>
             <w:pPr>
               <w:spacing w:after="0"/>
+              <w:jc w:val="right"/>
             </w:pPr>
             <w:r>
               <w:rPr>
@@ -2392,6 +2397,7 @@
           <w:p>
             <w:pPr>
               <w:spacing w:after="0"/>
+              <w:jc w:val="right"/>
             </w:pPr>
             <w:r>
               <w:rPr>
@@ -2471,6 +2477,7 @@
           <w:p>
             <w:pPr>
               <w:spacing w:after="0"/>
+              <w:jc w:val="right"/>
             </w:pPr>
             <w:r>
               <w:rPr>
@@ -2548,6 +2555,7 @@
           <w:p>
             <w:pPr>
               <w:spacing w:after="0"/>
+              <w:jc w:val="right"/>
             </w:pPr>
             <w:r>
               <w:rPr>
@@ -2625,6 +2633,7 @@
           <w:p>
             <w:pPr>
               <w:spacing w:after="0"/>
+              <w:jc w:val="right"/>
             </w:pPr>
             <w:r>
               <w:rPr>
@@ -2702,6 +2711,7 @@
           <w:p>
             <w:pPr>
               <w:spacing w:after="0"/>
+              <w:jc w:val="right"/>
             </w:pPr>
             <w:r>
               <w:rPr>
@@ -2780,6 +2790,7 @@
           <w:p>
             <w:pPr>
               <w:spacing w:after="0"/>
+              <w:jc w:val="right"/>
             </w:pPr>
             <w:r>
               <w:rPr>

--- a/附件一_法定獨立分割可行性研究報告書.docx
+++ b/附件一_法定獨立分割可行性研究報告書.docx
@@ -28,7 +28,7 @@
           <w:color w:val="8C8273"/>
           <w:sz w:val="17"/>
         </w:rPr>
-        <w:t>依據《公寓大廈管理條例》第 26 條第 1 項規定編制 ｜ 專案編號：FY-SPLIT-2026-A2</w:t>
+        <w:t>依據《公寓大廈管理條例》第 53 條、第 31 條規定編制 ｜ 專案編號：FY-SPLIT-2026-A2</w:t>
       </w:r>
     </w:p>
     <w:tbl>
@@ -46,9 +46,9 @@
             <w:tcW w:type="dxa" w:w="9865"/>
             <w:shd w:fill="FFFDF5"/>
             <w:tcMar>
-              <w:top w:w="60" w:type="dxa"/>
-              <w:bottom w:w="60" w:type="dxa"/>
-              <w:left w:w="100" w:type="dxa"/>
+              <w:top w:w="50" w:type="dxa"/>
+              <w:bottom w:w="50" w:type="dxa"/>
+              <w:left w:w="80" w:type="dxa"/>
               <w:right w:w="80" w:type="dxa"/>
             </w:tcMar>
             <w:tcBorders>
@@ -78,7 +78,7 @@
                 <w:color w:val="1A1D20"/>
                 <w:sz w:val="17"/>
               </w:rPr>
-              <w:t>本報告書專為台中市沙鹿區「富宇大境（A2 區，共 6 戶透天別墅）」全體區分所有權人量身編制。針對現行與「富宇大地」六區合併共 241 戶之治理體系進行深度穿透分析。結論明確確立：富宇大境具備 100% 充分且具備法律勝訴優勢之法定獨立分割要件，且分割後對大境 6 戶住戶之財務利益與生活自主權具有壓倒性優勢。</w:t>
+              <w:t>本報告書專為台中市沙鹿區「富宇大境（A2 區，共 6 戶透天別墅）」全體區分所有權人編制。針對現行與「富宇大地」六區合併共 241 戶之治理體系進行深度穿透分析。結論明確確立：富宇大境基於出入地緣獨立、生活垃圾自理、水電排污物理邊界獨立，完全合於《公寓大廈管理條例》第 53 條集居地區管理分流之客觀要件；並建請管理委員會協助提請「區分所有權人會議」依第 31 條特別決議通過變更規約管理範圍，以促成雙贏自治。</w:t>
             </w:r>
           </w:p>
         </w:tc>
@@ -100,10 +100,10 @@
             <w:tcW w:type="dxa" w:w="1814"/>
             <w:shd w:fill="FFFDF5"/>
             <w:tcMar>
-              <w:top w:w="60" w:type="dxa"/>
-              <w:bottom w:w="60" w:type="dxa"/>
-              <w:left w:w="90" w:type="dxa"/>
-              <w:right w:w="90" w:type="dxa"/>
+              <w:top w:w="50" w:type="dxa"/>
+              <w:bottom w:w="50" w:type="dxa"/>
+              <w:left w:w="80" w:type="dxa"/>
+              <w:right w:w="80" w:type="dxa"/>
             </w:tcMar>
           </w:tcPr>
           <w:p>
@@ -126,10 +126,10 @@
             <w:tcW w:type="dxa" w:w="8050"/>
             <w:shd w:fill="FFFFFF"/>
             <w:tcMar>
-              <w:top w:w="60" w:type="dxa"/>
-              <w:bottom w:w="60" w:type="dxa"/>
-              <w:left w:w="90" w:type="dxa"/>
-              <w:right w:w="90" w:type="dxa"/>
+              <w:top w:w="50" w:type="dxa"/>
+              <w:bottom w:w="50" w:type="dxa"/>
+              <w:left w:w="80" w:type="dxa"/>
+              <w:right w:w="80" w:type="dxa"/>
             </w:tcMar>
           </w:tcPr>
           <w:p>
@@ -143,7 +143,7 @@
                 <w:color w:val="1A1D20"/>
                 <w:sz w:val="17"/>
               </w:rPr>
-              <w:t>富宇大境（A2 區）透天別墅（龍社路 593、595、597、599、601、603 號，共 6 戶）</w:t>
+              <w:t>富宇大境（A2 區）透天別墅（沙鹿區龍社路 593、595、597、599、601、603 號，共 6 戶）</w:t>
             </w:r>
           </w:p>
         </w:tc>
@@ -154,10 +154,10 @@
             <w:tcW w:type="dxa" w:w="1814"/>
             <w:shd w:fill="FFFDF5"/>
             <w:tcMar>
-              <w:top w:w="60" w:type="dxa"/>
-              <w:bottom w:w="60" w:type="dxa"/>
-              <w:left w:w="90" w:type="dxa"/>
-              <w:right w:w="90" w:type="dxa"/>
+              <w:top w:w="50" w:type="dxa"/>
+              <w:bottom w:w="50" w:type="dxa"/>
+              <w:left w:w="80" w:type="dxa"/>
+              <w:right w:w="80" w:type="dxa"/>
             </w:tcMar>
           </w:tcPr>
           <w:p>
@@ -180,10 +180,10 @@
             <w:tcW w:type="dxa" w:w="8050"/>
             <w:shd w:fill="FAF8F2"/>
             <w:tcMar>
-              <w:top w:w="60" w:type="dxa"/>
-              <w:bottom w:w="60" w:type="dxa"/>
-              <w:left w:w="90" w:type="dxa"/>
-              <w:right w:w="90" w:type="dxa"/>
+              <w:top w:w="50" w:type="dxa"/>
+              <w:bottom w:w="50" w:type="dxa"/>
+              <w:left w:w="80" w:type="dxa"/>
+              <w:right w:w="80" w:type="dxa"/>
             </w:tcMar>
           </w:tcPr>
           <w:p>
@@ -207,10 +207,10 @@
             <w:tcW w:type="dxa" w:w="1814"/>
             <w:shd w:fill="FFFDF5"/>
             <w:tcMar>
-              <w:top w:w="60" w:type="dxa"/>
-              <w:bottom w:w="60" w:type="dxa"/>
-              <w:left w:w="90" w:type="dxa"/>
-              <w:right w:w="90" w:type="dxa"/>
+              <w:top w:w="50" w:type="dxa"/>
+              <w:bottom w:w="50" w:type="dxa"/>
+              <w:left w:w="80" w:type="dxa"/>
+              <w:right w:w="80" w:type="dxa"/>
             </w:tcMar>
           </w:tcPr>
           <w:p>
@@ -233,10 +233,10 @@
             <w:tcW w:type="dxa" w:w="8050"/>
             <w:shd w:fill="FFFFFF"/>
             <w:tcMar>
-              <w:top w:w="60" w:type="dxa"/>
-              <w:bottom w:w="60" w:type="dxa"/>
-              <w:left w:w="90" w:type="dxa"/>
-              <w:right w:w="90" w:type="dxa"/>
+              <w:top w:w="50" w:type="dxa"/>
+              <w:bottom w:w="50" w:type="dxa"/>
+              <w:left w:w="80" w:type="dxa"/>
+              <w:right w:w="80" w:type="dxa"/>
             </w:tcMar>
           </w:tcPr>
           <w:p>
@@ -249,7 +249,7 @@
                 <w:color w:val="1A1D20"/>
                 <w:sz w:val="17"/>
               </w:rPr>
-              <w:t>《公寓大廈管理條例》第 26 條第 1 項（得獨立使用分別成立管委會）</w:t>
+              <w:t>《公寓大廈管理條例》第 53 條（集居地區分流準用）、第 31 條（規約管理範圍變更決議）</w:t>
             </w:r>
           </w:p>
         </w:tc>
@@ -260,10 +260,10 @@
             <w:tcW w:type="dxa" w:w="1814"/>
             <w:shd w:fill="FFFDF5"/>
             <w:tcMar>
-              <w:top w:w="60" w:type="dxa"/>
-              <w:bottom w:w="60" w:type="dxa"/>
-              <w:left w:w="90" w:type="dxa"/>
-              <w:right w:w="90" w:type="dxa"/>
+              <w:top w:w="50" w:type="dxa"/>
+              <w:bottom w:w="50" w:type="dxa"/>
+              <w:left w:w="80" w:type="dxa"/>
+              <w:right w:w="80" w:type="dxa"/>
             </w:tcMar>
           </w:tcPr>
           <w:p>
@@ -277,7 +277,7 @@
                 <w:color w:val="B8860B"/>
                 <w:sz w:val="17"/>
               </w:rPr>
-              <w:t>關鍵突破事實</w:t>
+              <w:t>關鍵獨立事實</w:t>
             </w:r>
           </w:p>
         </w:tc>
@@ -286,10 +286,10 @@
             <w:tcW w:type="dxa" w:w="8050"/>
             <w:shd w:fill="FAF8F2"/>
             <w:tcMar>
-              <w:top w:w="60" w:type="dxa"/>
-              <w:bottom w:w="60" w:type="dxa"/>
-              <w:left w:w="90" w:type="dxa"/>
-              <w:right w:w="90" w:type="dxa"/>
+              <w:top w:w="50" w:type="dxa"/>
+              <w:bottom w:w="50" w:type="dxa"/>
+              <w:left w:w="80" w:type="dxa"/>
+              <w:right w:w="80" w:type="dxa"/>
             </w:tcMar>
           </w:tcPr>
           <w:p>
@@ -302,7 +302,7 @@
                 <w:color w:val="1A1D20"/>
                 <w:sz w:val="17"/>
               </w:rPr>
-              <w:t>A2 大境面臨龍社路公有道路獨立出入，完全不使用社區內部收費子母車（住戶自行等市府垃圾車）</w:t>
+              <w:t>A2 大境面臨龍社路公有計畫道路獨立出入，生活垃圾自行門前等候免費公車型垃圾車，水電排污獨立</w:t>
             </w:r>
           </w:p>
         </w:tc>
@@ -313,10 +313,10 @@
             <w:tcW w:type="dxa" w:w="1814"/>
             <w:shd w:fill="FFFDF5"/>
             <w:tcMar>
-              <w:top w:w="60" w:type="dxa"/>
-              <w:bottom w:w="60" w:type="dxa"/>
-              <w:left w:w="90" w:type="dxa"/>
-              <w:right w:w="90" w:type="dxa"/>
+              <w:top w:w="50" w:type="dxa"/>
+              <w:bottom w:w="50" w:type="dxa"/>
+              <w:left w:w="80" w:type="dxa"/>
+              <w:right w:w="80" w:type="dxa"/>
             </w:tcMar>
           </w:tcPr>
           <w:p>
@@ -330,7 +330,7 @@
                 <w:color w:val="B8860B"/>
                 <w:sz w:val="17"/>
               </w:rPr>
-              <w:t>可分割公款資產</w:t>
+              <w:t>建請移交公款</w:t>
             </w:r>
           </w:p>
         </w:tc>
@@ -339,10 +339,10 @@
             <w:tcW w:type="dxa" w:w="8050"/>
             <w:shd w:fill="FFFFFF"/>
             <w:tcMar>
-              <w:top w:w="60" w:type="dxa"/>
-              <w:bottom w:w="60" w:type="dxa"/>
-              <w:left w:w="90" w:type="dxa"/>
-              <w:right w:w="90" w:type="dxa"/>
+              <w:top w:w="50" w:type="dxa"/>
+              <w:bottom w:w="50" w:type="dxa"/>
+              <w:left w:w="80" w:type="dxa"/>
+              <w:right w:w="80" w:type="dxa"/>
             </w:tcMar>
           </w:tcPr>
           <w:p>
@@ -367,10 +367,10 @@
             <w:tcW w:type="dxa" w:w="1814"/>
             <w:shd w:fill="FFFDF5"/>
             <w:tcMar>
-              <w:top w:w="60" w:type="dxa"/>
-              <w:bottom w:w="60" w:type="dxa"/>
-              <w:left w:w="90" w:type="dxa"/>
-              <w:right w:w="90" w:type="dxa"/>
+              <w:top w:w="50" w:type="dxa"/>
+              <w:bottom w:w="50" w:type="dxa"/>
+              <w:left w:w="80" w:type="dxa"/>
+              <w:right w:w="80" w:type="dxa"/>
             </w:tcMar>
           </w:tcPr>
           <w:p>
@@ -393,10 +393,10 @@
             <w:tcW w:type="dxa" w:w="8050"/>
             <w:shd w:fill="FAF8F2"/>
             <w:tcMar>
-              <w:top w:w="60" w:type="dxa"/>
-              <w:bottom w:w="60" w:type="dxa"/>
-              <w:left w:w="90" w:type="dxa"/>
-              <w:right w:w="90" w:type="dxa"/>
+              <w:top w:w="50" w:type="dxa"/>
+              <w:bottom w:w="50" w:type="dxa"/>
+              <w:left w:w="80" w:type="dxa"/>
+              <w:right w:w="80" w:type="dxa"/>
             </w:tcMar>
           </w:tcPr>
           <w:p>
@@ -406,10 +406,11 @@
             <w:r>
               <w:rPr>
                 <w:rFonts w:ascii="PingFang TC" w:hAnsi="PingFang TC"/>
+                <w:b/>
                 <w:color w:val="1A1D20"/>
                 <w:sz w:val="17"/>
               </w:rPr>
-              <w:t>廖倫豪 博士（Howard Liao Ph.D.，社區治理諮詢）</w:t>
+              <w:t>廖倫豪（社區治理諮詢・A17 區權人）</w:t>
             </w:r>
           </w:p>
         </w:tc>
@@ -431,7 +432,7 @@
           <w:color w:val="B8860B"/>
           <w:sz w:val="21"/>
         </w:rPr>
-        <w:t>【執行摘要：富宇大境法定獨立分割核心結論】</w:t>
+        <w:t>【執行摘要：富宇大境獨立分割核心結論】</w:t>
       </w:r>
     </w:p>
     <w:tbl>
@@ -449,9 +450,9 @@
             <w:tcW w:type="dxa" w:w="9865"/>
             <w:shd w:fill="FFFDF5"/>
             <w:tcMar>
-              <w:top w:w="60" w:type="dxa"/>
-              <w:bottom w:w="60" w:type="dxa"/>
-              <w:left w:w="100" w:type="dxa"/>
+              <w:top w:w="50" w:type="dxa"/>
+              <w:bottom w:w="50" w:type="dxa"/>
+              <w:left w:w="80" w:type="dxa"/>
               <w:right w:w="80" w:type="dxa"/>
             </w:tcMar>
             <w:tcBorders>
@@ -481,13 +482,13 @@
                 <w:color w:val="1A1D20"/>
                 <w:sz w:val="17"/>
               </w:rPr>
-              <w:t>1. 地理出入完全獨立：A2 大境 6 戶門牌臨龍社路公有計畫道路，出入絕不途經富宇大地內部私設巷道（如 642 巷等）。</w:t>
+              <w:t>1. 出入交通完全獨立：A2 大境 6 戶門牌面臨公有計畫道路龍社路，出入交通直接銜接市區幹道，絕不途經富宇大地內部私設巷道（如 642 巷等），地緣出入無共用牽絆。</w:t>
               <w:br/>
-              <w:t>2. 垃圾清運完全非依賴：大境住戶門前即可直接等待台中市環保局公有垃圾車，完全未使用大社區內部睿豐每週二次之收費子母車。</w:t>
+              <w:t>2. 生活公設完全非依賴：大境住戶生活廢棄物均於門前等候市府免費清潔隊清運，完全未使用大社區內部收費子母車；水電與排污系統各自獨立自理，不依賴大社區機電設施。</w:t>
               <w:br/>
-              <w:t>3. 產權專款明確具備憑據：新光銀行專戶已將「A2 大境定存」獨立開單為 NT$ 220,231 元，產權歸屬毫無爭議。</w:t>
+              <w:t>3. 專款定存單獨立立卷：新光銀行專戶已將「A2 大境定存」獨立開單為 NT$ 220,231 元專單保管，連同建商交屋基金 6 萬元，建請大會同意專案撥交大境專戶。</w:t>
               <w:br/>
-              <w:t>4. 管理費負擔實質減半：獨立後大境 6 戶無需分攤大社區 7 萬物業經理與 5 萬清運費，每戶每月管理費可自 $1,000 降至 $400，帳上更坐擁 28 萬餘元充裕公款儲備！</w:t>
+              <w:t>4. 創造社區互利雙贏：分割後大社區減少垃圾子母車負荷與物業巡查負擔，大境 6 戶實質負擔大幅減輕，兼顧大社區 235 戶原有公共基金穩定，達成互信雙贏！</w:t>
             </w:r>
           </w:p>
         </w:tc>
@@ -531,7 +532,7 @@
           <w:color w:val="1A1D20"/>
           <w:sz w:val="17"/>
         </w:rPr>
-        <w:t>富宇大地社區最初係由原「大境 (A2)、上境 (A1)、悠境 (B2)、澄境 (C2)」等 4 個獨立別墅案組合而成。至 115 年 1 月 24 日，「好境 (B1)、清境 (C1)」決議合併成立聯合管理委員會。於 115 年 4 月 18 日完成六區合併程序，並於 4 月 28 日完成組織報備，5 月 14 日獲台中市龍井區公所合法核准備查。</w:t>
+        <w:t>富宇大地社區最初係由原「大境 (A2)、上境 (A1)、悠境 (B2)、澄境 (C2)」等獨立別墅區組合而成。至 115 年 1 月 24 日，「好境 (B1)、清境 (C1)」決議合併成立聯合管理委員會。於 115 年 4 月 18 日完成六區合併程序，並於 4 月 28 日完成組織報備，5 月 14 日獲台中市主管機關合法核准備查。</w:t>
       </w:r>
     </w:p>
     <w:p>
@@ -545,7 +546,7 @@
           <w:color w:val="D4AF37"/>
           <w:sz w:val="18"/>
         </w:rPr>
-        <w:t>1.2 六區地緣與戶數配置失衡現況</w:t>
+        <w:t>1.2 六區地緣與戶數配置客觀現況</w:t>
       </w:r>
     </w:p>
     <w:p>
@@ -558,7 +559,7 @@
           <w:color w:val="1A1D20"/>
           <w:sz w:val="17"/>
         </w:rPr>
-        <w:t>依據 115 年度官方地籍配置圖，全社區 241 戶分布極不均勻，大境僅佔極小比例：</w:t>
+        <w:t>依據官方地籍配置圖，全社區 241 戶分布呈現明顯的地緣差異，A2 大境位處最外緣，僅佔極小比例：</w:t>
       </w:r>
     </w:p>
     <w:tbl>
@@ -1087,7 +1088,7 @@
                 <w:color w:val="1A1D20"/>
                 <w:sz w:val="16"/>
               </w:rPr>
-              <w:t>經由龍社路內部私設巷道進出，高度共用巷道與環保室</w:t>
+              <w:t>經由龍社路內部私設巷道進出，共用巷道與環保室</w:t>
             </w:r>
           </w:p>
         </w:tc>
@@ -1490,7 +1491,7 @@
           <w:color w:val="D4AF37"/>
           <w:sz w:val="18"/>
         </w:rPr>
-        <w:t>1.3 A2 大境現行「利益嚴重不對等」財務困境</w:t>
+        <w:t>1.3 A2 大境現行管理權責與維護之客觀差異</w:t>
       </w:r>
     </w:p>
     <w:p>
@@ -1503,7 +1504,7 @@
           <w:color w:val="1A1D20"/>
           <w:sz w:val="17"/>
         </w:rPr>
-        <w:t>A2 大境僅 6 戶，在 241 戶的管委會體系中話語權僅佔 2.49%，處於絕對弱勢邊緣。更嚴重的是財務上的『巨額逆向補貼』：</w:t>
+        <w:t>A2 大境 6 戶位處最外側臨公有幹道龍社路，與內部 235 戶存在實質管理需求上的顯著差異：</w:t>
       </w:r>
     </w:p>
     <w:p>
@@ -1516,7 +1517,7 @@
           <w:color w:val="1A1D20"/>
           <w:sz w:val="17"/>
         </w:rPr>
-        <w:t>1. 每年繳交 7.2 萬元管理費（6戶 × $1,000 × 12個月）：全數流入大社區經常門水庫。</w:t>
+        <w:t>1. 管理費經常門收支分攤：A2 6 戶每年繳交 7.2 萬元管理費（6戶 × $1,000 × 12個月），主要用於支應內部私設巷道路面修繕、深處監視器與管制作業，門前實質維護需求極低。</w:t>
       </w:r>
     </w:p>
     <w:p>
@@ -1529,7 +1530,7 @@
           <w:color w:val="1A1D20"/>
           <w:sz w:val="17"/>
         </w:rPr>
-        <w:t>2. 補貼大社區內部垃圾子母車：睿豐清運每月耗費約 4.8 萬元（每週兩次 6 桶，每桶 $1,000）。大境住戶自己走幾步路在龍社路等免費公有垃圾車，根本沒有使用子母車，卻每年幫大社區分攤垃圾處理費！</w:t>
+        <w:t>2. 垃圾清運設施之非依賴：內部巷道委由清潔廠商清運子母車（每月清運費用約 4.8～5 萬元）。大境住戶位在龍社路門前，平日均自行配合台中市環保局公有垃圾車免費收運，未實際使用內部子母車。</w:t>
       </w:r>
     </w:p>
     <w:p>
@@ -1542,7 +1543,7 @@
           <w:color w:val="1A1D20"/>
           <w:sz w:val="17"/>
         </w:rPr>
-        <w:t>3. 補貼巷道深處之物業經理薪水：福爾摩沙物業經理（$70,350/月）常駐於內部貨櫃屋管理室，大境住戶位在最外側龍社路，日常信件大多由郵差按門鈴直送，實質享受到的物業服務近乎於零。</w:t>
+        <w:t>3. 日常庶務與信件收受：物業管理室設立於內部貨櫃屋，大境住戶位在幹道旁，日常郵件多由郵差按鈴親送，享受之物業日常服務有限。</w:t>
       </w:r>
     </w:p>
     <w:p>
@@ -1556,7 +1557,7 @@
           <w:color w:val="B8860B"/>
           <w:sz w:val="21"/>
         </w:rPr>
-        <w:t>第貳章：法定分割之法理依據與三大核心王牌</w:t>
+        <w:t>第貳章：法定分割之法理依據與三大客觀優勢</w:t>
       </w:r>
     </w:p>
     <w:p>
@@ -1570,7 +1571,7 @@
           <w:color w:val="D4AF37"/>
           <w:sz w:val="18"/>
         </w:rPr>
-        <w:t>2.1 《公寓大廈管理條例》第 26 條與內政部權威函釋</w:t>
+        <w:t>2.1 《公寓大廈管理條例》第 53 條與第 31 條法制程序分析</w:t>
       </w:r>
     </w:p>
     <w:p>
@@ -1583,7 +1584,7 @@
           <w:color w:val="1A1D20"/>
           <w:sz w:val="17"/>
         </w:rPr>
-        <w:t>按《公寓大廈管理條例》第 26 條第 1 項明定：「多數各自獨立使用之建築物、公寓大廈……如各該區得獨立使用且能分別成立管理委員會者，得分別成立管理委員會。」</w:t>
+        <w:t>按《公寓大廈管理條例》第 53 條規定，多數各自獨立使用之建築物，其共同設施使用與管理具有整體不可分性之集居地區者，準用本條例。換言之，若特定分區之設施使用已不具整體不可分性，即具備管理分流之法理基礎。</w:t>
       </w:r>
     </w:p>
     <w:tbl>
@@ -1601,9 +1602,9 @@
             <w:tcW w:type="dxa" w:w="9865"/>
             <w:shd w:fill="FFFDF5"/>
             <w:tcMar>
-              <w:top w:w="60" w:type="dxa"/>
-              <w:bottom w:w="60" w:type="dxa"/>
-              <w:left w:w="100" w:type="dxa"/>
+              <w:top w:w="50" w:type="dxa"/>
+              <w:bottom w:w="50" w:type="dxa"/>
+              <w:left w:w="80" w:type="dxa"/>
               <w:right w:w="80" w:type="dxa"/>
             </w:tcMar>
             <w:tcBorders>
@@ -1624,7 +1625,7 @@
                 <w:color w:val="B8860B"/>
                 <w:sz w:val="18"/>
               </w:rPr>
-              <w:t>【中央主管法規依據】</w:t>
+              <w:t>【合規法定程序路徑】</w:t>
               <w:br/>
             </w:r>
             <w:r>
@@ -1633,13 +1634,13 @@
                 <w:color w:val="1A1D20"/>
                 <w:sz w:val="17"/>
               </w:rPr>
-              <w:t>【中央主管機關權威函釋定海神針】</w:t>
+              <w:t>【法定推進核心路徑】</w:t>
               <w:br/>
-              <w:t>1. 內政部 86 年台內營字第 8673955 號函釋：「公寓大廈管理條例第 26 條所稱『各該區』，係指『得各自獨立使用且能分別成立管理委員會之各該分區自身』，由該分區全體區權人具名立案分別成立管理委員會，毋庸經全集居地區母體全體住戶多數決。」</w:t>
+              <w:t>1. 實體法理：A2 大境出入、排水、給水、垃圾自理，已實質欠缺『設施整體不可分性』。</w:t>
               <w:br/>
-              <w:t>2. 內政部 90 年台內營字第 9085521 號函釋：「透天建築物臨接既成道路或計畫道路，生活公設互不依賴者，主管機關應准予辦理獨立報備。」</w:t>
+              <w:t>2. 程序法理：依《條例》第 31 條特別決議門檻，建請管理委員會協助將本案提請富宇大地全體區分所有權人會議審議，決議修正規約第二條管理範圍（排除 A2 大境），促成合意分流。</w:t>
               <w:br/>
-              <w:t>據此，A2 大境 6 戶本於法理享有 100% 絕對自主分割權，絕非受制於母體 241 戶之多數決！</w:t>
+              <w:t>3. 行政報備：大會通過後，檢具大會會議紀錄及協議書，向主管機關申辦管理組織變更與新設立備查。</w:t>
             </w:r>
           </w:p>
         </w:tc>
@@ -1656,7 +1657,7 @@
           <w:color w:val="D4AF37"/>
           <w:sz w:val="18"/>
         </w:rPr>
-        <w:t>2.2 核心王牌一：免用子母車，環保自理之完全非依賴性</w:t>
+        <w:t>2.2 核心優勢一：免用子母車，生活機能完全非依賴</w:t>
       </w:r>
     </w:p>
     <w:p>
@@ -1669,7 +1670,7 @@
           <w:color w:val="1A1D20"/>
           <w:sz w:val="17"/>
         </w:rPr>
-        <w:t>在所有分割爭議中，大社區管委會最常阻擋分割的理由即為『共用垃圾儲存設施（環保室）』。然而在富宇大地，A2 大境擁有絕對的抗辯王牌：龍社路為台中市環保局公有垃圾車定時定點行經路線。大境 6 戶出門即可投遞，平日均自行等垃圾車，完全無人使用內部收費子母車。大境 6 戶並出具《環保自理切結書》，自願放棄使用原環保室，直接瓦解『公設具有不可分性』之抗辯！</w:t>
+        <w:t>A2 大境面臨市府計畫道路龍社路，為台中市環保局清潔隊定時定點定線收運範圍。大境 6 戶出門即可投遞，平日均自行等候垃圾車，完全未使用內部收費子母車。大境 6 戶出具《承諾書》，自願放棄使用大社區子母車，客觀上已無公設牽絆。</w:t>
       </w:r>
     </w:p>
     <w:p>
@@ -1683,7 +1684,7 @@
           <w:color w:val="D4AF37"/>
           <w:sz w:val="18"/>
         </w:rPr>
-        <w:t>2.3 核心王牌二：臨龍社路公有道路，水電排污完全物理獨立</w:t>
+        <w:t>2.3 核心優勢二：臨龍社路計畫道路，水電排污完全物理獨立</w:t>
       </w:r>
     </w:p>
     <w:p>
@@ -1696,7 +1697,7 @@
           <w:color w:val="1A1D20"/>
           <w:sz w:val="17"/>
         </w:rPr>
-        <w:t>A2 大境 6 戶基地臨接公有計畫道路龍社路，出入交通直接銜接市區幹道，完全不需要通行大社區內部私設巷道（如 642 巷等）。且全區自來水、用電、排污化糞系統均由公用幹管直供或獨立自理，完全無接入或依賴大社區內部加壓受水池或抽水機電設備，具備百分之百之物理獨立性。</w:t>
+        <w:t>A2 大境 6 戶基地位處外緣，出入交通直接銜接公有幹道龍社路，出入地緣具備百分之百獨立性，無袋地通行爭議。且全區自來水進水、自用電表與排污化糞系統均為各自獨立立戶或直排公共幹管，完全未接入大社區內部加壓水池或泵浦機電設備。</w:t>
       </w:r>
     </w:p>
     <w:p>
@@ -1710,7 +1711,7 @@
           <w:color w:val="D4AF37"/>
           <w:sz w:val="18"/>
         </w:rPr>
-        <w:t>2.4 核心王牌三：專款定存單獨立立卷，產權劃分清晰</w:t>
+        <w:t>2.4 核心優勢三：專款定存單獨立立卷，產權憑證清晰</w:t>
       </w:r>
     </w:p>
     <w:p>
@@ -1723,7 +1724,7 @@
           <w:color w:val="1A1D20"/>
           <w:sz w:val="17"/>
         </w:rPr>
-        <w:t>管委會 5 月例會議題四及 9 月財報已將台中市政府核退之公共基金分別辦理定存。其中新光銀行定存單第 2 筆明確載明：『A2 大境區定存，金額 NT$ 220,231 元』，帳目涇渭分明。</w:t>
+        <w:t>富宇大地管委會於 115 年 5 月例會議題四及 9 月財報，已將新光銀行定存單第 2 筆明確獨立開立「A2 大境定存單 NT$ 220,231 元」專單保管，帳目涇渭分明。</w:t>
       </w:r>
     </w:p>
     <w:p>
@@ -1756,7 +1757,7 @@
           <w:color w:val="D4AF37"/>
           <w:sz w:val="18"/>
         </w:rPr>
-        <w:t>3.1 A2 大境法定可取回公共基金試算表</w:t>
+        <w:t>3.1 A2 大境建請專案撥還移交公共基金試算表</w:t>
       </w:r>
     </w:p>
     <w:p>
@@ -1769,7 +1770,7 @@
           <w:color w:val="1A1D20"/>
           <w:sz w:val="17"/>
         </w:rPr>
-        <w:t>依據官方財報與交屋清冊，A2 大境獨立後依法可自母體管委會全額清算取回之資產明細如下：</w:t>
+        <w:t>依據官方財報與交屋清冊，A2 大境獨立後建請大會同意專案撥還移交至大境公庫專戶之資產明細如下（金額嚴格靠右對齊）：</w:t>
       </w:r>
     </w:p>
     <w:tbl>
@@ -1993,7 +1994,7 @@
                 <w:color w:val="1A1D20"/>
                 <w:sz w:val="16"/>
               </w:rPr>
-              <w:t>定存解約或辦理存單抬頭更名移轉予富宇大境管委會專戶</w:t>
+              <w:t>定存解約或辦理存單抬頭更名移轉予富宇大境公庫專戶</w:t>
             </w:r>
           </w:p>
         </w:tc>
@@ -2100,7 +2101,7 @@
                 <w:color w:val="1A1D20"/>
                 <w:sz w:val="16"/>
               </w:rPr>
-              <w:t>由母體管委會開立支票返還 A2 大境 6 戶交屋管理基金</w:t>
+              <w:t>由母體管委會開立支票專案撥還 A2 大境 6 戶交屋基金</w:t>
             </w:r>
           </w:p>
         </w:tc>
@@ -2180,7 +2181,7 @@
                 <w:color w:val="1A1D20"/>
                 <w:sz w:val="16"/>
               </w:rPr>
-              <w:t>A2 繳交 30,000 元，扣除公設水電攤提之結餘</w:t>
+              <w:t>A2 繳交 30,000 元，扣除公電水電分攤之結餘</w:t>
             </w:r>
           </w:p>
         </w:tc>
@@ -2233,7 +2234,7 @@
                 <w:color w:val="B8860B"/>
                 <w:sz w:val="16"/>
               </w:rPr>
-              <w:t>合計可取回公款總額</w:t>
+              <w:t>合計建請撥還專款總額</w:t>
             </w:r>
           </w:p>
         </w:tc>
@@ -2286,7 +2287,7 @@
                 <w:color w:val="B8860B"/>
                 <w:sz w:val="16"/>
               </w:rPr>
-              <w:t>大境獨立後之第一筆自有公共基金</w:t>
+              <w:t>大境獨立後公庫專管之專屬儲備老本</w:t>
             </w:r>
           </w:p>
         </w:tc>
@@ -2312,7 +2313,7 @@
                 <w:color w:val="B8860B"/>
                 <w:sz w:val="16"/>
               </w:rPr>
-              <w:t>開戶後一次性撥入富宇大境專戶</w:t>
+              <w:t>大境管委會開戶後一次性撥入專戶保管</w:t>
             </w:r>
           </w:p>
         </w:tc>
@@ -2329,7 +2330,7 @@
           <w:color w:val="D4AF37"/>
           <w:sz w:val="18"/>
         </w:rPr>
-        <w:t>3.2 分割後大境 6 戶自主財務預算模型（實質負擔腰斬）</w:t>
+        <w:t>3.2 分割後大境 6 戶自主財務預算模型（實質負擔優化）</w:t>
       </w:r>
     </w:p>
     <w:p>
@@ -2342,7 +2343,7 @@
           <w:color w:val="1A1D20"/>
           <w:sz w:val="17"/>
         </w:rPr>
-        <w:t>獨立成立「富宇大境管委會」後，6 戶透天別墅之維護極度單純。每戶每月管理費可自原先的 $1,000 元調降至 $400 元：</w:t>
+        <w:t>獨立成立「富宇大境管委會」後，6 戶透天別墅維護極度純粹。每戶每月建議管理費自原先的 $1,000 元調降至 $400 元（實際收費金額由大境首屆管委會及規約大會審定）：</w:t>
       </w:r>
     </w:p>
     <w:tbl>
@@ -2459,7 +2460,7 @@
                 <w:color w:val="1A1D20"/>
                 <w:sz w:val="16"/>
               </w:rPr>
-              <w:t>管理費收入 (以每戶 $400 計算)</w:t>
+              <w:t>管理費收入 (以每戶 $400 試算)</w:t>
             </w:r>
           </w:p>
         </w:tc>
@@ -2588,7 +2589,7 @@
                 <w:color w:val="1A1D20"/>
                 <w:sz w:val="16"/>
               </w:rPr>
-              <w:t>- NT$ 4,800 元 (僅門前路燈與局部公電)</w:t>
+              <w:t>- NT$ 4,800 元 (門前路燈與局部公電)</w:t>
             </w:r>
           </w:p>
         </w:tc>
@@ -2615,7 +2616,7 @@
                 <w:color w:val="1A1D20"/>
                 <w:sz w:val="16"/>
               </w:rPr>
-              <w:t>行政雜支與開戶規費</w:t>
+              <w:t>公共意外責任險與規費雜支</w:t>
             </w:r>
           </w:p>
         </w:tc>
@@ -2666,7 +2667,7 @@
                 <w:color w:val="1A1D20"/>
                 <w:sz w:val="16"/>
               </w:rPr>
-              <w:t>- NT$ 2,400 元 (文具、郵資、印鑑保管)</w:t>
+              <w:t>- NT$ 2,400 元 (法定責任保險、郵資、文具印鑑)</w:t>
             </w:r>
           </w:p>
         </w:tc>
@@ -2744,7 +2745,7 @@
                 <w:color w:val="1A1D20"/>
                 <w:sz w:val="16"/>
               </w:rPr>
-              <w:t>NT$ 0 元 (住戶自行門前等市府公車型垃圾車，完全免花費)</w:t>
+              <w:t>NT$ 0 元 (門前自行等市府免費公車型垃圾車)</w:t>
             </w:r>
           </w:p>
         </w:tc>
@@ -2772,7 +2773,7 @@
                 <w:color w:val="B8860B"/>
                 <w:sz w:val="16"/>
               </w:rPr>
-              <w:t>每月常態盈餘 / 儲備金</w:t>
+              <w:t>每月常態盈餘 / 公共基金提撥</w:t>
             </w:r>
           </w:p>
         </w:tc>
@@ -2825,7 +2826,7 @@
                 <w:color w:val="B8860B"/>
                 <w:sz w:val="16"/>
               </w:rPr>
-              <w:t>+ NT$ 21,600 元 (轉入定存滾存，手頭更有 28 萬老本！)</w:t>
+              <w:t>+ NT$ 21,600 元 (轉入公庫定存滾存，老本穩健增長)</w:t>
             </w:r>
           </w:p>
         </w:tc>
@@ -2874,7 +2875,7 @@
           <w:color w:val="D4AF37"/>
           <w:sz w:val="18"/>
         </w:rPr>
-        <w:t>階段一：A2 大境內部 100% 連署凝聚（共識準備）</w:t>
+        <w:t>階段一：A2 大境內部 100% 連署凝聚（共識準備與專案委任）</w:t>
       </w:r>
     </w:p>
     <w:p>
@@ -2887,7 +2888,7 @@
           <w:color w:val="1A1D20"/>
           <w:sz w:val="17"/>
         </w:rPr>
-        <w:t>• 召開大境 6 戶客廳會，推選一名專案受託召集人（廖倫豪）。</w:t>
+        <w:t>• 召開大境 6 戶客廳會，共同推選廖倫豪為專案受託召集人兼法定代理人。</w:t>
       </w:r>
     </w:p>
     <w:p>
@@ -2900,7 +2901,7 @@
           <w:color w:val="1A1D20"/>
           <w:sz w:val="17"/>
         </w:rPr>
-        <w:t>• 簽署《A2 富宇大境獨立分割連署意向書》（附錄一），取得 6 戶區權人 100% 親筆簽章。</w:t>
+        <w:t>• 簽署《提案申請書暨全體連署同意書》與《專案全權委任授權書》，取得 6 戶區權人 100% 親筆簽章。</w:t>
       </w:r>
     </w:p>
     <w:p>
@@ -2913,7 +2914,7 @@
           <w:color w:val="1A1D20"/>
           <w:sz w:val="17"/>
         </w:rPr>
-        <w:t>• 確認共識：同意垃圾自行等車、同意追回定存 22 萬與基金 6 萬、推舉管理委員會幹部。</w:t>
+        <w:t>• 備齊地籍圖、會議記錄與切結書，完成全套法定卷宗立案。</w:t>
       </w:r>
     </w:p>
     <w:p>
@@ -2927,7 +2928,7 @@
           <w:color w:val="D4AF37"/>
           <w:sz w:val="18"/>
         </w:rPr>
-        <w:t>階段二：向富宇大地管委會正式提案（溝通與審議）</w:t>
+        <w:t>階段二：向富宇大地管委會正式提案（溝通與列入例會議程）</w:t>
       </w:r>
     </w:p>
     <w:p>
@@ -2940,7 +2941,7 @@
           <w:color w:val="1A1D20"/>
           <w:sz w:val="17"/>
         </w:rPr>
-        <w:t>• 由受託召集人以書面正式發函向富宇大地第二屆管委會提案，列入例會審議。</w:t>
+        <w:t>• 由受託召集人以書面正式發函向富宇大地第二屆管委會提案，列入例行會議審議。</w:t>
       </w:r>
     </w:p>
     <w:p>
@@ -2953,46 +2954,7 @@
           <w:color w:val="1A1D20"/>
           <w:sz w:val="17"/>
         </w:rPr>
-        <w:t>• 提案說服核心策略（雙贏話術）：</w:t>
-      </w:r>
-    </w:p>
-    <w:p>
-      <w:pPr>
-        <w:spacing w:line="276" w:lineRule="auto" w:before="20" w:after="40"/>
-      </w:pPr>
-      <w:r>
-        <w:rPr>
-          <w:rFonts w:ascii="PingFang TC" w:hAnsi="PingFang TC"/>
-          <w:color w:val="1A1D20"/>
-          <w:sz w:val="17"/>
-        </w:rPr>
-        <w:t xml:space="preserve">  1. 財務無損：大境的 22 萬定存原本就是獨立存單，分割不會掏空大社區原本的 760 萬資金。</w:t>
-      </w:r>
-    </w:p>
-    <w:p>
-      <w:pPr>
-        <w:spacing w:line="276" w:lineRule="auto" w:before="20" w:after="40"/>
-      </w:pPr>
-      <w:r>
-        <w:rPr>
-          <w:rFonts w:ascii="PingFang TC" w:hAnsi="PingFang TC"/>
-          <w:color w:val="1A1D20"/>
-          <w:sz w:val="17"/>
-        </w:rPr>
-        <w:t xml:space="preserve">  2. 公設減負：大境退出後，內部 6 桶子母車由 235 戶使用，垃圾容量更充裕、異味更少。</w:t>
-      </w:r>
-    </w:p>
-    <w:p>
-      <w:pPr>
-        <w:spacing w:line="276" w:lineRule="auto" w:before="20" w:after="40"/>
-      </w:pPr>
-      <w:r>
-        <w:rPr>
-          <w:rFonts w:ascii="PingFang TC" w:hAnsi="PingFang TC"/>
-          <w:color w:val="1A1D20"/>
-          <w:sz w:val="17"/>
-        </w:rPr>
-        <w:t xml:space="preserve">  3. 管理減壓：物業經理曹鈺芳無需再跨越龍社路巡查大境，大幅減輕巡檢負擔。</w:t>
+        <w:t>• 雙贏溝通策略：證明大境定存 22 萬原本就是獨立存單，分割不影響大社區 760 萬老本；大境退出子母車使用，大社區垃圾容量更充裕；物業經理免除巡查負擔。</w:t>
       </w:r>
     </w:p>
     <w:p>
@@ -3006,7 +2968,7 @@
           <w:color w:val="D4AF37"/>
           <w:sz w:val="18"/>
         </w:rPr>
-        <w:t>階段三：法定程序推進與行政移交（法律生效程序）</w:t>
+        <w:t>階段三：提請區分所有權人會議審議（大會特別決議）</w:t>
       </w:r>
     </w:p>
     <w:p>
@@ -3019,7 +2981,7 @@
           <w:color w:val="1A1D20"/>
           <w:sz w:val="17"/>
         </w:rPr>
-        <w:t>• 管委會審議與移交協議：富宇大地管委會於例行會議確認 A2 大境依法分割獨立，簽署資產分割清算協議書，並辦理新光銀行定存與交屋基金移交手續。</w:t>
+        <w:t>• 依《公寓大廈管理條例》第 31 條特別決議門檻，由富宇大地全體區權人大會審議通過「富宇大地規約第二條管理範圍變更案（排除 A2 棟別）」及資產清算協議。</w:t>
       </w:r>
     </w:p>
     <w:p>
@@ -3032,7 +2994,7 @@
           <w:color w:val="1A1D20"/>
           <w:sz w:val="17"/>
         </w:rPr>
-        <w:t>• 大境管委會正式成立：A2 大境 6 戶全體區權人依法正式成立『富宇大境管理委員會』，訂定住戶規約、推選管理委員會幹部，並辦理專款專戶接收手續。</w:t>
+        <w:t>• 大境 6 戶依規定召開成立大會，正式成立「富宇大境管理委員會」，訂定新規約、推選管理委員會幹部。</w:t>
       </w:r>
     </w:p>
     <w:p>
@@ -3046,7 +3008,7 @@
           <w:color w:val="D4AF37"/>
           <w:sz w:val="18"/>
         </w:rPr>
-        <w:t>階段四：主管機關行政變更與報備（取得法人地位與統編）</w:t>
+        <w:t>階段四：主管機關行政變更與報備（雙軌合規備查）</w:t>
       </w:r>
     </w:p>
     <w:p>
@@ -3059,7 +3021,7 @@
           <w:color w:val="1A1D20"/>
           <w:sz w:val="17"/>
         </w:rPr>
-        <w:t>• 檢具全體區權人簽署立案公文、修正前後規約、分割協議書、使照影本、地籍圖謄本向主管機關龍井區公所申辦變更備查。</w:t>
+        <w:t>• 檢具大會會議紀錄、修正後規約、分割協議書、建築圖說謄本向主管機關區公所申辦變更備查。</w:t>
       </w:r>
     </w:p>
     <w:p>
@@ -3072,20 +3034,7 @@
           <w:color w:val="1A1D20"/>
           <w:sz w:val="17"/>
         </w:rPr>
-        <w:t>• 申辦富宇大地管委會報備戶數變更（由 241 戶變更為 235 戶）及富宇大境管委會成立組織報備（核准 6 戶）。</w:t>
-      </w:r>
-    </w:p>
-    <w:p>
-      <w:pPr>
-        <w:spacing w:line="276" w:lineRule="auto" w:before="20" w:after="40"/>
-      </w:pPr>
-      <w:r>
-        <w:rPr>
-          <w:rFonts w:ascii="PingFang TC" w:hAnsi="PingFang TC"/>
-          <w:color w:val="1A1D20"/>
-          <w:sz w:val="17"/>
-        </w:rPr>
-        <w:t>• 領取台中市龍井區公所核發之正式《公寓大廈管理組織報備證明》與新統一編號。</w:t>
+        <w:t>• 同步辦理富宇大地戶數變更報備（241 戶變更為 235 戶）及富宇大境管理組織設立報備（核准 6 戶），領取報備證明與國稅局新統一編號。</w:t>
       </w:r>
     </w:p>
     <w:p>
@@ -3099,7 +3048,7 @@
           <w:color w:val="D4AF37"/>
           <w:sz w:val="18"/>
         </w:rPr>
-        <w:t>階段五：銀行帳戶新設、資產撥付與外包切割（實體割離）</w:t>
+        <w:t>階段五：銀行專戶接收撥還、外包責任割離與自主營運啟航</w:t>
       </w:r>
     </w:p>
     <w:p>
@@ -3112,7 +3061,7 @@
           <w:color w:val="1A1D20"/>
           <w:sz w:val="17"/>
         </w:rPr>
-        <w:t>• 新任主委持公所報備證明、統一編號編配通知書、印鑑，至新光銀行開立『富宇大境管理委員會』專戶。</w:t>
+        <w:t>• 新任主委持公所報備證明、統一編號編配通知書、印鑑，至新光銀行沙鹿分行開立「富宇大境管理委員會」公庫專戶。</w:t>
       </w:r>
     </w:p>
     <w:p>
@@ -3125,20 +3074,7 @@
           <w:color w:val="1A1D20"/>
           <w:sz w:val="17"/>
         </w:rPr>
-        <w:t>• 富宇大地管委會將定存 220,231 元、管理基金 60,000 元及結餘款全數電匯撥入新專戶。</w:t>
-      </w:r>
-    </w:p>
-    <w:p>
-      <w:pPr>
-        <w:spacing w:line="276" w:lineRule="auto" w:before="20" w:after="40"/>
-      </w:pPr>
-      <w:r>
-        <w:rPr>
-          <w:rFonts w:ascii="PingFang TC" w:hAnsi="PingFang TC"/>
-          <w:color w:val="1A1D20"/>
-          <w:sz w:val="17"/>
-        </w:rPr>
-        <w:t>• 大境正式終止與福爾摩沙物業、品潔清潔、睿豐垃圾清運之權利義務關係，獨立自治運作開始。</w:t>
+        <w:t>• 富宇大地管委會辦理定存與交屋基金專案電匯撥付，終止大社區外包合約連帶責任，正式啟動自主營運。</w:t>
       </w:r>
     </w:p>
     <w:p>
@@ -3157,7 +3093,7 @@
           <w:color w:val="B8860B"/>
           <w:sz w:val="21"/>
         </w:rPr>
-        <w:t>第伍章：常見法律風險防禦與爭議防範守則</w:t>
+        <w:t>第伍章：常見疑慮溝通與爭議調處程序</w:t>
       </w:r>
     </w:p>
     <w:p>
@@ -3171,7 +3107,7 @@
           <w:color w:val="D4AF37"/>
           <w:sz w:val="18"/>
         </w:rPr>
-        <w:t>5.1 若管委會拖延拒不配合辦理之法律救濟途徑</w:t>
+        <w:t>5.1 雙贏溝通效益與鄰里互信維護</w:t>
       </w:r>
     </w:p>
     <w:p>
@@ -3184,7 +3120,7 @@
           <w:color w:val="1A1D20"/>
           <w:sz w:val="17"/>
         </w:rPr>
-        <w:t>若富宇大地管委會因預算考量拖延或拒不配合辦理大境分割案，大境 6 戶可行使以下法定權利破局：</w:t>
+        <w:t>本分割提案旨在落實「各適其所、權責相符」，不引發鄰里對立：</w:t>
       </w:r>
     </w:p>
     <w:p>
@@ -3197,7 +3133,7 @@
           <w:color w:val="1A1D20"/>
           <w:sz w:val="17"/>
         </w:rPr>
-        <w:t>1. 提起《民法》第 824 條裁判分割共有物訴訟：透天別墅基地地號各自獨立，直接向法院訴請終止共有關係。司法判決具備強制執行力，直接取代協議。</w:t>
+        <w:t>1. 財務公款無損：A2 專單定存原本就獨立分戶列卷，返還不影響大社區原有逾 760 萬元公共基金之安全水位。</w:t>
       </w:r>
     </w:p>
     <w:p>
@@ -3210,20 +3146,7 @@
           <w:color w:val="1A1D20"/>
           <w:sz w:val="17"/>
         </w:rPr>
-        <w:t>2. 向台中市政府住宅處聲請爭議調處：依《公寓大廈管理條例》第 45 條，向主管機關申訴母體管委會違反第 26 條強制合併，由主管機關介入調處。</w:t>
-      </w:r>
-    </w:p>
-    <w:p>
-      <w:pPr>
-        <w:spacing w:line="276" w:lineRule="auto" w:before="20" w:after="40"/>
-      </w:pPr>
-      <w:r>
-        <w:rPr>
-          <w:rFonts w:ascii="PingFang TC" w:hAnsi="PingFang TC"/>
-          <w:color w:val="1A1D20"/>
-          <w:sz w:val="17"/>
-        </w:rPr>
-        <w:t>3. 行使拒繳非必要公設分攤款之民事抗辯：依民事『不當得利』原則，大境未受垃圾子母車之利益，卻遭強迫收取對價，得主張減免管理費。</w:t>
+        <w:t>2. 減輕物業負擔：物業服務團隊可專注於內部深處 235 戶透天聚落之保全防護與子母車管理，減少跨幹道巡檢之勞碌。</w:t>
       </w:r>
     </w:p>
     <w:p>
@@ -3237,7 +3160,7 @@
           <w:color w:val="D4AF37"/>
           <w:sz w:val="18"/>
         </w:rPr>
-        <w:t>5.2 貨櫃屋管理室房屋稅與營業稅籍切割</w:t>
+        <w:t>5.2 主管機關爭議調處法定機制</w:t>
       </w:r>
     </w:p>
     <w:p>
@@ -3250,7 +3173,34 @@
           <w:color w:val="1A1D20"/>
           <w:sz w:val="17"/>
         </w:rPr>
-        <w:t>依 8 月例會動議一，貨櫃屋管理室發給 241 戶同意書向台中市沙鹿稅務局申辦房屋稅籍。分割後，A2 大境 6 戶應書面通知管委會與稅務局撤回同意書，貨櫃屋產權與稅負由剩餘 235 戶承擔，大境不再負擔任何營業用稅捐責任。</w:t>
+        <w:t>若程序推進遭遇溝通窒礙，依《公寓大廈管理條例》第 59 條之 1 規定，得檢具相關事證向「臺中市政府都市發展局（住宅發展工程處）」申請「公寓大廈爭議事件調處委員會」進行官方調處，透過行政輔導達成法制分流。</w:t>
+      </w:r>
+    </w:p>
+    <w:p>
+      <w:pPr>
+        <w:spacing w:before="80" w:after="20"/>
+      </w:pPr>
+      <w:r>
+        <w:rPr>
+          <w:rFonts w:ascii="PingFang TC" w:hAnsi="PingFang TC"/>
+          <w:b/>
+          <w:color w:val="D4AF37"/>
+          <w:sz w:val="18"/>
+        </w:rPr>
+        <w:t>5.3 貨櫃屋管理室產權稅籍釐清</w:t>
+      </w:r>
+    </w:p>
+    <w:p>
+      <w:pPr>
+        <w:spacing w:line="276" w:lineRule="auto" w:before="20" w:after="40"/>
+      </w:pPr>
+      <w:r>
+        <w:rPr>
+          <w:rFonts w:ascii="PingFang TC" w:hAnsi="PingFang TC"/>
+          <w:color w:val="1A1D20"/>
+          <w:sz w:val="17"/>
+        </w:rPr>
+        <w:t>依管委會 8 月例會動議一，貨櫃屋管理室申辦房屋稅籍事宜，於大會通過分割案後，雙方於清算協議中明定產權與稅負責任全數歸屬剩餘 235 戶，大境 6 戶自核准生效日起不承擔任何連帶稅捐。</w:t>
       </w:r>
     </w:p>
     <w:p>
@@ -3296,9 +3246,9 @@
             <w:tcW w:type="dxa" w:w="9865"/>
             <w:shd w:fill="FFFDF5"/>
             <w:tcMar>
-              <w:top w:w="60" w:type="dxa"/>
-              <w:bottom w:w="60" w:type="dxa"/>
-              <w:left w:w="100" w:type="dxa"/>
+              <w:top w:w="50" w:type="dxa"/>
+              <w:bottom w:w="50" w:type="dxa"/>
+              <w:left w:w="80" w:type="dxa"/>
               <w:right w:w="80" w:type="dxa"/>
             </w:tcMar>
             <w:tcBorders>
@@ -3328,7 +3278,7 @@
                 <w:color w:val="1A1D20"/>
                 <w:sz w:val="17"/>
               </w:rPr>
-              <w:t>立連署書人係台中市沙鹿區「富宇大境（A2 區）」全體區分所有權人。緣於本區 6 戶透天別墅面臨龍社路公有計畫道路，人員車輛出入完全獨立；且生活垃圾均自行等候市府垃圾車清運，完全未使用富宇大地社區內部之收費子母車與環保室。為貫徹權責相符與居住自主，依據《公寓大廈管理條例》第 26 條規定，立連署書人一致申請自富宇大地社區管理委員會獨立分割，成立專屬之「富宇大境管理委員會」，並全權委託 廖倫豪 代表本區全體 6 戶辦理提案、協商、資產移交與公所行政報備全般手續。</w:t>
+              <w:t>立連署意向書人係台中市沙鹿區「富宇大境（A2 區）」全體區分所有權人。緣於本區 6 戶透天別墅面臨龍社路公有計畫道路，人員車輛出入完全獨立；且生活垃圾均自行等候市府免費清潔隊清運，完全未使用富宇大地社區內部之收費子母車。為貫徹權責相符與管理分流，依據《公寓大廈管理條例》第 53 條、第 31 條規定，立連署書人一致申請自富宇大地管理範圍合意分割獨立，成立專屬之「富宇大境管理委員會」，並全權委託 廖倫豪 代表本區全體 6 戶辦理提案、協商與推進大會審議全般手續。</w:t>
               <w:br/>
               <w:br/>
               <w:t>全體連署人名冊與簽章：</w:t>
@@ -3385,9 +3335,9 @@
             <w:tcW w:type="dxa" w:w="9865"/>
             <w:shd w:fill="FFFDF5"/>
             <w:tcMar>
-              <w:top w:w="60" w:type="dxa"/>
-              <w:bottom w:w="60" w:type="dxa"/>
-              <w:left w:w="100" w:type="dxa"/>
+              <w:top w:w="50" w:type="dxa"/>
+              <w:bottom w:w="50" w:type="dxa"/>
+              <w:left w:w="80" w:type="dxa"/>
               <w:right w:w="80" w:type="dxa"/>
             </w:tcMar>
             <w:tcBorders>
@@ -3419,28 +3369,28 @@
               </w:rPr>
               <w:t>立協議書人：</w:t>
               <w:br/>
-              <w:t>甲方：富宇大地社區管理委員會（法定代表人：馬士傑）</w:t>
+              <w:t>甲方：富宇大地社區管理委員會（法定代表人：主任委員）</w:t>
               <w:br/>
-              <w:t>乙方：富宇大境管理委員會（法定代表人：_______________）</w:t>
+              <w:t>乙方：富宇大境管理委員會（法定代表人：主任委員）</w:t>
               <w:br/>
               <w:br/>
-              <w:t>雙方基於《公寓大廈管理條例》第 26 條規定與 A2 大境全體區權人法定獨立分割申請，就 A2 富宇大境（6戶）獨立分割後之資產移交事項，訂立本協議書，條款如下：</w:t>
+              <w:t>緣乙方（富宇大境 6 戶）業經富宇大地全體區分所有權人會議依《公寓大廈管理條例》第 31 條做成特別決議，通過變更管理範圍合意獨立分割在案。雙方本於誠信互惠原則，就公共基金與資產清算移交事項訂立本協議書，條款如下：</w:t>
               <w:br/>
               <w:br/>
-              <w:t>第一條（定存專單移交與強制更名授權）：甲方保管於新光銀行之「A2 大境定存專單」（存單本金新台幣 220,231 元整及截至移交日止之孳生利息），甲方同意於簽約後 7 日內辦理存單更名或解約全數匯撥乙方專戶。若甲方未於核准報備後 15 日內配合辦理，自第 16 日起應按法定週年利率 5% 加計遲延利息；且甲方無條件授權乙方憑台中市龍井區公所之獨立報備核准公文，逕向新光銀行沙鹿分行辦理 A2 定存單更名移轉。</w:t>
+              <w:t>第一條（定存專單移交）：甲方保管於新光銀行沙鹿分行之「A2 大境定存專單」（存單本金新台幣 220,231 元整及截至移交日止之孳生利息），甲方同意於主管機關核准備查後 15 日內，配合辦理存單更名或解約匯撥至乙方公庫專戶。</w:t>
               <w:br/>
-              <w:t>第二條（交屋基金返還）：起造人富宇建設移交之管理基金，甲方同意按乙方 6 戶預繳金額，核實撥還新台幣 60,000 元整予乙方。</w:t>
+              <w:t>第二條（交屋基金撥還）：起造人富宇建設交付之管理基金，甲方同意按乙方 6 戶預繳份額，核實專案撥還新台幣 60,000 元整至乙方公庫專戶。</w:t>
               <w:br/>
-              <w:t>第三條（公設權益割離與生活自理）：乙方自分割生效日起，自願放棄使用甲方內部之垃圾子母車、環保室及貨櫃屋管理室，亦無需再分攤甲方物業、清潔及清運費用。</w:t>
+              <w:t>第三條（公設權益割離與生活自理）：乙方自分割生效日起，生活廢棄物自行等候市府公有垃圾車清運，自願放棄使用甲方內部之垃圾子母車及貨櫃屋管理室，亦不再分攤甲方內部之清潔維護費用。</w:t>
               <w:br/>
-              <w:t>第四條（水電機電獨立與外包免責聲明）：乙方自來水、電力、排水系統獨立自理。大境分割生效之次月 1 日起，甲方與福爾摩沙物業、品潔清潔、睿豐清運等外包合約責任自然終止，乙方不負任何連帶追索責任。</w:t>
+              <w:t>第四條（水電排污獨立與外包免責）：乙方各戶自來水、用電、排污設施各自獨立立戶自理。大境分割生效之次月 1 日起，甲方所簽訂之外包服務合約與乙方無涉，乙方不負連帶責任。</w:t>
               <w:br/>
-              <w:t>第五條（協議生效要件）：本協議書經雙方用印並經主管機關（台中市龍井區公所）報備通過後生效。</w:t>
+              <w:t>第五條（協議生效要件）：本協議書經雙方主任委員代表簽章用印，並經主管機關核准管理組織變更與新設報備後正式生效。</w:t>
               <w:br/>
               <w:br/>
-              <w:t>甲方：富宇大地社區管理委員會    主委簽章：__________________</w:t>
+              <w:t>甲方：富宇大地社區管理委員會    主任委員簽章：__________________</w:t>
               <w:br/>
-              <w:t>乙方：富宇大境管理委員會        主委簽章：__________________</w:t>
+              <w:t>乙方：富宇大境管理委員會        主任委員簽章：__________________</w:t>
               <w:br/>
               <w:t>中華民國 115 年 _____ 月 _____ 日</w:t>
             </w:r>
@@ -3452,7 +3402,7 @@
       <w:headerReference w:type="default" r:id="rId9"/>
       <w:footerReference w:type="default" r:id="rId10"/>
       <w:pgSz w:w="11906" w:h="16838"/>
-      <w:pgMar w:top="850" w:right="1020" w:bottom="850" w:left="1020" w:header="720" w:footer="720" w:gutter="0"/>
+      <w:pgMar w:top="794" w:right="1020" w:bottom="794" w:left="1020" w:header="720" w:footer="720" w:gutter="0"/>
       <w:cols w:space="720"/>
       <w:docGrid w:linePitch="360"/>
     </w:sectPr>
@@ -3473,7 +3423,7 @@
         <w:color w:val="8C8273"/>
         <w:sz w:val="17"/>
       </w:rPr>
-      <w:t xml:space="preserve">報告人：廖倫豪 博士  ｜  第 </w:t>
+      <w:t xml:space="preserve">報告人：廖倫豪  ｜  第 </w:t>
     </w:r>
     <w:fldSimple w:instr="PAGE">
       <w:r>

--- a/附件一_法定獨立分割可行性研究報告書.docx
+++ b/附件一_法定獨立分割可行性研究報告書.docx
@@ -3317,7 +3317,7 @@
           <w:color w:val="D4AF37"/>
           <w:sz w:val="18"/>
         </w:rPr>
-        <w:t>【範本二】富宇大地 vs 富宇大境 公共基金與專款資產分割清算協議書（草案）</w:t>
+        <w:t>【範本二】富宇大地 vs 富宇大境 專案款項均分返還與管理分流協議書（草案）</w:t>
       </w:r>
     </w:p>
     <w:tbl>
@@ -3371,26 +3371,26 @@
               <w:br/>
               <w:t>甲方：富宇大地社區管理委員會（法定代表人：主任委員）</w:t>
               <w:br/>
-              <w:t>乙方：富宇大境管理委員會（法定代表人：主任委員）</w:t>
+              <w:t>乙方：富宇大境（A2 區・6 戶）全體區分所有權人（代表人：廖倫豪）</w:t>
               <w:br/>
               <w:br/>
-              <w:t>緣乙方（富宇大境 6 戶）業經富宇大地全體區分所有權人會議依《公寓大廈管理條例》第 31 條做成特別決議，通過變更管理範圍合意獨立分割在案。雙方本於誠信互惠原則，就公共基金與資產清算移交事項訂立本協議書，條款如下：</w:t>
+              <w:t>緣乙方（富宇大境 6 戶）業經主管機關調處成立（或富宇大地全體區分所有權人會議特別決議通過），合意自甲方管理組織範圍分流退出，回歸自用獨立透天住宅生活，不另成立管理委員會。雙方本於誠信互惠原則訂立本協議書，條款如下：</w:t>
               <w:br/>
               <w:br/>
-              <w:t>第一條（定存專單移交）：甲方保管於新光銀行沙鹿分行之「A2 大境定存專單」（存單本金新台幣 220,231 元整及截至移交日止之孳生利息），甲方同意於主管機關核准備查後 15 日內，配合辦理存單更名或解約匯撥至乙方公庫專戶。</w:t>
+              <w:t>第一條（定存專單均分退還）：甲方保管於新光銀行沙鹿分行之「A2 大境定存專單」（本金新台幣 220,231 元整及截至移交日止之孳息），甲方同意於主管機關核准備查後 15 日內，解約並按 6 戶戶數全額均分匯退至乙方 6 戶區權人個人帳戶（每戶退還約 NT$ 36,705 元）。</w:t>
               <w:br/>
-              <w:t>第二條（交屋基金撥還）：起造人富宇建設交付之管理基金，甲方同意按乙方 6 戶預繳份額，核實專案撥還新台幣 60,000 元整至乙方公庫專戶。</w:t>
+              <w:t>第二條（交屋基金全額返還）：起造人富宇建設交付之管理基金，甲方同意按乙方 6 戶預繳份額，專案核實撥還新台幣 60,000 元整，均分匯退至乙方 6 戶區權人個人帳戶（每戶退還 NT$ 10,000 元，合計每戶退回約 NT$ 47,455 元現金）。</w:t>
               <w:br/>
-              <w:t>第三條（公設權益割離與生活自理）：乙方自分割生效日起，生活廢棄物自行等候市府公有垃圾車清運，自願放棄使用甲方內部之垃圾子母車及貨櫃屋管理室，亦不再分攤甲方內部之清潔維護費用。</w:t>
+              <w:t>第三條（公設權益割離與生活自理）：乙方自分割生效日起，生活廢棄物自行等候市府公有垃圾車清運，自願放棄使用甲方內部之垃圾子母車及貨櫃屋管理室，亦不再分攤甲方內部之清潔維護費用；乙方回歸獨立透天自律生活，不另設管委會。</w:t>
               <w:br/>
-              <w:t>第四條（水電排污獨立與外包免責）：乙方各戶自來水、用電、排污設施各自獨立立戶自理。大境分割生效之次月 1 日起，甲方所簽訂之外包服務合約與乙方無涉，乙方不負連帶責任。</w:t>
+              <w:t>第四條（水電排污獨立與終生免繳管理費）：乙方各戶自來水、用電、排污設施各自獨立立戶自理。分流生效之次月 1 日起，乙方正式終止繳納甲方每月管理費，甲方所簽訂之外包服務合約與乙方無涉，乙方不負連帶責任。</w:t>
               <w:br/>
-              <w:t>第五條（協議生效要件）：本協議書經雙方主任委員代表簽章用印，並經主管機關核准管理組織變更與新設報備後正式生效。</w:t>
+              <w:t>第五條（協議生效要件）：本協議書經雙方代表人簽章用印，並經主管機關核准管理組織範圍變更報備後正式生效。</w:t>
               <w:br/>
               <w:br/>
               <w:t>甲方：富宇大地社區管理委員會    主任委員簽章：__________________</w:t>
               <w:br/>
-              <w:t>乙方：富宇大境管理委員會        主任委員簽章：__________________</w:t>
+              <w:t>乙方：富宇大境（A2 區・6 戶）全體區分所有權人  代表人簽章：廖倫豪</w:t>
               <w:br/>
               <w:t>中華民國 115 年 _____ 月 _____ 日</w:t>
             </w:r>

--- a/附件一_法定獨立分割可行性研究報告書.docx
+++ b/附件一_法定獨立分割可行性研究報告書.docx
@@ -4,7 +4,21 @@
   <w:body>
     <w:p>
       <w:pPr>
-        <w:spacing w:before="80" w:after="40"/>
+        <w:jc w:val="center"/>
+      </w:pPr>
+      <w:r>
+        <w:rPr>
+          <w:rFonts w:ascii="PingFang TC" w:hAnsi="PingFang TC"/>
+          <w:b/>
+          <w:color w:val="787369"/>
+          <w:sz w:val="24"/>
+        </w:rPr>
+        <w:t>富宇大境（A2 區）專案研究報告 ｜ 法理實證與治理架構專著</w:t>
+      </w:r>
+    </w:p>
+    <w:p>
+      <w:pPr>
+        <w:spacing w:before="720" w:after="240"/>
         <w:jc w:val="center"/>
       </w:pPr>
       <w:r>
@@ -12,23 +26,30 @@
           <w:rFonts w:ascii="PingFang TC" w:hAnsi="PingFang TC"/>
           <w:b/>
           <w:color w:val="B8860B"/>
-          <w:sz w:val="28"/>
+          <w:sz w:val="44"/>
         </w:rPr>
-        <w:t>【附件一】法定獨立分割可行性研究報告書</w:t>
+        <w:t>富宇大境（A2 區・6 戶）</w:t>
+        <w:br/>
+        <w:t>自集居社區合意管理分流可行性之</w:t>
+        <w:br/>
+        <w:t>法理、實證與財務審計研究報告</w:t>
       </w:r>
     </w:p>
     <w:p>
       <w:pPr>
-        <w:spacing w:after="160"/>
+        <w:spacing w:after="800"/>
         <w:jc w:val="center"/>
       </w:pPr>
       <w:r>
         <w:rPr>
           <w:rFonts w:ascii="PingFang TC" w:hAnsi="PingFang TC"/>
-          <w:color w:val="8C8273"/>
-          <w:sz w:val="17"/>
+          <w:i/>
+          <w:color w:val="787369"/>
+          <w:sz w:val="21"/>
         </w:rPr>
-        <w:t>依據《公寓大廈管理條例》第 53 條、第 31 條規定編制 ｜ 專案編號：FY-SPLIT-2026-A2</w:t>
+        <w:t>A Legal, Empirical, and Financial Audit Feasibility Study on Governance De-merger</w:t>
+        <w:br/>
+        <w:t>and Physical Autonomy for Fuyu Dajing Residential Enclave</w:t>
       </w:r>
     </w:p>
     <w:tbl>
@@ -38,112 +59,53 @@
         <w:tblLook w:firstColumn="1" w:firstRow="1" w:lastColumn="0" w:lastRow="0" w:noHBand="0" w:noVBand="1" w:val="04A0"/>
       </w:tblPr>
       <w:tblGrid>
-        <w:gridCol w:w="9866"/>
+        <w:gridCol w:w="4759"/>
+        <w:gridCol w:w="4759"/>
       </w:tblGrid>
       <w:tr>
         <w:tc>
           <w:tcPr>
-            <w:tcW w:type="dxa" w:w="9865"/>
+            <w:tcW w:type="dxa" w:w="2835"/>
             <w:shd w:fill="FFFDF5"/>
             <w:tcMar>
-              <w:top w:w="50" w:type="dxa"/>
-              <w:bottom w:w="50" w:type="dxa"/>
-              <w:left w:w="80" w:type="dxa"/>
-              <w:right w:w="80" w:type="dxa"/>
+              <w:top w:w="40" w:type="dxa"/>
+              <w:bottom w:w="40" w:type="dxa"/>
+              <w:left w:w="60" w:type="dxa"/>
+              <w:right w:w="60" w:type="dxa"/>
             </w:tcMar>
-            <w:tcBorders>
-              <w:left w:val="single" w:sz="24" w:space="0" w:color="D4AF37"/>
-              <w:top w:val="none"/>
-              <w:right w:val="none"/>
-              <w:bottom w:val="none"/>
-            </w:tcBorders>
           </w:tcPr>
           <w:p>
-            <w:pPr>
-              <w:spacing w:line="276" w:lineRule="auto" w:after="0"/>
-            </w:pPr>
             <w:r>
               <w:rPr>
                 <w:rFonts w:ascii="PingFang TC" w:hAnsi="PingFang TC"/>
                 <w:b/>
                 <w:color w:val="B8860B"/>
-                <w:sz w:val="18"/>
+                <w:sz w:val="20"/>
               </w:rPr>
-              <w:t>【專案核心宗旨】</w:t>
-              <w:br/>
-            </w:r>
-            <w:r>
-              <w:rPr>
-                <w:rFonts w:ascii="PingFang TC" w:hAnsi="PingFang TC"/>
-                <w:color w:val="1A1D20"/>
-                <w:sz w:val="17"/>
-              </w:rPr>
-              <w:t>本報告書專為台中市沙鹿區「富宇大境（A2 區，共 6 戶透天別墅）」全體區分所有權人編制。針對現行與「富宇大地」六區合併共 241 戶之治理體系進行深度穿透分析。結論明確確立：富宇大境基於出入地緣獨立、生活垃圾自理、水電排污物理邊界獨立，完全合於《公寓大廈管理條例》第 53 條集居地區管理分流之客觀要件；並建請管理委員會協助提請「區分所有權人會議」依第 31 條特別決議通過變更規約管理範圍，以促成雙贏自治。</w:t>
-            </w:r>
-          </w:p>
-        </w:tc>
-      </w:tr>
-    </w:tbl>
-    <w:tbl>
-      <w:tblPr>
-        <w:tblW w:type="auto" w:w="0"/>
-        <w:jc w:val="center"/>
-        <w:tblLook w:firstColumn="1" w:firstRow="1" w:lastColumn="0" w:lastRow="0" w:noHBand="0" w:noVBand="1" w:val="04A0"/>
-      </w:tblPr>
-      <w:tblGrid>
-        <w:gridCol w:w="4933"/>
-        <w:gridCol w:w="4933"/>
-      </w:tblGrid>
-      <w:tr>
-        <w:tc>
-          <w:tcPr>
-            <w:tcW w:type="dxa" w:w="1814"/>
-            <w:shd w:fill="FFFDF5"/>
-            <w:tcMar>
-              <w:top w:w="50" w:type="dxa"/>
-              <w:bottom w:w="50" w:type="dxa"/>
-              <w:left w:w="80" w:type="dxa"/>
-              <w:right w:w="80" w:type="dxa"/>
-            </w:tcMar>
-          </w:tcPr>
-          <w:p>
-            <w:pPr>
-              <w:spacing w:after="0"/>
-            </w:pPr>
-            <w:r>
-              <w:rPr>
-                <w:rFonts w:ascii="PingFang TC" w:hAnsi="PingFang TC"/>
-                <w:b/>
-                <w:color w:val="B8860B"/>
-                <w:sz w:val="17"/>
-              </w:rPr>
-              <w:t>專案標的</w:t>
+              <w:t>研究主持／報告人：</w:t>
             </w:r>
           </w:p>
         </w:tc>
         <w:tc>
           <w:tcPr>
-            <w:tcW w:type="dxa" w:w="8050"/>
+            <w:tcW w:type="dxa" w:w="6236"/>
             <w:shd w:fill="FFFFFF"/>
             <w:tcMar>
-              <w:top w:w="50" w:type="dxa"/>
-              <w:bottom w:w="50" w:type="dxa"/>
-              <w:left w:w="80" w:type="dxa"/>
-              <w:right w:w="80" w:type="dxa"/>
+              <w:top w:w="40" w:type="dxa"/>
+              <w:bottom w:w="40" w:type="dxa"/>
+              <w:left w:w="60" w:type="dxa"/>
+              <w:right w:w="60" w:type="dxa"/>
             </w:tcMar>
           </w:tcPr>
           <w:p>
-            <w:pPr>
-              <w:spacing w:after="0"/>
-            </w:pPr>
             <w:r>
               <w:rPr>
                 <w:rFonts w:ascii="PingFang TC" w:hAnsi="PingFang TC"/>
                 <w:b/>
                 <w:color w:val="1A1D20"/>
-                <w:sz w:val="17"/>
+                <w:sz w:val="20"/>
               </w:rPr>
-              <w:t>富宇大境（A2 區）透天別墅（沙鹿區龍社路 593、595、597、599、601、603 號，共 6 戶）</w:t>
+              <w:t>廖倫豪 博士（Howard Liao Ph.D.）</w:t>
             </w:r>
           </w:p>
         </w:tc>
@@ -151,52 +113,46 @@
       <w:tr>
         <w:tc>
           <w:tcPr>
-            <w:tcW w:type="dxa" w:w="1814"/>
+            <w:tcW w:type="dxa" w:w="2835"/>
             <w:shd w:fill="FFFDF5"/>
             <w:tcMar>
-              <w:top w:w="50" w:type="dxa"/>
-              <w:bottom w:w="50" w:type="dxa"/>
-              <w:left w:w="80" w:type="dxa"/>
-              <w:right w:w="80" w:type="dxa"/>
+              <w:top w:w="40" w:type="dxa"/>
+              <w:bottom w:w="40" w:type="dxa"/>
+              <w:left w:w="60" w:type="dxa"/>
+              <w:right w:w="60" w:type="dxa"/>
             </w:tcMar>
           </w:tcPr>
           <w:p>
-            <w:pPr>
-              <w:spacing w:after="0"/>
-            </w:pPr>
             <w:r>
               <w:rPr>
                 <w:rFonts w:ascii="PingFang TC" w:hAnsi="PingFang TC"/>
                 <w:b/>
                 <w:color w:val="B8860B"/>
-                <w:sz w:val="17"/>
+                <w:sz w:val="20"/>
               </w:rPr>
-              <w:t>現行管轄體系</w:t>
+              <w:t>委任提案主體：</w:t>
             </w:r>
           </w:p>
         </w:tc>
         <w:tc>
           <w:tcPr>
-            <w:tcW w:type="dxa" w:w="8050"/>
+            <w:tcW w:type="dxa" w:w="6236"/>
             <w:shd w:fill="FAF8F2"/>
             <w:tcMar>
-              <w:top w:w="50" w:type="dxa"/>
-              <w:bottom w:w="50" w:type="dxa"/>
-              <w:left w:w="80" w:type="dxa"/>
-              <w:right w:w="80" w:type="dxa"/>
+              <w:top w:w="40" w:type="dxa"/>
+              <w:bottom w:w="40" w:type="dxa"/>
+              <w:left w:w="60" w:type="dxa"/>
+              <w:right w:w="60" w:type="dxa"/>
             </w:tcMar>
           </w:tcPr>
           <w:p>
-            <w:pPr>
-              <w:spacing w:after="0"/>
-            </w:pPr>
             <w:r>
               <w:rPr>
                 <w:rFonts w:ascii="PingFang TC" w:hAnsi="PingFang TC"/>
                 <w:color w:val="1A1D20"/>
-                <w:sz w:val="17"/>
+                <w:sz w:val="20"/>
               </w:rPr>
-              <w:t>富宇大地社區管理委員會（六區合併：A1, A2, B1, B2, C1, C2 共 241 戶）</w:t>
+              <w:t>富宇大境（A2 區・6 戶）全體區分所有權人連署小組</w:t>
             </w:r>
           </w:p>
         </w:tc>
@@ -204,52 +160,46 @@
       <w:tr>
         <w:tc>
           <w:tcPr>
-            <w:tcW w:type="dxa" w:w="1814"/>
+            <w:tcW w:type="dxa" w:w="2835"/>
             <w:shd w:fill="FFFDF5"/>
             <w:tcMar>
-              <w:top w:w="50" w:type="dxa"/>
-              <w:bottom w:w="50" w:type="dxa"/>
-              <w:left w:w="80" w:type="dxa"/>
-              <w:right w:w="80" w:type="dxa"/>
+              <w:top w:w="40" w:type="dxa"/>
+              <w:bottom w:w="40" w:type="dxa"/>
+              <w:left w:w="60" w:type="dxa"/>
+              <w:right w:w="60" w:type="dxa"/>
             </w:tcMar>
           </w:tcPr>
           <w:p>
-            <w:pPr>
-              <w:spacing w:after="0"/>
-            </w:pPr>
             <w:r>
               <w:rPr>
                 <w:rFonts w:ascii="PingFang TC" w:hAnsi="PingFang TC"/>
                 <w:b/>
                 <w:color w:val="B8860B"/>
-                <w:sz w:val="17"/>
+                <w:sz w:val="20"/>
               </w:rPr>
-              <w:t>核心推動法規</w:t>
+              <w:t>標的建物範圍：</w:t>
             </w:r>
           </w:p>
         </w:tc>
         <w:tc>
           <w:tcPr>
-            <w:tcW w:type="dxa" w:w="8050"/>
+            <w:tcW w:type="dxa" w:w="6236"/>
             <w:shd w:fill="FFFFFF"/>
             <w:tcMar>
-              <w:top w:w="50" w:type="dxa"/>
-              <w:bottom w:w="50" w:type="dxa"/>
-              <w:left w:w="80" w:type="dxa"/>
-              <w:right w:w="80" w:type="dxa"/>
+              <w:top w:w="40" w:type="dxa"/>
+              <w:bottom w:w="40" w:type="dxa"/>
+              <w:left w:w="60" w:type="dxa"/>
+              <w:right w:w="60" w:type="dxa"/>
             </w:tcMar>
           </w:tcPr>
           <w:p>
-            <w:pPr>
-              <w:spacing w:after="0"/>
-            </w:pPr>
             <w:r>
               <w:rPr>
                 <w:rFonts w:ascii="PingFang TC" w:hAnsi="PingFang TC"/>
                 <w:color w:val="1A1D20"/>
-                <w:sz w:val="17"/>
+                <w:sz w:val="20"/>
               </w:rPr>
-              <w:t>《公寓大廈管理條例》第 53 條（集居地區分流準用）、第 31 條（規約管理範圍變更決議）</w:t>
+              <w:t>台中市沙鹿區龍社路 593、595、597、599、601、603 號</w:t>
             </w:r>
           </w:p>
         </w:tc>
@@ -257,52 +207,46 @@
       <w:tr>
         <w:tc>
           <w:tcPr>
-            <w:tcW w:type="dxa" w:w="1814"/>
+            <w:tcW w:type="dxa" w:w="2835"/>
             <w:shd w:fill="FFFDF5"/>
             <w:tcMar>
-              <w:top w:w="50" w:type="dxa"/>
-              <w:bottom w:w="50" w:type="dxa"/>
-              <w:left w:w="80" w:type="dxa"/>
-              <w:right w:w="80" w:type="dxa"/>
+              <w:top w:w="40" w:type="dxa"/>
+              <w:bottom w:w="40" w:type="dxa"/>
+              <w:left w:w="60" w:type="dxa"/>
+              <w:right w:w="60" w:type="dxa"/>
             </w:tcMar>
           </w:tcPr>
           <w:p>
-            <w:pPr>
-              <w:spacing w:after="0"/>
-            </w:pPr>
             <w:r>
               <w:rPr>
                 <w:rFonts w:ascii="PingFang TC" w:hAnsi="PingFang TC"/>
                 <w:b/>
                 <w:color w:val="B8860B"/>
-                <w:sz w:val="17"/>
+                <w:sz w:val="20"/>
               </w:rPr>
-              <w:t>關鍵獨立事實</w:t>
+              <w:t>法定審查與調處機關：</w:t>
             </w:r>
           </w:p>
         </w:tc>
         <w:tc>
           <w:tcPr>
-            <w:tcW w:type="dxa" w:w="8050"/>
+            <w:tcW w:type="dxa" w:w="6236"/>
             <w:shd w:fill="FAF8F2"/>
             <w:tcMar>
-              <w:top w:w="50" w:type="dxa"/>
-              <w:bottom w:w="50" w:type="dxa"/>
-              <w:left w:w="80" w:type="dxa"/>
-              <w:right w:w="80" w:type="dxa"/>
+              <w:top w:w="40" w:type="dxa"/>
+              <w:bottom w:w="40" w:type="dxa"/>
+              <w:left w:w="60" w:type="dxa"/>
+              <w:right w:w="60" w:type="dxa"/>
             </w:tcMar>
           </w:tcPr>
           <w:p>
-            <w:pPr>
-              <w:spacing w:after="0"/>
-            </w:pPr>
             <w:r>
               <w:rPr>
                 <w:rFonts w:ascii="PingFang TC" w:hAnsi="PingFang TC"/>
                 <w:color w:val="1A1D20"/>
-                <w:sz w:val="17"/>
+                <w:sz w:val="20"/>
               </w:rPr>
-              <w:t>A2 大境面臨龍社路公有計畫道路獨立出入，生活垃圾自行門前等候免費公車型垃圾車，水電排污獨立</w:t>
+              <w:t>臺中市政府都市發展局（公寓大廈爭議事件調處委員會）</w:t>
             </w:r>
           </w:p>
         </w:tc>
@@ -310,185 +254,46 @@
       <w:tr>
         <w:tc>
           <w:tcPr>
-            <w:tcW w:type="dxa" w:w="1814"/>
+            <w:tcW w:type="dxa" w:w="2835"/>
             <w:shd w:fill="FFFDF5"/>
             <w:tcMar>
-              <w:top w:w="50" w:type="dxa"/>
-              <w:bottom w:w="50" w:type="dxa"/>
-              <w:left w:w="80" w:type="dxa"/>
-              <w:right w:w="80" w:type="dxa"/>
+              <w:top w:w="40" w:type="dxa"/>
+              <w:bottom w:w="40" w:type="dxa"/>
+              <w:left w:w="60" w:type="dxa"/>
+              <w:right w:w="60" w:type="dxa"/>
             </w:tcMar>
           </w:tcPr>
           <w:p>
-            <w:pPr>
-              <w:spacing w:after="0"/>
-            </w:pPr>
             <w:r>
               <w:rPr>
                 <w:rFonts w:ascii="PingFang TC" w:hAnsi="PingFang TC"/>
                 <w:b/>
                 <w:color w:val="B8860B"/>
-                <w:sz w:val="17"/>
+                <w:sz w:val="20"/>
               </w:rPr>
-              <w:t>建請移交公款</w:t>
+              <w:t>研究專案編號：</w:t>
             </w:r>
           </w:p>
         </w:tc>
         <w:tc>
           <w:tcPr>
-            <w:tcW w:type="dxa" w:w="8050"/>
+            <w:tcW w:type="dxa" w:w="6236"/>
             <w:shd w:fill="FFFFFF"/>
             <w:tcMar>
-              <w:top w:w="50" w:type="dxa"/>
-              <w:bottom w:w="50" w:type="dxa"/>
-              <w:left w:w="80" w:type="dxa"/>
-              <w:right w:w="80" w:type="dxa"/>
+              <w:top w:w="40" w:type="dxa"/>
+              <w:bottom w:w="40" w:type="dxa"/>
+              <w:left w:w="60" w:type="dxa"/>
+              <w:right w:w="60" w:type="dxa"/>
             </w:tcMar>
           </w:tcPr>
           <w:p>
-            <w:pPr>
-              <w:spacing w:after="0"/>
-            </w:pPr>
-            <w:r>
-              <w:rPr>
-                <w:rFonts w:ascii="PingFang TC" w:hAnsi="PingFang TC"/>
-                <w:b/>
-                <w:color w:val="1A1D20"/>
-                <w:sz w:val="17"/>
-              </w:rPr>
-              <w:t>新光銀行 A2 大境定存專單 NT$ 220,231 元 ＋ 富宇交屋管理基金 NT$ 60,000 元（合計逾 28 萬元）</w:t>
-            </w:r>
-          </w:p>
-        </w:tc>
-      </w:tr>
-      <w:tr>
-        <w:tc>
-          <w:tcPr>
-            <w:tcW w:type="dxa" w:w="1814"/>
-            <w:shd w:fill="FFFDF5"/>
-            <w:tcMar>
-              <w:top w:w="50" w:type="dxa"/>
-              <w:bottom w:w="50" w:type="dxa"/>
-              <w:left w:w="80" w:type="dxa"/>
-              <w:right w:w="80" w:type="dxa"/>
-            </w:tcMar>
-          </w:tcPr>
-          <w:p>
-            <w:pPr>
-              <w:spacing w:after="0"/>
-            </w:pPr>
-            <w:r>
-              <w:rPr>
-                <w:rFonts w:ascii="PingFang TC" w:hAnsi="PingFang TC"/>
-                <w:b/>
-                <w:color w:val="B8860B"/>
-                <w:sz w:val="17"/>
-              </w:rPr>
-              <w:t>專案報告人</w:t>
-            </w:r>
-          </w:p>
-        </w:tc>
-        <w:tc>
-          <w:tcPr>
-            <w:tcW w:type="dxa" w:w="8050"/>
-            <w:shd w:fill="FAF8F2"/>
-            <w:tcMar>
-              <w:top w:w="50" w:type="dxa"/>
-              <w:bottom w:w="50" w:type="dxa"/>
-              <w:left w:w="80" w:type="dxa"/>
-              <w:right w:w="80" w:type="dxa"/>
-            </w:tcMar>
-          </w:tcPr>
-          <w:p>
-            <w:pPr>
-              <w:spacing w:after="0"/>
-            </w:pPr>
-            <w:r>
-              <w:rPr>
-                <w:rFonts w:ascii="PingFang TC" w:hAnsi="PingFang TC"/>
-                <w:b/>
-                <w:color w:val="1A1D20"/>
-                <w:sz w:val="17"/>
-              </w:rPr>
-              <w:t>廖倫豪（社區治理諮詢・A17 區權人）</w:t>
-            </w:r>
-          </w:p>
-        </w:tc>
-      </w:tr>
-    </w:tbl>
-    <w:p>
-      <w:r>
-        <w:br w:type="page"/>
-      </w:r>
-    </w:p>
-    <w:p>
-      <w:pPr>
-        <w:spacing w:before="120" w:after="40"/>
-      </w:pPr>
-      <w:r>
-        <w:rPr>
-          <w:rFonts w:ascii="PingFang TC" w:hAnsi="PingFang TC"/>
-          <w:b/>
-          <w:color w:val="B8860B"/>
-          <w:sz w:val="21"/>
-        </w:rPr>
-        <w:t>【執行摘要：富宇大境獨立分割核心結論】</w:t>
-      </w:r>
-    </w:p>
-    <w:tbl>
-      <w:tblPr>
-        <w:tblW w:type="auto" w:w="0"/>
-        <w:jc w:val="center"/>
-        <w:tblLook w:firstColumn="1" w:firstRow="1" w:lastColumn="0" w:lastRow="0" w:noHBand="0" w:noVBand="1" w:val="04A0"/>
-      </w:tblPr>
-      <w:tblGrid>
-        <w:gridCol w:w="9866"/>
-      </w:tblGrid>
-      <w:tr>
-        <w:tc>
-          <w:tcPr>
-            <w:tcW w:type="dxa" w:w="9865"/>
-            <w:shd w:fill="FFFDF5"/>
-            <w:tcMar>
-              <w:top w:w="50" w:type="dxa"/>
-              <w:bottom w:w="50" w:type="dxa"/>
-              <w:left w:w="80" w:type="dxa"/>
-              <w:right w:w="80" w:type="dxa"/>
-            </w:tcMar>
-            <w:tcBorders>
-              <w:left w:val="single" w:sz="24" w:space="0" w:color="D4AF37"/>
-              <w:top w:val="none"/>
-              <w:right w:val="none"/>
-              <w:bottom w:val="none"/>
-            </w:tcBorders>
-          </w:tcPr>
-          <w:p>
-            <w:pPr>
-              <w:spacing w:line="276" w:lineRule="auto" w:after="0"/>
-            </w:pPr>
-            <w:r>
-              <w:rPr>
-                <w:rFonts w:ascii="PingFang TC" w:hAnsi="PingFang TC"/>
-                <w:b/>
-                <w:color w:val="B8860B"/>
-                <w:sz w:val="18"/>
-              </w:rPr>
-              <w:t>【四大核心結論摘要】</w:t>
-              <w:br/>
-            </w:r>
             <w:r>
               <w:rPr>
                 <w:rFonts w:ascii="PingFang TC" w:hAnsi="PingFang TC"/>
                 <w:color w:val="1A1D20"/>
-                <w:sz w:val="17"/>
+                <w:sz w:val="20"/>
               </w:rPr>
-              <w:t>1. 出入交通完全獨立：A2 大境 6 戶門牌面臨公有計畫道路龍社路，出入交通直接銜接市區幹道，絕不途經富宇大地內部私設巷道（如 642 巷等），地緣出入無共用牽絆。</w:t>
-              <w:br/>
-              <w:t>2. 生活公設完全非依賴：大境住戶生活廢棄物均於門前等候市府免費清潔隊清運，完全未使用大社區內部收費子母車；水電與排污系統各自獨立自理，不依賴大社區機電設施。</w:t>
-              <w:br/>
-              <w:t>3. 專款定存單獨立立卷：新光銀行專戶已將「A2 大境定存」獨立開單為 NT$ 220,231 元專單保管，連同建商交屋基金 6 萬元，建請大會同意專案撥交大境專戶。</w:t>
-              <w:br/>
-              <w:t>4. 創造社區互利雙贏：分割後大社區減少垃圾子母車負荷與物業巡查負擔，大境 6 戶實質負擔大幅減輕，兼顧大社區 235 戶原有公共基金穩定，達成互信雙贏！</w:t>
+              <w:t>FY-SPLIT-2026-A2-THESIS-MONOGRAPH</w:t>
             </w:r>
           </w:p>
         </w:tc>
@@ -496,1235 +301,17 @@
     </w:tbl>
     <w:p>
       <w:pPr>
-        <w:spacing w:before="120" w:after="40"/>
+        <w:spacing w:before="900"/>
+        <w:jc w:val="center"/>
       </w:pPr>
       <w:r>
         <w:rPr>
           <w:rFonts w:ascii="PingFang TC" w:hAnsi="PingFang TC"/>
           <w:b/>
-          <w:color w:val="B8860B"/>
+          <w:color w:val="787369"/>
           <w:sz w:val="21"/>
         </w:rPr>
-        <w:t>第壹章：專案緣起與六區合併現況體檢</w:t>
-      </w:r>
-    </w:p>
-    <w:p>
-      <w:pPr>
-        <w:spacing w:before="80" w:after="20"/>
-      </w:pPr>
-      <w:r>
-        <w:rPr>
-          <w:rFonts w:ascii="PingFang TC" w:hAnsi="PingFang TC"/>
-          <w:b/>
-          <w:color w:val="D4AF37"/>
-          <w:sz w:val="18"/>
-        </w:rPr>
-        <w:t>1.1 社區歷史演進與六區合併背景</w:t>
-      </w:r>
-    </w:p>
-    <w:p>
-      <w:pPr>
-        <w:spacing w:line="276" w:lineRule="auto" w:before="20" w:after="40"/>
-      </w:pPr>
-      <w:r>
-        <w:rPr>
-          <w:rFonts w:ascii="PingFang TC" w:hAnsi="PingFang TC"/>
-          <w:color w:val="1A1D20"/>
-          <w:sz w:val="17"/>
-        </w:rPr>
-        <w:t>富宇大地社區最初係由原「大境 (A2)、上境 (A1)、悠境 (B2)、澄境 (C2)」等獨立別墅區組合而成。至 115 年 1 月 24 日，「好境 (B1)、清境 (C1)」決議合併成立聯合管理委員會。於 115 年 4 月 18 日完成六區合併程序，並於 4 月 28 日完成組織報備，5 月 14 日獲台中市主管機關合法核准備查。</w:t>
-      </w:r>
-    </w:p>
-    <w:p>
-      <w:pPr>
-        <w:spacing w:before="80" w:after="20"/>
-      </w:pPr>
-      <w:r>
-        <w:rPr>
-          <w:rFonts w:ascii="PingFang TC" w:hAnsi="PingFang TC"/>
-          <w:b/>
-          <w:color w:val="D4AF37"/>
-          <w:sz w:val="18"/>
-        </w:rPr>
-        <w:t>1.2 六區地緣與戶數配置客觀現況</w:t>
-      </w:r>
-    </w:p>
-    <w:p>
-      <w:pPr>
-        <w:spacing w:line="276" w:lineRule="auto" w:before="20" w:after="40"/>
-      </w:pPr>
-      <w:r>
-        <w:rPr>
-          <w:rFonts w:ascii="PingFang TC" w:hAnsi="PingFang TC"/>
-          <w:color w:val="1A1D20"/>
-          <w:sz w:val="17"/>
-        </w:rPr>
-        <w:t>依據官方地籍配置圖，全社區 241 戶分布呈現明顯的地緣差異，A2 大境位處最外緣，僅佔極小比例：</w:t>
-      </w:r>
-    </w:p>
-    <w:tbl>
-      <w:tblPr>
-        <w:tblW w:type="auto" w:w="0"/>
-        <w:jc w:val="center"/>
-        <w:tblLook w:firstColumn="1" w:firstRow="1" w:lastColumn="0" w:lastRow="0" w:noHBand="0" w:noVBand="1" w:val="04A0"/>
-      </w:tblPr>
-      <w:tblGrid>
-        <w:gridCol w:w="1973"/>
-        <w:gridCol w:w="1973"/>
-        <w:gridCol w:w="1973"/>
-        <w:gridCol w:w="1973"/>
-        <w:gridCol w:w="1973"/>
-      </w:tblGrid>
-      <w:tr>
-        <w:tc>
-          <w:tcPr>
-            <w:tcW w:type="dxa" w:w="1973"/>
-            <w:shd w:fill="1A1D20"/>
-            <w:tcMar>
-              <w:top w:w="45" w:type="dxa"/>
-              <w:bottom w:w="45" w:type="dxa"/>
-              <w:left w:w="60" w:type="dxa"/>
-              <w:right w:w="60" w:type="dxa"/>
-            </w:tcMar>
-          </w:tcPr>
-          <w:p>
-            <w:pPr>
-              <w:spacing w:after="0"/>
-            </w:pPr>
-            <w:r>
-              <w:rPr>
-                <w:rFonts w:ascii="PingFang TC" w:hAnsi="PingFang TC"/>
-                <w:b/>
-                <w:color w:val="D4AF37"/>
-                <w:sz w:val="16"/>
-              </w:rPr>
-              <w:t>分區代號</w:t>
-            </w:r>
-          </w:p>
-        </w:tc>
-        <w:tc>
-          <w:tcPr>
-            <w:tcW w:type="dxa" w:w="1973"/>
-            <w:shd w:fill="1A1D20"/>
-            <w:tcMar>
-              <w:top w:w="45" w:type="dxa"/>
-              <w:bottom w:w="45" w:type="dxa"/>
-              <w:left w:w="60" w:type="dxa"/>
-              <w:right w:w="60" w:type="dxa"/>
-            </w:tcMar>
-          </w:tcPr>
-          <w:p>
-            <w:pPr>
-              <w:spacing w:after="0"/>
-            </w:pPr>
-            <w:r>
-              <w:rPr>
-                <w:rFonts w:ascii="PingFang TC" w:hAnsi="PingFang TC"/>
-                <w:b/>
-                <w:color w:val="D4AF37"/>
-                <w:sz w:val="16"/>
-              </w:rPr>
-              <w:t>分區名稱</w:t>
-            </w:r>
-          </w:p>
-        </w:tc>
-        <w:tc>
-          <w:tcPr>
-            <w:tcW w:type="dxa" w:w="1973"/>
-            <w:shd w:fill="1A1D20"/>
-            <w:tcMar>
-              <w:top w:w="45" w:type="dxa"/>
-              <w:bottom w:w="45" w:type="dxa"/>
-              <w:left w:w="60" w:type="dxa"/>
-              <w:right w:w="60" w:type="dxa"/>
-            </w:tcMar>
-          </w:tcPr>
-          <w:p>
-            <w:pPr>
-              <w:spacing w:after="0"/>
-            </w:pPr>
-            <w:r>
-              <w:rPr>
-                <w:rFonts w:ascii="PingFang TC" w:hAnsi="PingFang TC"/>
-                <w:b/>
-                <w:color w:val="D4AF37"/>
-                <w:sz w:val="16"/>
-              </w:rPr>
-              <w:t>總戶數</w:t>
-            </w:r>
-          </w:p>
-        </w:tc>
-        <w:tc>
-          <w:tcPr>
-            <w:tcW w:type="dxa" w:w="1973"/>
-            <w:shd w:fill="1A1D20"/>
-            <w:tcMar>
-              <w:top w:w="45" w:type="dxa"/>
-              <w:bottom w:w="45" w:type="dxa"/>
-              <w:left w:w="60" w:type="dxa"/>
-              <w:right w:w="60" w:type="dxa"/>
-            </w:tcMar>
-          </w:tcPr>
-          <w:p>
-            <w:pPr>
-              <w:spacing w:after="0"/>
-            </w:pPr>
-            <w:r>
-              <w:rPr>
-                <w:rFonts w:ascii="PingFang TC" w:hAnsi="PingFang TC"/>
-                <w:b/>
-                <w:color w:val="D4AF37"/>
-                <w:sz w:val="16"/>
-              </w:rPr>
-              <w:t>戶數佔比</w:t>
-            </w:r>
-          </w:p>
-        </w:tc>
-        <w:tc>
-          <w:tcPr>
-            <w:tcW w:type="dxa" w:w="1973"/>
-            <w:shd w:fill="1A1D20"/>
-            <w:tcMar>
-              <w:top w:w="45" w:type="dxa"/>
-              <w:bottom w:w="45" w:type="dxa"/>
-              <w:left w:w="60" w:type="dxa"/>
-              <w:right w:w="60" w:type="dxa"/>
-            </w:tcMar>
-          </w:tcPr>
-          <w:p>
-            <w:pPr>
-              <w:spacing w:after="0"/>
-            </w:pPr>
-            <w:r>
-              <w:rPr>
-                <w:rFonts w:ascii="PingFang TC" w:hAnsi="PingFang TC"/>
-                <w:b/>
-                <w:color w:val="D4AF37"/>
-                <w:sz w:val="16"/>
-              </w:rPr>
-              <w:t>地理出入與共用特徵</w:t>
-            </w:r>
-          </w:p>
-        </w:tc>
-      </w:tr>
-      <w:tr>
-        <w:tc>
-          <w:tcPr>
-            <w:tcW w:type="dxa" w:w="1973"/>
-            <w:shd w:fill="FFFDF5"/>
-            <w:tcMar>
-              <w:top w:w="45" w:type="dxa"/>
-              <w:bottom w:w="45" w:type="dxa"/>
-              <w:left w:w="60" w:type="dxa"/>
-              <w:right w:w="60" w:type="dxa"/>
-            </w:tcMar>
-          </w:tcPr>
-          <w:p>
-            <w:pPr>
-              <w:spacing w:after="0"/>
-            </w:pPr>
-            <w:r>
-              <w:rPr>
-                <w:rFonts w:ascii="PingFang TC" w:hAnsi="PingFang TC"/>
-                <w:b/>
-                <w:color w:val="B8860B"/>
-                <w:sz w:val="16"/>
-              </w:rPr>
-              <w:t>A2 區</w:t>
-            </w:r>
-          </w:p>
-        </w:tc>
-        <w:tc>
-          <w:tcPr>
-            <w:tcW w:type="dxa" w:w="1973"/>
-            <w:shd w:fill="FFFDF5"/>
-            <w:tcMar>
-              <w:top w:w="45" w:type="dxa"/>
-              <w:bottom w:w="45" w:type="dxa"/>
-              <w:left w:w="60" w:type="dxa"/>
-              <w:right w:w="60" w:type="dxa"/>
-            </w:tcMar>
-          </w:tcPr>
-          <w:p>
-            <w:pPr>
-              <w:spacing w:after="0"/>
-            </w:pPr>
-            <w:r>
-              <w:rPr>
-                <w:rFonts w:ascii="PingFang TC" w:hAnsi="PingFang TC"/>
-                <w:b/>
-                <w:color w:val="B8860B"/>
-                <w:sz w:val="16"/>
-              </w:rPr>
-              <w:t>富宇大境 (本專案)</w:t>
-            </w:r>
-          </w:p>
-        </w:tc>
-        <w:tc>
-          <w:tcPr>
-            <w:tcW w:type="dxa" w:w="1973"/>
-            <w:shd w:fill="FFFDF5"/>
-            <w:tcMar>
-              <w:top w:w="45" w:type="dxa"/>
-              <w:bottom w:w="45" w:type="dxa"/>
-              <w:left w:w="60" w:type="dxa"/>
-              <w:right w:w="60" w:type="dxa"/>
-            </w:tcMar>
-          </w:tcPr>
-          <w:p>
-            <w:pPr>
-              <w:spacing w:after="0"/>
-            </w:pPr>
-            <w:r>
-              <w:rPr>
-                <w:rFonts w:ascii="PingFang TC" w:hAnsi="PingFang TC"/>
-                <w:b/>
-                <w:color w:val="B8860B"/>
-                <w:sz w:val="16"/>
-              </w:rPr>
-              <w:t>6 戶</w:t>
-            </w:r>
-          </w:p>
-        </w:tc>
-        <w:tc>
-          <w:tcPr>
-            <w:tcW w:type="dxa" w:w="1973"/>
-            <w:shd w:fill="FFFDF5"/>
-            <w:tcMar>
-              <w:top w:w="45" w:type="dxa"/>
-              <w:bottom w:w="45" w:type="dxa"/>
-              <w:left w:w="60" w:type="dxa"/>
-              <w:right w:w="60" w:type="dxa"/>
-            </w:tcMar>
-          </w:tcPr>
-          <w:p>
-            <w:pPr>
-              <w:spacing w:after="0"/>
-            </w:pPr>
-            <w:r>
-              <w:rPr>
-                <w:rFonts w:ascii="PingFang TC" w:hAnsi="PingFang TC"/>
-                <w:b/>
-                <w:color w:val="B8860B"/>
-                <w:sz w:val="16"/>
-              </w:rPr>
-              <w:t>2.49%</w:t>
-            </w:r>
-          </w:p>
-        </w:tc>
-        <w:tc>
-          <w:tcPr>
-            <w:tcW w:type="dxa" w:w="1973"/>
-            <w:shd w:fill="FFFDF5"/>
-            <w:tcMar>
-              <w:top w:w="45" w:type="dxa"/>
-              <w:bottom w:w="45" w:type="dxa"/>
-              <w:left w:w="60" w:type="dxa"/>
-              <w:right w:w="60" w:type="dxa"/>
-            </w:tcMar>
-          </w:tcPr>
-          <w:p>
-            <w:pPr>
-              <w:spacing w:after="0"/>
-            </w:pPr>
-            <w:r>
-              <w:rPr>
-                <w:rFonts w:ascii="PingFang TC" w:hAnsi="PingFang TC"/>
-                <w:b/>
-                <w:color w:val="B8860B"/>
-                <w:sz w:val="16"/>
-              </w:rPr>
-              <w:t>面臨龍社路公有道路，獨立出入，完全不經過社區巷道</w:t>
-            </w:r>
-          </w:p>
-        </w:tc>
-      </w:tr>
-      <w:tr>
-        <w:tc>
-          <w:tcPr>
-            <w:tcW w:type="dxa" w:w="1973"/>
-            <w:shd w:fill="FAF8F2"/>
-            <w:tcMar>
-              <w:top w:w="45" w:type="dxa"/>
-              <w:bottom w:w="45" w:type="dxa"/>
-              <w:left w:w="60" w:type="dxa"/>
-              <w:right w:w="60" w:type="dxa"/>
-            </w:tcMar>
-          </w:tcPr>
-          <w:p>
-            <w:pPr>
-              <w:spacing w:after="0"/>
-            </w:pPr>
-            <w:r>
-              <w:rPr>
-                <w:rFonts w:ascii="PingFang TC" w:hAnsi="PingFang TC"/>
-                <w:color w:val="1A1D20"/>
-                <w:sz w:val="16"/>
-              </w:rPr>
-              <w:t>A1 區</w:t>
-            </w:r>
-          </w:p>
-        </w:tc>
-        <w:tc>
-          <w:tcPr>
-            <w:tcW w:type="dxa" w:w="1973"/>
-            <w:shd w:fill="FAF8F2"/>
-            <w:tcMar>
-              <w:top w:w="45" w:type="dxa"/>
-              <w:bottom w:w="45" w:type="dxa"/>
-              <w:left w:w="60" w:type="dxa"/>
-              <w:right w:w="60" w:type="dxa"/>
-            </w:tcMar>
-          </w:tcPr>
-          <w:p>
-            <w:pPr>
-              <w:spacing w:after="0"/>
-            </w:pPr>
-            <w:r>
-              <w:rPr>
-                <w:rFonts w:ascii="PingFang TC" w:hAnsi="PingFang TC"/>
-                <w:color w:val="1A1D20"/>
-                <w:sz w:val="16"/>
-              </w:rPr>
-              <w:t>富宇上境</w:t>
-            </w:r>
-          </w:p>
-        </w:tc>
-        <w:tc>
-          <w:tcPr>
-            <w:tcW w:type="dxa" w:w="1973"/>
-            <w:shd w:fill="FAF8F2"/>
-            <w:tcMar>
-              <w:top w:w="45" w:type="dxa"/>
-              <w:bottom w:w="45" w:type="dxa"/>
-              <w:left w:w="60" w:type="dxa"/>
-              <w:right w:w="60" w:type="dxa"/>
-            </w:tcMar>
-          </w:tcPr>
-          <w:p>
-            <w:pPr>
-              <w:spacing w:after="0"/>
-            </w:pPr>
-            <w:r>
-              <w:rPr>
-                <w:rFonts w:ascii="PingFang TC" w:hAnsi="PingFang TC"/>
-                <w:color w:val="1A1D20"/>
-                <w:sz w:val="16"/>
-              </w:rPr>
-              <w:t>13 戶</w:t>
-            </w:r>
-          </w:p>
-        </w:tc>
-        <w:tc>
-          <w:tcPr>
-            <w:tcW w:type="dxa" w:w="1973"/>
-            <w:shd w:fill="FAF8F2"/>
-            <w:tcMar>
-              <w:top w:w="45" w:type="dxa"/>
-              <w:bottom w:w="45" w:type="dxa"/>
-              <w:left w:w="60" w:type="dxa"/>
-              <w:right w:w="60" w:type="dxa"/>
-            </w:tcMar>
-          </w:tcPr>
-          <w:p>
-            <w:pPr>
-              <w:spacing w:after="0"/>
-            </w:pPr>
-            <w:r>
-              <w:rPr>
-                <w:rFonts w:ascii="PingFang TC" w:hAnsi="PingFang TC"/>
-                <w:color w:val="1A1D20"/>
-                <w:sz w:val="16"/>
-              </w:rPr>
-              <w:t>5.39%</w:t>
-            </w:r>
-          </w:p>
-        </w:tc>
-        <w:tc>
-          <w:tcPr>
-            <w:tcW w:type="dxa" w:w="1973"/>
-            <w:shd w:fill="FAF8F2"/>
-            <w:tcMar>
-              <w:top w:w="45" w:type="dxa"/>
-              <w:bottom w:w="45" w:type="dxa"/>
-              <w:left w:w="60" w:type="dxa"/>
-              <w:right w:w="60" w:type="dxa"/>
-            </w:tcMar>
-          </w:tcPr>
-          <w:p>
-            <w:pPr>
-              <w:spacing w:after="0"/>
-            </w:pPr>
-            <w:r>
-              <w:rPr>
-                <w:rFonts w:ascii="PingFang TC" w:hAnsi="PingFang TC"/>
-                <w:color w:val="1A1D20"/>
-                <w:sz w:val="16"/>
-              </w:rPr>
-              <w:t>面臨龍社路公有道路，獨立出入</w:t>
-            </w:r>
-          </w:p>
-        </w:tc>
-      </w:tr>
-      <w:tr>
-        <w:tc>
-          <w:tcPr>
-            <w:tcW w:type="dxa" w:w="1973"/>
-            <w:shd w:fill="FFFFFF"/>
-            <w:tcMar>
-              <w:top w:w="45" w:type="dxa"/>
-              <w:bottom w:w="45" w:type="dxa"/>
-              <w:left w:w="60" w:type="dxa"/>
-              <w:right w:w="60" w:type="dxa"/>
-            </w:tcMar>
-          </w:tcPr>
-          <w:p>
-            <w:pPr>
-              <w:spacing w:after="0"/>
-            </w:pPr>
-            <w:r>
-              <w:rPr>
-                <w:rFonts w:ascii="PingFang TC" w:hAnsi="PingFang TC"/>
-                <w:color w:val="1A1D20"/>
-                <w:sz w:val="16"/>
-              </w:rPr>
-              <w:t>B1 區</w:t>
-            </w:r>
-          </w:p>
-        </w:tc>
-        <w:tc>
-          <w:tcPr>
-            <w:tcW w:type="dxa" w:w="1973"/>
-            <w:shd w:fill="FFFFFF"/>
-            <w:tcMar>
-              <w:top w:w="45" w:type="dxa"/>
-              <w:bottom w:w="45" w:type="dxa"/>
-              <w:left w:w="60" w:type="dxa"/>
-              <w:right w:w="60" w:type="dxa"/>
-            </w:tcMar>
-          </w:tcPr>
-          <w:p>
-            <w:pPr>
-              <w:spacing w:after="0"/>
-            </w:pPr>
-            <w:r>
-              <w:rPr>
-                <w:rFonts w:ascii="PingFang TC" w:hAnsi="PingFang TC"/>
-                <w:color w:val="1A1D20"/>
-                <w:sz w:val="16"/>
-              </w:rPr>
-              <w:t>富宇好境</w:t>
-            </w:r>
-          </w:p>
-        </w:tc>
-        <w:tc>
-          <w:tcPr>
-            <w:tcW w:type="dxa" w:w="1973"/>
-            <w:shd w:fill="FFFFFF"/>
-            <w:tcMar>
-              <w:top w:w="45" w:type="dxa"/>
-              <w:bottom w:w="45" w:type="dxa"/>
-              <w:left w:w="60" w:type="dxa"/>
-              <w:right w:w="60" w:type="dxa"/>
-            </w:tcMar>
-          </w:tcPr>
-          <w:p>
-            <w:pPr>
-              <w:spacing w:after="0"/>
-            </w:pPr>
-            <w:r>
-              <w:rPr>
-                <w:rFonts w:ascii="PingFang TC" w:hAnsi="PingFang TC"/>
-                <w:color w:val="1A1D20"/>
-                <w:sz w:val="16"/>
-              </w:rPr>
-              <w:t>42 戶</w:t>
-            </w:r>
-          </w:p>
-        </w:tc>
-        <w:tc>
-          <w:tcPr>
-            <w:tcW w:type="dxa" w:w="1973"/>
-            <w:shd w:fill="FFFFFF"/>
-            <w:tcMar>
-              <w:top w:w="45" w:type="dxa"/>
-              <w:bottom w:w="45" w:type="dxa"/>
-              <w:left w:w="60" w:type="dxa"/>
-              <w:right w:w="60" w:type="dxa"/>
-            </w:tcMar>
-          </w:tcPr>
-          <w:p>
-            <w:pPr>
-              <w:spacing w:after="0"/>
-            </w:pPr>
-            <w:r>
-              <w:rPr>
-                <w:rFonts w:ascii="PingFang TC" w:hAnsi="PingFang TC"/>
-                <w:color w:val="1A1D20"/>
-                <w:sz w:val="16"/>
-              </w:rPr>
-              <w:t>17.43%</w:t>
-            </w:r>
-          </w:p>
-        </w:tc>
-        <w:tc>
-          <w:tcPr>
-            <w:tcW w:type="dxa" w:w="1973"/>
-            <w:shd w:fill="FFFFFF"/>
-            <w:tcMar>
-              <w:top w:w="45" w:type="dxa"/>
-              <w:bottom w:w="45" w:type="dxa"/>
-              <w:left w:w="60" w:type="dxa"/>
-              <w:right w:w="60" w:type="dxa"/>
-            </w:tcMar>
-          </w:tcPr>
-          <w:p>
-            <w:pPr>
-              <w:spacing w:after="0"/>
-            </w:pPr>
-            <w:r>
-              <w:rPr>
-                <w:rFonts w:ascii="PingFang TC" w:hAnsi="PingFang TC"/>
-                <w:color w:val="1A1D20"/>
-                <w:sz w:val="16"/>
-              </w:rPr>
-              <w:t>經由龍社路內部私設巷道進出，共用巷道與環保室</w:t>
-            </w:r>
-          </w:p>
-        </w:tc>
-      </w:tr>
-      <w:tr>
-        <w:tc>
-          <w:tcPr>
-            <w:tcW w:type="dxa" w:w="1973"/>
-            <w:shd w:fill="FAF8F2"/>
-            <w:tcMar>
-              <w:top w:w="45" w:type="dxa"/>
-              <w:bottom w:w="45" w:type="dxa"/>
-              <w:left w:w="60" w:type="dxa"/>
-              <w:right w:w="60" w:type="dxa"/>
-            </w:tcMar>
-          </w:tcPr>
-          <w:p>
-            <w:pPr>
-              <w:spacing w:after="0"/>
-            </w:pPr>
-            <w:r>
-              <w:rPr>
-                <w:rFonts w:ascii="PingFang TC" w:hAnsi="PingFang TC"/>
-                <w:color w:val="1A1D20"/>
-                <w:sz w:val="16"/>
-              </w:rPr>
-              <w:t>B2 區</w:t>
-            </w:r>
-          </w:p>
-        </w:tc>
-        <w:tc>
-          <w:tcPr>
-            <w:tcW w:type="dxa" w:w="1973"/>
-            <w:shd w:fill="FAF8F2"/>
-            <w:tcMar>
-              <w:top w:w="45" w:type="dxa"/>
-              <w:bottom w:w="45" w:type="dxa"/>
-              <w:left w:w="60" w:type="dxa"/>
-              <w:right w:w="60" w:type="dxa"/>
-            </w:tcMar>
-          </w:tcPr>
-          <w:p>
-            <w:pPr>
-              <w:spacing w:after="0"/>
-            </w:pPr>
-            <w:r>
-              <w:rPr>
-                <w:rFonts w:ascii="PingFang TC" w:hAnsi="PingFang TC"/>
-                <w:color w:val="1A1D20"/>
-                <w:sz w:val="16"/>
-              </w:rPr>
-              <w:t>富宇悠境</w:t>
-            </w:r>
-          </w:p>
-        </w:tc>
-        <w:tc>
-          <w:tcPr>
-            <w:tcW w:type="dxa" w:w="1973"/>
-            <w:shd w:fill="FAF8F2"/>
-            <w:tcMar>
-              <w:top w:w="45" w:type="dxa"/>
-              <w:bottom w:w="45" w:type="dxa"/>
-              <w:left w:w="60" w:type="dxa"/>
-              <w:right w:w="60" w:type="dxa"/>
-            </w:tcMar>
-          </w:tcPr>
-          <w:p>
-            <w:pPr>
-              <w:spacing w:after="0"/>
-            </w:pPr>
-            <w:r>
-              <w:rPr>
-                <w:rFonts w:ascii="PingFang TC" w:hAnsi="PingFang TC"/>
-                <w:color w:val="1A1D20"/>
-                <w:sz w:val="16"/>
-              </w:rPr>
-              <w:t>55 戶</w:t>
-            </w:r>
-          </w:p>
-        </w:tc>
-        <w:tc>
-          <w:tcPr>
-            <w:tcW w:type="dxa" w:w="1973"/>
-            <w:shd w:fill="FAF8F2"/>
-            <w:tcMar>
-              <w:top w:w="45" w:type="dxa"/>
-              <w:bottom w:w="45" w:type="dxa"/>
-              <w:left w:w="60" w:type="dxa"/>
-              <w:right w:w="60" w:type="dxa"/>
-            </w:tcMar>
-          </w:tcPr>
-          <w:p>
-            <w:pPr>
-              <w:spacing w:after="0"/>
-            </w:pPr>
-            <w:r>
-              <w:rPr>
-                <w:rFonts w:ascii="PingFang TC" w:hAnsi="PingFang TC"/>
-                <w:color w:val="1A1D20"/>
-                <w:sz w:val="16"/>
-              </w:rPr>
-              <w:t>22.82%</w:t>
-            </w:r>
-          </w:p>
-        </w:tc>
-        <w:tc>
-          <w:tcPr>
-            <w:tcW w:type="dxa" w:w="1973"/>
-            <w:shd w:fill="FAF8F2"/>
-            <w:tcMar>
-              <w:top w:w="45" w:type="dxa"/>
-              <w:bottom w:w="45" w:type="dxa"/>
-              <w:left w:w="60" w:type="dxa"/>
-              <w:right w:w="60" w:type="dxa"/>
-            </w:tcMar>
-          </w:tcPr>
-          <w:p>
-            <w:pPr>
-              <w:spacing w:after="0"/>
-            </w:pPr>
-            <w:r>
-              <w:rPr>
-                <w:rFonts w:ascii="PingFang TC" w:hAnsi="PingFang TC"/>
-                <w:color w:val="1A1D20"/>
-                <w:sz w:val="16"/>
-              </w:rPr>
-              <w:t>經由龍社路內部私設巷道進出，深處社區</w:t>
-            </w:r>
-          </w:p>
-        </w:tc>
-      </w:tr>
-      <w:tr>
-        <w:tc>
-          <w:tcPr>
-            <w:tcW w:type="dxa" w:w="1973"/>
-            <w:shd w:fill="FFFFFF"/>
-            <w:tcMar>
-              <w:top w:w="45" w:type="dxa"/>
-              <w:bottom w:w="45" w:type="dxa"/>
-              <w:left w:w="60" w:type="dxa"/>
-              <w:right w:w="60" w:type="dxa"/>
-            </w:tcMar>
-          </w:tcPr>
-          <w:p>
-            <w:pPr>
-              <w:spacing w:after="0"/>
-            </w:pPr>
-            <w:r>
-              <w:rPr>
-                <w:rFonts w:ascii="PingFang TC" w:hAnsi="PingFang TC"/>
-                <w:color w:val="1A1D20"/>
-                <w:sz w:val="16"/>
-              </w:rPr>
-              <w:t>C1 區</w:t>
-            </w:r>
-          </w:p>
-        </w:tc>
-        <w:tc>
-          <w:tcPr>
-            <w:tcW w:type="dxa" w:w="1973"/>
-            <w:shd w:fill="FFFFFF"/>
-            <w:tcMar>
-              <w:top w:w="45" w:type="dxa"/>
-              <w:bottom w:w="45" w:type="dxa"/>
-              <w:left w:w="60" w:type="dxa"/>
-              <w:right w:w="60" w:type="dxa"/>
-            </w:tcMar>
-          </w:tcPr>
-          <w:p>
-            <w:pPr>
-              <w:spacing w:after="0"/>
-            </w:pPr>
-            <w:r>
-              <w:rPr>
-                <w:rFonts w:ascii="PingFang TC" w:hAnsi="PingFang TC"/>
-                <w:color w:val="1A1D20"/>
-                <w:sz w:val="16"/>
-              </w:rPr>
-              <w:t>富宇清境</w:t>
-            </w:r>
-          </w:p>
-        </w:tc>
-        <w:tc>
-          <w:tcPr>
-            <w:tcW w:type="dxa" w:w="1973"/>
-            <w:shd w:fill="FFFFFF"/>
-            <w:tcMar>
-              <w:top w:w="45" w:type="dxa"/>
-              <w:bottom w:w="45" w:type="dxa"/>
-              <w:left w:w="60" w:type="dxa"/>
-              <w:right w:w="60" w:type="dxa"/>
-            </w:tcMar>
-          </w:tcPr>
-          <w:p>
-            <w:pPr>
-              <w:spacing w:after="0"/>
-            </w:pPr>
-            <w:r>
-              <w:rPr>
-                <w:rFonts w:ascii="PingFang TC" w:hAnsi="PingFang TC"/>
-                <w:color w:val="1A1D20"/>
-                <w:sz w:val="16"/>
-              </w:rPr>
-              <w:t>66 戶</w:t>
-            </w:r>
-          </w:p>
-        </w:tc>
-        <w:tc>
-          <w:tcPr>
-            <w:tcW w:type="dxa" w:w="1973"/>
-            <w:shd w:fill="FFFFFF"/>
-            <w:tcMar>
-              <w:top w:w="45" w:type="dxa"/>
-              <w:bottom w:w="45" w:type="dxa"/>
-              <w:left w:w="60" w:type="dxa"/>
-              <w:right w:w="60" w:type="dxa"/>
-            </w:tcMar>
-          </w:tcPr>
-          <w:p>
-            <w:pPr>
-              <w:spacing w:after="0"/>
-            </w:pPr>
-            <w:r>
-              <w:rPr>
-                <w:rFonts w:ascii="PingFang TC" w:hAnsi="PingFang TC"/>
-                <w:color w:val="1A1D20"/>
-                <w:sz w:val="16"/>
-              </w:rPr>
-              <w:t>27.39%</w:t>
-            </w:r>
-          </w:p>
-        </w:tc>
-        <w:tc>
-          <w:tcPr>
-            <w:tcW w:type="dxa" w:w="1973"/>
-            <w:shd w:fill="FFFFFF"/>
-            <w:tcMar>
-              <w:top w:w="45" w:type="dxa"/>
-              <w:bottom w:w="45" w:type="dxa"/>
-              <w:left w:w="60" w:type="dxa"/>
-              <w:right w:w="60" w:type="dxa"/>
-            </w:tcMar>
-          </w:tcPr>
-          <w:p>
-            <w:pPr>
-              <w:spacing w:after="0"/>
-            </w:pPr>
-            <w:r>
-              <w:rPr>
-                <w:rFonts w:ascii="PingFang TC" w:hAnsi="PingFang TC"/>
-                <w:color w:val="1A1D20"/>
-                <w:sz w:val="16"/>
-              </w:rPr>
-              <w:t>經由龍社路 642 巷內部巷道進出，最大戶數聚落</w:t>
-            </w:r>
-          </w:p>
-        </w:tc>
-      </w:tr>
-      <w:tr>
-        <w:tc>
-          <w:tcPr>
-            <w:tcW w:type="dxa" w:w="1973"/>
-            <w:shd w:fill="FAF8F2"/>
-            <w:tcMar>
-              <w:top w:w="45" w:type="dxa"/>
-              <w:bottom w:w="45" w:type="dxa"/>
-              <w:left w:w="60" w:type="dxa"/>
-              <w:right w:w="60" w:type="dxa"/>
-            </w:tcMar>
-          </w:tcPr>
-          <w:p>
-            <w:pPr>
-              <w:spacing w:after="0"/>
-            </w:pPr>
-            <w:r>
-              <w:rPr>
-                <w:rFonts w:ascii="PingFang TC" w:hAnsi="PingFang TC"/>
-                <w:color w:val="1A1D20"/>
-                <w:sz w:val="16"/>
-              </w:rPr>
-              <w:t>C2 區</w:t>
-            </w:r>
-          </w:p>
-        </w:tc>
-        <w:tc>
-          <w:tcPr>
-            <w:tcW w:type="dxa" w:w="1973"/>
-            <w:shd w:fill="FAF8F2"/>
-            <w:tcMar>
-              <w:top w:w="45" w:type="dxa"/>
-              <w:bottom w:w="45" w:type="dxa"/>
-              <w:left w:w="60" w:type="dxa"/>
-              <w:right w:w="60" w:type="dxa"/>
-            </w:tcMar>
-          </w:tcPr>
-          <w:p>
-            <w:pPr>
-              <w:spacing w:after="0"/>
-            </w:pPr>
-            <w:r>
-              <w:rPr>
-                <w:rFonts w:ascii="PingFang TC" w:hAnsi="PingFang TC"/>
-                <w:color w:val="1A1D20"/>
-                <w:sz w:val="16"/>
-              </w:rPr>
-              <w:t>富宇澄境</w:t>
-            </w:r>
-          </w:p>
-        </w:tc>
-        <w:tc>
-          <w:tcPr>
-            <w:tcW w:type="dxa" w:w="1973"/>
-            <w:shd w:fill="FAF8F2"/>
-            <w:tcMar>
-              <w:top w:w="45" w:type="dxa"/>
-              <w:bottom w:w="45" w:type="dxa"/>
-              <w:left w:w="60" w:type="dxa"/>
-              <w:right w:w="60" w:type="dxa"/>
-            </w:tcMar>
-          </w:tcPr>
-          <w:p>
-            <w:pPr>
-              <w:spacing w:after="0"/>
-            </w:pPr>
-            <w:r>
-              <w:rPr>
-                <w:rFonts w:ascii="PingFang TC" w:hAnsi="PingFang TC"/>
-                <w:color w:val="1A1D20"/>
-                <w:sz w:val="16"/>
-              </w:rPr>
-              <w:t>59 戶</w:t>
-            </w:r>
-          </w:p>
-        </w:tc>
-        <w:tc>
-          <w:tcPr>
-            <w:tcW w:type="dxa" w:w="1973"/>
-            <w:shd w:fill="FAF8F2"/>
-            <w:tcMar>
-              <w:top w:w="45" w:type="dxa"/>
-              <w:bottom w:w="45" w:type="dxa"/>
-              <w:left w:w="60" w:type="dxa"/>
-              <w:right w:w="60" w:type="dxa"/>
-            </w:tcMar>
-          </w:tcPr>
-          <w:p>
-            <w:pPr>
-              <w:spacing w:after="0"/>
-            </w:pPr>
-            <w:r>
-              <w:rPr>
-                <w:rFonts w:ascii="PingFang TC" w:hAnsi="PingFang TC"/>
-                <w:color w:val="1A1D20"/>
-                <w:sz w:val="16"/>
-              </w:rPr>
-              <w:t>24.48%</w:t>
-            </w:r>
-          </w:p>
-        </w:tc>
-        <w:tc>
-          <w:tcPr>
-            <w:tcW w:type="dxa" w:w="1973"/>
-            <w:shd w:fill="FAF8F2"/>
-            <w:tcMar>
-              <w:top w:w="45" w:type="dxa"/>
-              <w:bottom w:w="45" w:type="dxa"/>
-              <w:left w:w="60" w:type="dxa"/>
-              <w:right w:w="60" w:type="dxa"/>
-            </w:tcMar>
-          </w:tcPr>
-          <w:p>
-            <w:pPr>
-              <w:spacing w:after="0"/>
-            </w:pPr>
-            <w:r>
-              <w:rPr>
-                <w:rFonts w:ascii="PingFang TC" w:hAnsi="PingFang TC"/>
-                <w:color w:val="1A1D20"/>
-                <w:sz w:val="16"/>
-              </w:rPr>
-              <w:t>經由龍社路 642、646 巷進出，內部大型聚落</w:t>
-            </w:r>
-          </w:p>
-        </w:tc>
-      </w:tr>
-    </w:tbl>
-    <w:p>
-      <w:r>
-        <w:br w:type="page"/>
-      </w:r>
-    </w:p>
-    <w:p>
-      <w:pPr>
-        <w:spacing w:before="80" w:after="20"/>
-      </w:pPr>
-      <w:r>
-        <w:rPr>
-          <w:rFonts w:ascii="PingFang TC" w:hAnsi="PingFang TC"/>
-          <w:b/>
-          <w:color w:val="D4AF37"/>
-          <w:sz w:val="18"/>
-        </w:rPr>
-        <w:t>1.3 A2 大境現行管理權責與維護之客觀差異</w:t>
-      </w:r>
-    </w:p>
-    <w:p>
-      <w:pPr>
-        <w:spacing w:line="276" w:lineRule="auto" w:before="20" w:after="40"/>
-      </w:pPr>
-      <w:r>
-        <w:rPr>
-          <w:rFonts w:ascii="PingFang TC" w:hAnsi="PingFang TC"/>
-          <w:color w:val="1A1D20"/>
-          <w:sz w:val="17"/>
-        </w:rPr>
-        <w:t>A2 大境 6 戶位處最外側臨公有幹道龍社路，與內部 235 戶存在實質管理需求上的顯著差異：</w:t>
-      </w:r>
-    </w:p>
-    <w:p>
-      <w:pPr>
-        <w:spacing w:line="276" w:lineRule="auto" w:before="20" w:after="40"/>
-      </w:pPr>
-      <w:r>
-        <w:rPr>
-          <w:rFonts w:ascii="PingFang TC" w:hAnsi="PingFang TC"/>
-          <w:color w:val="1A1D20"/>
-          <w:sz w:val="17"/>
-        </w:rPr>
-        <w:t>1. 管理費經常門收支分攤：A2 6 戶每年繳交 7.2 萬元管理費（6戶 × $1,000 × 12個月），主要用於支應內部私設巷道路面修繕、深處監視器與管制作業，門前實質維護需求極低。</w:t>
-      </w:r>
-    </w:p>
-    <w:p>
-      <w:pPr>
-        <w:spacing w:line="276" w:lineRule="auto" w:before="20" w:after="40"/>
-      </w:pPr>
-      <w:r>
-        <w:rPr>
-          <w:rFonts w:ascii="PingFang TC" w:hAnsi="PingFang TC"/>
-          <w:color w:val="1A1D20"/>
-          <w:sz w:val="17"/>
-        </w:rPr>
-        <w:t>2. 垃圾清運設施之非依賴：內部巷道委由清潔廠商清運子母車（每月清運費用約 4.8～5 萬元）。大境住戶位在龍社路門前，平日均自行配合台中市環保局公有垃圾車免費收運，未實際使用內部子母車。</w:t>
-      </w:r>
-    </w:p>
-    <w:p>
-      <w:pPr>
-        <w:spacing w:line="276" w:lineRule="auto" w:before="20" w:after="40"/>
-      </w:pPr>
-      <w:r>
-        <w:rPr>
-          <w:rFonts w:ascii="PingFang TC" w:hAnsi="PingFang TC"/>
-          <w:color w:val="1A1D20"/>
-          <w:sz w:val="17"/>
-        </w:rPr>
-        <w:t>3. 日常庶務與信件收受：物業管理室設立於內部貨櫃屋，大境住戶位在幹道旁，日常郵件多由郵差按鈴親送，享受之物業日常服務有限。</w:t>
-      </w:r>
-    </w:p>
-    <w:p>
-      <w:pPr>
-        <w:spacing w:before="120" w:after="40"/>
-      </w:pPr>
-      <w:r>
-        <w:rPr>
-          <w:rFonts w:ascii="PingFang TC" w:hAnsi="PingFang TC"/>
-          <w:b/>
-          <w:color w:val="B8860B"/>
-          <w:sz w:val="21"/>
-        </w:rPr>
-        <w:t>第貳章：法定分割之法理依據與三大客觀優勢</w:t>
-      </w:r>
-    </w:p>
-    <w:p>
-      <w:pPr>
-        <w:spacing w:before="80" w:after="20"/>
-      </w:pPr>
-      <w:r>
-        <w:rPr>
-          <w:rFonts w:ascii="PingFang TC" w:hAnsi="PingFang TC"/>
-          <w:b/>
-          <w:color w:val="D4AF37"/>
-          <w:sz w:val="18"/>
-        </w:rPr>
-        <w:t>2.1 《公寓大廈管理條例》第 53 條與第 31 條法制程序分析</w:t>
-      </w:r>
-    </w:p>
-    <w:p>
-      <w:pPr>
-        <w:spacing w:line="276" w:lineRule="auto" w:before="20" w:after="40"/>
-      </w:pPr>
-      <w:r>
-        <w:rPr>
-          <w:rFonts w:ascii="PingFang TC" w:hAnsi="PingFang TC"/>
-          <w:color w:val="1A1D20"/>
-          <w:sz w:val="17"/>
-        </w:rPr>
-        <w:t>按《公寓大廈管理條例》第 53 條規定，多數各自獨立使用之建築物，其共同設施使用與管理具有整體不可分性之集居地區者，準用本條例。換言之，若特定分區之設施使用已不具整體不可分性，即具備管理分流之法理基礎。</w:t>
-      </w:r>
-    </w:p>
-    <w:tbl>
-      <w:tblPr>
-        <w:tblW w:type="auto" w:w="0"/>
-        <w:jc w:val="center"/>
-        <w:tblLook w:firstColumn="1" w:firstRow="1" w:lastColumn="0" w:lastRow="0" w:noHBand="0" w:noVBand="1" w:val="04A0"/>
-      </w:tblPr>
-      <w:tblGrid>
-        <w:gridCol w:w="9866"/>
-      </w:tblGrid>
-      <w:tr>
-        <w:tc>
-          <w:tcPr>
-            <w:tcW w:type="dxa" w:w="9865"/>
-            <w:shd w:fill="FFFDF5"/>
-            <w:tcMar>
-              <w:top w:w="50" w:type="dxa"/>
-              <w:bottom w:w="50" w:type="dxa"/>
-              <w:left w:w="80" w:type="dxa"/>
-              <w:right w:w="80" w:type="dxa"/>
-            </w:tcMar>
-            <w:tcBorders>
-              <w:left w:val="single" w:sz="24" w:space="0" w:color="D4AF37"/>
-              <w:top w:val="none"/>
-              <w:right w:val="none"/>
-              <w:bottom w:val="none"/>
-            </w:tcBorders>
-          </w:tcPr>
-          <w:p>
-            <w:pPr>
-              <w:spacing w:line="276" w:lineRule="auto" w:after="0"/>
-            </w:pPr>
-            <w:r>
-              <w:rPr>
-                <w:rFonts w:ascii="PingFang TC" w:hAnsi="PingFang TC"/>
-                <w:b/>
-                <w:color w:val="B8860B"/>
-                <w:sz w:val="18"/>
-              </w:rPr>
-              <w:t>【合規法定程序路徑】</w:t>
-              <w:br/>
-            </w:r>
-            <w:r>
-              <w:rPr>
-                <w:rFonts w:ascii="PingFang TC" w:hAnsi="PingFang TC"/>
-                <w:color w:val="1A1D20"/>
-                <w:sz w:val="17"/>
-              </w:rPr>
-              <w:t>【法定推進核心路徑】</w:t>
-              <w:br/>
-              <w:t>1. 實體法理：A2 大境出入、排水、給水、垃圾自理，已實質欠缺『設施整體不可分性』。</w:t>
-              <w:br/>
-              <w:t>2. 程序法理：依《條例》第 31 條特別決議門檻，建請管理委員會協助將本案提請富宇大地全體區分所有權人會議審議，決議修正規約第二條管理範圍（排除 A2 大境），促成合意分流。</w:t>
-              <w:br/>
-              <w:t>3. 行政報備：大會通過後，檢具大會會議紀錄及協議書，向主管機關申辦管理組織變更與新設立備查。</w:t>
-            </w:r>
-          </w:p>
-        </w:tc>
-      </w:tr>
-    </w:tbl>
-    <w:p>
-      <w:pPr>
-        <w:spacing w:before="80" w:after="20"/>
-      </w:pPr>
-      <w:r>
-        <w:rPr>
-          <w:rFonts w:ascii="PingFang TC" w:hAnsi="PingFang TC"/>
-          <w:b/>
-          <w:color w:val="D4AF37"/>
-          <w:sz w:val="18"/>
-        </w:rPr>
-        <w:t>2.2 核心優勢一：免用子母車，生活機能完全非依賴</w:t>
-      </w:r>
-    </w:p>
-    <w:p>
-      <w:pPr>
-        <w:spacing w:line="276" w:lineRule="auto" w:before="20" w:after="40"/>
-      </w:pPr>
-      <w:r>
-        <w:rPr>
-          <w:rFonts w:ascii="PingFang TC" w:hAnsi="PingFang TC"/>
-          <w:color w:val="1A1D20"/>
-          <w:sz w:val="17"/>
-        </w:rPr>
-        <w:t>A2 大境面臨市府計畫道路龍社路，為台中市環保局清潔隊定時定點定線收運範圍。大境 6 戶出門即可投遞，平日均自行等候垃圾車，完全未使用內部收費子母車。大境 6 戶出具《承諾書》，自願放棄使用大社區子母車，客觀上已無公設牽絆。</w:t>
-      </w:r>
-    </w:p>
-    <w:p>
-      <w:pPr>
-        <w:spacing w:before="80" w:after="20"/>
-      </w:pPr>
-      <w:r>
-        <w:rPr>
-          <w:rFonts w:ascii="PingFang TC" w:hAnsi="PingFang TC"/>
-          <w:b/>
-          <w:color w:val="D4AF37"/>
-          <w:sz w:val="18"/>
-        </w:rPr>
-        <w:t>2.3 核心優勢二：臨龍社路計畫道路，水電排污完全物理獨立</w:t>
-      </w:r>
-    </w:p>
-    <w:p>
-      <w:pPr>
-        <w:spacing w:line="276" w:lineRule="auto" w:before="20" w:after="40"/>
-      </w:pPr>
-      <w:r>
-        <w:rPr>
-          <w:rFonts w:ascii="PingFang TC" w:hAnsi="PingFang TC"/>
-          <w:color w:val="1A1D20"/>
-          <w:sz w:val="17"/>
-        </w:rPr>
-        <w:t>A2 大境 6 戶基地位處外緣，出入交通直接銜接公有幹道龍社路，出入地緣具備百分之百獨立性，無袋地通行爭議。且全區自來水進水、自用電表與排污化糞系統均為各自獨立立戶或直排公共幹管，完全未接入大社區內部加壓水池或泵浦機電設備。</w:t>
-      </w:r>
-    </w:p>
-    <w:p>
-      <w:pPr>
-        <w:spacing w:before="80" w:after="20"/>
-      </w:pPr>
-      <w:r>
-        <w:rPr>
-          <w:rFonts w:ascii="PingFang TC" w:hAnsi="PingFang TC"/>
-          <w:b/>
-          <w:color w:val="D4AF37"/>
-          <w:sz w:val="18"/>
-        </w:rPr>
-        <w:t>2.4 核心優勢三：專款定存單獨立立卷，產權憑證清晰</w:t>
-      </w:r>
-    </w:p>
-    <w:p>
-      <w:pPr>
-        <w:spacing w:line="276" w:lineRule="auto" w:before="20" w:after="40"/>
-      </w:pPr>
-      <w:r>
-        <w:rPr>
-          <w:rFonts w:ascii="PingFang TC" w:hAnsi="PingFang TC"/>
-          <w:color w:val="1A1D20"/>
-          <w:sz w:val="17"/>
-        </w:rPr>
-        <w:t>富宇大地管委會於 115 年 5 月例會議題四及 9 月財報，已將新光銀行定存單第 2 筆明確獨立開立「A2 大境定存單 NT$ 220,231 元」專單保管，帳目涇渭分明。</w:t>
+        <w:t>中華民國 115 年 10 月 ｜ 全文定稿本</w:t>
       </w:r>
     </w:p>
     <w:p>
@@ -1734,1347 +321,128 @@
     </w:p>
     <w:p>
       <w:pPr>
-        <w:spacing w:before="120" w:after="40"/>
+        <w:spacing w:before="320" w:after="160"/>
       </w:pPr>
       <w:r>
         <w:rPr>
           <w:rFonts w:ascii="PingFang TC" w:hAnsi="PingFang TC"/>
           <w:b/>
           <w:color w:val="B8860B"/>
-          <w:sz w:val="21"/>
+          <w:sz w:val="32"/>
         </w:rPr>
-        <w:t>第參章：財務資產清算與自主預算模型</w:t>
+        <w:t>【摘要】</w:t>
       </w:r>
     </w:p>
     <w:p>
       <w:pPr>
-        <w:spacing w:before="80" w:after="20"/>
+        <w:spacing w:line="336" w:lineRule="auto" w:after="120"/>
+        <w:ind w:firstLine="440"/>
       </w:pPr>
       <w:r>
         <w:rPr>
           <w:rFonts w:ascii="PingFang TC" w:hAnsi="PingFang TC"/>
-          <w:b/>
-          <w:color w:val="D4AF37"/>
-          <w:sz w:val="18"/>
+          <w:color w:val="282C34"/>
+          <w:sz w:val="22"/>
         </w:rPr>
-        <w:t>3.1 A2 大境建請專案撥還移交公共基金試算表</w:t>
+        <w:t>本研究針對台中市沙鹿區「富宇大境」（A2 區，共 6 戶透天別墅）於 115 年 5 月與周邊其他五區合併報備為「富宇大地」（共 241 戶）後，因基地物理環境相隔、公用設施依賴度實質歸零、管理成本分攤失衡所引發之治理困境進行系統性研究。研究團隊結合法規文獻分析法、現場工務實證鑑定與會計帳目穿透審計，獲致四大核心結論。</w:t>
       </w:r>
     </w:p>
     <w:p>
       <w:pPr>
-        <w:spacing w:line="276" w:lineRule="auto" w:before="20" w:after="40"/>
+        <w:spacing w:line="336" w:lineRule="auto" w:after="120"/>
+        <w:ind w:firstLine="440"/>
       </w:pPr>
       <w:r>
         <w:rPr>
           <w:rFonts w:ascii="PingFang TC" w:hAnsi="PingFang TC"/>
-          <w:color w:val="1A1D20"/>
-          <w:sz w:val="17"/>
+          <w:color w:val="282C34"/>
+          <w:sz w:val="22"/>
         </w:rPr>
-        <w:t>依據官方財報與交屋清冊，A2 大境獨立後建請大會同意專案撥還移交至大境公庫專戶之資產明細如下（金額嚴格靠右對齊）：</w:t>
-      </w:r>
-    </w:p>
-    <w:tbl>
-      <w:tblPr>
-        <w:tblW w:type="auto" w:w="0"/>
-        <w:jc w:val="center"/>
-        <w:tblLook w:firstColumn="1" w:firstRow="1" w:lastColumn="0" w:lastRow="0" w:noHBand="0" w:noVBand="1" w:val="04A0"/>
-      </w:tblPr>
-      <w:tblGrid>
-        <w:gridCol w:w="2466"/>
-        <w:gridCol w:w="2466"/>
-        <w:gridCol w:w="2466"/>
-        <w:gridCol w:w="2466"/>
-      </w:tblGrid>
-      <w:tr>
-        <w:tc>
-          <w:tcPr>
-            <w:tcW w:type="dxa" w:w="2466"/>
-            <w:shd w:fill="1A1D20"/>
-            <w:tcMar>
-              <w:top w:w="50" w:type="dxa"/>
-              <w:bottom w:w="50" w:type="dxa"/>
-              <w:left w:w="70" w:type="dxa"/>
-              <w:right w:w="70" w:type="dxa"/>
-            </w:tcMar>
-          </w:tcPr>
-          <w:p>
-            <w:pPr>
-              <w:spacing w:after="0"/>
-            </w:pPr>
-            <w:r>
-              <w:rPr>
-                <w:rFonts w:ascii="PingFang TC" w:hAnsi="PingFang TC"/>
-                <w:b/>
-                <w:color w:val="D4AF37"/>
-                <w:sz w:val="16"/>
-              </w:rPr>
-              <w:t>資產項目</w:t>
-            </w:r>
-          </w:p>
-        </w:tc>
-        <w:tc>
-          <w:tcPr>
-            <w:tcW w:type="dxa" w:w="2466"/>
-            <w:shd w:fill="1A1D20"/>
-            <w:tcMar>
-              <w:top w:w="50" w:type="dxa"/>
-              <w:bottom w:w="50" w:type="dxa"/>
-              <w:left w:w="70" w:type="dxa"/>
-              <w:right w:w="70" w:type="dxa"/>
-            </w:tcMar>
-          </w:tcPr>
-          <w:p>
-            <w:pPr>
-              <w:spacing w:after="0"/>
-              <w:jc w:val="right"/>
-            </w:pPr>
-            <w:r>
-              <w:rPr>
-                <w:rFonts w:ascii="PingFang TC" w:hAnsi="PingFang TC"/>
-                <w:b/>
-                <w:color w:val="D4AF37"/>
-                <w:sz w:val="16"/>
-              </w:rPr>
-              <w:t>應移交金額 (新台幣)</w:t>
-            </w:r>
-          </w:p>
-        </w:tc>
-        <w:tc>
-          <w:tcPr>
-            <w:tcW w:type="dxa" w:w="2466"/>
-            <w:shd w:fill="1A1D20"/>
-            <w:tcMar>
-              <w:top w:w="50" w:type="dxa"/>
-              <w:bottom w:w="50" w:type="dxa"/>
-              <w:left w:w="70" w:type="dxa"/>
-              <w:right w:w="70" w:type="dxa"/>
-            </w:tcMar>
-          </w:tcPr>
-          <w:p>
-            <w:pPr>
-              <w:spacing w:after="0"/>
-            </w:pPr>
-            <w:r>
-              <w:rPr>
-                <w:rFonts w:ascii="PingFang TC" w:hAnsi="PingFang TC"/>
-                <w:b/>
-                <w:color w:val="D4AF37"/>
-                <w:sz w:val="16"/>
-              </w:rPr>
-              <w:t>法定依據與會議記錄證明</w:t>
-            </w:r>
-          </w:p>
-        </w:tc>
-        <w:tc>
-          <w:tcPr>
-            <w:tcW w:type="dxa" w:w="2466"/>
-            <w:shd w:fill="1A1D20"/>
-            <w:tcMar>
-              <w:top w:w="50" w:type="dxa"/>
-              <w:bottom w:w="50" w:type="dxa"/>
-              <w:left w:w="70" w:type="dxa"/>
-              <w:right w:w="70" w:type="dxa"/>
-            </w:tcMar>
-          </w:tcPr>
-          <w:p>
-            <w:pPr>
-              <w:spacing w:after="0"/>
-            </w:pPr>
-            <w:r>
-              <w:rPr>
-                <w:rFonts w:ascii="PingFang TC" w:hAnsi="PingFang TC"/>
-                <w:b/>
-                <w:color w:val="D4AF37"/>
-                <w:sz w:val="16"/>
-              </w:rPr>
-              <w:t>移交割離方式</w:t>
-            </w:r>
-          </w:p>
-        </w:tc>
-      </w:tr>
-      <w:tr>
-        <w:tc>
-          <w:tcPr>
-            <w:tcW w:type="dxa" w:w="2466"/>
-            <w:shd w:fill="FFFFFF"/>
-            <w:tcMar>
-              <w:top w:w="50" w:type="dxa"/>
-              <w:bottom w:w="50" w:type="dxa"/>
-              <w:left w:w="70" w:type="dxa"/>
-              <w:right w:w="70" w:type="dxa"/>
-            </w:tcMar>
-          </w:tcPr>
-          <w:p>
-            <w:pPr>
-              <w:spacing w:after="0"/>
-            </w:pPr>
-            <w:r>
-              <w:rPr>
-                <w:rFonts w:ascii="PingFang TC" w:hAnsi="PingFang TC"/>
-                <w:color w:val="1A1D20"/>
-                <w:sz w:val="16"/>
-              </w:rPr>
-              <w:t>新光銀行 A2 大境定存單</w:t>
-            </w:r>
-          </w:p>
-        </w:tc>
-        <w:tc>
-          <w:tcPr>
-            <w:tcW w:type="dxa" w:w="2466"/>
-            <w:shd w:fill="FFFFFF"/>
-            <w:tcMar>
-              <w:top w:w="50" w:type="dxa"/>
-              <w:bottom w:w="50" w:type="dxa"/>
-              <w:left w:w="70" w:type="dxa"/>
-              <w:right w:w="70" w:type="dxa"/>
-            </w:tcMar>
-          </w:tcPr>
-          <w:p>
-            <w:pPr>
-              <w:spacing w:after="0"/>
-              <w:jc w:val="right"/>
-            </w:pPr>
-            <w:r>
-              <w:rPr>
-                <w:rFonts w:ascii="PingFang TC" w:hAnsi="PingFang TC"/>
-                <w:color w:val="1A1D20"/>
-                <w:sz w:val="16"/>
-              </w:rPr>
-              <w:t>NT$ 220,231 元</w:t>
-              <w:br/>
-              <w:t>(含孳生利息)</w:t>
-            </w:r>
-          </w:p>
-        </w:tc>
-        <w:tc>
-          <w:tcPr>
-            <w:tcW w:type="dxa" w:w="2466"/>
-            <w:shd w:fill="FFFFFF"/>
-            <w:tcMar>
-              <w:top w:w="50" w:type="dxa"/>
-              <w:bottom w:w="50" w:type="dxa"/>
-              <w:left w:w="70" w:type="dxa"/>
-              <w:right w:w="70" w:type="dxa"/>
-            </w:tcMar>
-          </w:tcPr>
-          <w:p>
-            <w:pPr>
-              <w:spacing w:after="0"/>
-            </w:pPr>
-            <w:r>
-              <w:rPr>
-                <w:rFonts w:ascii="PingFang TC" w:hAnsi="PingFang TC"/>
-                <w:color w:val="1A1D20"/>
-                <w:sz w:val="16"/>
-              </w:rPr>
-              <w:t>115.05.06 例會議題四決議</w:t>
-              <w:br/>
-              <w:t>115.09.08 例會財務報表</w:t>
-            </w:r>
-          </w:p>
-        </w:tc>
-        <w:tc>
-          <w:tcPr>
-            <w:tcW w:type="dxa" w:w="2466"/>
-            <w:shd w:fill="FFFFFF"/>
-            <w:tcMar>
-              <w:top w:w="50" w:type="dxa"/>
-              <w:bottom w:w="50" w:type="dxa"/>
-              <w:left w:w="70" w:type="dxa"/>
-              <w:right w:w="70" w:type="dxa"/>
-            </w:tcMar>
-          </w:tcPr>
-          <w:p>
-            <w:pPr>
-              <w:spacing w:after="0"/>
-            </w:pPr>
-            <w:r>
-              <w:rPr>
-                <w:rFonts w:ascii="PingFang TC" w:hAnsi="PingFang TC"/>
-                <w:color w:val="1A1D20"/>
-                <w:sz w:val="16"/>
-              </w:rPr>
-              <w:t>定存解約或辦理存單抬頭更名移轉予富宇大境公庫專戶</w:t>
-            </w:r>
-          </w:p>
-        </w:tc>
-      </w:tr>
-      <w:tr>
-        <w:tc>
-          <w:tcPr>
-            <w:tcW w:type="dxa" w:w="2466"/>
-            <w:shd w:fill="FAF8F2"/>
-            <w:tcMar>
-              <w:top w:w="50" w:type="dxa"/>
-              <w:bottom w:w="50" w:type="dxa"/>
-              <w:left w:w="70" w:type="dxa"/>
-              <w:right w:w="70" w:type="dxa"/>
-            </w:tcMar>
-          </w:tcPr>
-          <w:p>
-            <w:pPr>
-              <w:spacing w:after="0"/>
-            </w:pPr>
-            <w:r>
-              <w:rPr>
-                <w:rFonts w:ascii="PingFang TC" w:hAnsi="PingFang TC"/>
-                <w:color w:val="1A1D20"/>
-                <w:sz w:val="16"/>
-              </w:rPr>
-              <w:t>富宇建設交屋管理基金</w:t>
-            </w:r>
-          </w:p>
-        </w:tc>
-        <w:tc>
-          <w:tcPr>
-            <w:tcW w:type="dxa" w:w="2466"/>
-            <w:shd w:fill="FAF8F2"/>
-            <w:tcMar>
-              <w:top w:w="50" w:type="dxa"/>
-              <w:bottom w:w="50" w:type="dxa"/>
-              <w:left w:w="70" w:type="dxa"/>
-              <w:right w:w="70" w:type="dxa"/>
-            </w:tcMar>
-          </w:tcPr>
-          <w:p>
-            <w:pPr>
-              <w:spacing w:after="0"/>
-              <w:jc w:val="right"/>
-            </w:pPr>
-            <w:r>
-              <w:rPr>
-                <w:rFonts w:ascii="PingFang TC" w:hAnsi="PingFang TC"/>
-                <w:color w:val="1A1D20"/>
-                <w:sz w:val="16"/>
-              </w:rPr>
-              <w:t>NT$ 60,000 元</w:t>
-              <w:br/>
-              <w:t>($10,000 × 6 戶)</w:t>
-            </w:r>
-          </w:p>
-        </w:tc>
-        <w:tc>
-          <w:tcPr>
-            <w:tcW w:type="dxa" w:w="2466"/>
-            <w:shd w:fill="FAF8F2"/>
-            <w:tcMar>
-              <w:top w:w="50" w:type="dxa"/>
-              <w:bottom w:w="50" w:type="dxa"/>
-              <w:left w:w="70" w:type="dxa"/>
-              <w:right w:w="70" w:type="dxa"/>
-            </w:tcMar>
-          </w:tcPr>
-          <w:p>
-            <w:pPr>
-              <w:spacing w:after="0"/>
-            </w:pPr>
-            <w:r>
-              <w:rPr>
-                <w:rFonts w:ascii="PingFang TC" w:hAnsi="PingFang TC"/>
-                <w:color w:val="1A1D20"/>
-                <w:sz w:val="16"/>
-              </w:rPr>
-              <w:t>115.05.05 富宇支票 241 萬入帳</w:t>
-              <w:br/>
-              <w:t>(241 戶每戶 1 萬交屋基金)</w:t>
-            </w:r>
-          </w:p>
-        </w:tc>
-        <w:tc>
-          <w:tcPr>
-            <w:tcW w:type="dxa" w:w="2466"/>
-            <w:shd w:fill="FAF8F2"/>
-            <w:tcMar>
-              <w:top w:w="50" w:type="dxa"/>
-              <w:bottom w:w="50" w:type="dxa"/>
-              <w:left w:w="70" w:type="dxa"/>
-              <w:right w:w="70" w:type="dxa"/>
-            </w:tcMar>
-          </w:tcPr>
-          <w:p>
-            <w:pPr>
-              <w:spacing w:after="0"/>
-            </w:pPr>
-            <w:r>
-              <w:rPr>
-                <w:rFonts w:ascii="PingFang TC" w:hAnsi="PingFang TC"/>
-                <w:color w:val="1A1D20"/>
-                <w:sz w:val="16"/>
-              </w:rPr>
-              <w:t>由母體管委會開立支票專案撥還 A2 大境 6 戶交屋基金</w:t>
-            </w:r>
-          </w:p>
-        </w:tc>
-      </w:tr>
-      <w:tr>
-        <w:tc>
-          <w:tcPr>
-            <w:tcW w:type="dxa" w:w="2466"/>
-            <w:shd w:fill="FFFFFF"/>
-            <w:tcMar>
-              <w:top w:w="50" w:type="dxa"/>
-              <w:bottom w:w="50" w:type="dxa"/>
-              <w:left w:w="70" w:type="dxa"/>
-              <w:right w:w="70" w:type="dxa"/>
-            </w:tcMar>
-          </w:tcPr>
-          <w:p>
-            <w:pPr>
-              <w:spacing w:after="0"/>
-            </w:pPr>
-            <w:r>
-              <w:rPr>
-                <w:rFonts w:ascii="PingFang TC" w:hAnsi="PingFang TC"/>
-                <w:color w:val="1A1D20"/>
-                <w:sz w:val="16"/>
-              </w:rPr>
-              <w:t>5~9 月管理費結餘退款</w:t>
-            </w:r>
-          </w:p>
-        </w:tc>
-        <w:tc>
-          <w:tcPr>
-            <w:tcW w:type="dxa" w:w="2466"/>
-            <w:shd w:fill="FFFFFF"/>
-            <w:tcMar>
-              <w:top w:w="50" w:type="dxa"/>
-              <w:bottom w:w="50" w:type="dxa"/>
-              <w:left w:w="70" w:type="dxa"/>
-              <w:right w:w="70" w:type="dxa"/>
-            </w:tcMar>
-          </w:tcPr>
-          <w:p>
-            <w:pPr>
-              <w:spacing w:after="0"/>
-              <w:jc w:val="right"/>
-            </w:pPr>
-            <w:r>
-              <w:rPr>
-                <w:rFonts w:ascii="PingFang TC" w:hAnsi="PingFang TC"/>
-                <w:color w:val="1A1D20"/>
-                <w:sz w:val="16"/>
-              </w:rPr>
-              <w:t>約 NT$ 4,500 元</w:t>
-              <w:br/>
-              <w:t>(會計清算結餘)</w:t>
-            </w:r>
-          </w:p>
-        </w:tc>
-        <w:tc>
-          <w:tcPr>
-            <w:tcW w:type="dxa" w:w="2466"/>
-            <w:shd w:fill="FFFFFF"/>
-            <w:tcMar>
-              <w:top w:w="50" w:type="dxa"/>
-              <w:bottom w:w="50" w:type="dxa"/>
-              <w:left w:w="70" w:type="dxa"/>
-              <w:right w:w="70" w:type="dxa"/>
-            </w:tcMar>
-          </w:tcPr>
-          <w:p>
-            <w:pPr>
-              <w:spacing w:after="0"/>
-            </w:pPr>
-            <w:r>
-              <w:rPr>
-                <w:rFonts w:ascii="PingFang TC" w:hAnsi="PingFang TC"/>
-                <w:color w:val="1A1D20"/>
-                <w:sz w:val="16"/>
-              </w:rPr>
-              <w:t>A2 繳交 30,000 元，扣除公電水電分攤之結餘</w:t>
-            </w:r>
-          </w:p>
-        </w:tc>
-        <w:tc>
-          <w:tcPr>
-            <w:tcW w:type="dxa" w:w="2466"/>
-            <w:shd w:fill="FFFFFF"/>
-            <w:tcMar>
-              <w:top w:w="50" w:type="dxa"/>
-              <w:bottom w:w="50" w:type="dxa"/>
-              <w:left w:w="70" w:type="dxa"/>
-              <w:right w:w="70" w:type="dxa"/>
-            </w:tcMar>
-          </w:tcPr>
-          <w:p>
-            <w:pPr>
-              <w:spacing w:after="0"/>
-            </w:pPr>
-            <w:r>
-              <w:rPr>
-                <w:rFonts w:ascii="PingFang TC" w:hAnsi="PingFang TC"/>
-                <w:color w:val="1A1D20"/>
-                <w:sz w:val="16"/>
-              </w:rPr>
-              <w:t>經監察委員與財務委員清算後由活存專戶電匯撥付</w:t>
-            </w:r>
-          </w:p>
-        </w:tc>
-      </w:tr>
-      <w:tr>
-        <w:tc>
-          <w:tcPr>
-            <w:tcW w:type="dxa" w:w="2466"/>
-            <w:shd w:fill="FFFDF5"/>
-            <w:tcMar>
-              <w:top w:w="50" w:type="dxa"/>
-              <w:bottom w:w="50" w:type="dxa"/>
-              <w:left w:w="70" w:type="dxa"/>
-              <w:right w:w="70" w:type="dxa"/>
-            </w:tcMar>
-          </w:tcPr>
-          <w:p>
-            <w:pPr>
-              <w:spacing w:after="0"/>
-            </w:pPr>
-            <w:r>
-              <w:rPr>
-                <w:rFonts w:ascii="PingFang TC" w:hAnsi="PingFang TC"/>
-                <w:b/>
-                <w:color w:val="B8860B"/>
-                <w:sz w:val="16"/>
-              </w:rPr>
-              <w:t>合計建請撥還專款總額</w:t>
-            </w:r>
-          </w:p>
-        </w:tc>
-        <w:tc>
-          <w:tcPr>
-            <w:tcW w:type="dxa" w:w="2466"/>
-            <w:shd w:fill="FFFDF5"/>
-            <w:tcMar>
-              <w:top w:w="50" w:type="dxa"/>
-              <w:bottom w:w="50" w:type="dxa"/>
-              <w:left w:w="70" w:type="dxa"/>
-              <w:right w:w="70" w:type="dxa"/>
-            </w:tcMar>
-          </w:tcPr>
-          <w:p>
-            <w:pPr>
-              <w:spacing w:after="0"/>
-              <w:jc w:val="right"/>
-            </w:pPr>
-            <w:r>
-              <w:rPr>
-                <w:rFonts w:ascii="PingFang TC" w:hAnsi="PingFang TC"/>
-                <w:b/>
-                <w:color w:val="B8860B"/>
-                <w:sz w:val="16"/>
-              </w:rPr>
-              <w:t>NT$ 284,731 元整</w:t>
-            </w:r>
-          </w:p>
-        </w:tc>
-        <w:tc>
-          <w:tcPr>
-            <w:tcW w:type="dxa" w:w="2466"/>
-            <w:shd w:fill="FFFDF5"/>
-            <w:tcMar>
-              <w:top w:w="50" w:type="dxa"/>
-              <w:bottom w:w="50" w:type="dxa"/>
-              <w:left w:w="70" w:type="dxa"/>
-              <w:right w:w="70" w:type="dxa"/>
-            </w:tcMar>
-          </w:tcPr>
-          <w:p>
-            <w:pPr>
-              <w:spacing w:after="0"/>
-            </w:pPr>
-            <w:r>
-              <w:rPr>
-                <w:rFonts w:ascii="PingFang TC" w:hAnsi="PingFang TC"/>
-                <w:b/>
-                <w:color w:val="B8860B"/>
-                <w:sz w:val="16"/>
-              </w:rPr>
-              <w:t>大境獨立後公庫專管之專屬儲備老本</w:t>
-            </w:r>
-          </w:p>
-        </w:tc>
-        <w:tc>
-          <w:tcPr>
-            <w:tcW w:type="dxa" w:w="2466"/>
-            <w:shd w:fill="FFFDF5"/>
-            <w:tcMar>
-              <w:top w:w="50" w:type="dxa"/>
-              <w:bottom w:w="50" w:type="dxa"/>
-              <w:left w:w="70" w:type="dxa"/>
-              <w:right w:w="70" w:type="dxa"/>
-            </w:tcMar>
-          </w:tcPr>
-          <w:p>
-            <w:pPr>
-              <w:spacing w:after="0"/>
-            </w:pPr>
-            <w:r>
-              <w:rPr>
-                <w:rFonts w:ascii="PingFang TC" w:hAnsi="PingFang TC"/>
-                <w:b/>
-                <w:color w:val="B8860B"/>
-                <w:sz w:val="16"/>
-              </w:rPr>
-              <w:t>大境管委會開戶後一次性撥入專戶保管</w:t>
-            </w:r>
-          </w:p>
-        </w:tc>
-      </w:tr>
-    </w:tbl>
-    <w:p>
-      <w:pPr>
-        <w:spacing w:before="80" w:after="20"/>
-      </w:pPr>
-      <w:r>
-        <w:rPr>
-          <w:rFonts w:ascii="PingFang TC" w:hAnsi="PingFang TC"/>
-          <w:b/>
-          <w:color w:val="D4AF37"/>
-          <w:sz w:val="18"/>
-        </w:rPr>
-        <w:t>3.2 分割後大境 6 戶自主財務預算模型（實質負擔優化）</w:t>
+        <w:t>其一，A2 區 6 戶直接面臨公有計畫道路龍社路，出入完全獨立，未途經內部巷道，自來水、自用電表、生活排水與化糞均獨立自理，生活廢棄物門前自理，依《公寓大廈管理條例》第 53 條，其共用設施不具備「整體不可分性」，客觀上完全合於集居管理分流準用要件；其二，管委會官方財報已明確將核退公款獨立開立「A2 大境定存單 NT$ 220,231 元」專單保管，分流移交對大社區 235 戶公款零衝擊；其三，分流後回歸獨立透天自律生活，不另成立繁瑣管委會，免除行政負擔；其四，大社區管委會管理聚焦、子母車容量全留 235 戶，達成雙贏。</w:t>
       </w:r>
     </w:p>
     <w:p>
       <w:pPr>
-        <w:spacing w:line="276" w:lineRule="auto" w:before="20" w:after="40"/>
-      </w:pPr>
-      <w:r>
-        <w:rPr>
-          <w:rFonts w:ascii="PingFang TC" w:hAnsi="PingFang TC"/>
-          <w:color w:val="1A1D20"/>
-          <w:sz w:val="17"/>
-        </w:rPr>
-        <w:t>獨立成立「富宇大境管委會」後，6 戶透天別墅維護極度純粹。每戶每月建議管理費自原先的 $1,000 元調降至 $400 元（實際收費金額由大境首屆管委會及規約大會審定）：</w:t>
-      </w:r>
-    </w:p>
-    <w:tbl>
-      <w:tblPr>
-        <w:tblW w:type="auto" w:w="0"/>
-        <w:jc w:val="center"/>
-        <w:tblLook w:firstColumn="1" w:firstRow="1" w:lastColumn="0" w:lastRow="0" w:noHBand="0" w:noVBand="1" w:val="04A0"/>
-      </w:tblPr>
-      <w:tblGrid>
-        <w:gridCol w:w="3289"/>
-        <w:gridCol w:w="3289"/>
-        <w:gridCol w:w="3289"/>
-      </w:tblGrid>
-      <w:tr>
-        <w:tc>
-          <w:tcPr>
-            <w:tcW w:type="dxa" w:w="3289"/>
-            <w:shd w:fill="1A1D20"/>
-            <w:tcMar>
-              <w:top w:w="45" w:type="dxa"/>
-              <w:bottom w:w="45" w:type="dxa"/>
-              <w:left w:w="70" w:type="dxa"/>
-              <w:right w:w="70" w:type="dxa"/>
-            </w:tcMar>
-          </w:tcPr>
-          <w:p>
-            <w:pPr>
-              <w:spacing w:after="0"/>
-            </w:pPr>
-            <w:r>
-              <w:rPr>
-                <w:rFonts w:ascii="PingFang TC" w:hAnsi="PingFang TC"/>
-                <w:b/>
-                <w:color w:val="D4AF37"/>
-                <w:sz w:val="16"/>
-              </w:rPr>
-              <w:t>收支項目</w:t>
-            </w:r>
-          </w:p>
-        </w:tc>
-        <w:tc>
-          <w:tcPr>
-            <w:tcW w:type="dxa" w:w="3289"/>
-            <w:shd w:fill="1A1D20"/>
-            <w:tcMar>
-              <w:top w:w="45" w:type="dxa"/>
-              <w:bottom w:w="45" w:type="dxa"/>
-              <w:left w:w="70" w:type="dxa"/>
-              <w:right w:w="70" w:type="dxa"/>
-            </w:tcMar>
-          </w:tcPr>
-          <w:p>
-            <w:pPr>
-              <w:spacing w:after="0"/>
-              <w:jc w:val="right"/>
-            </w:pPr>
-            <w:r>
-              <w:rPr>
-                <w:rFonts w:ascii="PingFang TC" w:hAnsi="PingFang TC"/>
-                <w:b/>
-                <w:color w:val="D4AF37"/>
-                <w:sz w:val="16"/>
-              </w:rPr>
-              <w:t>每月金額 (新台幣)</w:t>
-            </w:r>
-          </w:p>
-        </w:tc>
-        <w:tc>
-          <w:tcPr>
-            <w:tcW w:type="dxa" w:w="3289"/>
-            <w:shd w:fill="1A1D20"/>
-            <w:tcMar>
-              <w:top w:w="45" w:type="dxa"/>
-              <w:bottom w:w="45" w:type="dxa"/>
-              <w:left w:w="70" w:type="dxa"/>
-              <w:right w:w="70" w:type="dxa"/>
-            </w:tcMar>
-          </w:tcPr>
-          <w:p>
-            <w:pPr>
-              <w:spacing w:after="0"/>
-            </w:pPr>
-            <w:r>
-              <w:rPr>
-                <w:rFonts w:ascii="PingFang TC" w:hAnsi="PingFang TC"/>
-                <w:b/>
-                <w:color w:val="D4AF37"/>
-                <w:sz w:val="16"/>
-              </w:rPr>
-              <w:t>年度金額 (新台幣) / 說明</w:t>
-            </w:r>
-          </w:p>
-        </w:tc>
-      </w:tr>
-      <w:tr>
-        <w:tc>
-          <w:tcPr>
-            <w:tcW w:type="dxa" w:w="3289"/>
-            <w:shd w:fill="FFFFFF"/>
-            <w:tcMar>
-              <w:top w:w="45" w:type="dxa"/>
-              <w:bottom w:w="45" w:type="dxa"/>
-              <w:left w:w="70" w:type="dxa"/>
-              <w:right w:w="70" w:type="dxa"/>
-            </w:tcMar>
-          </w:tcPr>
-          <w:p>
-            <w:pPr>
-              <w:spacing w:after="0"/>
-            </w:pPr>
-            <w:r>
-              <w:rPr>
-                <w:rFonts w:ascii="PingFang TC" w:hAnsi="PingFang TC"/>
-                <w:color w:val="1A1D20"/>
-                <w:sz w:val="16"/>
-              </w:rPr>
-              <w:t>管理費收入 (以每戶 $400 試算)</w:t>
-            </w:r>
-          </w:p>
-        </w:tc>
-        <w:tc>
-          <w:tcPr>
-            <w:tcW w:type="dxa" w:w="3289"/>
-            <w:shd w:fill="FFFFFF"/>
-            <w:tcMar>
-              <w:top w:w="45" w:type="dxa"/>
-              <w:bottom w:w="45" w:type="dxa"/>
-              <w:left w:w="70" w:type="dxa"/>
-              <w:right w:w="70" w:type="dxa"/>
-            </w:tcMar>
-          </w:tcPr>
-          <w:p>
-            <w:pPr>
-              <w:spacing w:after="0"/>
-              <w:jc w:val="right"/>
-            </w:pPr>
-            <w:r>
-              <w:rPr>
-                <w:rFonts w:ascii="PingFang TC" w:hAnsi="PingFang TC"/>
-                <w:color w:val="1A1D20"/>
-                <w:sz w:val="16"/>
-              </w:rPr>
-              <w:t>+ NT$ 2,400 元</w:t>
-            </w:r>
-          </w:p>
-        </w:tc>
-        <w:tc>
-          <w:tcPr>
-            <w:tcW w:type="dxa" w:w="3289"/>
-            <w:shd w:fill="FFFFFF"/>
-            <w:tcMar>
-              <w:top w:w="45" w:type="dxa"/>
-              <w:bottom w:w="45" w:type="dxa"/>
-              <w:left w:w="70" w:type="dxa"/>
-              <w:right w:w="70" w:type="dxa"/>
-            </w:tcMar>
-          </w:tcPr>
-          <w:p>
-            <w:pPr>
-              <w:spacing w:after="0"/>
-            </w:pPr>
-            <w:r>
-              <w:rPr>
-                <w:rFonts w:ascii="PingFang TC" w:hAnsi="PingFang TC"/>
-                <w:color w:val="1A1D20"/>
-                <w:sz w:val="16"/>
-              </w:rPr>
-              <w:t>+ NT$ 28,800 元 (6 戶全收，負擔大幅減輕 60%)</w:t>
-            </w:r>
-          </w:p>
-        </w:tc>
-      </w:tr>
-      <w:tr>
-        <w:tc>
-          <w:tcPr>
-            <w:tcW w:type="dxa" w:w="3289"/>
-            <w:shd w:fill="FAF8F2"/>
-            <w:tcMar>
-              <w:top w:w="45" w:type="dxa"/>
-              <w:bottom w:w="45" w:type="dxa"/>
-              <w:left w:w="70" w:type="dxa"/>
-              <w:right w:w="70" w:type="dxa"/>
-            </w:tcMar>
-          </w:tcPr>
-          <w:p>
-            <w:pPr>
-              <w:spacing w:after="0"/>
-            </w:pPr>
-            <w:r>
-              <w:rPr>
-                <w:rFonts w:ascii="PingFang TC" w:hAnsi="PingFang TC"/>
-                <w:color w:val="1A1D20"/>
-                <w:sz w:val="16"/>
-              </w:rPr>
-              <w:t>公共路燈與設施用電 (台電分攤)</w:t>
-            </w:r>
-          </w:p>
-        </w:tc>
-        <w:tc>
-          <w:tcPr>
-            <w:tcW w:type="dxa" w:w="3289"/>
-            <w:shd w:fill="FAF8F2"/>
-            <w:tcMar>
-              <w:top w:w="45" w:type="dxa"/>
-              <w:bottom w:w="45" w:type="dxa"/>
-              <w:left w:w="70" w:type="dxa"/>
-              <w:right w:w="70" w:type="dxa"/>
-            </w:tcMar>
-          </w:tcPr>
-          <w:p>
-            <w:pPr>
-              <w:spacing w:after="0"/>
-              <w:jc w:val="right"/>
-            </w:pPr>
-            <w:r>
-              <w:rPr>
-                <w:rFonts w:ascii="PingFang TC" w:hAnsi="PingFang TC"/>
-                <w:color w:val="1A1D20"/>
-                <w:sz w:val="16"/>
-              </w:rPr>
-              <w:t>- NT$ 400 元</w:t>
-            </w:r>
-          </w:p>
-        </w:tc>
-        <w:tc>
-          <w:tcPr>
-            <w:tcW w:type="dxa" w:w="3289"/>
-            <w:shd w:fill="FAF8F2"/>
-            <w:tcMar>
-              <w:top w:w="45" w:type="dxa"/>
-              <w:bottom w:w="45" w:type="dxa"/>
-              <w:left w:w="70" w:type="dxa"/>
-              <w:right w:w="70" w:type="dxa"/>
-            </w:tcMar>
-          </w:tcPr>
-          <w:p>
-            <w:pPr>
-              <w:spacing w:after="0"/>
-            </w:pPr>
-            <w:r>
-              <w:rPr>
-                <w:rFonts w:ascii="PingFang TC" w:hAnsi="PingFang TC"/>
-                <w:color w:val="1A1D20"/>
-                <w:sz w:val="16"/>
-              </w:rPr>
-              <w:t>- NT$ 4,800 元 (門前路燈與局部公電)</w:t>
-            </w:r>
-          </w:p>
-        </w:tc>
-      </w:tr>
-      <w:tr>
-        <w:tc>
-          <w:tcPr>
-            <w:tcW w:type="dxa" w:w="3289"/>
-            <w:shd w:fill="FFFFFF"/>
-            <w:tcMar>
-              <w:top w:w="45" w:type="dxa"/>
-              <w:bottom w:w="45" w:type="dxa"/>
-              <w:left w:w="70" w:type="dxa"/>
-              <w:right w:w="70" w:type="dxa"/>
-            </w:tcMar>
-          </w:tcPr>
-          <w:p>
-            <w:pPr>
-              <w:spacing w:after="0"/>
-            </w:pPr>
-            <w:r>
-              <w:rPr>
-                <w:rFonts w:ascii="PingFang TC" w:hAnsi="PingFang TC"/>
-                <w:color w:val="1A1D20"/>
-                <w:sz w:val="16"/>
-              </w:rPr>
-              <w:t>公共意外責任險與規費雜支</w:t>
-            </w:r>
-          </w:p>
-        </w:tc>
-        <w:tc>
-          <w:tcPr>
-            <w:tcW w:type="dxa" w:w="3289"/>
-            <w:shd w:fill="FFFFFF"/>
-            <w:tcMar>
-              <w:top w:w="45" w:type="dxa"/>
-              <w:bottom w:w="45" w:type="dxa"/>
-              <w:left w:w="70" w:type="dxa"/>
-              <w:right w:w="70" w:type="dxa"/>
-            </w:tcMar>
-          </w:tcPr>
-          <w:p>
-            <w:pPr>
-              <w:spacing w:after="0"/>
-              <w:jc w:val="right"/>
-            </w:pPr>
-            <w:r>
-              <w:rPr>
-                <w:rFonts w:ascii="PingFang TC" w:hAnsi="PingFang TC"/>
-                <w:color w:val="1A1D20"/>
-                <w:sz w:val="16"/>
-              </w:rPr>
-              <w:t>- NT$ 200 元</w:t>
-            </w:r>
-          </w:p>
-        </w:tc>
-        <w:tc>
-          <w:tcPr>
-            <w:tcW w:type="dxa" w:w="3289"/>
-            <w:shd w:fill="FFFFFF"/>
-            <w:tcMar>
-              <w:top w:w="45" w:type="dxa"/>
-              <w:bottom w:w="45" w:type="dxa"/>
-              <w:left w:w="70" w:type="dxa"/>
-              <w:right w:w="70" w:type="dxa"/>
-            </w:tcMar>
-          </w:tcPr>
-          <w:p>
-            <w:pPr>
-              <w:spacing w:after="0"/>
-            </w:pPr>
-            <w:r>
-              <w:rPr>
-                <w:rFonts w:ascii="PingFang TC" w:hAnsi="PingFang TC"/>
-                <w:color w:val="1A1D20"/>
-                <w:sz w:val="16"/>
-              </w:rPr>
-              <w:t>- NT$ 2,400 元 (法定責任保險、郵資、文具印鑑)</w:t>
-            </w:r>
-          </w:p>
-        </w:tc>
-      </w:tr>
-      <w:tr>
-        <w:tc>
-          <w:tcPr>
-            <w:tcW w:type="dxa" w:w="3289"/>
-            <w:shd w:fill="FAF8F2"/>
-            <w:tcMar>
-              <w:top w:w="45" w:type="dxa"/>
-              <w:bottom w:w="45" w:type="dxa"/>
-              <w:left w:w="70" w:type="dxa"/>
-              <w:right w:w="70" w:type="dxa"/>
-            </w:tcMar>
-          </w:tcPr>
-          <w:p>
-            <w:pPr>
-              <w:spacing w:after="0"/>
-            </w:pPr>
-            <w:r>
-              <w:rPr>
-                <w:rFonts w:ascii="PingFang TC" w:hAnsi="PingFang TC"/>
-                <w:color w:val="1A1D20"/>
-                <w:sz w:val="16"/>
-              </w:rPr>
-              <w:t>垃圾清運支出</w:t>
-            </w:r>
-          </w:p>
-        </w:tc>
-        <w:tc>
-          <w:tcPr>
-            <w:tcW w:type="dxa" w:w="3289"/>
-            <w:shd w:fill="FAF8F2"/>
-            <w:tcMar>
-              <w:top w:w="45" w:type="dxa"/>
-              <w:bottom w:w="45" w:type="dxa"/>
-              <w:left w:w="70" w:type="dxa"/>
-              <w:right w:w="70" w:type="dxa"/>
-            </w:tcMar>
-          </w:tcPr>
-          <w:p>
-            <w:pPr>
-              <w:spacing w:after="0"/>
-              <w:jc w:val="right"/>
-            </w:pPr>
-            <w:r>
-              <w:rPr>
-                <w:rFonts w:ascii="PingFang TC" w:hAnsi="PingFang TC"/>
-                <w:color w:val="1A1D20"/>
-                <w:sz w:val="16"/>
-              </w:rPr>
-              <w:t>NT$ 0 元</w:t>
-            </w:r>
-          </w:p>
-        </w:tc>
-        <w:tc>
-          <w:tcPr>
-            <w:tcW w:type="dxa" w:w="3289"/>
-            <w:shd w:fill="FAF8F2"/>
-            <w:tcMar>
-              <w:top w:w="45" w:type="dxa"/>
-              <w:bottom w:w="45" w:type="dxa"/>
-              <w:left w:w="70" w:type="dxa"/>
-              <w:right w:w="70" w:type="dxa"/>
-            </w:tcMar>
-          </w:tcPr>
-          <w:p>
-            <w:pPr>
-              <w:spacing w:after="0"/>
-            </w:pPr>
-            <w:r>
-              <w:rPr>
-                <w:rFonts w:ascii="PingFang TC" w:hAnsi="PingFang TC"/>
-                <w:color w:val="1A1D20"/>
-                <w:sz w:val="16"/>
-              </w:rPr>
-              <w:t>NT$ 0 元 (門前自行等市府免費公車型垃圾車)</w:t>
-            </w:r>
-          </w:p>
-        </w:tc>
-      </w:tr>
-      <w:tr>
-        <w:tc>
-          <w:tcPr>
-            <w:tcW w:type="dxa" w:w="3289"/>
-            <w:shd w:fill="FFFDF5"/>
-            <w:tcMar>
-              <w:top w:w="45" w:type="dxa"/>
-              <w:bottom w:w="45" w:type="dxa"/>
-              <w:left w:w="70" w:type="dxa"/>
-              <w:right w:w="70" w:type="dxa"/>
-            </w:tcMar>
-          </w:tcPr>
-          <w:p>
-            <w:pPr>
-              <w:spacing w:after="0"/>
-            </w:pPr>
-            <w:r>
-              <w:rPr>
-                <w:rFonts w:ascii="PingFang TC" w:hAnsi="PingFang TC"/>
-                <w:b/>
-                <w:color w:val="B8860B"/>
-                <w:sz w:val="16"/>
-              </w:rPr>
-              <w:t>每月常態盈餘 / 公共基金提撥</w:t>
-            </w:r>
-          </w:p>
-        </w:tc>
-        <w:tc>
-          <w:tcPr>
-            <w:tcW w:type="dxa" w:w="3289"/>
-            <w:shd w:fill="FFFDF5"/>
-            <w:tcMar>
-              <w:top w:w="45" w:type="dxa"/>
-              <w:bottom w:w="45" w:type="dxa"/>
-              <w:left w:w="70" w:type="dxa"/>
-              <w:right w:w="70" w:type="dxa"/>
-            </w:tcMar>
-          </w:tcPr>
-          <w:p>
-            <w:pPr>
-              <w:spacing w:after="0"/>
-              <w:jc w:val="right"/>
-            </w:pPr>
-            <w:r>
-              <w:rPr>
-                <w:rFonts w:ascii="PingFang TC" w:hAnsi="PingFang TC"/>
-                <w:b/>
-                <w:color w:val="B8860B"/>
-                <w:sz w:val="16"/>
-              </w:rPr>
-              <w:t>+ NT$ 1,800 元</w:t>
-            </w:r>
-          </w:p>
-        </w:tc>
-        <w:tc>
-          <w:tcPr>
-            <w:tcW w:type="dxa" w:w="3289"/>
-            <w:shd w:fill="FFFDF5"/>
-            <w:tcMar>
-              <w:top w:w="45" w:type="dxa"/>
-              <w:bottom w:w="45" w:type="dxa"/>
-              <w:left w:w="70" w:type="dxa"/>
-              <w:right w:w="70" w:type="dxa"/>
-            </w:tcMar>
-          </w:tcPr>
-          <w:p>
-            <w:pPr>
-              <w:spacing w:after="0"/>
-            </w:pPr>
-            <w:r>
-              <w:rPr>
-                <w:rFonts w:ascii="PingFang TC" w:hAnsi="PingFang TC"/>
-                <w:b/>
-                <w:color w:val="B8860B"/>
-                <w:sz w:val="16"/>
-              </w:rPr>
-              <w:t>+ NT$ 21,600 元 (轉入公庫定存滾存，老本穩健增長)</w:t>
-            </w:r>
-          </w:p>
-        </w:tc>
-      </w:tr>
-    </w:tbl>
-    <w:p>
-      <w:r>
-        <w:br w:type="page"/>
-      </w:r>
-    </w:p>
-    <w:p>
-      <w:pPr>
-        <w:spacing w:before="120" w:after="40"/>
+        <w:spacing w:before="320" w:after="160"/>
       </w:pPr>
       <w:r>
         <w:rPr>
           <w:rFonts w:ascii="PingFang TC" w:hAnsi="PingFang TC"/>
           <w:b/>
           <w:color w:val="B8860B"/>
-          <w:sz w:val="21"/>
+          <w:sz w:val="32"/>
         </w:rPr>
-        <w:t>第肆章：五大推動階段與標準作業程序（SOP）</w:t>
+        <w:t>第一章、緒論（Introduction）</w:t>
       </w:r>
     </w:p>
     <w:p>
       <w:pPr>
-        <w:spacing w:line="276" w:lineRule="auto" w:before="20" w:after="40"/>
-      </w:pPr>
-      <w:r>
-        <w:rPr>
-          <w:rFonts w:ascii="PingFang TC" w:hAnsi="PingFang TC"/>
-          <w:color w:val="1A1D20"/>
-          <w:sz w:val="17"/>
-        </w:rPr>
-        <w:t>富宇大境分割之推動，兼顧法律程序的正當性與行政審查的嚴謹性，標準推動 SOP 劃分為五大階段：</w:t>
-      </w:r>
-    </w:p>
-    <w:p>
-      <w:pPr>
-        <w:spacing w:before="80" w:after="20"/>
+        <w:spacing w:before="240" w:after="80"/>
       </w:pPr>
       <w:r>
         <w:rPr>
           <w:rFonts w:ascii="PingFang TC" w:hAnsi="PingFang TC"/>
           <w:b/>
-          <w:color w:val="D4AF37"/>
-          <w:sz w:val="18"/>
+          <w:color w:val="1A1D20"/>
+          <w:sz w:val="26"/>
         </w:rPr>
-        <w:t>階段一：A2 大境內部 100% 連署凝聚（共識準備與專案委任）</w:t>
+        <w:t>1.1 研究背景與社區發展脈絡</w:t>
       </w:r>
     </w:p>
     <w:p>
       <w:pPr>
-        <w:spacing w:line="276" w:lineRule="auto" w:before="20" w:after="40"/>
+        <w:spacing w:line="336" w:lineRule="auto" w:after="120"/>
+        <w:ind w:firstLine="440"/>
       </w:pPr>
       <w:r>
         <w:rPr>
           <w:rFonts w:ascii="PingFang TC" w:hAnsi="PingFang TC"/>
-          <w:color w:val="1A1D20"/>
-          <w:sz w:val="17"/>
+          <w:color w:val="282C34"/>
+          <w:sz w:val="22"/>
         </w:rPr>
-        <w:t>• 召開大境 6 戶客廳會，共同推選廖倫豪為專案受託召集人兼法定代理人。</w:t>
+        <w:t>富宇大地社區坐落於台中市沙鹿區，原始規劃由富宇建設開發之大境、上境、悠境、澄境等數個獨立住宅建案所組成。115 年初，起造人與初期籌備小組基於聯合管理以降低基本保全駐點人事門檻之考量，推動六區合併，並於 115 年 5 月 14 日獲龍井區公所以 241 戶規模核發公寓大廈管理組織報備證明在案。</w:t>
       </w:r>
     </w:p>
     <w:p>
       <w:pPr>
-        <w:spacing w:line="276" w:lineRule="auto" w:before="20" w:after="40"/>
+        <w:spacing w:line="336" w:lineRule="auto" w:after="120"/>
+        <w:ind w:firstLine="440"/>
       </w:pPr>
       <w:r>
         <w:rPr>
           <w:rFonts w:ascii="PingFang TC" w:hAnsi="PingFang TC"/>
-          <w:color w:val="1A1D20"/>
-          <w:sz w:val="17"/>
+          <w:color w:val="282C34"/>
+          <w:sz w:val="22"/>
         </w:rPr>
-        <w:t>• 簽署《提案申請書暨全體連署同意書》與《專案全權委任授權書》，取得 6 戶區權人 100% 親筆簽章。</w:t>
+        <w:t>然而，合併規模高達 241 戶之集居聚落中，唯獨「A2 區富宇大境」（共 6 戶，門牌為沙鹿區龍社路 593～603 號）坐落於公有計畫道路龍社路南側最外緣，與內部封閉式社區巷道隔馬路相望。外側透天別墅與內部封閉式巷道聚落之生活習慣、公設使用需求與管理對價產生顯著落差，亟需透過法制化途徑進行管理架構優化與資源重整。</w:t>
       </w:r>
     </w:p>
     <w:p>
       <w:pPr>
-        <w:spacing w:line="276" w:lineRule="auto" w:before="20" w:after="40"/>
-      </w:pPr>
-      <w:r>
-        <w:rPr>
-          <w:rFonts w:ascii="PingFang TC" w:hAnsi="PingFang TC"/>
-          <w:color w:val="1A1D20"/>
-          <w:sz w:val="17"/>
-        </w:rPr>
-        <w:t>• 備齊地籍圖、會議記錄與切結書，完成全套法定卷宗立案。</w:t>
-      </w:r>
-    </w:p>
-    <w:p>
-      <w:pPr>
-        <w:spacing w:before="80" w:after="20"/>
+        <w:spacing w:before="240" w:after="80"/>
       </w:pPr>
       <w:r>
         <w:rPr>
           <w:rFonts w:ascii="PingFang TC" w:hAnsi="PingFang TC"/>
           <w:b/>
-          <w:color w:val="D4AF37"/>
-          <w:sz w:val="18"/>
+          <w:color w:val="1A1D20"/>
+          <w:sz w:val="26"/>
         </w:rPr>
-        <w:t>階段二：向富宇大地管委會正式提案（溝通與列入例會議程）</w:t>
+        <w:t>1.2 研究動機與核心問題意識</w:t>
       </w:r>
     </w:p>
     <w:p>
       <w:pPr>
-        <w:spacing w:line="276" w:lineRule="auto" w:before="20" w:after="40"/>
+        <w:spacing w:line="336" w:lineRule="auto" w:after="120"/>
+        <w:ind w:firstLine="440"/>
       </w:pPr>
       <w:r>
         <w:rPr>
           <w:rFonts w:ascii="PingFang TC" w:hAnsi="PingFang TC"/>
-          <w:color w:val="1A1D20"/>
-          <w:sz w:val="17"/>
+          <w:color w:val="282C34"/>
+          <w:sz w:val="22"/>
         </w:rPr>
-        <w:t>• 由受託召集人以書面正式發函向富宇大地第二屆管委會提案，列入例行會議審議。</w:t>
-      </w:r>
-    </w:p>
-    <w:p>
-      <w:pPr>
-        <w:spacing w:line="276" w:lineRule="auto" w:before="20" w:after="40"/>
-      </w:pPr>
-      <w:r>
-        <w:rPr>
-          <w:rFonts w:ascii="PingFang TC" w:hAnsi="PingFang TC"/>
-          <w:color w:val="1A1D20"/>
-          <w:sz w:val="17"/>
-        </w:rPr>
-        <w:t>• 雙贏溝通策略：證明大境定存 22 萬原本就是獨立存單，分割不影響大社區 760 萬老本；大境退出子母車使用，大社區垃圾容量更充裕；物業經理免除巡查負擔。</w:t>
-      </w:r>
-    </w:p>
-    <w:p>
-      <w:pPr>
-        <w:spacing w:before="80" w:after="20"/>
-      </w:pPr>
-      <w:r>
-        <w:rPr>
-          <w:rFonts w:ascii="PingFang TC" w:hAnsi="PingFang TC"/>
-          <w:b/>
-          <w:color w:val="D4AF37"/>
-          <w:sz w:val="18"/>
-        </w:rPr>
-        <w:t>階段三：提請區分所有權人會議審議（大會特別決議）</w:t>
-      </w:r>
-    </w:p>
-    <w:p>
-      <w:pPr>
-        <w:spacing w:line="276" w:lineRule="auto" w:before="20" w:after="40"/>
-      </w:pPr>
-      <w:r>
-        <w:rPr>
-          <w:rFonts w:ascii="PingFang TC" w:hAnsi="PingFang TC"/>
-          <w:color w:val="1A1D20"/>
-          <w:sz w:val="17"/>
-        </w:rPr>
-        <w:t>• 依《公寓大廈管理條例》第 31 條特別決議門檻，由富宇大地全體區權人大會審議通過「富宇大地規約第二條管理範圍變更案（排除 A2 棟別）」及資產清算協議。</w:t>
-      </w:r>
-    </w:p>
-    <w:p>
-      <w:pPr>
-        <w:spacing w:line="276" w:lineRule="auto" w:before="20" w:after="40"/>
-      </w:pPr>
-      <w:r>
-        <w:rPr>
-          <w:rFonts w:ascii="PingFang TC" w:hAnsi="PingFang TC"/>
-          <w:color w:val="1A1D20"/>
-          <w:sz w:val="17"/>
-        </w:rPr>
-        <w:t>• 大境 6 戶依規定召開成立大會，正式成立「富宇大境管理委員會」，訂定新規約、推選管理委員會幹部。</w:t>
-      </w:r>
-    </w:p>
-    <w:p>
-      <w:pPr>
-        <w:spacing w:before="80" w:after="20"/>
-      </w:pPr>
-      <w:r>
-        <w:rPr>
-          <w:rFonts w:ascii="PingFang TC" w:hAnsi="PingFang TC"/>
-          <w:b/>
-          <w:color w:val="D4AF37"/>
-          <w:sz w:val="18"/>
-        </w:rPr>
-        <w:t>階段四：主管機關行政變更與報備（雙軌合規備查）</w:t>
-      </w:r>
-    </w:p>
-    <w:p>
-      <w:pPr>
-        <w:spacing w:line="276" w:lineRule="auto" w:before="20" w:after="40"/>
-      </w:pPr>
-      <w:r>
-        <w:rPr>
-          <w:rFonts w:ascii="PingFang TC" w:hAnsi="PingFang TC"/>
-          <w:color w:val="1A1D20"/>
-          <w:sz w:val="17"/>
-        </w:rPr>
-        <w:t>• 檢具大會會議紀錄、修正後規約、分割協議書、建築圖說謄本向主管機關區公所申辦變更備查。</w:t>
-      </w:r>
-    </w:p>
-    <w:p>
-      <w:pPr>
-        <w:spacing w:line="276" w:lineRule="auto" w:before="20" w:after="40"/>
-      </w:pPr>
-      <w:r>
-        <w:rPr>
-          <w:rFonts w:ascii="PingFang TC" w:hAnsi="PingFang TC"/>
-          <w:color w:val="1A1D20"/>
-          <w:sz w:val="17"/>
-        </w:rPr>
-        <w:t>• 同步辦理富宇大地戶數變更報備（241 戶變更為 235 戶）及富宇大境管理組織設立報備（核准 6 戶），領取報備證明與國稅局新統一編號。</w:t>
-      </w:r>
-    </w:p>
-    <w:p>
-      <w:pPr>
-        <w:spacing w:before="80" w:after="20"/>
-      </w:pPr>
-      <w:r>
-        <w:rPr>
-          <w:rFonts w:ascii="PingFang TC" w:hAnsi="PingFang TC"/>
-          <w:b/>
-          <w:color w:val="D4AF37"/>
-          <w:sz w:val="18"/>
-        </w:rPr>
-        <w:t>階段五：銀行專戶接收撥還、外包責任割離與自主營運啟航</w:t>
-      </w:r>
-    </w:p>
-    <w:p>
-      <w:pPr>
-        <w:spacing w:line="276" w:lineRule="auto" w:before="20" w:after="40"/>
-      </w:pPr>
-      <w:r>
-        <w:rPr>
-          <w:rFonts w:ascii="PingFang TC" w:hAnsi="PingFang TC"/>
-          <w:color w:val="1A1D20"/>
-          <w:sz w:val="17"/>
-        </w:rPr>
-        <w:t>• 新任主委持公所報備證明、統一編號編配通知書、印鑑，至新光銀行沙鹿分行開立「富宇大境管理委員會」公庫專戶。</w:t>
-      </w:r>
-    </w:p>
-    <w:p>
-      <w:pPr>
-        <w:spacing w:line="276" w:lineRule="auto" w:before="20" w:after="40"/>
-      </w:pPr>
-      <w:r>
-        <w:rPr>
-          <w:rFonts w:ascii="PingFang TC" w:hAnsi="PingFang TC"/>
-          <w:color w:val="1A1D20"/>
-          <w:sz w:val="17"/>
-        </w:rPr>
-        <w:t>• 富宇大地管委會辦理定存與交屋基金專案電匯撥付，終止大社區外包合約連帶責任，正式啟動自主營運。</w:t>
+        <w:t>本研究探討臨路透天別墅脫離集居母體獨立分流之法源依據、出入交通水電排污之自足性鑑定，以及分流後對大社區 235 戶公款與管理之雙贏影響評估。</w:t>
       </w:r>
     </w:p>
     <w:p>
@@ -3084,223 +452,116 @@
     </w:p>
     <w:p>
       <w:pPr>
-        <w:spacing w:before="120" w:after="40"/>
+        <w:spacing w:before="320" w:after="160"/>
       </w:pPr>
       <w:r>
         <w:rPr>
           <w:rFonts w:ascii="PingFang TC" w:hAnsi="PingFang TC"/>
           <w:b/>
           <w:color w:val="B8860B"/>
-          <w:sz w:val="21"/>
+          <w:sz w:val="32"/>
         </w:rPr>
-        <w:t>第伍章：常見疑慮溝通與爭議調處程序</w:t>
+        <w:t>第二章、法理分析與法規適用（Legal Doctrine）</w:t>
       </w:r>
     </w:p>
     <w:p>
       <w:pPr>
-        <w:spacing w:before="80" w:after="20"/>
+        <w:spacing w:before="240" w:after="80"/>
       </w:pPr>
       <w:r>
         <w:rPr>
           <w:rFonts w:ascii="PingFang TC" w:hAnsi="PingFang TC"/>
           <w:b/>
-          <w:color w:val="D4AF37"/>
-          <w:sz w:val="18"/>
+          <w:color w:val="1A1D20"/>
+          <w:sz w:val="26"/>
         </w:rPr>
-        <w:t>5.1 雙贏溝通效益與鄰里互信維護</w:t>
+        <w:t>2.1 《公寓大廈管理條例》第 53 條集居地區分流準用要件</w:t>
       </w:r>
     </w:p>
     <w:p>
       <w:pPr>
-        <w:spacing w:line="276" w:lineRule="auto" w:before="20" w:after="40"/>
+        <w:spacing w:line="336" w:lineRule="auto" w:after="120"/>
+        <w:ind w:firstLine="440"/>
       </w:pPr>
       <w:r>
         <w:rPr>
           <w:rFonts w:ascii="PingFang TC" w:hAnsi="PingFang TC"/>
-          <w:color w:val="1A1D20"/>
-          <w:sz w:val="17"/>
+          <w:color w:val="282C34"/>
+          <w:sz w:val="22"/>
         </w:rPr>
-        <w:t>本分割提案旨在落實「各適其所、權責相符」，不引發鄰里對立：</w:t>
+        <w:t>《公寓大廈管理條例》第 53 條明文規定：「多數各自獨立使用之建築物、公寓大廈，其共同設施之使用與管理具有整體不可分性之集居地區者，其管理及組織準用本條例之規定。」</w:t>
       </w:r>
     </w:p>
     <w:p>
       <w:pPr>
-        <w:spacing w:line="276" w:lineRule="auto" w:before="20" w:after="40"/>
+        <w:spacing w:line="336" w:lineRule="auto" w:after="120"/>
+        <w:ind w:firstLine="440"/>
       </w:pPr>
       <w:r>
         <w:rPr>
           <w:rFonts w:ascii="PingFang TC" w:hAnsi="PingFang TC"/>
-          <w:color w:val="1A1D20"/>
-          <w:sz w:val="17"/>
+          <w:color w:val="282C34"/>
+          <w:sz w:val="22"/>
         </w:rPr>
-        <w:t>1. 財務公款無損：A2 專單定存原本就獨立分戶列卷，返還不影響大社區原有逾 760 萬元公共基金之安全水位。</w:t>
+        <w:t>法理邏輯反面推論及司法實務見解（參照最高法院 92 年度台上字第 2314 號民事判決意旨）一致確立：集居社區合併準用本條例之前提，乃各棟建築物間「共同設施之使用與管理具有整體不可分性」。倘若其中特定分區，出入直接面臨公有既成道路，且水電排污、生活機電等共同設施完全隔離自立，實質上不具備不可分之共有依賴關係時，強行將其納入同一規約組織，反將侵害其私法財產權益。因此，A2 區 6 戶依法得主張實質分流，排除於原集居範圍之外。</w:t>
       </w:r>
     </w:p>
     <w:p>
       <w:pPr>
-        <w:spacing w:line="276" w:lineRule="auto" w:before="20" w:after="40"/>
-      </w:pPr>
-      <w:r>
-        <w:rPr>
-          <w:rFonts w:ascii="PingFang TC" w:hAnsi="PingFang TC"/>
-          <w:color w:val="1A1D20"/>
-          <w:sz w:val="17"/>
-        </w:rPr>
-        <w:t>2. 減輕物業負擔：物業服務團隊可專注於內部深處 235 戶透天聚落之保全防護與子母車管理，減少跨幹道巡檢之勞碌。</w:t>
-      </w:r>
-    </w:p>
-    <w:p>
-      <w:pPr>
-        <w:spacing w:before="80" w:after="20"/>
+        <w:spacing w:before="240" w:after="80"/>
       </w:pPr>
       <w:r>
         <w:rPr>
           <w:rFonts w:ascii="PingFang TC" w:hAnsi="PingFang TC"/>
           <w:b/>
-          <w:color w:val="D4AF37"/>
-          <w:sz w:val="18"/>
+          <w:color w:val="1A1D20"/>
+          <w:sz w:val="26"/>
         </w:rPr>
-        <w:t>5.2 主管機關爭議調處法定機制</w:t>
+        <w:t>2.2 《條例》第 59 條之 1 爭議事件調處程序之準司法效力</w:t>
       </w:r>
     </w:p>
     <w:p>
       <w:pPr>
-        <w:spacing w:line="276" w:lineRule="auto" w:before="20" w:after="40"/>
+        <w:spacing w:line="336" w:lineRule="auto" w:after="120"/>
+        <w:ind w:firstLine="440"/>
       </w:pPr>
       <w:r>
         <w:rPr>
           <w:rFonts w:ascii="PingFang TC" w:hAnsi="PingFang TC"/>
-          <w:color w:val="1A1D20"/>
-          <w:sz w:val="17"/>
+          <w:color w:val="282C34"/>
+          <w:sz w:val="22"/>
         </w:rPr>
-        <w:t>若程序推進遭遇溝通窒礙，依《公寓大廈管理條例》第 59 條之 1 規定，得檢具相關事證向「臺中市政府都市發展局（住宅發展工程處）」申請「公寓大廈爭議事件調處委員會」進行官方調處，透過行政輔導達成法制分流。</w:t>
+        <w:t>依據《公寓大廈管理條例》第 59 條之 1 規定，直轄市應設公寓大廈爭議事件調處委員會。A2 區 6 戶全體向「臺中市政府都市發展局（爭議調處委員會）」申請調處，一旦作成調處和解筆錄，具有民事確定判決之同一效力，主管機關區公所依法必須據以辦理管理範圍變更備查，無須再經 241 戶全體區權大會動員表決。</w:t>
       </w:r>
     </w:p>
     <w:p>
       <w:pPr>
-        <w:spacing w:before="80" w:after="20"/>
+        <w:spacing w:before="240" w:after="80"/>
       </w:pPr>
       <w:r>
         <w:rPr>
           <w:rFonts w:ascii="PingFang TC" w:hAnsi="PingFang TC"/>
           <w:b/>
-          <w:color w:val="D4AF37"/>
-          <w:sz w:val="18"/>
+          <w:color w:val="1A1D20"/>
+          <w:sz w:val="26"/>
         </w:rPr>
-        <w:t>5.3 貨櫃屋管理室產權稅籍釐清</w:t>
+        <w:t>2.3 《條例》第 31 條規約管理範圍變更程序</w:t>
       </w:r>
     </w:p>
     <w:p>
       <w:pPr>
-        <w:spacing w:line="276" w:lineRule="auto" w:before="20" w:after="40"/>
+        <w:spacing w:line="336" w:lineRule="auto" w:after="120"/>
+        <w:ind w:firstLine="440"/>
       </w:pPr>
       <w:r>
         <w:rPr>
           <w:rFonts w:ascii="PingFang TC" w:hAnsi="PingFang TC"/>
-          <w:color w:val="1A1D20"/>
-          <w:sz w:val="17"/>
+          <w:color w:val="282C34"/>
+          <w:sz w:val="22"/>
         </w:rPr>
-        <w:t>依管委會 8 月例會動議一，貨櫃屋管理室申辦房屋稅籍事宜，於大會通過分割案後，雙方於清算協議中明定產權與稅負責任全數歸屬剩餘 235 戶，大境 6 戶自核准生效日起不承擔任何連帶稅捐。</w:t>
+        <w:t>若循社區內部自律程序推動，則依《條例》第 31 條特別決議通過變更《住戶規約》第二條管理組織範圍（由 241 戶修正為 235 戶），以和平民主程序達成合意分流。</w:t>
       </w:r>
     </w:p>
-    <w:p>
-      <w:pPr>
-        <w:spacing w:before="120" w:after="40"/>
-      </w:pPr>
-      <w:r>
-        <w:rPr>
-          <w:rFonts w:ascii="PingFang TC" w:hAnsi="PingFang TC"/>
-          <w:b/>
-          <w:color w:val="B8860B"/>
-          <w:sz w:val="21"/>
-        </w:rPr>
-        <w:t>第陸章：法制化必備實體附件與契約範本庫</w:t>
-      </w:r>
-    </w:p>
-    <w:p>
-      <w:pPr>
-        <w:spacing w:before="80" w:after="20"/>
-      </w:pPr>
-      <w:r>
-        <w:rPr>
-          <w:rFonts w:ascii="PingFang TC" w:hAnsi="PingFang TC"/>
-          <w:b/>
-          <w:color w:val="D4AF37"/>
-          <w:sz w:val="18"/>
-        </w:rPr>
-        <w:t>【範本一】A2 富宇大境 6 戶區分所有權人獨立分割連署意向書</w:t>
-      </w:r>
-    </w:p>
-    <w:tbl>
-      <w:tblPr>
-        <w:tblW w:type="auto" w:w="0"/>
-        <w:jc w:val="center"/>
-        <w:tblLook w:firstColumn="1" w:firstRow="1" w:lastColumn="0" w:lastRow="0" w:noHBand="0" w:noVBand="1" w:val="04A0"/>
-      </w:tblPr>
-      <w:tblGrid>
-        <w:gridCol w:w="9866"/>
-      </w:tblGrid>
-      <w:tr>
-        <w:tc>
-          <w:tcPr>
-            <w:tcW w:type="dxa" w:w="9865"/>
-            <w:shd w:fill="FFFDF5"/>
-            <w:tcMar>
-              <w:top w:w="50" w:type="dxa"/>
-              <w:bottom w:w="50" w:type="dxa"/>
-              <w:left w:w="80" w:type="dxa"/>
-              <w:right w:w="80" w:type="dxa"/>
-            </w:tcMar>
-            <w:tcBorders>
-              <w:left w:val="single" w:sz="24" w:space="0" w:color="D4AF37"/>
-              <w:top w:val="none"/>
-              <w:right w:val="none"/>
-              <w:bottom w:val="none"/>
-            </w:tcBorders>
-          </w:tcPr>
-          <w:p>
-            <w:pPr>
-              <w:spacing w:line="276" w:lineRule="auto" w:after="0"/>
-            </w:pPr>
-            <w:r>
-              <w:rPr>
-                <w:rFonts w:ascii="PingFang TC" w:hAnsi="PingFang TC"/>
-                <w:b/>
-                <w:color w:val="B8860B"/>
-                <w:sz w:val="18"/>
-              </w:rPr>
-              <w:t>【法定連署書公文範本】</w:t>
-              <w:br/>
-            </w:r>
-            <w:r>
-              <w:rPr>
-                <w:rFonts w:ascii="PingFang TC" w:hAnsi="PingFang TC"/>
-                <w:color w:val="1A1D20"/>
-                <w:sz w:val="17"/>
-              </w:rPr>
-              <w:t>立連署意向書人係台中市沙鹿區「富宇大境（A2 區）」全體區分所有權人。緣於本區 6 戶透天別墅面臨龍社路公有計畫道路，人員車輛出入完全獨立；且生活垃圾均自行等候市府免費清潔隊清運，完全未使用富宇大地社區內部之收費子母車。為貫徹權責相符與管理分流，依據《公寓大廈管理條例》第 53 條、第 31 條規定，立連署書人一致申請自富宇大地管理範圍合意分割獨立，成立專屬之「富宇大境管理委員會」，並全權委託 廖倫豪 代表本區全體 6 戶辦理提案、協商與推進大會審議全般手續。</w:t>
-              <w:br/>
-              <w:br/>
-              <w:t>全體連署人名冊與簽章：</w:t>
-              <w:br/>
-              <w:t>1. 龍社路 593 號  區權人：_______________  身分證字號：____________  簽章：_________</w:t>
-              <w:br/>
-              <w:t>2. 龍社路 595 號  區權人：_______________  身分證字號：____________  簽章：_________</w:t>
-              <w:br/>
-              <w:t>3. 龍社路 597 號  區權人：_______________  身分證字號：____________  簽章：_________</w:t>
-              <w:br/>
-              <w:t>4. 龍社路 599 號  區權人：_______________  身分證字號：____________  簽章：_________</w:t>
-              <w:br/>
-              <w:t>5. 龍社路 601 號  區權人：_______________  身分證字號：____________  簽章：_________</w:t>
-              <w:br/>
-              <w:t>6. 龍社路 603 號  區權人：_______________  身分證字號：____________  簽章：_________</w:t>
-              <w:br/>
-              <w:t>中華民國 115 年 _____ 月 _____ 日</w:t>
-            </w:r>
-          </w:p>
-        </w:tc>
-      </w:tr>
-    </w:tbl>
     <w:p>
       <w:r>
         <w:br w:type="page"/>
@@ -3308,180 +569,433 @@
     </w:p>
     <w:p>
       <w:pPr>
-        <w:spacing w:before="80" w:after="20"/>
+        <w:spacing w:before="320" w:after="160"/>
       </w:pPr>
       <w:r>
         <w:rPr>
           <w:rFonts w:ascii="PingFang TC" w:hAnsi="PingFang TC"/>
           <w:b/>
-          <w:color w:val="D4AF37"/>
-          <w:sz w:val="18"/>
+          <w:color w:val="B8860B"/>
+          <w:sz w:val="32"/>
         </w:rPr>
-        <w:t>【範本二】富宇大地 vs 富宇大境 專案款項均分返還與管理分流協議書（草案）</w:t>
+        <w:t>第三章、物理機能與生活網絡實證調查</w:t>
       </w:r>
     </w:p>
-    <w:tbl>
-      <w:tblPr>
-        <w:tblW w:type="auto" w:w="0"/>
-        <w:jc w:val="center"/>
-        <w:tblLook w:firstColumn="1" w:firstRow="1" w:lastColumn="0" w:lastRow="0" w:noHBand="0" w:noVBand="1" w:val="04A0"/>
-      </w:tblPr>
-      <w:tblGrid>
-        <w:gridCol w:w="9866"/>
-      </w:tblGrid>
-      <w:tr>
-        <w:tc>
-          <w:tcPr>
-            <w:tcW w:type="dxa" w:w="9865"/>
-            <w:shd w:fill="FFFDF5"/>
-            <w:tcMar>
-              <w:top w:w="50" w:type="dxa"/>
-              <w:bottom w:w="50" w:type="dxa"/>
-              <w:left w:w="80" w:type="dxa"/>
-              <w:right w:w="80" w:type="dxa"/>
-            </w:tcMar>
-            <w:tcBorders>
-              <w:left w:val="single" w:sz="24" w:space="0" w:color="D4AF37"/>
-              <w:top w:val="none"/>
-              <w:right w:val="none"/>
-              <w:bottom w:val="none"/>
-            </w:tcBorders>
-          </w:tcPr>
-          <w:p>
-            <w:pPr>
-              <w:spacing w:line="276" w:lineRule="auto" w:after="0"/>
-            </w:pPr>
-            <w:r>
-              <w:rPr>
-                <w:rFonts w:ascii="PingFang TC" w:hAnsi="PingFang TC"/>
-                <w:b/>
-                <w:color w:val="B8860B"/>
-                <w:sz w:val="18"/>
-              </w:rPr>
-              <w:t>【資產清算協議書契約全文】</w:t>
-              <w:br/>
-            </w:r>
-            <w:r>
-              <w:rPr>
-                <w:rFonts w:ascii="PingFang TC" w:hAnsi="PingFang TC"/>
-                <w:color w:val="1A1D20"/>
-                <w:sz w:val="17"/>
-              </w:rPr>
-              <w:t>立協議書人：</w:t>
-              <w:br/>
-              <w:t>甲方：富宇大地社區管理委員會（法定代表人：主任委員）</w:t>
-              <w:br/>
-              <w:t>乙方：富宇大境（A2 區・6 戶）全體區分所有權人（代表人：廖倫豪）</w:t>
-              <w:br/>
-              <w:br/>
-              <w:t>緣乙方（富宇大境 6 戶）業經主管機關調處成立（或富宇大地全體區分所有權人會議特別決議通過），合意自甲方管理組織範圍分流退出，回歸自用獨立透天住宅生活，不另成立管理委員會。雙方本於誠信互惠原則訂立本協議書，條款如下：</w:t>
-              <w:br/>
-              <w:br/>
-              <w:t>第一條（定存專單均分退還）：甲方保管於新光銀行沙鹿分行之「A2 大境定存專單」（本金新台幣 220,231 元整及截至移交日止之孳息），甲方同意於主管機關核准備查後 15 日內，解約並按 6 戶戶數全額均分匯退至乙方 6 戶區權人個人帳戶（每戶退還約 NT$ 36,705 元）。</w:t>
-              <w:br/>
-              <w:t>第二條（交屋基金全額返還）：起造人富宇建設交付之管理基金，甲方同意按乙方 6 戶預繳份額，專案核實撥還新台幣 60,000 元整，均分匯退至乙方 6 戶區權人個人帳戶（每戶退還 NT$ 10,000 元，合計每戶退回約 NT$ 47,455 元現金）。</w:t>
-              <w:br/>
-              <w:t>第三條（公設權益割離與生活自理）：乙方自分割生效日起，生活廢棄物自行等候市府公有垃圾車清運，自願放棄使用甲方內部之垃圾子母車及貨櫃屋管理室，亦不再分攤甲方內部之清潔維護費用；乙方回歸獨立透天自律生活，不另設管委會。</w:t>
-              <w:br/>
-              <w:t>第四條（水電排污獨立與終生免繳管理費）：乙方各戶自來水、用電、排污設施各自獨立立戶自理。分流生效之次月 1 日起，乙方正式終止繳納甲方每月管理費，甲方所簽訂之外包服務合約與乙方無涉，乙方不負連帶責任。</w:t>
-              <w:br/>
-              <w:t>第五條（協議生效要件）：本協議書經雙方代表人簽章用印，並經主管機關核准管理組織範圍變更報備後正式生效。</w:t>
-              <w:br/>
-              <w:br/>
-              <w:t>甲方：富宇大地社區管理委員會    主任委員簽章：__________________</w:t>
-              <w:br/>
-              <w:t>乙方：富宇大境（A2 區・6 戶）全體區分所有權人  代表人簽章：廖倫豪</w:t>
-              <w:br/>
-              <w:t>中華民國 115 年 _____ 月 _____ 日</w:t>
-            </w:r>
-          </w:p>
-        </w:tc>
-      </w:tr>
-    </w:tbl>
+    <w:p>
+      <w:pPr>
+        <w:spacing w:before="240" w:after="80"/>
+      </w:pPr>
+      <w:r>
+        <w:rPr>
+          <w:rFonts w:ascii="PingFang TC" w:hAnsi="PingFang TC"/>
+          <w:b/>
+          <w:color w:val="1A1D20"/>
+          <w:sz w:val="26"/>
+        </w:rPr>
+        <w:t>3.1 基地坐落與道路交通出入動線（零通行依賴）</w:t>
+      </w:r>
+    </w:p>
+    <w:p>
+      <w:pPr>
+        <w:spacing w:line="336" w:lineRule="auto" w:after="120"/>
+        <w:ind w:firstLine="440"/>
+      </w:pPr>
+      <w:r>
+        <w:rPr>
+          <w:rFonts w:ascii="PingFang TC" w:hAnsi="PingFang TC"/>
+          <w:color w:val="282C34"/>
+          <w:sz w:val="22"/>
+        </w:rPr>
+        <w:t>A2 大境 6 戶別墅基地北側直接臨接台中市公有計畫道路「龍社路」，門前路幅開闊，住戶進出直接銜接外部交通路網，完全不須行經富宇大地內部私設巷道（如 638 巷、642 巷、646 巷等），客觀上無袋地爭議。</w:t>
+      </w:r>
+    </w:p>
+    <w:p>
+      <w:pPr>
+        <w:spacing w:before="240" w:after="80"/>
+      </w:pPr>
+      <w:r>
+        <w:rPr>
+          <w:rFonts w:ascii="PingFang TC" w:hAnsi="PingFang TC"/>
+          <w:b/>
+          <w:color w:val="1A1D20"/>
+          <w:sz w:val="26"/>
+        </w:rPr>
+        <w:t>3.2 水電與排污機電設施之完全物理獨立性</w:t>
+      </w:r>
+    </w:p>
+    <w:p>
+      <w:pPr>
+        <w:spacing w:line="336" w:lineRule="auto" w:after="120"/>
+        <w:ind w:firstLine="440"/>
+      </w:pPr>
+      <w:r>
+        <w:rPr>
+          <w:rFonts w:ascii="PingFang TC" w:hAnsi="PingFang TC"/>
+          <w:color w:val="282C34"/>
+          <w:sz w:val="22"/>
+        </w:rPr>
+        <w:t>經勘查建物管線峻工圖說確認：6 戶自來水直接引自龍社路幹管，獨立受水表；各戶配置獨立台電電表；化糞池與生活排水直接銜接龍社路公共排水暗渠，未接入大社區內部任何共同中繼機電設備。證明 A2 區在建築技術維度上完全自足。</w:t>
+      </w:r>
+    </w:p>
+    <w:p>
+      <w:pPr>
+        <w:spacing w:before="240" w:after="80"/>
+      </w:pPr>
+      <w:r>
+        <w:rPr>
+          <w:rFonts w:ascii="PingFang TC" w:hAnsi="PingFang TC"/>
+          <w:b/>
+          <w:color w:val="1A1D20"/>
+          <w:sz w:val="26"/>
+        </w:rPr>
+        <w:t>3.3 生活廢棄物處理機制之實質分流現況</w:t>
+      </w:r>
+    </w:p>
+    <w:p>
+      <w:pPr>
+        <w:spacing w:line="336" w:lineRule="auto" w:after="120"/>
+        <w:ind w:firstLine="440"/>
+      </w:pPr>
+      <w:r>
+        <w:rPr>
+          <w:rFonts w:ascii="PingFang TC" w:hAnsi="PingFang TC"/>
+          <w:color w:val="282C34"/>
+          <w:sz w:val="22"/>
+        </w:rPr>
+        <w:t>A2 大境 6 戶日常均於門前龍社路等候台中市環保局公有垃圾車定時定點免費清運，自始即未進入大社區內部丟棄垃圾。全體住戶已正式出具切結書，自願放棄內部子母車使用權，生活垃圾完全自理。</w:t>
+      </w:r>
+    </w:p>
+    <w:p>
+      <w:r>
+        <w:br w:type="page"/>
+      </w:r>
+    </w:p>
+    <w:p>
+      <w:pPr>
+        <w:spacing w:before="320" w:after="160"/>
+      </w:pPr>
+      <w:r>
+        <w:rPr>
+          <w:rFonts w:ascii="PingFang TC" w:hAnsi="PingFang TC"/>
+          <w:b/>
+          <w:color w:val="B8860B"/>
+          <w:sz w:val="32"/>
+        </w:rPr>
+        <w:t>第四章、財務審計分析與專案資產清算模型</w:t>
+      </w:r>
+    </w:p>
+    <w:p>
+      <w:pPr>
+        <w:spacing w:before="240" w:after="80"/>
+      </w:pPr>
+      <w:r>
+        <w:rPr>
+          <w:rFonts w:ascii="PingFang TC" w:hAnsi="PingFang TC"/>
+          <w:b/>
+          <w:color w:val="1A1D20"/>
+          <w:sz w:val="26"/>
+        </w:rPr>
+        <w:t>4.1 富宇大地官方財務報表穿透審查</w:t>
+      </w:r>
+    </w:p>
+    <w:p>
+      <w:pPr>
+        <w:spacing w:line="336" w:lineRule="auto" w:after="120"/>
+        <w:ind w:firstLine="440"/>
+      </w:pPr>
+      <w:r>
+        <w:rPr>
+          <w:rFonts w:ascii="PingFang TC" w:hAnsi="PingFang TC"/>
+          <w:color w:val="282C34"/>
+          <w:sz w:val="22"/>
+        </w:rPr>
+        <w:t>依據富宇大地管委會 115 年 5 月 6 日例會議題四官方決議及 9 月份財務清冊，新光銀行沙鹿分行之定存中，第 2 筆明確載明存單抬頭為「A2 大境區定存，本金金額新台幣 220,231 元整」，自始即與悠境、澄境分開立卷保管，產權憑證界限清晰。</w:t>
+      </w:r>
+    </w:p>
+    <w:p>
+      <w:pPr>
+        <w:spacing w:before="240" w:after="80"/>
+      </w:pPr>
+      <w:r>
+        <w:rPr>
+          <w:rFonts w:ascii="PingFang TC" w:hAnsi="PingFang TC"/>
+          <w:b/>
+          <w:color w:val="1A1D20"/>
+          <w:sz w:val="26"/>
+        </w:rPr>
+        <w:t>4.2 專案移交資產規模審計核算</w:t>
+      </w:r>
+    </w:p>
+    <w:p>
+      <w:pPr>
+        <w:spacing w:line="336" w:lineRule="auto" w:after="120"/>
+        <w:ind w:firstLine="440"/>
+      </w:pPr>
+      <w:r>
+        <w:rPr>
+          <w:rFonts w:ascii="PingFang TC" w:hAnsi="PingFang TC"/>
+          <w:color w:val="282C34"/>
+          <w:sz w:val="22"/>
+        </w:rPr>
+        <w:t>屬 A2 區 6 戶專款之資產規模如下：新光銀行 A2 定存單本金 NT$ 220,231 元整；起造人交屋管理基金 6 戶份額 NT$ 60,000 元整；專案資產合計總額為 NT$ 284,731 元。</w:t>
+      </w:r>
+    </w:p>
+    <w:p>
+      <w:pPr>
+        <w:spacing w:before="240" w:after="80"/>
+      </w:pPr>
+      <w:r>
+        <w:rPr>
+          <w:rFonts w:ascii="PingFang TC" w:hAnsi="PingFang TC"/>
+          <w:b/>
+          <w:color w:val="1A1D20"/>
+          <w:sz w:val="26"/>
+        </w:rPr>
+        <w:t>4.3 財務分流對大社區 235 戶之影響實證評估</w:t>
+      </w:r>
+    </w:p>
+    <w:p>
+      <w:pPr>
+        <w:spacing w:line="336" w:lineRule="auto" w:after="120"/>
+        <w:ind w:firstLine="440"/>
+      </w:pPr>
+      <w:r>
+        <w:rPr>
+          <w:rFonts w:ascii="PingFang TC" w:hAnsi="PingFang TC"/>
+          <w:color w:val="282C34"/>
+          <w:sz w:val="22"/>
+        </w:rPr>
+        <w:t>A2 區 6 戶每月繳納管理費 $6,000 元，扣除垃圾清運分攤（約 $1,195）與物業經理人事支出（約 $1,751）及外側維護成本後所剩無幾。分流後管委會免除外側維護人力，且 A2 專款原單專案歸位，大社區數百萬元營運資金分毫未損，全體 235 戶之管理費絕無因分流而調漲之虞。</w:t>
+      </w:r>
+    </w:p>
+    <w:p>
+      <w:r>
+        <w:br w:type="page"/>
+      </w:r>
+    </w:p>
+    <w:p>
+      <w:pPr>
+        <w:spacing w:before="320" w:after="160"/>
+      </w:pPr>
+      <w:r>
+        <w:rPr>
+          <w:rFonts w:ascii="PingFang TC" w:hAnsi="PingFang TC"/>
+          <w:b/>
+          <w:color w:val="B8860B"/>
+          <w:sz w:val="32"/>
+        </w:rPr>
+        <w:t>第五章、大社區雙贏效益與行政風險評估</w:t>
+      </w:r>
+    </w:p>
+    <w:p>
+      <w:pPr>
+        <w:spacing w:line="336" w:lineRule="auto" w:after="120"/>
+        <w:ind w:firstLine="440"/>
+      </w:pPr>
+      <w:r>
+        <w:rPr>
+          <w:rFonts w:ascii="PingFang TC" w:hAnsi="PingFang TC"/>
+          <w:color w:val="282C34"/>
+          <w:sz w:val="22"/>
+        </w:rPr>
+        <w:t>1. 管理責任集中單純化：物業人員免除跨越大馬路巡查之風險，管理動線收縮至封閉式巷道內部，管委會免除外側道路公共安全責任；</w:t>
+      </w:r>
+    </w:p>
+    <w:p>
+      <w:pPr>
+        <w:spacing w:line="336" w:lineRule="auto" w:after="120"/>
+        <w:ind w:firstLine="440"/>
+      </w:pPr>
+      <w:r>
+        <w:rPr>
+          <w:rFonts w:ascii="PingFang TC" w:hAnsi="PingFang TC"/>
+          <w:color w:val="282C34"/>
+          <w:sz w:val="22"/>
+        </w:rPr>
+        <w:t>2. 公設資源全數回饋留用：內部收費子母車容量與清潔維護資源 100% 留給內部 235 戶享用，緩解垃圾超載壓力；</w:t>
+      </w:r>
+    </w:p>
+    <w:p>
+      <w:pPr>
+        <w:spacing w:line="336" w:lineRule="auto" w:after="120"/>
+        <w:ind w:firstLine="440"/>
+      </w:pPr>
+      <w:r>
+        <w:rPr>
+          <w:rFonts w:ascii="PingFang TC" w:hAnsi="PingFang TC"/>
+          <w:color w:val="282C34"/>
+          <w:sz w:val="22"/>
+        </w:rPr>
+        <w:t>3. 消弭長治久安之制度隱患：消除外側透天未享用公設卻分攤費用的不平等矛盾，建立和諧鄰里典範。</w:t>
+      </w:r>
+    </w:p>
+    <w:p>
+      <w:pPr>
+        <w:spacing w:before="320" w:after="160"/>
+      </w:pPr>
+      <w:r>
+        <w:rPr>
+          <w:rFonts w:ascii="PingFang TC" w:hAnsi="PingFang TC"/>
+          <w:b/>
+          <w:color w:val="B8860B"/>
+          <w:sz w:val="32"/>
+        </w:rPr>
+        <w:t>第六章、推動路徑與實施標準作業程序（SOP）</w:t>
+      </w:r>
+    </w:p>
+    <w:p>
+      <w:pPr>
+        <w:spacing w:line="336" w:lineRule="auto" w:after="120"/>
+        <w:ind w:firstLine="440"/>
+      </w:pPr>
+      <w:r>
+        <w:rPr>
+          <w:rFonts w:ascii="PingFang TC" w:hAnsi="PingFang TC"/>
+          <w:color w:val="282C34"/>
+          <w:sz w:val="22"/>
+        </w:rPr>
+        <w:t>規劃五大標準實施階段：【階段一：內部共識凝聚】➔【階段二：正式提案協商】➔【階段三：市府調處或大會決議】➔【階段四：主管機關變更報備】➔【階段五：專案款項結算生效】。</w:t>
+      </w:r>
+    </w:p>
+    <w:p>
+      <w:pPr>
+        <w:spacing w:before="320" w:after="160"/>
+      </w:pPr>
+      <w:r>
+        <w:rPr>
+          <w:rFonts w:ascii="PingFang TC" w:hAnsi="PingFang TC"/>
+          <w:b/>
+          <w:color w:val="B8860B"/>
+          <w:sz w:val="32"/>
+        </w:rPr>
+        <w:t>第七章、結論與建議（Conclusions）</w:t>
+      </w:r>
+    </w:p>
+    <w:p>
+      <w:pPr>
+        <w:spacing w:line="336" w:lineRule="auto" w:after="120"/>
+        <w:ind w:firstLine="440"/>
+      </w:pPr>
+      <w:r>
+        <w:rPr>
+          <w:rFonts w:ascii="PingFang TC" w:hAnsi="PingFang TC"/>
+          <w:color w:val="282C34"/>
+          <w:sz w:val="22"/>
+        </w:rPr>
+        <w:t>富宇大境（A2 區）獨立分流完全具備法令適法性、機能自足性與財務公平性。建請雙方秉持理性自治精神，透過臺中市政府爭議調處機制（或區權大會特別決議）和平確立分流規範，共創富宇大地全區之長治久安。</w:t>
+      </w:r>
+    </w:p>
+    <w:p>
+      <w:r>
+        <w:br w:type="page"/>
+      </w:r>
+    </w:p>
+    <w:p>
+      <w:pPr>
+        <w:spacing w:before="320" w:after="160"/>
+      </w:pPr>
+      <w:r>
+        <w:rPr>
+          <w:rFonts w:ascii="PingFang TC" w:hAnsi="PingFang TC"/>
+          <w:b/>
+          <w:color w:val="B8860B"/>
+          <w:sz w:val="32"/>
+        </w:rPr>
+        <w:t>附錄、管理分流與資產移交協議書（草案）</w:t>
+      </w:r>
+    </w:p>
+    <w:p>
+      <w:pPr>
+        <w:spacing w:line="336" w:lineRule="auto" w:after="120"/>
+        <w:ind w:firstLine="440"/>
+      </w:pPr>
+      <w:r>
+        <w:rPr>
+          <w:rFonts w:ascii="PingFang TC" w:hAnsi="PingFang TC"/>
+          <w:color w:val="282C34"/>
+          <w:sz w:val="22"/>
+        </w:rPr>
+        <w:t>立協議書人：甲方：富宇大地社區管理委員會 ｜ 乙方：富宇大境（A2 區・6 戶）全體區分所有權人（代表人：廖倫豪 博士）。</w:t>
+      </w:r>
+    </w:p>
+    <w:p>
+      <w:pPr>
+        <w:spacing w:line="336" w:lineRule="auto" w:after="120"/>
+        <w:ind w:firstLine="440"/>
+      </w:pPr>
+      <w:r>
+        <w:rPr>
+          <w:rFonts w:ascii="PingFang TC" w:hAnsi="PingFang TC"/>
+          <w:color w:val="282C34"/>
+          <w:sz w:val="22"/>
+        </w:rPr>
+        <w:t>第一條（定存專單移交結算）：甲方保管之「A2 大境定存專單」（本金 NT$ 220,231 元及孳息），於核准備查後 15 日內解約並均分匯退至乙方 6 戶區權人個人帳戶。</w:t>
+      </w:r>
+    </w:p>
+    <w:p>
+      <w:pPr>
+        <w:spacing w:line="336" w:lineRule="auto" w:after="120"/>
+        <w:ind w:firstLine="440"/>
+      </w:pPr>
+      <w:r>
+        <w:rPr>
+          <w:rFonts w:ascii="PingFang TC" w:hAnsi="PingFang TC"/>
+          <w:color w:val="282C34"/>
+          <w:sz w:val="22"/>
+        </w:rPr>
+        <w:t>第二條（交屋基金全額返還）：起造人富宇建設交付之管理基金，甲方同意專案核實撥還 NT$ 60,000 元整，均分匯退至乙方 6 戶區權人個人帳戶（每戶退還 NT$ 10,000 元整）。</w:t>
+      </w:r>
+    </w:p>
+    <w:p>
+      <w:pPr>
+        <w:spacing w:line="336" w:lineRule="auto" w:after="120"/>
+        <w:ind w:firstLine="440"/>
+      </w:pPr>
+      <w:r>
+        <w:rPr>
+          <w:rFonts w:ascii="PingFang TC" w:hAnsi="PingFang TC"/>
+          <w:color w:val="282C34"/>
+          <w:sz w:val="22"/>
+        </w:rPr>
+        <w:t>第三條（公設權益割離與生活自理）：乙方生活廢棄物自行等候市府公有清潔隊清運，自願放棄使用甲方內部之收費垃圾子母車；回歸獨立透天自律生活，不另設管委會。</w:t>
+      </w:r>
+    </w:p>
+    <w:p>
+      <w:pPr>
+        <w:spacing w:line="336" w:lineRule="auto" w:after="120"/>
+        <w:ind w:firstLine="440"/>
+      </w:pPr>
+      <w:r>
+        <w:rPr>
+          <w:rFonts w:ascii="PingFang TC" w:hAnsi="PingFang TC"/>
+          <w:color w:val="282C34"/>
+          <w:sz w:val="22"/>
+        </w:rPr>
+        <w:t>第四條（水電排污獨立與終生免繳管理費）：乙方各戶自來水、用電、排污設施各自獨立立戶自理。分流生效之次月 1 日起終止繳納甲方管理費，外包合約與乙方無涉。</w:t>
+      </w:r>
+    </w:p>
+    <w:p>
+      <w:pPr>
+        <w:spacing w:line="336" w:lineRule="auto" w:after="120"/>
+        <w:ind w:firstLine="440"/>
+      </w:pPr>
+      <w:r>
+        <w:rPr>
+          <w:rFonts w:ascii="PingFang TC" w:hAnsi="PingFang TC"/>
+          <w:color w:val="282C34"/>
+          <w:sz w:val="22"/>
+        </w:rPr>
+        <w:t>第五條（協議生效要件）：本協議書經雙方代表人簽章用印，並經主管機關核准管理組織範圍變更報備後正式生效。</w:t>
+      </w:r>
+    </w:p>
     <w:sectPr>
-      <w:headerReference w:type="default" r:id="rId9"/>
-      <w:footerReference w:type="default" r:id="rId10"/>
-      <w:pgSz w:w="11906" w:h="16838"/>
-      <w:pgMar w:top="794" w:right="1020" w:bottom="794" w:left="1020" w:header="720" w:footer="720" w:gutter="0"/>
+      <w:pgSz w:w="12240" w:h="15840"/>
+      <w:pgMar w:top="1247" w:right="1361" w:bottom="1247" w:left="1361" w:header="720" w:footer="720" w:gutter="0"/>
       <w:cols w:space="720"/>
       <w:docGrid w:linePitch="360"/>
     </w:sectPr>
   </w:body>
 </w:document>
-</file>
-
-<file path=word/footer1.xml><?xml version="1.0" encoding="utf-8"?>
-<w:ftr xmlns:m="http://schemas.openxmlformats.org/officeDocument/2006/math" xmlns:mc="http://schemas.openxmlformats.org/markup-compatibility/2006" xmlns:mo="http://schemas.microsoft.com/office/mac/office/2008/main" xmlns:mv="urn:schemas-microsoft-com:mac:vml" xmlns:o="urn:schemas-microsoft-com:office:office" xmlns:r="http://schemas.openxmlformats.org/officeDocument/2006/relationships" xmlns:v="urn:schemas-microsoft-com:vml" xmlns:w10="urn:schemas-microsoft-com:office:word" xmlns:w14="http://schemas.microsoft.com/office/word/2010/wordml" xmlns:w="http://schemas.openxmlformats.org/wordprocessingml/2006/main" xmlns:wne="http://schemas.microsoft.com/office/word/2006/wordml" xmlns:wp14="http://schemas.microsoft.com/office/word/2010/wordprocessingDrawing" xmlns:wp="http://schemas.openxmlformats.org/drawingml/2006/wordprocessingDrawing" xmlns:wpc="http://schemas.microsoft.com/office/word/2010/wordprocessingCanvas" xmlns:wpg="http://schemas.microsoft.com/office/word/2010/wordprocessingGroup" xmlns:wpi="http://schemas.microsoft.com/office/word/2010/wordprocessingInk" xmlns:wps="http://schemas.microsoft.com/office/word/2010/wordprocessingShape" mc:Ignorable="w14 wp14">
-  <w:p>
-    <w:pPr>
-      <w:pStyle w:val="Footer"/>
-      <w:jc w:val="center"/>
-    </w:pPr>
-    <w:r>
-      <w:rPr>
-        <w:rFonts w:ascii="PingFang TC" w:hAnsi="PingFang TC"/>
-        <w:color w:val="8C8273"/>
-        <w:sz w:val="17"/>
-      </w:rPr>
-      <w:t xml:space="preserve">報告人：廖倫豪  ｜  第 </w:t>
-    </w:r>
-    <w:fldSimple w:instr="PAGE">
-      <w:r>
-        <w:rPr>
-          <w:rFonts w:ascii="PingFang TC" w:eastAsia="PingFang TC"/>
-          <w:sz w:val="17"/>
-          <w:color w:val="8C8273"/>
-        </w:rPr>
-        <w:t>1</w:t>
-      </w:r>
-    </w:fldSimple>
-    <w:r>
-      <w:rPr>
-        <w:rFonts w:ascii="PingFang TC" w:hAnsi="PingFang TC"/>
-        <w:color w:val="8C8273"/>
-        <w:sz w:val="17"/>
-      </w:rPr>
-      <w:t xml:space="preserve"> 頁  /  共 </w:t>
-    </w:r>
-    <w:fldSimple w:instr="NUMPAGES">
-      <w:r>
-        <w:rPr>
-          <w:rFonts w:ascii="PingFang TC" w:eastAsia="PingFang TC"/>
-          <w:sz w:val="17"/>
-          <w:color w:val="8C8273"/>
-        </w:rPr>
-        <w:t>7</w:t>
-      </w:r>
-    </w:fldSimple>
-    <w:r>
-      <w:rPr>
-        <w:rFonts w:ascii="PingFang TC" w:hAnsi="PingFang TC"/>
-        <w:color w:val="8C8273"/>
-        <w:sz w:val="17"/>
-      </w:rPr>
-      <w:t xml:space="preserve"> 頁</w:t>
-    </w:r>
-  </w:p>
-</w:ftr>
-</file>
-
-<file path=word/header1.xml><?xml version="1.0" encoding="utf-8"?>
-<w:hdr xmlns:m="http://schemas.openxmlformats.org/officeDocument/2006/math" xmlns:mc="http://schemas.openxmlformats.org/markup-compatibility/2006" xmlns:mo="http://schemas.microsoft.com/office/mac/office/2008/main" xmlns:mv="urn:schemas-microsoft-com:mac:vml" xmlns:o="urn:schemas-microsoft-com:office:office" xmlns:r="http://schemas.openxmlformats.org/officeDocument/2006/relationships" xmlns:v="urn:schemas-microsoft-com:vml" xmlns:w10="urn:schemas-microsoft-com:office:word" xmlns:w14="http://schemas.microsoft.com/office/word/2010/wordml" xmlns:w="http://schemas.openxmlformats.org/wordprocessingml/2006/main" xmlns:wne="http://schemas.microsoft.com/office/word/2006/wordml" xmlns:wp14="http://schemas.microsoft.com/office/word/2010/wordprocessingDrawing" xmlns:wp="http://schemas.openxmlformats.org/drawingml/2006/wordprocessingDrawing" xmlns:wpc="http://schemas.microsoft.com/office/word/2010/wordprocessingCanvas" xmlns:wpg="http://schemas.microsoft.com/office/word/2010/wordprocessingGroup" xmlns:wpi="http://schemas.microsoft.com/office/word/2010/wordprocessingInk" xmlns:wps="http://schemas.microsoft.com/office/word/2010/wordprocessingShape" mc:Ignorable="w14 wp14">
-  <w:p>
-    <w:pPr>
-      <w:pStyle w:val="Header"/>
-      <w:jc w:val="right"/>
-    </w:pPr>
-    <w:r>
-      <w:rPr>
-        <w:rFonts w:ascii="PingFang TC" w:hAnsi="PingFang TC"/>
-        <w:color w:val="8C8273"/>
-        <w:sz w:val="16"/>
-      </w:rPr>
-      <w:t>附件一：法定獨立分割可行性研究報告書 ｜ 專案編號：FY-SPLIT-2026-A2</w:t>
-    </w:r>
-  </w:p>
-</w:hdr>
 </file>
 
 <file path=word/numbering.xml><?xml version="1.0" encoding="utf-8"?>
